--- a/output/tables/COAD/table1_MS4A1.docx
+++ b/output/tables/COAD/table1_MS4A1.docx
@@ -20270,2246 +20270,6 @@
       </w:tr>
       <w:tr>
         <w:trPr>
-          <w:trHeight w:val="560" w:hRule="auto"/>
-        </w:trPr>
-        <w:tc>
-          <w:tcPr>
-            <w:tcBorders>
-              <w:bottom w:val="none" w:sz="0" w:space="0" w:color="000000"/>
-              <w:top w:val="none" w:sz="0" w:space="0" w:color="000000"/>
-              <w:left w:val="none" w:sz="0" w:space="0" w:color="000000"/>
-              <w:right w:val="none" w:sz="0" w:space="0" w:color="000000"/>
-            </w:tcBorders>
-            <w:shd w:val="clear" w:color="auto" w:fill="FFFFFF"/>
-            <w:tcMar>
-              <w:top w:w="0" w:type="dxa"/>
-              <w:bottom w:w="0" w:type="dxa"/>
-              <w:left w:w="0" w:type="dxa"/>
-              <w:right w:w="0" w:type="dxa"/>
-            </w:tcMar>
-            <w:vAlign w:val="top"/>
-          </w:tcPr>
-          <w:p>
-            <w:pPr>
-              <w:pStyle w:val="Normal"/>
-              <w:jc w:val="left"/>
-              <w:pBdr>
-                <w:bottom w:val="none" w:sz="0" w:space="0" w:color="000000"/>
-                <w:top w:val="none" w:sz="0" w:space="0" w:color="000000"/>
-                <w:left w:val="none" w:sz="0" w:space="0" w:color="000000"/>
-                <w:right w:val="none" w:sz="0" w:space="0" w:color="000000"/>
-              </w:pBdr>
-              <w:spacing w:after="100" w:before="100" w:line="240"/>
-              <w:ind w:left="300" w:right="100" w:firstLine="0" w:firstLineChars="0"/>
-              <w:rPr>
-                <w:rFonts w:ascii="Times New Roman" w:hAnsi="Times New Roman" w:eastAsia="Times New Roman" w:cs="Times New Roman"/>
-                <w:i w:val="false"/>
-                <w:b w:val="false"/>
-                <w:u w:val="none"/>
-                <w:strike w:val="false"/>
-                <w:sz w:val="18"/>
-                <w:szCs w:val="18"/>
-                <w:color w:val="000000"/>
-              </w:rPr>
-            </w:pPr>
-            <w:r>
-              <w:rPr>
-                <w:rFonts w:ascii="Times New Roman" w:hAnsi="Times New Roman" w:eastAsia="Times New Roman" w:cs="Times New Roman"/>
-                <w:i w:val="false"/>
-                <w:b w:val="false"/>
-                <w:u w:val="none"/>
-                <w:strike w:val="false"/>
-                <w:sz w:val="18"/>
-                <w:szCs w:val="18"/>
-                <w:color w:val="000000"/>
-              </w:rPr>
-              <w:t xml:space="preserve">Missing</w:t>
-            </w:r>
-          </w:p>
-        </w:tc>
-        <w:tc>
-          <w:tcPr>
-            <w:tcBorders>
-              <w:bottom w:val="none" w:sz="0" w:space="0" w:color="000000"/>
-              <w:top w:val="none" w:sz="0" w:space="0" w:color="000000"/>
-              <w:left w:val="none" w:sz="0" w:space="0" w:color="000000"/>
-              <w:right w:val="none" w:sz="0" w:space="0" w:color="000000"/>
-            </w:tcBorders>
-            <w:shd w:val="clear" w:color="auto" w:fill="FFFFFF"/>
-            <w:tcMar>
-              <w:top w:w="0" w:type="dxa"/>
-              <w:bottom w:w="0" w:type="dxa"/>
-              <w:left w:w="0" w:type="dxa"/>
-              <w:right w:w="0" w:type="dxa"/>
-            </w:tcMar>
-            <w:vAlign w:val="top"/>
-          </w:tcPr>
-          <w:p>
-            <w:pPr>
-              <w:pStyle w:val="Normal"/>
-              <w:jc w:val="center"/>
-              <w:pBdr>
-                <w:bottom w:val="none" w:sz="0" w:space="0" w:color="000000"/>
-                <w:top w:val="none" w:sz="0" w:space="0" w:color="000000"/>
-                <w:left w:val="none" w:sz="0" w:space="0" w:color="000000"/>
-                <w:right w:val="none" w:sz="0" w:space="0" w:color="000000"/>
-              </w:pBdr>
-              <w:spacing w:after="100" w:before="100" w:line="240"/>
-              <w:ind w:left="100" w:right="100" w:firstLine="0" w:firstLineChars="0"/>
-              <w:rPr>
-                <w:rFonts w:ascii="Times New Roman" w:hAnsi="Times New Roman" w:eastAsia="Times New Roman" w:cs="Times New Roman"/>
-                <w:i w:val="false"/>
-                <w:b w:val="false"/>
-                <w:u w:val="none"/>
-                <w:strike w:val="false"/>
-                <w:sz w:val="18"/>
-                <w:szCs w:val="18"/>
-                <w:color w:val="000000"/>
-              </w:rPr>
-            </w:pPr>
-            <w:r>
-              <w:rPr>
-                <w:rFonts w:ascii="Times New Roman" w:hAnsi="Times New Roman" w:eastAsia="Times New Roman" w:cs="Times New Roman"/>
-                <w:i w:val="false"/>
-                <w:b w:val="false"/>
-                <w:u w:val="none"/>
-                <w:strike w:val="false"/>
-                <w:sz w:val="18"/>
-                <w:szCs w:val="18"/>
-                <w:color w:val="000000"/>
-              </w:rPr>
-              <w:t xml:space="preserve">46</w:t>
-            </w:r>
-          </w:p>
-        </w:tc>
-        <w:tc>
-          <w:tcPr>
-            <w:tcBorders>
-              <w:bottom w:val="none" w:sz="0" w:space="0" w:color="000000"/>
-              <w:top w:val="none" w:sz="0" w:space="0" w:color="000000"/>
-              <w:left w:val="none" w:sz="0" w:space="0" w:color="000000"/>
-              <w:right w:val="none" w:sz="0" w:space="0" w:color="000000"/>
-            </w:tcBorders>
-            <w:shd w:val="clear" w:color="auto" w:fill="FFFFFF"/>
-            <w:tcMar>
-              <w:top w:w="0" w:type="dxa"/>
-              <w:bottom w:w="0" w:type="dxa"/>
-              <w:left w:w="0" w:type="dxa"/>
-              <w:right w:w="0" w:type="dxa"/>
-            </w:tcMar>
-            <w:vAlign w:val="top"/>
-          </w:tcPr>
-          <w:p>
-            <w:pPr>
-              <w:pStyle w:val="Normal"/>
-              <w:jc w:val="center"/>
-              <w:pBdr>
-                <w:bottom w:val="none" w:sz="0" w:space="0" w:color="000000"/>
-                <w:top w:val="none" w:sz="0" w:space="0" w:color="000000"/>
-                <w:left w:val="none" w:sz="0" w:space="0" w:color="000000"/>
-                <w:right w:val="none" w:sz="0" w:space="0" w:color="000000"/>
-              </w:pBdr>
-              <w:spacing w:after="100" w:before="100" w:line="240"/>
-              <w:ind w:left="100" w:right="100" w:firstLine="0" w:firstLineChars="0"/>
-              <w:rPr>
-                <w:rFonts w:ascii="Times New Roman" w:hAnsi="Times New Roman" w:eastAsia="Times New Roman" w:cs="Times New Roman"/>
-                <w:i w:val="false"/>
-                <w:b w:val="false"/>
-                <w:u w:val="none"/>
-                <w:strike w:val="false"/>
-                <w:sz w:val="18"/>
-                <w:szCs w:val="18"/>
-                <w:color w:val="000000"/>
-              </w:rPr>
-            </w:pPr>
-            <w:r>
-              <w:rPr>
-                <w:rFonts w:ascii="Times New Roman" w:hAnsi="Times New Roman" w:eastAsia="Times New Roman" w:cs="Times New Roman"/>
-                <w:i w:val="false"/>
-                <w:b w:val="false"/>
-                <w:u w:val="none"/>
-                <w:strike w:val="false"/>
-                <w:sz w:val="18"/>
-                <w:szCs w:val="18"/>
-                <w:color w:val="000000"/>
-              </w:rPr>
-              <w:t xml:space="preserve">35</w:t>
-            </w:r>
-          </w:p>
-        </w:tc>
-        <w:tc>
-          <w:tcPr>
-            <w:tcBorders>
-              <w:bottom w:val="none" w:sz="0" w:space="0" w:color="000000"/>
-              <w:top w:val="none" w:sz="0" w:space="0" w:color="000000"/>
-              <w:left w:val="none" w:sz="0" w:space="0" w:color="000000"/>
-              <w:right w:val="none" w:sz="0" w:space="0" w:color="000000"/>
-            </w:tcBorders>
-            <w:shd w:val="clear" w:color="auto" w:fill="FFFFFF"/>
-            <w:tcMar>
-              <w:top w:w="0" w:type="dxa"/>
-              <w:bottom w:w="0" w:type="dxa"/>
-              <w:left w:w="0" w:type="dxa"/>
-              <w:right w:w="0" w:type="dxa"/>
-            </w:tcMar>
-            <w:vAlign w:val="top"/>
-          </w:tcPr>
-          <w:p>
-            <w:pPr>
-              <w:pStyle w:val="Normal"/>
-              <w:jc w:val="center"/>
-              <w:pBdr>
-                <w:bottom w:val="none" w:sz="0" w:space="0" w:color="000000"/>
-                <w:top w:val="none" w:sz="0" w:space="0" w:color="000000"/>
-                <w:left w:val="none" w:sz="0" w:space="0" w:color="000000"/>
-                <w:right w:val="none" w:sz="0" w:space="0" w:color="000000"/>
-              </w:pBdr>
-              <w:spacing w:after="100" w:before="100" w:line="240"/>
-              <w:ind w:left="100" w:right="100" w:firstLine="0" w:firstLineChars="0"/>
-              <w:rPr>
-                <w:rFonts w:ascii="Times New Roman" w:hAnsi="Times New Roman" w:eastAsia="Times New Roman" w:cs="Times New Roman"/>
-                <w:i w:val="false"/>
-                <w:b w:val="false"/>
-                <w:u w:val="none"/>
-                <w:strike w:val="false"/>
-                <w:sz w:val="18"/>
-                <w:szCs w:val="18"/>
-                <w:color w:val="000000"/>
-              </w:rPr>
-            </w:pPr>
-            <w:r>
-              <w:rPr>
-                <w:rFonts w:ascii="Times New Roman" w:hAnsi="Times New Roman" w:eastAsia="Times New Roman" w:cs="Times New Roman"/>
-                <w:i w:val="false"/>
-                <w:b w:val="false"/>
-                <w:u w:val="none"/>
-                <w:strike w:val="false"/>
-                <w:sz w:val="18"/>
-                <w:szCs w:val="18"/>
-                <w:color w:val="000000"/>
-              </w:rPr>
-              <w:t xml:space="preserve">11</w:t>
-            </w:r>
-          </w:p>
-        </w:tc>
-        <w:tc>
-          <w:tcPr>
-            <w:tcBorders>
-              <w:bottom w:val="none" w:sz="0" w:space="0" w:color="000000"/>
-              <w:top w:val="none" w:sz="0" w:space="0" w:color="000000"/>
-              <w:left w:val="none" w:sz="0" w:space="0" w:color="000000"/>
-              <w:right w:val="none" w:sz="0" w:space="0" w:color="000000"/>
-            </w:tcBorders>
-            <w:shd w:val="clear" w:color="auto" w:fill="FFFFFF"/>
-            <w:tcMar>
-              <w:top w:w="0" w:type="dxa"/>
-              <w:bottom w:w="0" w:type="dxa"/>
-              <w:left w:w="0" w:type="dxa"/>
-              <w:right w:w="0" w:type="dxa"/>
-            </w:tcMar>
-            <w:vAlign w:val="top"/>
-          </w:tcPr>
-          <w:p>
-            <w:pPr>
-              <w:pStyle w:val="Normal"/>
-              <w:jc w:val="center"/>
-              <w:pBdr>
-                <w:bottom w:val="none" w:sz="0" w:space="0" w:color="000000"/>
-                <w:top w:val="none" w:sz="0" w:space="0" w:color="000000"/>
-                <w:left w:val="none" w:sz="0" w:space="0" w:color="000000"/>
-                <w:right w:val="none" w:sz="0" w:space="0" w:color="000000"/>
-              </w:pBdr>
-              <w:spacing w:after="100" w:before="100" w:line="240"/>
-              <w:ind w:left="100" w:right="100" w:firstLine="0" w:firstLineChars="0"/>
-              <w:rPr>
-                <w:rFonts w:ascii="Times New Roman" w:hAnsi="Times New Roman" w:eastAsia="Times New Roman" w:cs="Times New Roman"/>
-                <w:i w:val="false"/>
-                <w:b w:val="false"/>
-                <w:u w:val="none"/>
-                <w:strike w:val="false"/>
-                <w:sz w:val="18"/>
-                <w:szCs w:val="18"/>
-                <w:color w:val="000000"/>
-              </w:rPr>
-            </w:pPr>
-            <w:r>
-              <w:rPr>
-                <w:rFonts w:ascii="Times New Roman" w:hAnsi="Times New Roman" w:eastAsia="Times New Roman" w:cs="Times New Roman"/>
-                <w:i w:val="false"/>
-                <w:b w:val="false"/>
-                <w:u w:val="none"/>
-                <w:strike w:val="false"/>
-                <w:sz w:val="18"/>
-                <w:szCs w:val="18"/>
-                <w:color w:val="000000"/>
-              </w:rPr>
-              <w:t xml:space="preserve"/>
-            </w:r>
-          </w:p>
-        </w:tc>
-      </w:tr>
-      <w:tr>
-        <w:trPr>
-          <w:trHeight w:val="560" w:hRule="auto"/>
-        </w:trPr>
-        <w:tc>
-          <w:tcPr>
-            <w:tcBorders>
-              <w:bottom w:val="none" w:sz="0" w:space="0" w:color="000000"/>
-              <w:top w:val="none" w:sz="0" w:space="0" w:color="000000"/>
-              <w:left w:val="none" w:sz="0" w:space="0" w:color="000000"/>
-              <w:right w:val="none" w:sz="0" w:space="0" w:color="000000"/>
-            </w:tcBorders>
-            <w:shd w:val="clear" w:color="auto" w:fill="FFFFFF"/>
-            <w:tcMar>
-              <w:top w:w="0" w:type="dxa"/>
-              <w:bottom w:w="0" w:type="dxa"/>
-              <w:left w:w="0" w:type="dxa"/>
-              <w:right w:w="0" w:type="dxa"/>
-            </w:tcMar>
-            <w:vAlign w:val="top"/>
-          </w:tcPr>
-          <w:p>
-            <w:pPr>
-              <w:pStyle w:val="Normal"/>
-              <w:jc w:val="left"/>
-              <w:pBdr>
-                <w:bottom w:val="none" w:sz="0" w:space="0" w:color="000000"/>
-                <w:top w:val="none" w:sz="0" w:space="0" w:color="000000"/>
-                <w:left w:val="none" w:sz="0" w:space="0" w:color="000000"/>
-                <w:right w:val="none" w:sz="0" w:space="0" w:color="000000"/>
-              </w:pBdr>
-              <w:spacing w:after="100" w:before="100" w:line="240"/>
-              <w:ind w:left="100" w:right="100" w:firstLine="0" w:firstLineChars="0"/>
-              <w:rPr>
-                <w:rFonts w:ascii="Times New Roman" w:hAnsi="Times New Roman" w:eastAsia="Times New Roman" w:cs="Times New Roman"/>
-                <w:i w:val="false"/>
-                <w:b w:val="true"/>
-                <w:u w:val="none"/>
-                <w:strike w:val="false"/>
-                <w:sz w:val="18"/>
-                <w:szCs w:val="18"/>
-                <w:color w:val="000000"/>
-              </w:rPr>
-            </w:pPr>
-            <w:r>
-              <w:rPr>
-                <w:rFonts w:ascii="Times New Roman" w:hAnsi="Times New Roman" w:eastAsia="Times New Roman" w:cs="Times New Roman"/>
-                <w:i w:val="false"/>
-                <w:b w:val="true"/>
-                <w:u w:val="none"/>
-                <w:strike w:val="false"/>
-                <w:sz w:val="18"/>
-                <w:szCs w:val="18"/>
-                <w:color w:val="000000"/>
-              </w:rPr>
-              <w:t xml:space="preserve">KRAS testing performed</w:t>
-            </w:r>
-          </w:p>
-        </w:tc>
-        <w:tc>
-          <w:tcPr>
-            <w:tcBorders>
-              <w:bottom w:val="none" w:sz="0" w:space="0" w:color="000000"/>
-              <w:top w:val="none" w:sz="0" w:space="0" w:color="000000"/>
-              <w:left w:val="none" w:sz="0" w:space="0" w:color="000000"/>
-              <w:right w:val="none" w:sz="0" w:space="0" w:color="000000"/>
-            </w:tcBorders>
-            <w:shd w:val="clear" w:color="auto" w:fill="FFFFFF"/>
-            <w:tcMar>
-              <w:top w:w="0" w:type="dxa"/>
-              <w:bottom w:w="0" w:type="dxa"/>
-              <w:left w:w="0" w:type="dxa"/>
-              <w:right w:w="0" w:type="dxa"/>
-            </w:tcMar>
-            <w:vAlign w:val="top"/>
-          </w:tcPr>
-          <w:p>
-            <w:pPr>
-              <w:pStyle w:val="Normal"/>
-              <w:jc w:val="center"/>
-              <w:pBdr>
-                <w:bottom w:val="none" w:sz="0" w:space="0" w:color="000000"/>
-                <w:top w:val="none" w:sz="0" w:space="0" w:color="000000"/>
-                <w:left w:val="none" w:sz="0" w:space="0" w:color="000000"/>
-                <w:right w:val="none" w:sz="0" w:space="0" w:color="000000"/>
-              </w:pBdr>
-              <w:spacing w:after="100" w:before="100" w:line="240"/>
-              <w:ind w:left="100" w:right="100" w:firstLine="0" w:firstLineChars="0"/>
-              <w:rPr>
-                <w:rFonts w:ascii="Times New Roman" w:hAnsi="Times New Roman" w:eastAsia="Times New Roman" w:cs="Times New Roman"/>
-                <w:i w:val="false"/>
-                <w:b w:val="false"/>
-                <w:u w:val="none"/>
-                <w:strike w:val="false"/>
-                <w:sz w:val="18"/>
-                <w:szCs w:val="18"/>
-                <w:color w:val="000000"/>
-              </w:rPr>
-            </w:pPr>
-            <w:r>
-              <w:rPr>
-                <w:rFonts w:ascii="Times New Roman" w:hAnsi="Times New Roman" w:eastAsia="Times New Roman" w:cs="Times New Roman"/>
-                <w:i w:val="false"/>
-                <w:b w:val="false"/>
-                <w:u w:val="none"/>
-                <w:strike w:val="false"/>
-                <w:sz w:val="18"/>
-                <w:szCs w:val="18"/>
-                <w:color w:val="000000"/>
-              </w:rPr>
-              <w:t xml:space="preserve"/>
-            </w:r>
-          </w:p>
-        </w:tc>
-        <w:tc>
-          <w:tcPr>
-            <w:tcBorders>
-              <w:bottom w:val="none" w:sz="0" w:space="0" w:color="000000"/>
-              <w:top w:val="none" w:sz="0" w:space="0" w:color="000000"/>
-              <w:left w:val="none" w:sz="0" w:space="0" w:color="000000"/>
-              <w:right w:val="none" w:sz="0" w:space="0" w:color="000000"/>
-            </w:tcBorders>
-            <w:shd w:val="clear" w:color="auto" w:fill="FFFFFF"/>
-            <w:tcMar>
-              <w:top w:w="0" w:type="dxa"/>
-              <w:bottom w:w="0" w:type="dxa"/>
-              <w:left w:w="0" w:type="dxa"/>
-              <w:right w:w="0" w:type="dxa"/>
-            </w:tcMar>
-            <w:vAlign w:val="top"/>
-          </w:tcPr>
-          <w:p>
-            <w:pPr>
-              <w:pStyle w:val="Normal"/>
-              <w:jc w:val="center"/>
-              <w:pBdr>
-                <w:bottom w:val="none" w:sz="0" w:space="0" w:color="000000"/>
-                <w:top w:val="none" w:sz="0" w:space="0" w:color="000000"/>
-                <w:left w:val="none" w:sz="0" w:space="0" w:color="000000"/>
-                <w:right w:val="none" w:sz="0" w:space="0" w:color="000000"/>
-              </w:pBdr>
-              <w:spacing w:after="100" w:before="100" w:line="240"/>
-              <w:ind w:left="100" w:right="100" w:firstLine="0" w:firstLineChars="0"/>
-              <w:rPr>
-                <w:rFonts w:ascii="Times New Roman" w:hAnsi="Times New Roman" w:eastAsia="Times New Roman" w:cs="Times New Roman"/>
-                <w:i w:val="false"/>
-                <w:b w:val="false"/>
-                <w:u w:val="none"/>
-                <w:strike w:val="false"/>
-                <w:sz w:val="18"/>
-                <w:szCs w:val="18"/>
-                <w:color w:val="000000"/>
-              </w:rPr>
-            </w:pPr>
-            <w:r>
-              <w:rPr>
-                <w:rFonts w:ascii="Times New Roman" w:hAnsi="Times New Roman" w:eastAsia="Times New Roman" w:cs="Times New Roman"/>
-                <w:i w:val="false"/>
-                <w:b w:val="false"/>
-                <w:u w:val="none"/>
-                <w:strike w:val="false"/>
-                <w:sz w:val="18"/>
-                <w:szCs w:val="18"/>
-                <w:color w:val="000000"/>
-              </w:rPr>
-              <w:t xml:space="preserve"/>
-            </w:r>
-          </w:p>
-        </w:tc>
-        <w:tc>
-          <w:tcPr>
-            <w:tcBorders>
-              <w:bottom w:val="none" w:sz="0" w:space="0" w:color="000000"/>
-              <w:top w:val="none" w:sz="0" w:space="0" w:color="000000"/>
-              <w:left w:val="none" w:sz="0" w:space="0" w:color="000000"/>
-              <w:right w:val="none" w:sz="0" w:space="0" w:color="000000"/>
-            </w:tcBorders>
-            <w:shd w:val="clear" w:color="auto" w:fill="FFFFFF"/>
-            <w:tcMar>
-              <w:top w:w="0" w:type="dxa"/>
-              <w:bottom w:w="0" w:type="dxa"/>
-              <w:left w:w="0" w:type="dxa"/>
-              <w:right w:w="0" w:type="dxa"/>
-            </w:tcMar>
-            <w:vAlign w:val="top"/>
-          </w:tcPr>
-          <w:p>
-            <w:pPr>
-              <w:pStyle w:val="Normal"/>
-              <w:jc w:val="center"/>
-              <w:pBdr>
-                <w:bottom w:val="none" w:sz="0" w:space="0" w:color="000000"/>
-                <w:top w:val="none" w:sz="0" w:space="0" w:color="000000"/>
-                <w:left w:val="none" w:sz="0" w:space="0" w:color="000000"/>
-                <w:right w:val="none" w:sz="0" w:space="0" w:color="000000"/>
-              </w:pBdr>
-              <w:spacing w:after="100" w:before="100" w:line="240"/>
-              <w:ind w:left="100" w:right="100" w:firstLine="0" w:firstLineChars="0"/>
-              <w:rPr>
-                <w:rFonts w:ascii="Times New Roman" w:hAnsi="Times New Roman" w:eastAsia="Times New Roman" w:cs="Times New Roman"/>
-                <w:i w:val="false"/>
-                <w:b w:val="false"/>
-                <w:u w:val="none"/>
-                <w:strike w:val="false"/>
-                <w:sz w:val="18"/>
-                <w:szCs w:val="18"/>
-                <w:color w:val="000000"/>
-              </w:rPr>
-            </w:pPr>
-            <w:r>
-              <w:rPr>
-                <w:rFonts w:ascii="Times New Roman" w:hAnsi="Times New Roman" w:eastAsia="Times New Roman" w:cs="Times New Roman"/>
-                <w:i w:val="false"/>
-                <w:b w:val="false"/>
-                <w:u w:val="none"/>
-                <w:strike w:val="false"/>
-                <w:sz w:val="18"/>
-                <w:szCs w:val="18"/>
-                <w:color w:val="000000"/>
-              </w:rPr>
-              <w:t xml:space="preserve"/>
-            </w:r>
-          </w:p>
-        </w:tc>
-        <w:tc>
-          <w:tcPr>
-            <w:tcBorders>
-              <w:bottom w:val="none" w:sz="0" w:space="0" w:color="000000"/>
-              <w:top w:val="none" w:sz="0" w:space="0" w:color="000000"/>
-              <w:left w:val="none" w:sz="0" w:space="0" w:color="000000"/>
-              <w:right w:val="none" w:sz="0" w:space="0" w:color="000000"/>
-            </w:tcBorders>
-            <w:shd w:val="clear" w:color="auto" w:fill="FFFFFF"/>
-            <w:tcMar>
-              <w:top w:w="0" w:type="dxa"/>
-              <w:bottom w:w="0" w:type="dxa"/>
-              <w:left w:w="0" w:type="dxa"/>
-              <w:right w:w="0" w:type="dxa"/>
-            </w:tcMar>
-            <w:vAlign w:val="top"/>
-          </w:tcPr>
-          <w:p>
-            <w:pPr>
-              <w:pStyle w:val="Normal"/>
-              <w:jc w:val="center"/>
-              <w:pBdr>
-                <w:bottom w:val="none" w:sz="0" w:space="0" w:color="000000"/>
-                <w:top w:val="none" w:sz="0" w:space="0" w:color="000000"/>
-                <w:left w:val="none" w:sz="0" w:space="0" w:color="000000"/>
-                <w:right w:val="none" w:sz="0" w:space="0" w:color="000000"/>
-              </w:pBdr>
-              <w:spacing w:after="100" w:before="100" w:line="240"/>
-              <w:ind w:left="100" w:right="100" w:firstLine="0" w:firstLineChars="0"/>
-              <w:rPr>
-                <w:rFonts w:ascii="Times New Roman" w:hAnsi="Times New Roman" w:eastAsia="Times New Roman" w:cs="Times New Roman"/>
-                <w:i w:val="false"/>
-                <w:b w:val="false"/>
-                <w:u w:val="none"/>
-                <w:strike w:val="false"/>
-                <w:sz w:val="18"/>
-                <w:szCs w:val="18"/>
-                <w:color w:val="000000"/>
-              </w:rPr>
-            </w:pPr>
-            <w:r>
-              <w:rPr>
-                <w:rFonts w:ascii="Times New Roman" w:hAnsi="Times New Roman" w:eastAsia="Times New Roman" w:cs="Times New Roman"/>
-                <w:i w:val="false"/>
-                <w:b w:val="false"/>
-                <w:u w:val="none"/>
-                <w:strike w:val="false"/>
-                <w:sz w:val="18"/>
-                <w:szCs w:val="18"/>
-                <w:color w:val="000000"/>
-              </w:rPr>
-              <w:t xml:space="preserve">&lt;0.001</w:t>
-            </w:r>
-          </w:p>
-        </w:tc>
-      </w:tr>
-      <w:tr>
-        <w:trPr>
-          <w:trHeight w:val="560" w:hRule="auto"/>
-        </w:trPr>
-        <w:tc>
-          <w:tcPr>
-            <w:tcBorders>
-              <w:bottom w:val="none" w:sz="0" w:space="0" w:color="000000"/>
-              <w:top w:val="none" w:sz="0" w:space="0" w:color="000000"/>
-              <w:left w:val="none" w:sz="0" w:space="0" w:color="000000"/>
-              <w:right w:val="none" w:sz="0" w:space="0" w:color="000000"/>
-            </w:tcBorders>
-            <w:shd w:val="clear" w:color="auto" w:fill="FFFFFF"/>
-            <w:tcMar>
-              <w:top w:w="0" w:type="dxa"/>
-              <w:bottom w:w="0" w:type="dxa"/>
-              <w:left w:w="0" w:type="dxa"/>
-              <w:right w:w="0" w:type="dxa"/>
-            </w:tcMar>
-            <w:vAlign w:val="top"/>
-          </w:tcPr>
-          <w:p>
-            <w:pPr>
-              <w:pStyle w:val="Normal"/>
-              <w:jc w:val="left"/>
-              <w:pBdr>
-                <w:bottom w:val="none" w:sz="0" w:space="0" w:color="000000"/>
-                <w:top w:val="none" w:sz="0" w:space="0" w:color="000000"/>
-                <w:left w:val="none" w:sz="0" w:space="0" w:color="000000"/>
-                <w:right w:val="none" w:sz="0" w:space="0" w:color="000000"/>
-              </w:pBdr>
-              <w:spacing w:after="100" w:before="100" w:line="240"/>
-              <w:ind w:left="300" w:right="100" w:firstLine="0" w:firstLineChars="0"/>
-              <w:rPr>
-                <w:rFonts w:ascii="Times New Roman" w:hAnsi="Times New Roman" w:eastAsia="Times New Roman" w:cs="Times New Roman"/>
-                <w:i w:val="false"/>
-                <w:b w:val="false"/>
-                <w:u w:val="none"/>
-                <w:strike w:val="false"/>
-                <w:sz w:val="18"/>
-                <w:szCs w:val="18"/>
-                <w:color w:val="000000"/>
-              </w:rPr>
-            </w:pPr>
-            <w:r>
-              <w:rPr>
-                <w:rFonts w:ascii="Times New Roman" w:hAnsi="Times New Roman" w:eastAsia="Times New Roman" w:cs="Times New Roman"/>
-                <w:i w:val="false"/>
-                <w:b w:val="false"/>
-                <w:u w:val="none"/>
-                <w:strike w:val="false"/>
-                <w:sz w:val="18"/>
-                <w:szCs w:val="18"/>
-                <w:color w:val="000000"/>
-              </w:rPr>
-              <w:t xml:space="preserve">No</w:t>
-            </w:r>
-          </w:p>
-        </w:tc>
-        <w:tc>
-          <w:tcPr>
-            <w:tcBorders>
-              <w:bottom w:val="none" w:sz="0" w:space="0" w:color="000000"/>
-              <w:top w:val="none" w:sz="0" w:space="0" w:color="000000"/>
-              <w:left w:val="none" w:sz="0" w:space="0" w:color="000000"/>
-              <w:right w:val="none" w:sz="0" w:space="0" w:color="000000"/>
-            </w:tcBorders>
-            <w:shd w:val="clear" w:color="auto" w:fill="FFFFFF"/>
-            <w:tcMar>
-              <w:top w:w="0" w:type="dxa"/>
-              <w:bottom w:w="0" w:type="dxa"/>
-              <w:left w:w="0" w:type="dxa"/>
-              <w:right w:w="0" w:type="dxa"/>
-            </w:tcMar>
-            <w:vAlign w:val="top"/>
-          </w:tcPr>
-          <w:p>
-            <w:pPr>
-              <w:pStyle w:val="Normal"/>
-              <w:jc w:val="center"/>
-              <w:pBdr>
-                <w:bottom w:val="none" w:sz="0" w:space="0" w:color="000000"/>
-                <w:top w:val="none" w:sz="0" w:space="0" w:color="000000"/>
-                <w:left w:val="none" w:sz="0" w:space="0" w:color="000000"/>
-                <w:right w:val="none" w:sz="0" w:space="0" w:color="000000"/>
-              </w:pBdr>
-              <w:spacing w:after="100" w:before="100" w:line="240"/>
-              <w:ind w:left="100" w:right="100" w:firstLine="0" w:firstLineChars="0"/>
-              <w:rPr>
-                <w:rFonts w:ascii="Times New Roman" w:hAnsi="Times New Roman" w:eastAsia="Times New Roman" w:cs="Times New Roman"/>
-                <w:i w:val="false"/>
-                <w:b w:val="false"/>
-                <w:u w:val="none"/>
-                <w:strike w:val="false"/>
-                <w:sz w:val="18"/>
-                <w:szCs w:val="18"/>
-                <w:color w:val="000000"/>
-              </w:rPr>
-            </w:pPr>
-            <w:r>
-              <w:rPr>
-                <w:rFonts w:ascii="Times New Roman" w:hAnsi="Times New Roman" w:eastAsia="Times New Roman" w:cs="Times New Roman"/>
-                <w:i w:val="false"/>
-                <w:b w:val="false"/>
-                <w:u w:val="none"/>
-                <w:strike w:val="false"/>
-                <w:sz w:val="18"/>
-                <w:szCs w:val="18"/>
-                <w:color w:val="000000"/>
-              </w:rPr>
-              <w:t xml:space="preserve">352 (88.0%)</w:t>
-            </w:r>
-          </w:p>
-        </w:tc>
-        <w:tc>
-          <w:tcPr>
-            <w:tcBorders>
-              <w:bottom w:val="none" w:sz="0" w:space="0" w:color="000000"/>
-              <w:top w:val="none" w:sz="0" w:space="0" w:color="000000"/>
-              <w:left w:val="none" w:sz="0" w:space="0" w:color="000000"/>
-              <w:right w:val="none" w:sz="0" w:space="0" w:color="000000"/>
-            </w:tcBorders>
-            <w:shd w:val="clear" w:color="auto" w:fill="FFFFFF"/>
-            <w:tcMar>
-              <w:top w:w="0" w:type="dxa"/>
-              <w:bottom w:w="0" w:type="dxa"/>
-              <w:left w:w="0" w:type="dxa"/>
-              <w:right w:w="0" w:type="dxa"/>
-            </w:tcMar>
-            <w:vAlign w:val="top"/>
-          </w:tcPr>
-          <w:p>
-            <w:pPr>
-              <w:pStyle w:val="Normal"/>
-              <w:jc w:val="center"/>
-              <w:pBdr>
-                <w:bottom w:val="none" w:sz="0" w:space="0" w:color="000000"/>
-                <w:top w:val="none" w:sz="0" w:space="0" w:color="000000"/>
-                <w:left w:val="none" w:sz="0" w:space="0" w:color="000000"/>
-                <w:right w:val="none" w:sz="0" w:space="0" w:color="000000"/>
-              </w:pBdr>
-              <w:spacing w:after="100" w:before="100" w:line="240"/>
-              <w:ind w:left="100" w:right="100" w:firstLine="0" w:firstLineChars="0"/>
-              <w:rPr>
-                <w:rFonts w:ascii="Times New Roman" w:hAnsi="Times New Roman" w:eastAsia="Times New Roman" w:cs="Times New Roman"/>
-                <w:i w:val="false"/>
-                <w:b w:val="false"/>
-                <w:u w:val="none"/>
-                <w:strike w:val="false"/>
-                <w:sz w:val="18"/>
-                <w:szCs w:val="18"/>
-                <w:color w:val="000000"/>
-              </w:rPr>
-            </w:pPr>
-            <w:r>
-              <w:rPr>
-                <w:rFonts w:ascii="Times New Roman" w:hAnsi="Times New Roman" w:eastAsia="Times New Roman" w:cs="Times New Roman"/>
-                <w:i w:val="false"/>
-                <w:b w:val="false"/>
-                <w:u w:val="none"/>
-                <w:strike w:val="false"/>
-                <w:sz w:val="18"/>
-                <w:szCs w:val="18"/>
-                <w:color w:val="000000"/>
-              </w:rPr>
-              <w:t xml:space="preserve">157 (79.3%)</w:t>
-            </w:r>
-          </w:p>
-        </w:tc>
-        <w:tc>
-          <w:tcPr>
-            <w:tcBorders>
-              <w:bottom w:val="none" w:sz="0" w:space="0" w:color="000000"/>
-              <w:top w:val="none" w:sz="0" w:space="0" w:color="000000"/>
-              <w:left w:val="none" w:sz="0" w:space="0" w:color="000000"/>
-              <w:right w:val="none" w:sz="0" w:space="0" w:color="000000"/>
-            </w:tcBorders>
-            <w:shd w:val="clear" w:color="auto" w:fill="FFFFFF"/>
-            <w:tcMar>
-              <w:top w:w="0" w:type="dxa"/>
-              <w:bottom w:w="0" w:type="dxa"/>
-              <w:left w:w="0" w:type="dxa"/>
-              <w:right w:w="0" w:type="dxa"/>
-            </w:tcMar>
-            <w:vAlign w:val="top"/>
-          </w:tcPr>
-          <w:p>
-            <w:pPr>
-              <w:pStyle w:val="Normal"/>
-              <w:jc w:val="center"/>
-              <w:pBdr>
-                <w:bottom w:val="none" w:sz="0" w:space="0" w:color="000000"/>
-                <w:top w:val="none" w:sz="0" w:space="0" w:color="000000"/>
-                <w:left w:val="none" w:sz="0" w:space="0" w:color="000000"/>
-                <w:right w:val="none" w:sz="0" w:space="0" w:color="000000"/>
-              </w:pBdr>
-              <w:spacing w:after="100" w:before="100" w:line="240"/>
-              <w:ind w:left="100" w:right="100" w:firstLine="0" w:firstLineChars="0"/>
-              <w:rPr>
-                <w:rFonts w:ascii="Times New Roman" w:hAnsi="Times New Roman" w:eastAsia="Times New Roman" w:cs="Times New Roman"/>
-                <w:i w:val="false"/>
-                <w:b w:val="false"/>
-                <w:u w:val="none"/>
-                <w:strike w:val="false"/>
-                <w:sz w:val="18"/>
-                <w:szCs w:val="18"/>
-                <w:color w:val="000000"/>
-              </w:rPr>
-            </w:pPr>
-            <w:r>
-              <w:rPr>
-                <w:rFonts w:ascii="Times New Roman" w:hAnsi="Times New Roman" w:eastAsia="Times New Roman" w:cs="Times New Roman"/>
-                <w:i w:val="false"/>
-                <w:b w:val="false"/>
-                <w:u w:val="none"/>
-                <w:strike w:val="false"/>
-                <w:sz w:val="18"/>
-                <w:szCs w:val="18"/>
-                <w:color w:val="000000"/>
-              </w:rPr>
-              <w:t xml:space="preserve">195 (96.5%)</w:t>
-            </w:r>
-          </w:p>
-        </w:tc>
-        <w:tc>
-          <w:tcPr>
-            <w:tcBorders>
-              <w:bottom w:val="none" w:sz="0" w:space="0" w:color="000000"/>
-              <w:top w:val="none" w:sz="0" w:space="0" w:color="000000"/>
-              <w:left w:val="none" w:sz="0" w:space="0" w:color="000000"/>
-              <w:right w:val="none" w:sz="0" w:space="0" w:color="000000"/>
-            </w:tcBorders>
-            <w:shd w:val="clear" w:color="auto" w:fill="FFFFFF"/>
-            <w:tcMar>
-              <w:top w:w="0" w:type="dxa"/>
-              <w:bottom w:w="0" w:type="dxa"/>
-              <w:left w:w="0" w:type="dxa"/>
-              <w:right w:w="0" w:type="dxa"/>
-            </w:tcMar>
-            <w:vAlign w:val="top"/>
-          </w:tcPr>
-          <w:p>
-            <w:pPr>
-              <w:pStyle w:val="Normal"/>
-              <w:jc w:val="center"/>
-              <w:pBdr>
-                <w:bottom w:val="none" w:sz="0" w:space="0" w:color="000000"/>
-                <w:top w:val="none" w:sz="0" w:space="0" w:color="000000"/>
-                <w:left w:val="none" w:sz="0" w:space="0" w:color="000000"/>
-                <w:right w:val="none" w:sz="0" w:space="0" w:color="000000"/>
-              </w:pBdr>
-              <w:spacing w:after="100" w:before="100" w:line="240"/>
-              <w:ind w:left="100" w:right="100" w:firstLine="0" w:firstLineChars="0"/>
-              <w:rPr>
-                <w:rFonts w:ascii="Times New Roman" w:hAnsi="Times New Roman" w:eastAsia="Times New Roman" w:cs="Times New Roman"/>
-                <w:i w:val="false"/>
-                <w:b w:val="false"/>
-                <w:u w:val="none"/>
-                <w:strike w:val="false"/>
-                <w:sz w:val="18"/>
-                <w:szCs w:val="18"/>
-                <w:color w:val="000000"/>
-              </w:rPr>
-            </w:pPr>
-            <w:r>
-              <w:rPr>
-                <w:rFonts w:ascii="Times New Roman" w:hAnsi="Times New Roman" w:eastAsia="Times New Roman" w:cs="Times New Roman"/>
-                <w:i w:val="false"/>
-                <w:b w:val="false"/>
-                <w:u w:val="none"/>
-                <w:strike w:val="false"/>
-                <w:sz w:val="18"/>
-                <w:szCs w:val="18"/>
-                <w:color w:val="000000"/>
-              </w:rPr>
-              <w:t xml:space="preserve"/>
-            </w:r>
-          </w:p>
-        </w:tc>
-      </w:tr>
-      <w:tr>
-        <w:trPr>
-          <w:trHeight w:val="560" w:hRule="auto"/>
-        </w:trPr>
-        <w:tc>
-          <w:tcPr>
-            <w:tcBorders>
-              <w:bottom w:val="none" w:sz="0" w:space="0" w:color="000000"/>
-              <w:top w:val="none" w:sz="0" w:space="0" w:color="000000"/>
-              <w:left w:val="none" w:sz="0" w:space="0" w:color="000000"/>
-              <w:right w:val="none" w:sz="0" w:space="0" w:color="000000"/>
-            </w:tcBorders>
-            <w:shd w:val="clear" w:color="auto" w:fill="FFFFFF"/>
-            <w:tcMar>
-              <w:top w:w="0" w:type="dxa"/>
-              <w:bottom w:w="0" w:type="dxa"/>
-              <w:left w:w="0" w:type="dxa"/>
-              <w:right w:w="0" w:type="dxa"/>
-            </w:tcMar>
-            <w:vAlign w:val="top"/>
-          </w:tcPr>
-          <w:p>
-            <w:pPr>
-              <w:pStyle w:val="Normal"/>
-              <w:jc w:val="left"/>
-              <w:pBdr>
-                <w:bottom w:val="none" w:sz="0" w:space="0" w:color="000000"/>
-                <w:top w:val="none" w:sz="0" w:space="0" w:color="000000"/>
-                <w:left w:val="none" w:sz="0" w:space="0" w:color="000000"/>
-                <w:right w:val="none" w:sz="0" w:space="0" w:color="000000"/>
-              </w:pBdr>
-              <w:spacing w:after="100" w:before="100" w:line="240"/>
-              <w:ind w:left="300" w:right="100" w:firstLine="0" w:firstLineChars="0"/>
-              <w:rPr>
-                <w:rFonts w:ascii="Times New Roman" w:hAnsi="Times New Roman" w:eastAsia="Times New Roman" w:cs="Times New Roman"/>
-                <w:i w:val="false"/>
-                <w:b w:val="false"/>
-                <w:u w:val="none"/>
-                <w:strike w:val="false"/>
-                <w:sz w:val="18"/>
-                <w:szCs w:val="18"/>
-                <w:color w:val="000000"/>
-              </w:rPr>
-            </w:pPr>
-            <w:r>
-              <w:rPr>
-                <w:rFonts w:ascii="Times New Roman" w:hAnsi="Times New Roman" w:eastAsia="Times New Roman" w:cs="Times New Roman"/>
-                <w:i w:val="false"/>
-                <w:b w:val="false"/>
-                <w:u w:val="none"/>
-                <w:strike w:val="false"/>
-                <w:sz w:val="18"/>
-                <w:szCs w:val="18"/>
-                <w:color w:val="000000"/>
-              </w:rPr>
-              <w:t xml:space="preserve">Yes</w:t>
-            </w:r>
-          </w:p>
-        </w:tc>
-        <w:tc>
-          <w:tcPr>
-            <w:tcBorders>
-              <w:bottom w:val="none" w:sz="0" w:space="0" w:color="000000"/>
-              <w:top w:val="none" w:sz="0" w:space="0" w:color="000000"/>
-              <w:left w:val="none" w:sz="0" w:space="0" w:color="000000"/>
-              <w:right w:val="none" w:sz="0" w:space="0" w:color="000000"/>
-            </w:tcBorders>
-            <w:shd w:val="clear" w:color="auto" w:fill="FFFFFF"/>
-            <w:tcMar>
-              <w:top w:w="0" w:type="dxa"/>
-              <w:bottom w:w="0" w:type="dxa"/>
-              <w:left w:w="0" w:type="dxa"/>
-              <w:right w:w="0" w:type="dxa"/>
-            </w:tcMar>
-            <w:vAlign w:val="top"/>
-          </w:tcPr>
-          <w:p>
-            <w:pPr>
-              <w:pStyle w:val="Normal"/>
-              <w:jc w:val="center"/>
-              <w:pBdr>
-                <w:bottom w:val="none" w:sz="0" w:space="0" w:color="000000"/>
-                <w:top w:val="none" w:sz="0" w:space="0" w:color="000000"/>
-                <w:left w:val="none" w:sz="0" w:space="0" w:color="000000"/>
-                <w:right w:val="none" w:sz="0" w:space="0" w:color="000000"/>
-              </w:pBdr>
-              <w:spacing w:after="100" w:before="100" w:line="240"/>
-              <w:ind w:left="100" w:right="100" w:firstLine="0" w:firstLineChars="0"/>
-              <w:rPr>
-                <w:rFonts w:ascii="Times New Roman" w:hAnsi="Times New Roman" w:eastAsia="Times New Roman" w:cs="Times New Roman"/>
-                <w:i w:val="false"/>
-                <w:b w:val="false"/>
-                <w:u w:val="none"/>
-                <w:strike w:val="false"/>
-                <w:sz w:val="18"/>
-                <w:szCs w:val="18"/>
-                <w:color w:val="000000"/>
-              </w:rPr>
-            </w:pPr>
-            <w:r>
-              <w:rPr>
-                <w:rFonts w:ascii="Times New Roman" w:hAnsi="Times New Roman" w:eastAsia="Times New Roman" w:cs="Times New Roman"/>
-                <w:i w:val="false"/>
-                <w:b w:val="false"/>
-                <w:u w:val="none"/>
-                <w:strike w:val="false"/>
-                <w:sz w:val="18"/>
-                <w:szCs w:val="18"/>
-                <w:color w:val="000000"/>
-              </w:rPr>
-              <w:t xml:space="preserve">48 (12.0%)</w:t>
-            </w:r>
-          </w:p>
-        </w:tc>
-        <w:tc>
-          <w:tcPr>
-            <w:tcBorders>
-              <w:bottom w:val="none" w:sz="0" w:space="0" w:color="000000"/>
-              <w:top w:val="none" w:sz="0" w:space="0" w:color="000000"/>
-              <w:left w:val="none" w:sz="0" w:space="0" w:color="000000"/>
-              <w:right w:val="none" w:sz="0" w:space="0" w:color="000000"/>
-            </w:tcBorders>
-            <w:shd w:val="clear" w:color="auto" w:fill="FFFFFF"/>
-            <w:tcMar>
-              <w:top w:w="0" w:type="dxa"/>
-              <w:bottom w:w="0" w:type="dxa"/>
-              <w:left w:w="0" w:type="dxa"/>
-              <w:right w:w="0" w:type="dxa"/>
-            </w:tcMar>
-            <w:vAlign w:val="top"/>
-          </w:tcPr>
-          <w:p>
-            <w:pPr>
-              <w:pStyle w:val="Normal"/>
-              <w:jc w:val="center"/>
-              <w:pBdr>
-                <w:bottom w:val="none" w:sz="0" w:space="0" w:color="000000"/>
-                <w:top w:val="none" w:sz="0" w:space="0" w:color="000000"/>
-                <w:left w:val="none" w:sz="0" w:space="0" w:color="000000"/>
-                <w:right w:val="none" w:sz="0" w:space="0" w:color="000000"/>
-              </w:pBdr>
-              <w:spacing w:after="100" w:before="100" w:line="240"/>
-              <w:ind w:left="100" w:right="100" w:firstLine="0" w:firstLineChars="0"/>
-              <w:rPr>
-                <w:rFonts w:ascii="Times New Roman" w:hAnsi="Times New Roman" w:eastAsia="Times New Roman" w:cs="Times New Roman"/>
-                <w:i w:val="false"/>
-                <w:b w:val="false"/>
-                <w:u w:val="none"/>
-                <w:strike w:val="false"/>
-                <w:sz w:val="18"/>
-                <w:szCs w:val="18"/>
-                <w:color w:val="000000"/>
-              </w:rPr>
-            </w:pPr>
-            <w:r>
-              <w:rPr>
-                <w:rFonts w:ascii="Times New Roman" w:hAnsi="Times New Roman" w:eastAsia="Times New Roman" w:cs="Times New Roman"/>
-                <w:i w:val="false"/>
-                <w:b w:val="false"/>
-                <w:u w:val="none"/>
-                <w:strike w:val="false"/>
-                <w:sz w:val="18"/>
-                <w:szCs w:val="18"/>
-                <w:color w:val="000000"/>
-              </w:rPr>
-              <w:t xml:space="preserve">41 (20.7%)</w:t>
-            </w:r>
-          </w:p>
-        </w:tc>
-        <w:tc>
-          <w:tcPr>
-            <w:tcBorders>
-              <w:bottom w:val="none" w:sz="0" w:space="0" w:color="000000"/>
-              <w:top w:val="none" w:sz="0" w:space="0" w:color="000000"/>
-              <w:left w:val="none" w:sz="0" w:space="0" w:color="000000"/>
-              <w:right w:val="none" w:sz="0" w:space="0" w:color="000000"/>
-            </w:tcBorders>
-            <w:shd w:val="clear" w:color="auto" w:fill="FFFFFF"/>
-            <w:tcMar>
-              <w:top w:w="0" w:type="dxa"/>
-              <w:bottom w:w="0" w:type="dxa"/>
-              <w:left w:w="0" w:type="dxa"/>
-              <w:right w:w="0" w:type="dxa"/>
-            </w:tcMar>
-            <w:vAlign w:val="top"/>
-          </w:tcPr>
-          <w:p>
-            <w:pPr>
-              <w:pStyle w:val="Normal"/>
-              <w:jc w:val="center"/>
-              <w:pBdr>
-                <w:bottom w:val="none" w:sz="0" w:space="0" w:color="000000"/>
-                <w:top w:val="none" w:sz="0" w:space="0" w:color="000000"/>
-                <w:left w:val="none" w:sz="0" w:space="0" w:color="000000"/>
-                <w:right w:val="none" w:sz="0" w:space="0" w:color="000000"/>
-              </w:pBdr>
-              <w:spacing w:after="100" w:before="100" w:line="240"/>
-              <w:ind w:left="100" w:right="100" w:firstLine="0" w:firstLineChars="0"/>
-              <w:rPr>
-                <w:rFonts w:ascii="Times New Roman" w:hAnsi="Times New Roman" w:eastAsia="Times New Roman" w:cs="Times New Roman"/>
-                <w:i w:val="false"/>
-                <w:b w:val="false"/>
-                <w:u w:val="none"/>
-                <w:strike w:val="false"/>
-                <w:sz w:val="18"/>
-                <w:szCs w:val="18"/>
-                <w:color w:val="000000"/>
-              </w:rPr>
-            </w:pPr>
-            <w:r>
-              <w:rPr>
-                <w:rFonts w:ascii="Times New Roman" w:hAnsi="Times New Roman" w:eastAsia="Times New Roman" w:cs="Times New Roman"/>
-                <w:i w:val="false"/>
-                <w:b w:val="false"/>
-                <w:u w:val="none"/>
-                <w:strike w:val="false"/>
-                <w:sz w:val="18"/>
-                <w:szCs w:val="18"/>
-                <w:color w:val="000000"/>
-              </w:rPr>
-              <w:t xml:space="preserve">7 (3.5%)</w:t>
-            </w:r>
-          </w:p>
-        </w:tc>
-        <w:tc>
-          <w:tcPr>
-            <w:tcBorders>
-              <w:bottom w:val="none" w:sz="0" w:space="0" w:color="000000"/>
-              <w:top w:val="none" w:sz="0" w:space="0" w:color="000000"/>
-              <w:left w:val="none" w:sz="0" w:space="0" w:color="000000"/>
-              <w:right w:val="none" w:sz="0" w:space="0" w:color="000000"/>
-            </w:tcBorders>
-            <w:shd w:val="clear" w:color="auto" w:fill="FFFFFF"/>
-            <w:tcMar>
-              <w:top w:w="0" w:type="dxa"/>
-              <w:bottom w:w="0" w:type="dxa"/>
-              <w:left w:w="0" w:type="dxa"/>
-              <w:right w:w="0" w:type="dxa"/>
-            </w:tcMar>
-            <w:vAlign w:val="top"/>
-          </w:tcPr>
-          <w:p>
-            <w:pPr>
-              <w:pStyle w:val="Normal"/>
-              <w:jc w:val="center"/>
-              <w:pBdr>
-                <w:bottom w:val="none" w:sz="0" w:space="0" w:color="000000"/>
-                <w:top w:val="none" w:sz="0" w:space="0" w:color="000000"/>
-                <w:left w:val="none" w:sz="0" w:space="0" w:color="000000"/>
-                <w:right w:val="none" w:sz="0" w:space="0" w:color="000000"/>
-              </w:pBdr>
-              <w:spacing w:after="100" w:before="100" w:line="240"/>
-              <w:ind w:left="100" w:right="100" w:firstLine="0" w:firstLineChars="0"/>
-              <w:rPr>
-                <w:rFonts w:ascii="Times New Roman" w:hAnsi="Times New Roman" w:eastAsia="Times New Roman" w:cs="Times New Roman"/>
-                <w:i w:val="false"/>
-                <w:b w:val="false"/>
-                <w:u w:val="none"/>
-                <w:strike w:val="false"/>
-                <w:sz w:val="18"/>
-                <w:szCs w:val="18"/>
-                <w:color w:val="000000"/>
-              </w:rPr>
-            </w:pPr>
-            <w:r>
-              <w:rPr>
-                <w:rFonts w:ascii="Times New Roman" w:hAnsi="Times New Roman" w:eastAsia="Times New Roman" w:cs="Times New Roman"/>
-                <w:i w:val="false"/>
-                <w:b w:val="false"/>
-                <w:u w:val="none"/>
-                <w:strike w:val="false"/>
-                <w:sz w:val="18"/>
-                <w:szCs w:val="18"/>
-                <w:color w:val="000000"/>
-              </w:rPr>
-              <w:t xml:space="preserve"/>
-            </w:r>
-          </w:p>
-        </w:tc>
-      </w:tr>
-      <w:tr>
-        <w:trPr>
-          <w:trHeight w:val="560" w:hRule="auto"/>
-        </w:trPr>
-        <w:tc>
-          <w:tcPr>
-            <w:tcBorders>
-              <w:bottom w:val="none" w:sz="0" w:space="0" w:color="000000"/>
-              <w:top w:val="none" w:sz="0" w:space="0" w:color="000000"/>
-              <w:left w:val="none" w:sz="0" w:space="0" w:color="000000"/>
-              <w:right w:val="none" w:sz="0" w:space="0" w:color="000000"/>
-            </w:tcBorders>
-            <w:shd w:val="clear" w:color="auto" w:fill="FFFFFF"/>
-            <w:tcMar>
-              <w:top w:w="0" w:type="dxa"/>
-              <w:bottom w:w="0" w:type="dxa"/>
-              <w:left w:w="0" w:type="dxa"/>
-              <w:right w:w="0" w:type="dxa"/>
-            </w:tcMar>
-            <w:vAlign w:val="top"/>
-          </w:tcPr>
-          <w:p>
-            <w:pPr>
-              <w:pStyle w:val="Normal"/>
-              <w:jc w:val="left"/>
-              <w:pBdr>
-                <w:bottom w:val="none" w:sz="0" w:space="0" w:color="000000"/>
-                <w:top w:val="none" w:sz="0" w:space="0" w:color="000000"/>
-                <w:left w:val="none" w:sz="0" w:space="0" w:color="000000"/>
-                <w:right w:val="none" w:sz="0" w:space="0" w:color="000000"/>
-              </w:pBdr>
-              <w:spacing w:after="100" w:before="100" w:line="240"/>
-              <w:ind w:left="300" w:right="100" w:firstLine="0" w:firstLineChars="0"/>
-              <w:rPr>
-                <w:rFonts w:ascii="Times New Roman" w:hAnsi="Times New Roman" w:eastAsia="Times New Roman" w:cs="Times New Roman"/>
-                <w:i w:val="false"/>
-                <w:b w:val="false"/>
-                <w:u w:val="none"/>
-                <w:strike w:val="false"/>
-                <w:sz w:val="18"/>
-                <w:szCs w:val="18"/>
-                <w:color w:val="000000"/>
-              </w:rPr>
-            </w:pPr>
-            <w:r>
-              <w:rPr>
-                <w:rFonts w:ascii="Times New Roman" w:hAnsi="Times New Roman" w:eastAsia="Times New Roman" w:cs="Times New Roman"/>
-                <w:i w:val="false"/>
-                <w:b w:val="false"/>
-                <w:u w:val="none"/>
-                <w:strike w:val="false"/>
-                <w:sz w:val="18"/>
-                <w:szCs w:val="18"/>
-                <w:color w:val="000000"/>
-              </w:rPr>
-              <w:t xml:space="preserve">Missing</w:t>
-            </w:r>
-          </w:p>
-        </w:tc>
-        <w:tc>
-          <w:tcPr>
-            <w:tcBorders>
-              <w:bottom w:val="none" w:sz="0" w:space="0" w:color="000000"/>
-              <w:top w:val="none" w:sz="0" w:space="0" w:color="000000"/>
-              <w:left w:val="none" w:sz="0" w:space="0" w:color="000000"/>
-              <w:right w:val="none" w:sz="0" w:space="0" w:color="000000"/>
-            </w:tcBorders>
-            <w:shd w:val="clear" w:color="auto" w:fill="FFFFFF"/>
-            <w:tcMar>
-              <w:top w:w="0" w:type="dxa"/>
-              <w:bottom w:w="0" w:type="dxa"/>
-              <w:left w:w="0" w:type="dxa"/>
-              <w:right w:w="0" w:type="dxa"/>
-            </w:tcMar>
-            <w:vAlign w:val="top"/>
-          </w:tcPr>
-          <w:p>
-            <w:pPr>
-              <w:pStyle w:val="Normal"/>
-              <w:jc w:val="center"/>
-              <w:pBdr>
-                <w:bottom w:val="none" w:sz="0" w:space="0" w:color="000000"/>
-                <w:top w:val="none" w:sz="0" w:space="0" w:color="000000"/>
-                <w:left w:val="none" w:sz="0" w:space="0" w:color="000000"/>
-                <w:right w:val="none" w:sz="0" w:space="0" w:color="000000"/>
-              </w:pBdr>
-              <w:spacing w:after="100" w:before="100" w:line="240"/>
-              <w:ind w:left="100" w:right="100" w:firstLine="0" w:firstLineChars="0"/>
-              <w:rPr>
-                <w:rFonts w:ascii="Times New Roman" w:hAnsi="Times New Roman" w:eastAsia="Times New Roman" w:cs="Times New Roman"/>
-                <w:i w:val="false"/>
-                <w:b w:val="false"/>
-                <w:u w:val="none"/>
-                <w:strike w:val="false"/>
-                <w:sz w:val="18"/>
-                <w:szCs w:val="18"/>
-                <w:color w:val="000000"/>
-              </w:rPr>
-            </w:pPr>
-            <w:r>
-              <w:rPr>
-                <w:rFonts w:ascii="Times New Roman" w:hAnsi="Times New Roman" w:eastAsia="Times New Roman" w:cs="Times New Roman"/>
-                <w:i w:val="false"/>
-                <w:b w:val="false"/>
-                <w:u w:val="none"/>
-                <w:strike w:val="false"/>
-                <w:sz w:val="18"/>
-                <w:szCs w:val="18"/>
-                <w:color w:val="000000"/>
-              </w:rPr>
-              <w:t xml:space="preserve">37</w:t>
-            </w:r>
-          </w:p>
-        </w:tc>
-        <w:tc>
-          <w:tcPr>
-            <w:tcBorders>
-              <w:bottom w:val="none" w:sz="0" w:space="0" w:color="000000"/>
-              <w:top w:val="none" w:sz="0" w:space="0" w:color="000000"/>
-              <w:left w:val="none" w:sz="0" w:space="0" w:color="000000"/>
-              <w:right w:val="none" w:sz="0" w:space="0" w:color="000000"/>
-            </w:tcBorders>
-            <w:shd w:val="clear" w:color="auto" w:fill="FFFFFF"/>
-            <w:tcMar>
-              <w:top w:w="0" w:type="dxa"/>
-              <w:bottom w:w="0" w:type="dxa"/>
-              <w:left w:w="0" w:type="dxa"/>
-              <w:right w:w="0" w:type="dxa"/>
-            </w:tcMar>
-            <w:vAlign w:val="top"/>
-          </w:tcPr>
-          <w:p>
-            <w:pPr>
-              <w:pStyle w:val="Normal"/>
-              <w:jc w:val="center"/>
-              <w:pBdr>
-                <w:bottom w:val="none" w:sz="0" w:space="0" w:color="000000"/>
-                <w:top w:val="none" w:sz="0" w:space="0" w:color="000000"/>
-                <w:left w:val="none" w:sz="0" w:space="0" w:color="000000"/>
-                <w:right w:val="none" w:sz="0" w:space="0" w:color="000000"/>
-              </w:pBdr>
-              <w:spacing w:after="100" w:before="100" w:line="240"/>
-              <w:ind w:left="100" w:right="100" w:firstLine="0" w:firstLineChars="0"/>
-              <w:rPr>
-                <w:rFonts w:ascii="Times New Roman" w:hAnsi="Times New Roman" w:eastAsia="Times New Roman" w:cs="Times New Roman"/>
-                <w:i w:val="false"/>
-                <w:b w:val="false"/>
-                <w:u w:val="none"/>
-                <w:strike w:val="false"/>
-                <w:sz w:val="18"/>
-                <w:szCs w:val="18"/>
-                <w:color w:val="000000"/>
-              </w:rPr>
-            </w:pPr>
-            <w:r>
-              <w:rPr>
-                <w:rFonts w:ascii="Times New Roman" w:hAnsi="Times New Roman" w:eastAsia="Times New Roman" w:cs="Times New Roman"/>
-                <w:i w:val="false"/>
-                <w:b w:val="false"/>
-                <w:u w:val="none"/>
-                <w:strike w:val="false"/>
-                <w:sz w:val="18"/>
-                <w:szCs w:val="18"/>
-                <w:color w:val="000000"/>
-              </w:rPr>
-              <w:t xml:space="preserve">21</w:t>
-            </w:r>
-          </w:p>
-        </w:tc>
-        <w:tc>
-          <w:tcPr>
-            <w:tcBorders>
-              <w:bottom w:val="none" w:sz="0" w:space="0" w:color="000000"/>
-              <w:top w:val="none" w:sz="0" w:space="0" w:color="000000"/>
-              <w:left w:val="none" w:sz="0" w:space="0" w:color="000000"/>
-              <w:right w:val="none" w:sz="0" w:space="0" w:color="000000"/>
-            </w:tcBorders>
-            <w:shd w:val="clear" w:color="auto" w:fill="FFFFFF"/>
-            <w:tcMar>
-              <w:top w:w="0" w:type="dxa"/>
-              <w:bottom w:w="0" w:type="dxa"/>
-              <w:left w:w="0" w:type="dxa"/>
-              <w:right w:w="0" w:type="dxa"/>
-            </w:tcMar>
-            <w:vAlign w:val="top"/>
-          </w:tcPr>
-          <w:p>
-            <w:pPr>
-              <w:pStyle w:val="Normal"/>
-              <w:jc w:val="center"/>
-              <w:pBdr>
-                <w:bottom w:val="none" w:sz="0" w:space="0" w:color="000000"/>
-                <w:top w:val="none" w:sz="0" w:space="0" w:color="000000"/>
-                <w:left w:val="none" w:sz="0" w:space="0" w:color="000000"/>
-                <w:right w:val="none" w:sz="0" w:space="0" w:color="000000"/>
-              </w:pBdr>
-              <w:spacing w:after="100" w:before="100" w:line="240"/>
-              <w:ind w:left="100" w:right="100" w:firstLine="0" w:firstLineChars="0"/>
-              <w:rPr>
-                <w:rFonts w:ascii="Times New Roman" w:hAnsi="Times New Roman" w:eastAsia="Times New Roman" w:cs="Times New Roman"/>
-                <w:i w:val="false"/>
-                <w:b w:val="false"/>
-                <w:u w:val="none"/>
-                <w:strike w:val="false"/>
-                <w:sz w:val="18"/>
-                <w:szCs w:val="18"/>
-                <w:color w:val="000000"/>
-              </w:rPr>
-            </w:pPr>
-            <w:r>
-              <w:rPr>
-                <w:rFonts w:ascii="Times New Roman" w:hAnsi="Times New Roman" w:eastAsia="Times New Roman" w:cs="Times New Roman"/>
-                <w:i w:val="false"/>
-                <w:b w:val="false"/>
-                <w:u w:val="none"/>
-                <w:strike w:val="false"/>
-                <w:sz w:val="18"/>
-                <w:szCs w:val="18"/>
-                <w:color w:val="000000"/>
-              </w:rPr>
-              <w:t xml:space="preserve">16</w:t>
-            </w:r>
-          </w:p>
-        </w:tc>
-        <w:tc>
-          <w:tcPr>
-            <w:tcBorders>
-              <w:bottom w:val="none" w:sz="0" w:space="0" w:color="000000"/>
-              <w:top w:val="none" w:sz="0" w:space="0" w:color="000000"/>
-              <w:left w:val="none" w:sz="0" w:space="0" w:color="000000"/>
-              <w:right w:val="none" w:sz="0" w:space="0" w:color="000000"/>
-            </w:tcBorders>
-            <w:shd w:val="clear" w:color="auto" w:fill="FFFFFF"/>
-            <w:tcMar>
-              <w:top w:w="0" w:type="dxa"/>
-              <w:bottom w:w="0" w:type="dxa"/>
-              <w:left w:w="0" w:type="dxa"/>
-              <w:right w:w="0" w:type="dxa"/>
-            </w:tcMar>
-            <w:vAlign w:val="top"/>
-          </w:tcPr>
-          <w:p>
-            <w:pPr>
-              <w:pStyle w:val="Normal"/>
-              <w:jc w:val="center"/>
-              <w:pBdr>
-                <w:bottom w:val="none" w:sz="0" w:space="0" w:color="000000"/>
-                <w:top w:val="none" w:sz="0" w:space="0" w:color="000000"/>
-                <w:left w:val="none" w:sz="0" w:space="0" w:color="000000"/>
-                <w:right w:val="none" w:sz="0" w:space="0" w:color="000000"/>
-              </w:pBdr>
-              <w:spacing w:after="100" w:before="100" w:line="240"/>
-              <w:ind w:left="100" w:right="100" w:firstLine="0" w:firstLineChars="0"/>
-              <w:rPr>
-                <w:rFonts w:ascii="Times New Roman" w:hAnsi="Times New Roman" w:eastAsia="Times New Roman" w:cs="Times New Roman"/>
-                <w:i w:val="false"/>
-                <w:b w:val="false"/>
-                <w:u w:val="none"/>
-                <w:strike w:val="false"/>
-                <w:sz w:val="18"/>
-                <w:szCs w:val="18"/>
-                <w:color w:val="000000"/>
-              </w:rPr>
-            </w:pPr>
-            <w:r>
-              <w:rPr>
-                <w:rFonts w:ascii="Times New Roman" w:hAnsi="Times New Roman" w:eastAsia="Times New Roman" w:cs="Times New Roman"/>
-                <w:i w:val="false"/>
-                <w:b w:val="false"/>
-                <w:u w:val="none"/>
-                <w:strike w:val="false"/>
-                <w:sz w:val="18"/>
-                <w:szCs w:val="18"/>
-                <w:color w:val="000000"/>
-              </w:rPr>
-              <w:t xml:space="preserve"/>
-            </w:r>
-          </w:p>
-        </w:tc>
-      </w:tr>
-      <w:tr>
-        <w:trPr>
-          <w:trHeight w:val="560" w:hRule="auto"/>
-        </w:trPr>
-        <w:tc>
-          <w:tcPr>
-            <w:tcBorders>
-              <w:bottom w:val="none" w:sz="0" w:space="0" w:color="000000"/>
-              <w:top w:val="none" w:sz="0" w:space="0" w:color="000000"/>
-              <w:left w:val="none" w:sz="0" w:space="0" w:color="000000"/>
-              <w:right w:val="none" w:sz="0" w:space="0" w:color="000000"/>
-            </w:tcBorders>
-            <w:shd w:val="clear" w:color="auto" w:fill="FFFFFF"/>
-            <w:tcMar>
-              <w:top w:w="0" w:type="dxa"/>
-              <w:bottom w:w="0" w:type="dxa"/>
-              <w:left w:w="0" w:type="dxa"/>
-              <w:right w:w="0" w:type="dxa"/>
-            </w:tcMar>
-            <w:vAlign w:val="top"/>
-          </w:tcPr>
-          <w:p>
-            <w:pPr>
-              <w:pStyle w:val="Normal"/>
-              <w:jc w:val="left"/>
-              <w:pBdr>
-                <w:bottom w:val="none" w:sz="0" w:space="0" w:color="000000"/>
-                <w:top w:val="none" w:sz="0" w:space="0" w:color="000000"/>
-                <w:left w:val="none" w:sz="0" w:space="0" w:color="000000"/>
-                <w:right w:val="none" w:sz="0" w:space="0" w:color="000000"/>
-              </w:pBdr>
-              <w:spacing w:after="100" w:before="100" w:line="240"/>
-              <w:ind w:left="100" w:right="100" w:firstLine="0" w:firstLineChars="0"/>
-              <w:rPr>
-                <w:rFonts w:ascii="Times New Roman" w:hAnsi="Times New Roman" w:eastAsia="Times New Roman" w:cs="Times New Roman"/>
-                <w:i w:val="false"/>
-                <w:b w:val="true"/>
-                <w:u w:val="none"/>
-                <w:strike w:val="false"/>
-                <w:sz w:val="18"/>
-                <w:szCs w:val="18"/>
-                <w:color w:val="000000"/>
-              </w:rPr>
-            </w:pPr>
-            <w:r>
-              <w:rPr>
-                <w:rFonts w:ascii="Times New Roman" w:hAnsi="Times New Roman" w:eastAsia="Times New Roman" w:cs="Times New Roman"/>
-                <w:i w:val="false"/>
-                <w:b w:val="true"/>
-                <w:u w:val="none"/>
-                <w:strike w:val="false"/>
-                <w:sz w:val="18"/>
-                <w:szCs w:val="18"/>
-                <w:color w:val="000000"/>
-              </w:rPr>
-              <w:t xml:space="preserve">BRAF testing performed</w:t>
-            </w:r>
-          </w:p>
-        </w:tc>
-        <w:tc>
-          <w:tcPr>
-            <w:tcBorders>
-              <w:bottom w:val="none" w:sz="0" w:space="0" w:color="000000"/>
-              <w:top w:val="none" w:sz="0" w:space="0" w:color="000000"/>
-              <w:left w:val="none" w:sz="0" w:space="0" w:color="000000"/>
-              <w:right w:val="none" w:sz="0" w:space="0" w:color="000000"/>
-            </w:tcBorders>
-            <w:shd w:val="clear" w:color="auto" w:fill="FFFFFF"/>
-            <w:tcMar>
-              <w:top w:w="0" w:type="dxa"/>
-              <w:bottom w:w="0" w:type="dxa"/>
-              <w:left w:w="0" w:type="dxa"/>
-              <w:right w:w="0" w:type="dxa"/>
-            </w:tcMar>
-            <w:vAlign w:val="top"/>
-          </w:tcPr>
-          <w:p>
-            <w:pPr>
-              <w:pStyle w:val="Normal"/>
-              <w:jc w:val="center"/>
-              <w:pBdr>
-                <w:bottom w:val="none" w:sz="0" w:space="0" w:color="000000"/>
-                <w:top w:val="none" w:sz="0" w:space="0" w:color="000000"/>
-                <w:left w:val="none" w:sz="0" w:space="0" w:color="000000"/>
-                <w:right w:val="none" w:sz="0" w:space="0" w:color="000000"/>
-              </w:pBdr>
-              <w:spacing w:after="100" w:before="100" w:line="240"/>
-              <w:ind w:left="100" w:right="100" w:firstLine="0" w:firstLineChars="0"/>
-              <w:rPr>
-                <w:rFonts w:ascii="Times New Roman" w:hAnsi="Times New Roman" w:eastAsia="Times New Roman" w:cs="Times New Roman"/>
-                <w:i w:val="false"/>
-                <w:b w:val="false"/>
-                <w:u w:val="none"/>
-                <w:strike w:val="false"/>
-                <w:sz w:val="18"/>
-                <w:szCs w:val="18"/>
-                <w:color w:val="000000"/>
-              </w:rPr>
-            </w:pPr>
-            <w:r>
-              <w:rPr>
-                <w:rFonts w:ascii="Times New Roman" w:hAnsi="Times New Roman" w:eastAsia="Times New Roman" w:cs="Times New Roman"/>
-                <w:i w:val="false"/>
-                <w:b w:val="false"/>
-                <w:u w:val="none"/>
-                <w:strike w:val="false"/>
-                <w:sz w:val="18"/>
-                <w:szCs w:val="18"/>
-                <w:color w:val="000000"/>
-              </w:rPr>
-              <w:t xml:space="preserve"/>
-            </w:r>
-          </w:p>
-        </w:tc>
-        <w:tc>
-          <w:tcPr>
-            <w:tcBorders>
-              <w:bottom w:val="none" w:sz="0" w:space="0" w:color="000000"/>
-              <w:top w:val="none" w:sz="0" w:space="0" w:color="000000"/>
-              <w:left w:val="none" w:sz="0" w:space="0" w:color="000000"/>
-              <w:right w:val="none" w:sz="0" w:space="0" w:color="000000"/>
-            </w:tcBorders>
-            <w:shd w:val="clear" w:color="auto" w:fill="FFFFFF"/>
-            <w:tcMar>
-              <w:top w:w="0" w:type="dxa"/>
-              <w:bottom w:w="0" w:type="dxa"/>
-              <w:left w:w="0" w:type="dxa"/>
-              <w:right w:w="0" w:type="dxa"/>
-            </w:tcMar>
-            <w:vAlign w:val="top"/>
-          </w:tcPr>
-          <w:p>
-            <w:pPr>
-              <w:pStyle w:val="Normal"/>
-              <w:jc w:val="center"/>
-              <w:pBdr>
-                <w:bottom w:val="none" w:sz="0" w:space="0" w:color="000000"/>
-                <w:top w:val="none" w:sz="0" w:space="0" w:color="000000"/>
-                <w:left w:val="none" w:sz="0" w:space="0" w:color="000000"/>
-                <w:right w:val="none" w:sz="0" w:space="0" w:color="000000"/>
-              </w:pBdr>
-              <w:spacing w:after="100" w:before="100" w:line="240"/>
-              <w:ind w:left="100" w:right="100" w:firstLine="0" w:firstLineChars="0"/>
-              <w:rPr>
-                <w:rFonts w:ascii="Times New Roman" w:hAnsi="Times New Roman" w:eastAsia="Times New Roman" w:cs="Times New Roman"/>
-                <w:i w:val="false"/>
-                <w:b w:val="false"/>
-                <w:u w:val="none"/>
-                <w:strike w:val="false"/>
-                <w:sz w:val="18"/>
-                <w:szCs w:val="18"/>
-                <w:color w:val="000000"/>
-              </w:rPr>
-            </w:pPr>
-            <w:r>
-              <w:rPr>
-                <w:rFonts w:ascii="Times New Roman" w:hAnsi="Times New Roman" w:eastAsia="Times New Roman" w:cs="Times New Roman"/>
-                <w:i w:val="false"/>
-                <w:b w:val="false"/>
-                <w:u w:val="none"/>
-                <w:strike w:val="false"/>
-                <w:sz w:val="18"/>
-                <w:szCs w:val="18"/>
-                <w:color w:val="000000"/>
-              </w:rPr>
-              <w:t xml:space="preserve"/>
-            </w:r>
-          </w:p>
-        </w:tc>
-        <w:tc>
-          <w:tcPr>
-            <w:tcBorders>
-              <w:bottom w:val="none" w:sz="0" w:space="0" w:color="000000"/>
-              <w:top w:val="none" w:sz="0" w:space="0" w:color="000000"/>
-              <w:left w:val="none" w:sz="0" w:space="0" w:color="000000"/>
-              <w:right w:val="none" w:sz="0" w:space="0" w:color="000000"/>
-            </w:tcBorders>
-            <w:shd w:val="clear" w:color="auto" w:fill="FFFFFF"/>
-            <w:tcMar>
-              <w:top w:w="0" w:type="dxa"/>
-              <w:bottom w:w="0" w:type="dxa"/>
-              <w:left w:w="0" w:type="dxa"/>
-              <w:right w:w="0" w:type="dxa"/>
-            </w:tcMar>
-            <w:vAlign w:val="top"/>
-          </w:tcPr>
-          <w:p>
-            <w:pPr>
-              <w:pStyle w:val="Normal"/>
-              <w:jc w:val="center"/>
-              <w:pBdr>
-                <w:bottom w:val="none" w:sz="0" w:space="0" w:color="000000"/>
-                <w:top w:val="none" w:sz="0" w:space="0" w:color="000000"/>
-                <w:left w:val="none" w:sz="0" w:space="0" w:color="000000"/>
-                <w:right w:val="none" w:sz="0" w:space="0" w:color="000000"/>
-              </w:pBdr>
-              <w:spacing w:after="100" w:before="100" w:line="240"/>
-              <w:ind w:left="100" w:right="100" w:firstLine="0" w:firstLineChars="0"/>
-              <w:rPr>
-                <w:rFonts w:ascii="Times New Roman" w:hAnsi="Times New Roman" w:eastAsia="Times New Roman" w:cs="Times New Roman"/>
-                <w:i w:val="false"/>
-                <w:b w:val="false"/>
-                <w:u w:val="none"/>
-                <w:strike w:val="false"/>
-                <w:sz w:val="18"/>
-                <w:szCs w:val="18"/>
-                <w:color w:val="000000"/>
-              </w:rPr>
-            </w:pPr>
-            <w:r>
-              <w:rPr>
-                <w:rFonts w:ascii="Times New Roman" w:hAnsi="Times New Roman" w:eastAsia="Times New Roman" w:cs="Times New Roman"/>
-                <w:i w:val="false"/>
-                <w:b w:val="false"/>
-                <w:u w:val="none"/>
-                <w:strike w:val="false"/>
-                <w:sz w:val="18"/>
-                <w:szCs w:val="18"/>
-                <w:color w:val="000000"/>
-              </w:rPr>
-              <w:t xml:space="preserve"/>
-            </w:r>
-          </w:p>
-        </w:tc>
-        <w:tc>
-          <w:tcPr>
-            <w:tcBorders>
-              <w:bottom w:val="none" w:sz="0" w:space="0" w:color="000000"/>
-              <w:top w:val="none" w:sz="0" w:space="0" w:color="000000"/>
-              <w:left w:val="none" w:sz="0" w:space="0" w:color="000000"/>
-              <w:right w:val="none" w:sz="0" w:space="0" w:color="000000"/>
-            </w:tcBorders>
-            <w:shd w:val="clear" w:color="auto" w:fill="FFFFFF"/>
-            <w:tcMar>
-              <w:top w:w="0" w:type="dxa"/>
-              <w:bottom w:w="0" w:type="dxa"/>
-              <w:left w:w="0" w:type="dxa"/>
-              <w:right w:w="0" w:type="dxa"/>
-            </w:tcMar>
-            <w:vAlign w:val="top"/>
-          </w:tcPr>
-          <w:p>
-            <w:pPr>
-              <w:pStyle w:val="Normal"/>
-              <w:jc w:val="center"/>
-              <w:pBdr>
-                <w:bottom w:val="none" w:sz="0" w:space="0" w:color="000000"/>
-                <w:top w:val="none" w:sz="0" w:space="0" w:color="000000"/>
-                <w:left w:val="none" w:sz="0" w:space="0" w:color="000000"/>
-                <w:right w:val="none" w:sz="0" w:space="0" w:color="000000"/>
-              </w:pBdr>
-              <w:spacing w:after="100" w:before="100" w:line="240"/>
-              <w:ind w:left="100" w:right="100" w:firstLine="0" w:firstLineChars="0"/>
-              <w:rPr>
-                <w:rFonts w:ascii="Times New Roman" w:hAnsi="Times New Roman" w:eastAsia="Times New Roman" w:cs="Times New Roman"/>
-                <w:i w:val="false"/>
-                <w:b w:val="false"/>
-                <w:u w:val="none"/>
-                <w:strike w:val="false"/>
-                <w:sz w:val="18"/>
-                <w:szCs w:val="18"/>
-                <w:color w:val="000000"/>
-              </w:rPr>
-            </w:pPr>
-            <w:r>
-              <w:rPr>
-                <w:rFonts w:ascii="Times New Roman" w:hAnsi="Times New Roman" w:eastAsia="Times New Roman" w:cs="Times New Roman"/>
-                <w:i w:val="false"/>
-                <w:b w:val="false"/>
-                <w:u w:val="none"/>
-                <w:strike w:val="false"/>
-                <w:sz w:val="18"/>
-                <w:szCs w:val="18"/>
-                <w:color w:val="000000"/>
-              </w:rPr>
-              <w:t xml:space="preserve">&lt;0.001</w:t>
-            </w:r>
-          </w:p>
-        </w:tc>
-      </w:tr>
-      <w:tr>
-        <w:trPr>
-          <w:trHeight w:val="560" w:hRule="auto"/>
-        </w:trPr>
-        <w:tc>
-          <w:tcPr>
-            <w:tcBorders>
-              <w:bottom w:val="none" w:sz="0" w:space="0" w:color="000000"/>
-              <w:top w:val="none" w:sz="0" w:space="0" w:color="000000"/>
-              <w:left w:val="none" w:sz="0" w:space="0" w:color="000000"/>
-              <w:right w:val="none" w:sz="0" w:space="0" w:color="000000"/>
-            </w:tcBorders>
-            <w:shd w:val="clear" w:color="auto" w:fill="FFFFFF"/>
-            <w:tcMar>
-              <w:top w:w="0" w:type="dxa"/>
-              <w:bottom w:w="0" w:type="dxa"/>
-              <w:left w:w="0" w:type="dxa"/>
-              <w:right w:w="0" w:type="dxa"/>
-            </w:tcMar>
-            <w:vAlign w:val="top"/>
-          </w:tcPr>
-          <w:p>
-            <w:pPr>
-              <w:pStyle w:val="Normal"/>
-              <w:jc w:val="left"/>
-              <w:pBdr>
-                <w:bottom w:val="none" w:sz="0" w:space="0" w:color="000000"/>
-                <w:top w:val="none" w:sz="0" w:space="0" w:color="000000"/>
-                <w:left w:val="none" w:sz="0" w:space="0" w:color="000000"/>
-                <w:right w:val="none" w:sz="0" w:space="0" w:color="000000"/>
-              </w:pBdr>
-              <w:spacing w:after="100" w:before="100" w:line="240"/>
-              <w:ind w:left="300" w:right="100" w:firstLine="0" w:firstLineChars="0"/>
-              <w:rPr>
-                <w:rFonts w:ascii="Times New Roman" w:hAnsi="Times New Roman" w:eastAsia="Times New Roman" w:cs="Times New Roman"/>
-                <w:i w:val="false"/>
-                <w:b w:val="false"/>
-                <w:u w:val="none"/>
-                <w:strike w:val="false"/>
-                <w:sz w:val="18"/>
-                <w:szCs w:val="18"/>
-                <w:color w:val="000000"/>
-              </w:rPr>
-            </w:pPr>
-            <w:r>
-              <w:rPr>
-                <w:rFonts w:ascii="Times New Roman" w:hAnsi="Times New Roman" w:eastAsia="Times New Roman" w:cs="Times New Roman"/>
-                <w:i w:val="false"/>
-                <w:b w:val="false"/>
-                <w:u w:val="none"/>
-                <w:strike w:val="false"/>
-                <w:sz w:val="18"/>
-                <w:szCs w:val="18"/>
-                <w:color w:val="000000"/>
-              </w:rPr>
-              <w:t xml:space="preserve">No</w:t>
-            </w:r>
-          </w:p>
-        </w:tc>
-        <w:tc>
-          <w:tcPr>
-            <w:tcBorders>
-              <w:bottom w:val="none" w:sz="0" w:space="0" w:color="000000"/>
-              <w:top w:val="none" w:sz="0" w:space="0" w:color="000000"/>
-              <w:left w:val="none" w:sz="0" w:space="0" w:color="000000"/>
-              <w:right w:val="none" w:sz="0" w:space="0" w:color="000000"/>
-            </w:tcBorders>
-            <w:shd w:val="clear" w:color="auto" w:fill="FFFFFF"/>
-            <w:tcMar>
-              <w:top w:w="0" w:type="dxa"/>
-              <w:bottom w:w="0" w:type="dxa"/>
-              <w:left w:w="0" w:type="dxa"/>
-              <w:right w:w="0" w:type="dxa"/>
-            </w:tcMar>
-            <w:vAlign w:val="top"/>
-          </w:tcPr>
-          <w:p>
-            <w:pPr>
-              <w:pStyle w:val="Normal"/>
-              <w:jc w:val="center"/>
-              <w:pBdr>
-                <w:bottom w:val="none" w:sz="0" w:space="0" w:color="000000"/>
-                <w:top w:val="none" w:sz="0" w:space="0" w:color="000000"/>
-                <w:left w:val="none" w:sz="0" w:space="0" w:color="000000"/>
-                <w:right w:val="none" w:sz="0" w:space="0" w:color="000000"/>
-              </w:pBdr>
-              <w:spacing w:after="100" w:before="100" w:line="240"/>
-              <w:ind w:left="100" w:right="100" w:firstLine="0" w:firstLineChars="0"/>
-              <w:rPr>
-                <w:rFonts w:ascii="Times New Roman" w:hAnsi="Times New Roman" w:eastAsia="Times New Roman" w:cs="Times New Roman"/>
-                <w:i w:val="false"/>
-                <w:b w:val="false"/>
-                <w:u w:val="none"/>
-                <w:strike w:val="false"/>
-                <w:sz w:val="18"/>
-                <w:szCs w:val="18"/>
-                <w:color w:val="000000"/>
-              </w:rPr>
-            </w:pPr>
-            <w:r>
-              <w:rPr>
-                <w:rFonts w:ascii="Times New Roman" w:hAnsi="Times New Roman" w:eastAsia="Times New Roman" w:cs="Times New Roman"/>
-                <w:i w:val="false"/>
-                <w:b w:val="false"/>
-                <w:u w:val="none"/>
-                <w:strike w:val="false"/>
-                <w:sz w:val="18"/>
-                <w:szCs w:val="18"/>
-                <w:color w:val="000000"/>
-              </w:rPr>
-              <w:t xml:space="preserve">359 (92.8%)</w:t>
-            </w:r>
-          </w:p>
-        </w:tc>
-        <w:tc>
-          <w:tcPr>
-            <w:tcBorders>
-              <w:bottom w:val="none" w:sz="0" w:space="0" w:color="000000"/>
-              <w:top w:val="none" w:sz="0" w:space="0" w:color="000000"/>
-              <w:left w:val="none" w:sz="0" w:space="0" w:color="000000"/>
-              <w:right w:val="none" w:sz="0" w:space="0" w:color="000000"/>
-            </w:tcBorders>
-            <w:shd w:val="clear" w:color="auto" w:fill="FFFFFF"/>
-            <w:tcMar>
-              <w:top w:w="0" w:type="dxa"/>
-              <w:bottom w:w="0" w:type="dxa"/>
-              <w:left w:w="0" w:type="dxa"/>
-              <w:right w:w="0" w:type="dxa"/>
-            </w:tcMar>
-            <w:vAlign w:val="top"/>
-          </w:tcPr>
-          <w:p>
-            <w:pPr>
-              <w:pStyle w:val="Normal"/>
-              <w:jc w:val="center"/>
-              <w:pBdr>
-                <w:bottom w:val="none" w:sz="0" w:space="0" w:color="000000"/>
-                <w:top w:val="none" w:sz="0" w:space="0" w:color="000000"/>
-                <w:left w:val="none" w:sz="0" w:space="0" w:color="000000"/>
-                <w:right w:val="none" w:sz="0" w:space="0" w:color="000000"/>
-              </w:pBdr>
-              <w:spacing w:after="100" w:before="100" w:line="240"/>
-              <w:ind w:left="100" w:right="100" w:firstLine="0" w:firstLineChars="0"/>
-              <w:rPr>
-                <w:rFonts w:ascii="Times New Roman" w:hAnsi="Times New Roman" w:eastAsia="Times New Roman" w:cs="Times New Roman"/>
-                <w:i w:val="false"/>
-                <w:b w:val="false"/>
-                <w:u w:val="none"/>
-                <w:strike w:val="false"/>
-                <w:sz w:val="18"/>
-                <w:szCs w:val="18"/>
-                <w:color w:val="000000"/>
-              </w:rPr>
-            </w:pPr>
-            <w:r>
-              <w:rPr>
-                <w:rFonts w:ascii="Times New Roman" w:hAnsi="Times New Roman" w:eastAsia="Times New Roman" w:cs="Times New Roman"/>
-                <w:i w:val="false"/>
-                <w:b w:val="false"/>
-                <w:u w:val="none"/>
-                <w:strike w:val="false"/>
-                <w:sz w:val="18"/>
-                <w:szCs w:val="18"/>
-                <w:color w:val="000000"/>
-              </w:rPr>
-              <w:t xml:space="preserve">166 (87.4%)</w:t>
-            </w:r>
-          </w:p>
-        </w:tc>
-        <w:tc>
-          <w:tcPr>
-            <w:tcBorders>
-              <w:bottom w:val="none" w:sz="0" w:space="0" w:color="000000"/>
-              <w:top w:val="none" w:sz="0" w:space="0" w:color="000000"/>
-              <w:left w:val="none" w:sz="0" w:space="0" w:color="000000"/>
-              <w:right w:val="none" w:sz="0" w:space="0" w:color="000000"/>
-            </w:tcBorders>
-            <w:shd w:val="clear" w:color="auto" w:fill="FFFFFF"/>
-            <w:tcMar>
-              <w:top w:w="0" w:type="dxa"/>
-              <w:bottom w:w="0" w:type="dxa"/>
-              <w:left w:w="0" w:type="dxa"/>
-              <w:right w:w="0" w:type="dxa"/>
-            </w:tcMar>
-            <w:vAlign w:val="top"/>
-          </w:tcPr>
-          <w:p>
-            <w:pPr>
-              <w:pStyle w:val="Normal"/>
-              <w:jc w:val="center"/>
-              <w:pBdr>
-                <w:bottom w:val="none" w:sz="0" w:space="0" w:color="000000"/>
-                <w:top w:val="none" w:sz="0" w:space="0" w:color="000000"/>
-                <w:left w:val="none" w:sz="0" w:space="0" w:color="000000"/>
-                <w:right w:val="none" w:sz="0" w:space="0" w:color="000000"/>
-              </w:pBdr>
-              <w:spacing w:after="100" w:before="100" w:line="240"/>
-              <w:ind w:left="100" w:right="100" w:firstLine="0" w:firstLineChars="0"/>
-              <w:rPr>
-                <w:rFonts w:ascii="Times New Roman" w:hAnsi="Times New Roman" w:eastAsia="Times New Roman" w:cs="Times New Roman"/>
-                <w:i w:val="false"/>
-                <w:b w:val="false"/>
-                <w:u w:val="none"/>
-                <w:strike w:val="false"/>
-                <w:sz w:val="18"/>
-                <w:szCs w:val="18"/>
-                <w:color w:val="000000"/>
-              </w:rPr>
-            </w:pPr>
-            <w:r>
-              <w:rPr>
-                <w:rFonts w:ascii="Times New Roman" w:hAnsi="Times New Roman" w:eastAsia="Times New Roman" w:cs="Times New Roman"/>
-                <w:i w:val="false"/>
-                <w:b w:val="false"/>
-                <w:u w:val="none"/>
-                <w:strike w:val="false"/>
-                <w:sz w:val="18"/>
-                <w:szCs w:val="18"/>
-                <w:color w:val="000000"/>
-              </w:rPr>
-              <w:t xml:space="preserve">193 (98.0%)</w:t>
-            </w:r>
-          </w:p>
-        </w:tc>
-        <w:tc>
-          <w:tcPr>
-            <w:tcBorders>
-              <w:bottom w:val="none" w:sz="0" w:space="0" w:color="000000"/>
-              <w:top w:val="none" w:sz="0" w:space="0" w:color="000000"/>
-              <w:left w:val="none" w:sz="0" w:space="0" w:color="000000"/>
-              <w:right w:val="none" w:sz="0" w:space="0" w:color="000000"/>
-            </w:tcBorders>
-            <w:shd w:val="clear" w:color="auto" w:fill="FFFFFF"/>
-            <w:tcMar>
-              <w:top w:w="0" w:type="dxa"/>
-              <w:bottom w:w="0" w:type="dxa"/>
-              <w:left w:w="0" w:type="dxa"/>
-              <w:right w:w="0" w:type="dxa"/>
-            </w:tcMar>
-            <w:vAlign w:val="top"/>
-          </w:tcPr>
-          <w:p>
-            <w:pPr>
-              <w:pStyle w:val="Normal"/>
-              <w:jc w:val="center"/>
-              <w:pBdr>
-                <w:bottom w:val="none" w:sz="0" w:space="0" w:color="000000"/>
-                <w:top w:val="none" w:sz="0" w:space="0" w:color="000000"/>
-                <w:left w:val="none" w:sz="0" w:space="0" w:color="000000"/>
-                <w:right w:val="none" w:sz="0" w:space="0" w:color="000000"/>
-              </w:pBdr>
-              <w:spacing w:after="100" w:before="100" w:line="240"/>
-              <w:ind w:left="100" w:right="100" w:firstLine="0" w:firstLineChars="0"/>
-              <w:rPr>
-                <w:rFonts w:ascii="Times New Roman" w:hAnsi="Times New Roman" w:eastAsia="Times New Roman" w:cs="Times New Roman"/>
-                <w:i w:val="false"/>
-                <w:b w:val="false"/>
-                <w:u w:val="none"/>
-                <w:strike w:val="false"/>
-                <w:sz w:val="18"/>
-                <w:szCs w:val="18"/>
-                <w:color w:val="000000"/>
-              </w:rPr>
-            </w:pPr>
-            <w:r>
-              <w:rPr>
-                <w:rFonts w:ascii="Times New Roman" w:hAnsi="Times New Roman" w:eastAsia="Times New Roman" w:cs="Times New Roman"/>
-                <w:i w:val="false"/>
-                <w:b w:val="false"/>
-                <w:u w:val="none"/>
-                <w:strike w:val="false"/>
-                <w:sz w:val="18"/>
-                <w:szCs w:val="18"/>
-                <w:color w:val="000000"/>
-              </w:rPr>
-              <w:t xml:space="preserve"/>
-            </w:r>
-          </w:p>
-        </w:tc>
-      </w:tr>
-      <w:tr>
-        <w:trPr>
-          <w:trHeight w:val="560" w:hRule="auto"/>
-        </w:trPr>
-        <w:tc>
-          <w:tcPr>
-            <w:tcBorders>
-              <w:bottom w:val="none" w:sz="0" w:space="0" w:color="000000"/>
-              <w:top w:val="none" w:sz="0" w:space="0" w:color="000000"/>
-              <w:left w:val="none" w:sz="0" w:space="0" w:color="000000"/>
-              <w:right w:val="none" w:sz="0" w:space="0" w:color="000000"/>
-            </w:tcBorders>
-            <w:shd w:val="clear" w:color="auto" w:fill="FFFFFF"/>
-            <w:tcMar>
-              <w:top w:w="0" w:type="dxa"/>
-              <w:bottom w:w="0" w:type="dxa"/>
-              <w:left w:w="0" w:type="dxa"/>
-              <w:right w:w="0" w:type="dxa"/>
-            </w:tcMar>
-            <w:vAlign w:val="top"/>
-          </w:tcPr>
-          <w:p>
-            <w:pPr>
-              <w:pStyle w:val="Normal"/>
-              <w:jc w:val="left"/>
-              <w:pBdr>
-                <w:bottom w:val="none" w:sz="0" w:space="0" w:color="000000"/>
-                <w:top w:val="none" w:sz="0" w:space="0" w:color="000000"/>
-                <w:left w:val="none" w:sz="0" w:space="0" w:color="000000"/>
-                <w:right w:val="none" w:sz="0" w:space="0" w:color="000000"/>
-              </w:pBdr>
-              <w:spacing w:after="100" w:before="100" w:line="240"/>
-              <w:ind w:left="300" w:right="100" w:firstLine="0" w:firstLineChars="0"/>
-              <w:rPr>
-                <w:rFonts w:ascii="Times New Roman" w:hAnsi="Times New Roman" w:eastAsia="Times New Roman" w:cs="Times New Roman"/>
-                <w:i w:val="false"/>
-                <w:b w:val="false"/>
-                <w:u w:val="none"/>
-                <w:strike w:val="false"/>
-                <w:sz w:val="18"/>
-                <w:szCs w:val="18"/>
-                <w:color w:val="000000"/>
-              </w:rPr>
-            </w:pPr>
-            <w:r>
-              <w:rPr>
-                <w:rFonts w:ascii="Times New Roman" w:hAnsi="Times New Roman" w:eastAsia="Times New Roman" w:cs="Times New Roman"/>
-                <w:i w:val="false"/>
-                <w:b w:val="false"/>
-                <w:u w:val="none"/>
-                <w:strike w:val="false"/>
-                <w:sz w:val="18"/>
-                <w:szCs w:val="18"/>
-                <w:color w:val="000000"/>
-              </w:rPr>
-              <w:t xml:space="preserve">Yes</w:t>
-            </w:r>
-          </w:p>
-        </w:tc>
-        <w:tc>
-          <w:tcPr>
-            <w:tcBorders>
-              <w:bottom w:val="none" w:sz="0" w:space="0" w:color="000000"/>
-              <w:top w:val="none" w:sz="0" w:space="0" w:color="000000"/>
-              <w:left w:val="none" w:sz="0" w:space="0" w:color="000000"/>
-              <w:right w:val="none" w:sz="0" w:space="0" w:color="000000"/>
-            </w:tcBorders>
-            <w:shd w:val="clear" w:color="auto" w:fill="FFFFFF"/>
-            <w:tcMar>
-              <w:top w:w="0" w:type="dxa"/>
-              <w:bottom w:w="0" w:type="dxa"/>
-              <w:left w:w="0" w:type="dxa"/>
-              <w:right w:w="0" w:type="dxa"/>
-            </w:tcMar>
-            <w:vAlign w:val="top"/>
-          </w:tcPr>
-          <w:p>
-            <w:pPr>
-              <w:pStyle w:val="Normal"/>
-              <w:jc w:val="center"/>
-              <w:pBdr>
-                <w:bottom w:val="none" w:sz="0" w:space="0" w:color="000000"/>
-                <w:top w:val="none" w:sz="0" w:space="0" w:color="000000"/>
-                <w:left w:val="none" w:sz="0" w:space="0" w:color="000000"/>
-                <w:right w:val="none" w:sz="0" w:space="0" w:color="000000"/>
-              </w:pBdr>
-              <w:spacing w:after="100" w:before="100" w:line="240"/>
-              <w:ind w:left="100" w:right="100" w:firstLine="0" w:firstLineChars="0"/>
-              <w:rPr>
-                <w:rFonts w:ascii="Times New Roman" w:hAnsi="Times New Roman" w:eastAsia="Times New Roman" w:cs="Times New Roman"/>
-                <w:i w:val="false"/>
-                <w:b w:val="false"/>
-                <w:u w:val="none"/>
-                <w:strike w:val="false"/>
-                <w:sz w:val="18"/>
-                <w:szCs w:val="18"/>
-                <w:color w:val="000000"/>
-              </w:rPr>
-            </w:pPr>
-            <w:r>
-              <w:rPr>
-                <w:rFonts w:ascii="Times New Roman" w:hAnsi="Times New Roman" w:eastAsia="Times New Roman" w:cs="Times New Roman"/>
-                <w:i w:val="false"/>
-                <w:b w:val="false"/>
-                <w:u w:val="none"/>
-                <w:strike w:val="false"/>
-                <w:sz w:val="18"/>
-                <w:szCs w:val="18"/>
-                <w:color w:val="000000"/>
-              </w:rPr>
-              <w:t xml:space="preserve">28 (7.2%)</w:t>
-            </w:r>
-          </w:p>
-        </w:tc>
-        <w:tc>
-          <w:tcPr>
-            <w:tcBorders>
-              <w:bottom w:val="none" w:sz="0" w:space="0" w:color="000000"/>
-              <w:top w:val="none" w:sz="0" w:space="0" w:color="000000"/>
-              <w:left w:val="none" w:sz="0" w:space="0" w:color="000000"/>
-              <w:right w:val="none" w:sz="0" w:space="0" w:color="000000"/>
-            </w:tcBorders>
-            <w:shd w:val="clear" w:color="auto" w:fill="FFFFFF"/>
-            <w:tcMar>
-              <w:top w:w="0" w:type="dxa"/>
-              <w:bottom w:w="0" w:type="dxa"/>
-              <w:left w:w="0" w:type="dxa"/>
-              <w:right w:w="0" w:type="dxa"/>
-            </w:tcMar>
-            <w:vAlign w:val="top"/>
-          </w:tcPr>
-          <w:p>
-            <w:pPr>
-              <w:pStyle w:val="Normal"/>
-              <w:jc w:val="center"/>
-              <w:pBdr>
-                <w:bottom w:val="none" w:sz="0" w:space="0" w:color="000000"/>
-                <w:top w:val="none" w:sz="0" w:space="0" w:color="000000"/>
-                <w:left w:val="none" w:sz="0" w:space="0" w:color="000000"/>
-                <w:right w:val="none" w:sz="0" w:space="0" w:color="000000"/>
-              </w:pBdr>
-              <w:spacing w:after="100" w:before="100" w:line="240"/>
-              <w:ind w:left="100" w:right="100" w:firstLine="0" w:firstLineChars="0"/>
-              <w:rPr>
-                <w:rFonts w:ascii="Times New Roman" w:hAnsi="Times New Roman" w:eastAsia="Times New Roman" w:cs="Times New Roman"/>
-                <w:i w:val="false"/>
-                <w:b w:val="false"/>
-                <w:u w:val="none"/>
-                <w:strike w:val="false"/>
-                <w:sz w:val="18"/>
-                <w:szCs w:val="18"/>
-                <w:color w:val="000000"/>
-              </w:rPr>
-            </w:pPr>
-            <w:r>
-              <w:rPr>
-                <w:rFonts w:ascii="Times New Roman" w:hAnsi="Times New Roman" w:eastAsia="Times New Roman" w:cs="Times New Roman"/>
-                <w:i w:val="false"/>
-                <w:b w:val="false"/>
-                <w:u w:val="none"/>
-                <w:strike w:val="false"/>
-                <w:sz w:val="18"/>
-                <w:szCs w:val="18"/>
-                <w:color w:val="000000"/>
-              </w:rPr>
-              <w:t xml:space="preserve">24 (12.6%)</w:t>
-            </w:r>
-          </w:p>
-        </w:tc>
-        <w:tc>
-          <w:tcPr>
-            <w:tcBorders>
-              <w:bottom w:val="none" w:sz="0" w:space="0" w:color="000000"/>
-              <w:top w:val="none" w:sz="0" w:space="0" w:color="000000"/>
-              <w:left w:val="none" w:sz="0" w:space="0" w:color="000000"/>
-              <w:right w:val="none" w:sz="0" w:space="0" w:color="000000"/>
-            </w:tcBorders>
-            <w:shd w:val="clear" w:color="auto" w:fill="FFFFFF"/>
-            <w:tcMar>
-              <w:top w:w="0" w:type="dxa"/>
-              <w:bottom w:w="0" w:type="dxa"/>
-              <w:left w:w="0" w:type="dxa"/>
-              <w:right w:w="0" w:type="dxa"/>
-            </w:tcMar>
-            <w:vAlign w:val="top"/>
-          </w:tcPr>
-          <w:p>
-            <w:pPr>
-              <w:pStyle w:val="Normal"/>
-              <w:jc w:val="center"/>
-              <w:pBdr>
-                <w:bottom w:val="none" w:sz="0" w:space="0" w:color="000000"/>
-                <w:top w:val="none" w:sz="0" w:space="0" w:color="000000"/>
-                <w:left w:val="none" w:sz="0" w:space="0" w:color="000000"/>
-                <w:right w:val="none" w:sz="0" w:space="0" w:color="000000"/>
-              </w:pBdr>
-              <w:spacing w:after="100" w:before="100" w:line="240"/>
-              <w:ind w:left="100" w:right="100" w:firstLine="0" w:firstLineChars="0"/>
-              <w:rPr>
-                <w:rFonts w:ascii="Times New Roman" w:hAnsi="Times New Roman" w:eastAsia="Times New Roman" w:cs="Times New Roman"/>
-                <w:i w:val="false"/>
-                <w:b w:val="false"/>
-                <w:u w:val="none"/>
-                <w:strike w:val="false"/>
-                <w:sz w:val="18"/>
-                <w:szCs w:val="18"/>
-                <w:color w:val="000000"/>
-              </w:rPr>
-            </w:pPr>
-            <w:r>
-              <w:rPr>
-                <w:rFonts w:ascii="Times New Roman" w:hAnsi="Times New Roman" w:eastAsia="Times New Roman" w:cs="Times New Roman"/>
-                <w:i w:val="false"/>
-                <w:b w:val="false"/>
-                <w:u w:val="none"/>
-                <w:strike w:val="false"/>
-                <w:sz w:val="18"/>
-                <w:szCs w:val="18"/>
-                <w:color w:val="000000"/>
-              </w:rPr>
-              <w:t xml:space="preserve">4 (2.0%)</w:t>
-            </w:r>
-          </w:p>
-        </w:tc>
-        <w:tc>
-          <w:tcPr>
-            <w:tcBorders>
-              <w:bottom w:val="none" w:sz="0" w:space="0" w:color="000000"/>
-              <w:top w:val="none" w:sz="0" w:space="0" w:color="000000"/>
-              <w:left w:val="none" w:sz="0" w:space="0" w:color="000000"/>
-              <w:right w:val="none" w:sz="0" w:space="0" w:color="000000"/>
-            </w:tcBorders>
-            <w:shd w:val="clear" w:color="auto" w:fill="FFFFFF"/>
-            <w:tcMar>
-              <w:top w:w="0" w:type="dxa"/>
-              <w:bottom w:w="0" w:type="dxa"/>
-              <w:left w:w="0" w:type="dxa"/>
-              <w:right w:w="0" w:type="dxa"/>
-            </w:tcMar>
-            <w:vAlign w:val="top"/>
-          </w:tcPr>
-          <w:p>
-            <w:pPr>
-              <w:pStyle w:val="Normal"/>
-              <w:jc w:val="center"/>
-              <w:pBdr>
-                <w:bottom w:val="none" w:sz="0" w:space="0" w:color="000000"/>
-                <w:top w:val="none" w:sz="0" w:space="0" w:color="000000"/>
-                <w:left w:val="none" w:sz="0" w:space="0" w:color="000000"/>
-                <w:right w:val="none" w:sz="0" w:space="0" w:color="000000"/>
-              </w:pBdr>
-              <w:spacing w:after="100" w:before="100" w:line="240"/>
-              <w:ind w:left="100" w:right="100" w:firstLine="0" w:firstLineChars="0"/>
-              <w:rPr>
-                <w:rFonts w:ascii="Times New Roman" w:hAnsi="Times New Roman" w:eastAsia="Times New Roman" w:cs="Times New Roman"/>
-                <w:i w:val="false"/>
-                <w:b w:val="false"/>
-                <w:u w:val="none"/>
-                <w:strike w:val="false"/>
-                <w:sz w:val="18"/>
-                <w:szCs w:val="18"/>
-                <w:color w:val="000000"/>
-              </w:rPr>
-            </w:pPr>
-            <w:r>
-              <w:rPr>
-                <w:rFonts w:ascii="Times New Roman" w:hAnsi="Times New Roman" w:eastAsia="Times New Roman" w:cs="Times New Roman"/>
-                <w:i w:val="false"/>
-                <w:b w:val="false"/>
-                <w:u w:val="none"/>
-                <w:strike w:val="false"/>
-                <w:sz w:val="18"/>
-                <w:szCs w:val="18"/>
-                <w:color w:val="000000"/>
-              </w:rPr>
-              <w:t xml:space="preserve"/>
-            </w:r>
-          </w:p>
-        </w:tc>
-      </w:tr>
-      <w:tr>
-        <w:trPr>
           <w:trHeight w:val="570" w:hRule="auto"/>
         </w:trPr>
         <w:tc>
@@ -22618,7 +20378,7 @@
                 <w:szCs w:val="18"/>
                 <w:color w:val="000000"/>
               </w:rPr>
-              <w:t xml:space="preserve">50</w:t>
+              <w:t xml:space="preserve">46</w:t>
             </w:r>
           </w:p>
         </w:tc>
@@ -22673,7 +20433,7 @@
                 <w:szCs w:val="18"/>
                 <w:color w:val="000000"/>
               </w:rPr>
-              <w:t xml:space="preserve">29</w:t>
+              <w:t xml:space="preserve">35</w:t>
             </w:r>
           </w:p>
         </w:tc>
@@ -22728,7 +20488,7 @@
                 <w:szCs w:val="18"/>
                 <w:color w:val="000000"/>
               </w:rPr>
-              <w:t xml:space="preserve">21</w:t>
+              <w:t xml:space="preserve">11</w:t>
             </w:r>
           </w:p>
         </w:tc>

--- a/output/tables/COAD/table1_MS4A1.docx
+++ b/output/tables/COAD/table1_MS4A1.docx
@@ -364,7 +364,7 @@
                 <w:szCs w:val="18"/>
                 <w:color w:val="000000"/>
               </w:rPr>
-              <w:t xml:space="preserve">N = 437</w:t>
+              <w:t xml:space="preserve">N = 440</w:t>
             </w:r>
             <w:r>
               <w:rPr>
@@ -472,7 +472,7 @@
                 <w:szCs w:val="18"/>
                 <w:color w:val="000000"/>
               </w:rPr>
-              <w:t xml:space="preserve">N = 219</w:t>
+              <w:t xml:space="preserve">N = 220</w:t>
             </w:r>
             <w:r>
               <w:rPr>
@@ -580,7 +580,7 @@
                 <w:szCs w:val="18"/>
                 <w:color w:val="000000"/>
               </w:rPr>
-              <w:t xml:space="preserve">N = 218</w:t>
+              <w:t xml:space="preserve">N = 220</w:t>
             </w:r>
             <w:r>
               <w:rPr>
@@ -888,7 +888,7 @@
                 <w:szCs w:val="18"/>
                 <w:color w:val="000000"/>
               </w:rPr>
-              <w:t xml:space="preserve">68.0 [58.0, 77.0]</w:t>
+              <w:t xml:space="preserve">68.0 [58.0, 77.5]</w:t>
             </w:r>
           </w:p>
         </w:tc>
@@ -943,7 +943,7 @@
                 <w:szCs w:val="18"/>
                 <w:color w:val="000000"/>
               </w:rPr>
-              <w:t xml:space="preserve">0.812</w:t>
+              <w:t xml:space="preserve">0.800</w:t>
             </w:r>
           </w:p>
         </w:tc>
@@ -1503,7 +1503,7 @@
                 <w:szCs w:val="18"/>
                 <w:color w:val="000000"/>
               </w:rPr>
-              <w:t xml:space="preserve">0.923</w:t>
+              <w:t xml:space="preserve">0.878</w:t>
             </w:r>
           </w:p>
         </w:tc>
@@ -1618,117 +1618,117 @@
                 <w:szCs w:val="18"/>
                 <w:color w:val="000000"/>
               </w:rPr>
-              <w:t xml:space="preserve">183 (42.0%)</w:t>
-            </w:r>
-          </w:p>
-        </w:tc>
-        <w:tc>
-          <w:tcPr>
-            <w:tcBorders>
-              <w:bottom w:val="none" w:sz="0" w:space="0" w:color="000000"/>
-              <w:top w:val="none" w:sz="0" w:space="0" w:color="000000"/>
-              <w:left w:val="none" w:sz="0" w:space="0" w:color="000000"/>
-              <w:right w:val="none" w:sz="0" w:space="0" w:color="000000"/>
-            </w:tcBorders>
-            <w:shd w:val="clear" w:color="auto" w:fill="FFFFFF"/>
-            <w:tcMar>
-              <w:top w:w="0" w:type="dxa"/>
-              <w:bottom w:w="0" w:type="dxa"/>
-              <w:left w:w="0" w:type="dxa"/>
-              <w:right w:w="0" w:type="dxa"/>
-            </w:tcMar>
-            <w:vAlign w:val="top"/>
-          </w:tcPr>
-          <w:p>
-            <w:pPr>
-              <w:pStyle w:val="Normal"/>
-              <w:jc w:val="center"/>
-              <w:pBdr>
-                <w:bottom w:val="none" w:sz="0" w:space="0" w:color="000000"/>
-                <w:top w:val="none" w:sz="0" w:space="0" w:color="000000"/>
-                <w:left w:val="none" w:sz="0" w:space="0" w:color="000000"/>
-                <w:right w:val="none" w:sz="0" w:space="0" w:color="000000"/>
-              </w:pBdr>
-              <w:spacing w:after="100" w:before="100" w:line="240"/>
-              <w:ind w:left="100" w:right="100" w:firstLine="0" w:firstLineChars="0"/>
-              <w:rPr>
-                <w:rFonts w:ascii="Times New Roman" w:hAnsi="Times New Roman" w:eastAsia="Times New Roman" w:cs="Times New Roman"/>
-                <w:i w:val="false"/>
-                <w:b w:val="false"/>
-                <w:u w:val="none"/>
-                <w:strike w:val="false"/>
-                <w:sz w:val="18"/>
-                <w:szCs w:val="18"/>
-                <w:color w:val="000000"/>
-              </w:rPr>
-            </w:pPr>
-            <w:r>
-              <w:rPr>
-                <w:rFonts w:ascii="Times New Roman" w:hAnsi="Times New Roman" w:eastAsia="Times New Roman" w:cs="Times New Roman"/>
-                <w:i w:val="false"/>
-                <w:b w:val="false"/>
-                <w:u w:val="none"/>
-                <w:strike w:val="false"/>
-                <w:sz w:val="18"/>
-                <w:szCs w:val="18"/>
-                <w:color w:val="000000"/>
-              </w:rPr>
-              <w:t xml:space="preserve">91 (41.7%)</w:t>
-            </w:r>
-          </w:p>
-        </w:tc>
-        <w:tc>
-          <w:tcPr>
-            <w:tcBorders>
-              <w:bottom w:val="none" w:sz="0" w:space="0" w:color="000000"/>
-              <w:top w:val="none" w:sz="0" w:space="0" w:color="000000"/>
-              <w:left w:val="none" w:sz="0" w:space="0" w:color="000000"/>
-              <w:right w:val="none" w:sz="0" w:space="0" w:color="000000"/>
-            </w:tcBorders>
-            <w:shd w:val="clear" w:color="auto" w:fill="FFFFFF"/>
-            <w:tcMar>
-              <w:top w:w="0" w:type="dxa"/>
-              <w:bottom w:w="0" w:type="dxa"/>
-              <w:left w:w="0" w:type="dxa"/>
-              <w:right w:w="0" w:type="dxa"/>
-            </w:tcMar>
-            <w:vAlign w:val="top"/>
-          </w:tcPr>
-          <w:p>
-            <w:pPr>
-              <w:pStyle w:val="Normal"/>
-              <w:jc w:val="center"/>
-              <w:pBdr>
-                <w:bottom w:val="none" w:sz="0" w:space="0" w:color="000000"/>
-                <w:top w:val="none" w:sz="0" w:space="0" w:color="000000"/>
-                <w:left w:val="none" w:sz="0" w:space="0" w:color="000000"/>
-                <w:right w:val="none" w:sz="0" w:space="0" w:color="000000"/>
-              </w:pBdr>
-              <w:spacing w:after="100" w:before="100" w:line="240"/>
-              <w:ind w:left="100" w:right="100" w:firstLine="0" w:firstLineChars="0"/>
-              <w:rPr>
-                <w:rFonts w:ascii="Times New Roman" w:hAnsi="Times New Roman" w:eastAsia="Times New Roman" w:cs="Times New Roman"/>
-                <w:i w:val="false"/>
-                <w:b w:val="false"/>
-                <w:u w:val="none"/>
-                <w:strike w:val="false"/>
-                <w:sz w:val="18"/>
-                <w:szCs w:val="18"/>
-                <w:color w:val="000000"/>
-              </w:rPr>
-            </w:pPr>
-            <w:r>
-              <w:rPr>
-                <w:rFonts w:ascii="Times New Roman" w:hAnsi="Times New Roman" w:eastAsia="Times New Roman" w:cs="Times New Roman"/>
-                <w:i w:val="false"/>
-                <w:b w:val="false"/>
-                <w:u w:val="none"/>
-                <w:strike w:val="false"/>
-                <w:sz w:val="18"/>
-                <w:szCs w:val="18"/>
-                <w:color w:val="000000"/>
-              </w:rPr>
-              <w:t xml:space="preserve">92 (42.2%)</w:t>
+              <w:t xml:space="preserve">184 (41.9%)</w:t>
+            </w:r>
+          </w:p>
+        </w:tc>
+        <w:tc>
+          <w:tcPr>
+            <w:tcBorders>
+              <w:bottom w:val="none" w:sz="0" w:space="0" w:color="000000"/>
+              <w:top w:val="none" w:sz="0" w:space="0" w:color="000000"/>
+              <w:left w:val="none" w:sz="0" w:space="0" w:color="000000"/>
+              <w:right w:val="none" w:sz="0" w:space="0" w:color="000000"/>
+            </w:tcBorders>
+            <w:shd w:val="clear" w:color="auto" w:fill="FFFFFF"/>
+            <w:tcMar>
+              <w:top w:w="0" w:type="dxa"/>
+              <w:bottom w:w="0" w:type="dxa"/>
+              <w:left w:w="0" w:type="dxa"/>
+              <w:right w:w="0" w:type="dxa"/>
+            </w:tcMar>
+            <w:vAlign w:val="top"/>
+          </w:tcPr>
+          <w:p>
+            <w:pPr>
+              <w:pStyle w:val="Normal"/>
+              <w:jc w:val="center"/>
+              <w:pBdr>
+                <w:bottom w:val="none" w:sz="0" w:space="0" w:color="000000"/>
+                <w:top w:val="none" w:sz="0" w:space="0" w:color="000000"/>
+                <w:left w:val="none" w:sz="0" w:space="0" w:color="000000"/>
+                <w:right w:val="none" w:sz="0" w:space="0" w:color="000000"/>
+              </w:pBdr>
+              <w:spacing w:after="100" w:before="100" w:line="240"/>
+              <w:ind w:left="100" w:right="100" w:firstLine="0" w:firstLineChars="0"/>
+              <w:rPr>
+                <w:rFonts w:ascii="Times New Roman" w:hAnsi="Times New Roman" w:eastAsia="Times New Roman" w:cs="Times New Roman"/>
+                <w:i w:val="false"/>
+                <w:b w:val="false"/>
+                <w:u w:val="none"/>
+                <w:strike w:val="false"/>
+                <w:sz w:val="18"/>
+                <w:szCs w:val="18"/>
+                <w:color w:val="000000"/>
+              </w:rPr>
+            </w:pPr>
+            <w:r>
+              <w:rPr>
+                <w:rFonts w:ascii="Times New Roman" w:hAnsi="Times New Roman" w:eastAsia="Times New Roman" w:cs="Times New Roman"/>
+                <w:i w:val="false"/>
+                <w:b w:val="false"/>
+                <w:u w:val="none"/>
+                <w:strike w:val="false"/>
+                <w:sz w:val="18"/>
+                <w:szCs w:val="18"/>
+                <w:color w:val="000000"/>
+              </w:rPr>
+              <w:t xml:space="preserve">91 (41.6%)</w:t>
+            </w:r>
+          </w:p>
+        </w:tc>
+        <w:tc>
+          <w:tcPr>
+            <w:tcBorders>
+              <w:bottom w:val="none" w:sz="0" w:space="0" w:color="000000"/>
+              <w:top w:val="none" w:sz="0" w:space="0" w:color="000000"/>
+              <w:left w:val="none" w:sz="0" w:space="0" w:color="000000"/>
+              <w:right w:val="none" w:sz="0" w:space="0" w:color="000000"/>
+            </w:tcBorders>
+            <w:shd w:val="clear" w:color="auto" w:fill="FFFFFF"/>
+            <w:tcMar>
+              <w:top w:w="0" w:type="dxa"/>
+              <w:bottom w:w="0" w:type="dxa"/>
+              <w:left w:w="0" w:type="dxa"/>
+              <w:right w:w="0" w:type="dxa"/>
+            </w:tcMar>
+            <w:vAlign w:val="top"/>
+          </w:tcPr>
+          <w:p>
+            <w:pPr>
+              <w:pStyle w:val="Normal"/>
+              <w:jc w:val="center"/>
+              <w:pBdr>
+                <w:bottom w:val="none" w:sz="0" w:space="0" w:color="000000"/>
+                <w:top w:val="none" w:sz="0" w:space="0" w:color="000000"/>
+                <w:left w:val="none" w:sz="0" w:space="0" w:color="000000"/>
+                <w:right w:val="none" w:sz="0" w:space="0" w:color="000000"/>
+              </w:pBdr>
+              <w:spacing w:after="100" w:before="100" w:line="240"/>
+              <w:ind w:left="100" w:right="100" w:firstLine="0" w:firstLineChars="0"/>
+              <w:rPr>
+                <w:rFonts w:ascii="Times New Roman" w:hAnsi="Times New Roman" w:eastAsia="Times New Roman" w:cs="Times New Roman"/>
+                <w:i w:val="false"/>
+                <w:b w:val="false"/>
+                <w:u w:val="none"/>
+                <w:strike w:val="false"/>
+                <w:sz w:val="18"/>
+                <w:szCs w:val="18"/>
+                <w:color w:val="000000"/>
+              </w:rPr>
+            </w:pPr>
+            <w:r>
+              <w:rPr>
+                <w:rFonts w:ascii="Times New Roman" w:hAnsi="Times New Roman" w:eastAsia="Times New Roman" w:cs="Times New Roman"/>
+                <w:i w:val="false"/>
+                <w:b w:val="false"/>
+                <w:u w:val="none"/>
+                <w:strike w:val="false"/>
+                <w:sz w:val="18"/>
+                <w:szCs w:val="18"/>
+                <w:color w:val="000000"/>
+              </w:rPr>
+              <w:t xml:space="preserve">93 (42.3%)</w:t>
             </w:r>
           </w:p>
         </w:tc>
@@ -1898,117 +1898,117 @@
                 <w:szCs w:val="18"/>
                 <w:color w:val="000000"/>
               </w:rPr>
-              <w:t xml:space="preserve">253 (58.0%)</w:t>
-            </w:r>
-          </w:p>
-        </w:tc>
-        <w:tc>
-          <w:tcPr>
-            <w:tcBorders>
-              <w:bottom w:val="none" w:sz="0" w:space="0" w:color="000000"/>
-              <w:top w:val="none" w:sz="0" w:space="0" w:color="000000"/>
-              <w:left w:val="none" w:sz="0" w:space="0" w:color="000000"/>
-              <w:right w:val="none" w:sz="0" w:space="0" w:color="000000"/>
-            </w:tcBorders>
-            <w:shd w:val="clear" w:color="auto" w:fill="FFFFFF"/>
-            <w:tcMar>
-              <w:top w:w="0" w:type="dxa"/>
-              <w:bottom w:w="0" w:type="dxa"/>
-              <w:left w:w="0" w:type="dxa"/>
-              <w:right w:w="0" w:type="dxa"/>
-            </w:tcMar>
-            <w:vAlign w:val="top"/>
-          </w:tcPr>
-          <w:p>
-            <w:pPr>
-              <w:pStyle w:val="Normal"/>
-              <w:jc w:val="center"/>
-              <w:pBdr>
-                <w:bottom w:val="none" w:sz="0" w:space="0" w:color="000000"/>
-                <w:top w:val="none" w:sz="0" w:space="0" w:color="000000"/>
-                <w:left w:val="none" w:sz="0" w:space="0" w:color="000000"/>
-                <w:right w:val="none" w:sz="0" w:space="0" w:color="000000"/>
-              </w:pBdr>
-              <w:spacing w:after="100" w:before="100" w:line="240"/>
-              <w:ind w:left="100" w:right="100" w:firstLine="0" w:firstLineChars="0"/>
-              <w:rPr>
-                <w:rFonts w:ascii="Times New Roman" w:hAnsi="Times New Roman" w:eastAsia="Times New Roman" w:cs="Times New Roman"/>
-                <w:i w:val="false"/>
-                <w:b w:val="false"/>
-                <w:u w:val="none"/>
-                <w:strike w:val="false"/>
-                <w:sz w:val="18"/>
-                <w:szCs w:val="18"/>
-                <w:color w:val="000000"/>
-              </w:rPr>
-            </w:pPr>
-            <w:r>
-              <w:rPr>
-                <w:rFonts w:ascii="Times New Roman" w:hAnsi="Times New Roman" w:eastAsia="Times New Roman" w:cs="Times New Roman"/>
-                <w:i w:val="false"/>
-                <w:b w:val="false"/>
-                <w:u w:val="none"/>
-                <w:strike w:val="false"/>
-                <w:sz w:val="18"/>
-                <w:szCs w:val="18"/>
-                <w:color w:val="000000"/>
-              </w:rPr>
-              <w:t xml:space="preserve">127 (58.3%)</w:t>
-            </w:r>
-          </w:p>
-        </w:tc>
-        <w:tc>
-          <w:tcPr>
-            <w:tcBorders>
-              <w:bottom w:val="none" w:sz="0" w:space="0" w:color="000000"/>
-              <w:top w:val="none" w:sz="0" w:space="0" w:color="000000"/>
-              <w:left w:val="none" w:sz="0" w:space="0" w:color="000000"/>
-              <w:right w:val="none" w:sz="0" w:space="0" w:color="000000"/>
-            </w:tcBorders>
-            <w:shd w:val="clear" w:color="auto" w:fill="FFFFFF"/>
-            <w:tcMar>
-              <w:top w:w="0" w:type="dxa"/>
-              <w:bottom w:w="0" w:type="dxa"/>
-              <w:left w:w="0" w:type="dxa"/>
-              <w:right w:w="0" w:type="dxa"/>
-            </w:tcMar>
-            <w:vAlign w:val="top"/>
-          </w:tcPr>
-          <w:p>
-            <w:pPr>
-              <w:pStyle w:val="Normal"/>
-              <w:jc w:val="center"/>
-              <w:pBdr>
-                <w:bottom w:val="none" w:sz="0" w:space="0" w:color="000000"/>
-                <w:top w:val="none" w:sz="0" w:space="0" w:color="000000"/>
-                <w:left w:val="none" w:sz="0" w:space="0" w:color="000000"/>
-                <w:right w:val="none" w:sz="0" w:space="0" w:color="000000"/>
-              </w:pBdr>
-              <w:spacing w:after="100" w:before="100" w:line="240"/>
-              <w:ind w:left="100" w:right="100" w:firstLine="0" w:firstLineChars="0"/>
-              <w:rPr>
-                <w:rFonts w:ascii="Times New Roman" w:hAnsi="Times New Roman" w:eastAsia="Times New Roman" w:cs="Times New Roman"/>
-                <w:i w:val="false"/>
-                <w:b w:val="false"/>
-                <w:u w:val="none"/>
-                <w:strike w:val="false"/>
-                <w:sz w:val="18"/>
-                <w:szCs w:val="18"/>
-                <w:color w:val="000000"/>
-              </w:rPr>
-            </w:pPr>
-            <w:r>
-              <w:rPr>
-                <w:rFonts w:ascii="Times New Roman" w:hAnsi="Times New Roman" w:eastAsia="Times New Roman" w:cs="Times New Roman"/>
-                <w:i w:val="false"/>
-                <w:b w:val="false"/>
-                <w:u w:val="none"/>
-                <w:strike w:val="false"/>
-                <w:sz w:val="18"/>
-                <w:szCs w:val="18"/>
-                <w:color w:val="000000"/>
-              </w:rPr>
-              <w:t xml:space="preserve">126 (57.8%)</w:t>
+              <w:t xml:space="preserve">255 (58.1%)</w:t>
+            </w:r>
+          </w:p>
+        </w:tc>
+        <w:tc>
+          <w:tcPr>
+            <w:tcBorders>
+              <w:bottom w:val="none" w:sz="0" w:space="0" w:color="000000"/>
+              <w:top w:val="none" w:sz="0" w:space="0" w:color="000000"/>
+              <w:left w:val="none" w:sz="0" w:space="0" w:color="000000"/>
+              <w:right w:val="none" w:sz="0" w:space="0" w:color="000000"/>
+            </w:tcBorders>
+            <w:shd w:val="clear" w:color="auto" w:fill="FFFFFF"/>
+            <w:tcMar>
+              <w:top w:w="0" w:type="dxa"/>
+              <w:bottom w:w="0" w:type="dxa"/>
+              <w:left w:w="0" w:type="dxa"/>
+              <w:right w:w="0" w:type="dxa"/>
+            </w:tcMar>
+            <w:vAlign w:val="top"/>
+          </w:tcPr>
+          <w:p>
+            <w:pPr>
+              <w:pStyle w:val="Normal"/>
+              <w:jc w:val="center"/>
+              <w:pBdr>
+                <w:bottom w:val="none" w:sz="0" w:space="0" w:color="000000"/>
+                <w:top w:val="none" w:sz="0" w:space="0" w:color="000000"/>
+                <w:left w:val="none" w:sz="0" w:space="0" w:color="000000"/>
+                <w:right w:val="none" w:sz="0" w:space="0" w:color="000000"/>
+              </w:pBdr>
+              <w:spacing w:after="100" w:before="100" w:line="240"/>
+              <w:ind w:left="100" w:right="100" w:firstLine="0" w:firstLineChars="0"/>
+              <w:rPr>
+                <w:rFonts w:ascii="Times New Roman" w:hAnsi="Times New Roman" w:eastAsia="Times New Roman" w:cs="Times New Roman"/>
+                <w:i w:val="false"/>
+                <w:b w:val="false"/>
+                <w:u w:val="none"/>
+                <w:strike w:val="false"/>
+                <w:sz w:val="18"/>
+                <w:szCs w:val="18"/>
+                <w:color w:val="000000"/>
+              </w:rPr>
+            </w:pPr>
+            <w:r>
+              <w:rPr>
+                <w:rFonts w:ascii="Times New Roman" w:hAnsi="Times New Roman" w:eastAsia="Times New Roman" w:cs="Times New Roman"/>
+                <w:i w:val="false"/>
+                <w:b w:val="false"/>
+                <w:u w:val="none"/>
+                <w:strike w:val="false"/>
+                <w:sz w:val="18"/>
+                <w:szCs w:val="18"/>
+                <w:color w:val="000000"/>
+              </w:rPr>
+              <w:t xml:space="preserve">128 (58.4%)</w:t>
+            </w:r>
+          </w:p>
+        </w:tc>
+        <w:tc>
+          <w:tcPr>
+            <w:tcBorders>
+              <w:bottom w:val="none" w:sz="0" w:space="0" w:color="000000"/>
+              <w:top w:val="none" w:sz="0" w:space="0" w:color="000000"/>
+              <w:left w:val="none" w:sz="0" w:space="0" w:color="000000"/>
+              <w:right w:val="none" w:sz="0" w:space="0" w:color="000000"/>
+            </w:tcBorders>
+            <w:shd w:val="clear" w:color="auto" w:fill="FFFFFF"/>
+            <w:tcMar>
+              <w:top w:w="0" w:type="dxa"/>
+              <w:bottom w:w="0" w:type="dxa"/>
+              <w:left w:w="0" w:type="dxa"/>
+              <w:right w:w="0" w:type="dxa"/>
+            </w:tcMar>
+            <w:vAlign w:val="top"/>
+          </w:tcPr>
+          <w:p>
+            <w:pPr>
+              <w:pStyle w:val="Normal"/>
+              <w:jc w:val="center"/>
+              <w:pBdr>
+                <w:bottom w:val="none" w:sz="0" w:space="0" w:color="000000"/>
+                <w:top w:val="none" w:sz="0" w:space="0" w:color="000000"/>
+                <w:left w:val="none" w:sz="0" w:space="0" w:color="000000"/>
+                <w:right w:val="none" w:sz="0" w:space="0" w:color="000000"/>
+              </w:pBdr>
+              <w:spacing w:after="100" w:before="100" w:line="240"/>
+              <w:ind w:left="100" w:right="100" w:firstLine="0" w:firstLineChars="0"/>
+              <w:rPr>
+                <w:rFonts w:ascii="Times New Roman" w:hAnsi="Times New Roman" w:eastAsia="Times New Roman" w:cs="Times New Roman"/>
+                <w:i w:val="false"/>
+                <w:b w:val="false"/>
+                <w:u w:val="none"/>
+                <w:strike w:val="false"/>
+                <w:sz w:val="18"/>
+                <w:szCs w:val="18"/>
+                <w:color w:val="000000"/>
+              </w:rPr>
+            </w:pPr>
+            <w:r>
+              <w:rPr>
+                <w:rFonts w:ascii="Times New Roman" w:hAnsi="Times New Roman" w:eastAsia="Times New Roman" w:cs="Times New Roman"/>
+                <w:i w:val="false"/>
+                <w:b w:val="false"/>
+                <w:u w:val="none"/>
+                <w:strike w:val="false"/>
+                <w:sz w:val="18"/>
+                <w:szCs w:val="18"/>
+                <w:color w:val="000000"/>
+              </w:rPr>
+              <w:t xml:space="preserve">127 (57.7%)</w:t>
             </w:r>
           </w:p>
         </w:tc>
@@ -2623,7 +2623,7 @@
                 <w:szCs w:val="18"/>
                 <w:color w:val="000000"/>
               </w:rPr>
-              <w:t xml:space="preserve">0.924</w:t>
+              <w:t xml:space="preserve">0.888</w:t>
             </w:r>
           </w:p>
         </w:tc>
@@ -2738,117 +2738,117 @@
                 <w:szCs w:val="18"/>
                 <w:color w:val="000000"/>
               </w:rPr>
-              <w:t xml:space="preserve">233 (53.4%)</w:t>
-            </w:r>
-          </w:p>
-        </w:tc>
-        <w:tc>
-          <w:tcPr>
-            <w:tcBorders>
-              <w:bottom w:val="none" w:sz="0" w:space="0" w:color="000000"/>
-              <w:top w:val="none" w:sz="0" w:space="0" w:color="000000"/>
-              <w:left w:val="none" w:sz="0" w:space="0" w:color="000000"/>
-              <w:right w:val="none" w:sz="0" w:space="0" w:color="000000"/>
-            </w:tcBorders>
-            <w:shd w:val="clear" w:color="auto" w:fill="FFFFFF"/>
-            <w:tcMar>
-              <w:top w:w="0" w:type="dxa"/>
-              <w:bottom w:w="0" w:type="dxa"/>
-              <w:left w:w="0" w:type="dxa"/>
-              <w:right w:w="0" w:type="dxa"/>
-            </w:tcMar>
-            <w:vAlign w:val="top"/>
-          </w:tcPr>
-          <w:p>
-            <w:pPr>
-              <w:pStyle w:val="Normal"/>
-              <w:jc w:val="center"/>
-              <w:pBdr>
-                <w:bottom w:val="none" w:sz="0" w:space="0" w:color="000000"/>
-                <w:top w:val="none" w:sz="0" w:space="0" w:color="000000"/>
-                <w:left w:val="none" w:sz="0" w:space="0" w:color="000000"/>
-                <w:right w:val="none" w:sz="0" w:space="0" w:color="000000"/>
-              </w:pBdr>
-              <w:spacing w:after="100" w:before="100" w:line="240"/>
-              <w:ind w:left="100" w:right="100" w:firstLine="0" w:firstLineChars="0"/>
-              <w:rPr>
-                <w:rFonts w:ascii="Times New Roman" w:hAnsi="Times New Roman" w:eastAsia="Times New Roman" w:cs="Times New Roman"/>
-                <w:i w:val="false"/>
-                <w:b w:val="false"/>
-                <w:u w:val="none"/>
-                <w:strike w:val="false"/>
-                <w:sz w:val="18"/>
-                <w:szCs w:val="18"/>
-                <w:color w:val="000000"/>
-              </w:rPr>
-            </w:pPr>
-            <w:r>
-              <w:rPr>
-                <w:rFonts w:ascii="Times New Roman" w:hAnsi="Times New Roman" w:eastAsia="Times New Roman" w:cs="Times New Roman"/>
-                <w:i w:val="false"/>
-                <w:b w:val="false"/>
-                <w:u w:val="none"/>
-                <w:strike w:val="false"/>
-                <w:sz w:val="18"/>
-                <w:szCs w:val="18"/>
-                <w:color w:val="000000"/>
-              </w:rPr>
-              <w:t xml:space="preserve">116 (53.2%)</w:t>
-            </w:r>
-          </w:p>
-        </w:tc>
-        <w:tc>
-          <w:tcPr>
-            <w:tcBorders>
-              <w:bottom w:val="none" w:sz="0" w:space="0" w:color="000000"/>
-              <w:top w:val="none" w:sz="0" w:space="0" w:color="000000"/>
-              <w:left w:val="none" w:sz="0" w:space="0" w:color="000000"/>
-              <w:right w:val="none" w:sz="0" w:space="0" w:color="000000"/>
-            </w:tcBorders>
-            <w:shd w:val="clear" w:color="auto" w:fill="FFFFFF"/>
-            <w:tcMar>
-              <w:top w:w="0" w:type="dxa"/>
-              <w:bottom w:w="0" w:type="dxa"/>
-              <w:left w:w="0" w:type="dxa"/>
-              <w:right w:w="0" w:type="dxa"/>
-            </w:tcMar>
-            <w:vAlign w:val="top"/>
-          </w:tcPr>
-          <w:p>
-            <w:pPr>
-              <w:pStyle w:val="Normal"/>
-              <w:jc w:val="center"/>
-              <w:pBdr>
-                <w:bottom w:val="none" w:sz="0" w:space="0" w:color="000000"/>
-                <w:top w:val="none" w:sz="0" w:space="0" w:color="000000"/>
-                <w:left w:val="none" w:sz="0" w:space="0" w:color="000000"/>
-                <w:right w:val="none" w:sz="0" w:space="0" w:color="000000"/>
-              </w:pBdr>
-              <w:spacing w:after="100" w:before="100" w:line="240"/>
-              <w:ind w:left="100" w:right="100" w:firstLine="0" w:firstLineChars="0"/>
-              <w:rPr>
-                <w:rFonts w:ascii="Times New Roman" w:hAnsi="Times New Roman" w:eastAsia="Times New Roman" w:cs="Times New Roman"/>
-                <w:i w:val="false"/>
-                <w:b w:val="false"/>
-                <w:u w:val="none"/>
-                <w:strike w:val="false"/>
-                <w:sz w:val="18"/>
-                <w:szCs w:val="18"/>
-                <w:color w:val="000000"/>
-              </w:rPr>
-            </w:pPr>
-            <w:r>
-              <w:rPr>
-                <w:rFonts w:ascii="Times New Roman" w:hAnsi="Times New Roman" w:eastAsia="Times New Roman" w:cs="Times New Roman"/>
-                <w:i w:val="false"/>
-                <w:b w:val="false"/>
-                <w:u w:val="none"/>
-                <w:strike w:val="false"/>
-                <w:sz w:val="18"/>
-                <w:szCs w:val="18"/>
-                <w:color w:val="000000"/>
-              </w:rPr>
-              <w:t xml:space="preserve">117 (53.7%)</w:t>
+              <w:t xml:space="preserve">234 (53.3%)</w:t>
+            </w:r>
+          </w:p>
+        </w:tc>
+        <w:tc>
+          <w:tcPr>
+            <w:tcBorders>
+              <w:bottom w:val="none" w:sz="0" w:space="0" w:color="000000"/>
+              <w:top w:val="none" w:sz="0" w:space="0" w:color="000000"/>
+              <w:left w:val="none" w:sz="0" w:space="0" w:color="000000"/>
+              <w:right w:val="none" w:sz="0" w:space="0" w:color="000000"/>
+            </w:tcBorders>
+            <w:shd w:val="clear" w:color="auto" w:fill="FFFFFF"/>
+            <w:tcMar>
+              <w:top w:w="0" w:type="dxa"/>
+              <w:bottom w:w="0" w:type="dxa"/>
+              <w:left w:w="0" w:type="dxa"/>
+              <w:right w:w="0" w:type="dxa"/>
+            </w:tcMar>
+            <w:vAlign w:val="top"/>
+          </w:tcPr>
+          <w:p>
+            <w:pPr>
+              <w:pStyle w:val="Normal"/>
+              <w:jc w:val="center"/>
+              <w:pBdr>
+                <w:bottom w:val="none" w:sz="0" w:space="0" w:color="000000"/>
+                <w:top w:val="none" w:sz="0" w:space="0" w:color="000000"/>
+                <w:left w:val="none" w:sz="0" w:space="0" w:color="000000"/>
+                <w:right w:val="none" w:sz="0" w:space="0" w:color="000000"/>
+              </w:pBdr>
+              <w:spacing w:after="100" w:before="100" w:line="240"/>
+              <w:ind w:left="100" w:right="100" w:firstLine="0" w:firstLineChars="0"/>
+              <w:rPr>
+                <w:rFonts w:ascii="Times New Roman" w:hAnsi="Times New Roman" w:eastAsia="Times New Roman" w:cs="Times New Roman"/>
+                <w:i w:val="false"/>
+                <w:b w:val="false"/>
+                <w:u w:val="none"/>
+                <w:strike w:val="false"/>
+                <w:sz w:val="18"/>
+                <w:szCs w:val="18"/>
+                <w:color w:val="000000"/>
+              </w:rPr>
+            </w:pPr>
+            <w:r>
+              <w:rPr>
+                <w:rFonts w:ascii="Times New Roman" w:hAnsi="Times New Roman" w:eastAsia="Times New Roman" w:cs="Times New Roman"/>
+                <w:i w:val="false"/>
+                <w:b w:val="false"/>
+                <w:u w:val="none"/>
+                <w:strike w:val="false"/>
+                <w:sz w:val="18"/>
+                <w:szCs w:val="18"/>
+                <w:color w:val="000000"/>
+              </w:rPr>
+              <w:t xml:space="preserve">116 (53.0%)</w:t>
+            </w:r>
+          </w:p>
+        </w:tc>
+        <w:tc>
+          <w:tcPr>
+            <w:tcBorders>
+              <w:bottom w:val="none" w:sz="0" w:space="0" w:color="000000"/>
+              <w:top w:val="none" w:sz="0" w:space="0" w:color="000000"/>
+              <w:left w:val="none" w:sz="0" w:space="0" w:color="000000"/>
+              <w:right w:val="none" w:sz="0" w:space="0" w:color="000000"/>
+            </w:tcBorders>
+            <w:shd w:val="clear" w:color="auto" w:fill="FFFFFF"/>
+            <w:tcMar>
+              <w:top w:w="0" w:type="dxa"/>
+              <w:bottom w:w="0" w:type="dxa"/>
+              <w:left w:w="0" w:type="dxa"/>
+              <w:right w:w="0" w:type="dxa"/>
+            </w:tcMar>
+            <w:vAlign w:val="top"/>
+          </w:tcPr>
+          <w:p>
+            <w:pPr>
+              <w:pStyle w:val="Normal"/>
+              <w:jc w:val="center"/>
+              <w:pBdr>
+                <w:bottom w:val="none" w:sz="0" w:space="0" w:color="000000"/>
+                <w:top w:val="none" w:sz="0" w:space="0" w:color="000000"/>
+                <w:left w:val="none" w:sz="0" w:space="0" w:color="000000"/>
+                <w:right w:val="none" w:sz="0" w:space="0" w:color="000000"/>
+              </w:pBdr>
+              <w:spacing w:after="100" w:before="100" w:line="240"/>
+              <w:ind w:left="100" w:right="100" w:firstLine="0" w:firstLineChars="0"/>
+              <w:rPr>
+                <w:rFonts w:ascii="Times New Roman" w:hAnsi="Times New Roman" w:eastAsia="Times New Roman" w:cs="Times New Roman"/>
+                <w:i w:val="false"/>
+                <w:b w:val="false"/>
+                <w:u w:val="none"/>
+                <w:strike w:val="false"/>
+                <w:sz w:val="18"/>
+                <w:szCs w:val="18"/>
+                <w:color w:val="000000"/>
+              </w:rPr>
+            </w:pPr>
+            <w:r>
+              <w:rPr>
+                <w:rFonts w:ascii="Times New Roman" w:hAnsi="Times New Roman" w:eastAsia="Times New Roman" w:cs="Times New Roman"/>
+                <w:i w:val="false"/>
+                <w:b w:val="false"/>
+                <w:u w:val="none"/>
+                <w:strike w:val="false"/>
+                <w:sz w:val="18"/>
+                <w:szCs w:val="18"/>
+                <w:color w:val="000000"/>
+              </w:rPr>
+              <w:t xml:space="preserve">118 (53.6%)</w:t>
             </w:r>
           </w:p>
         </w:tc>
@@ -3018,117 +3018,117 @@
                 <w:szCs w:val="18"/>
                 <w:color w:val="000000"/>
               </w:rPr>
-              <w:t xml:space="preserve">203 (46.6%)</w:t>
-            </w:r>
-          </w:p>
-        </w:tc>
-        <w:tc>
-          <w:tcPr>
-            <w:tcBorders>
-              <w:bottom w:val="none" w:sz="0" w:space="0" w:color="000000"/>
-              <w:top w:val="none" w:sz="0" w:space="0" w:color="000000"/>
-              <w:left w:val="none" w:sz="0" w:space="0" w:color="000000"/>
-              <w:right w:val="none" w:sz="0" w:space="0" w:color="000000"/>
-            </w:tcBorders>
-            <w:shd w:val="clear" w:color="auto" w:fill="FFFFFF"/>
-            <w:tcMar>
-              <w:top w:w="0" w:type="dxa"/>
-              <w:bottom w:w="0" w:type="dxa"/>
-              <w:left w:w="0" w:type="dxa"/>
-              <w:right w:w="0" w:type="dxa"/>
-            </w:tcMar>
-            <w:vAlign w:val="top"/>
-          </w:tcPr>
-          <w:p>
-            <w:pPr>
-              <w:pStyle w:val="Normal"/>
-              <w:jc w:val="center"/>
-              <w:pBdr>
-                <w:bottom w:val="none" w:sz="0" w:space="0" w:color="000000"/>
-                <w:top w:val="none" w:sz="0" w:space="0" w:color="000000"/>
-                <w:left w:val="none" w:sz="0" w:space="0" w:color="000000"/>
-                <w:right w:val="none" w:sz="0" w:space="0" w:color="000000"/>
-              </w:pBdr>
-              <w:spacing w:after="100" w:before="100" w:line="240"/>
-              <w:ind w:left="100" w:right="100" w:firstLine="0" w:firstLineChars="0"/>
-              <w:rPr>
-                <w:rFonts w:ascii="Times New Roman" w:hAnsi="Times New Roman" w:eastAsia="Times New Roman" w:cs="Times New Roman"/>
-                <w:i w:val="false"/>
-                <w:b w:val="false"/>
-                <w:u w:val="none"/>
-                <w:strike w:val="false"/>
-                <w:sz w:val="18"/>
-                <w:szCs w:val="18"/>
-                <w:color w:val="000000"/>
-              </w:rPr>
-            </w:pPr>
-            <w:r>
-              <w:rPr>
-                <w:rFonts w:ascii="Times New Roman" w:hAnsi="Times New Roman" w:eastAsia="Times New Roman" w:cs="Times New Roman"/>
-                <w:i w:val="false"/>
-                <w:b w:val="false"/>
-                <w:u w:val="none"/>
-                <w:strike w:val="false"/>
-                <w:sz w:val="18"/>
-                <w:szCs w:val="18"/>
-                <w:color w:val="000000"/>
-              </w:rPr>
-              <w:t xml:space="preserve">102 (46.8%)</w:t>
-            </w:r>
-          </w:p>
-        </w:tc>
-        <w:tc>
-          <w:tcPr>
-            <w:tcBorders>
-              <w:bottom w:val="none" w:sz="0" w:space="0" w:color="000000"/>
-              <w:top w:val="none" w:sz="0" w:space="0" w:color="000000"/>
-              <w:left w:val="none" w:sz="0" w:space="0" w:color="000000"/>
-              <w:right w:val="none" w:sz="0" w:space="0" w:color="000000"/>
-            </w:tcBorders>
-            <w:shd w:val="clear" w:color="auto" w:fill="FFFFFF"/>
-            <w:tcMar>
-              <w:top w:w="0" w:type="dxa"/>
-              <w:bottom w:w="0" w:type="dxa"/>
-              <w:left w:w="0" w:type="dxa"/>
-              <w:right w:w="0" w:type="dxa"/>
-            </w:tcMar>
-            <w:vAlign w:val="top"/>
-          </w:tcPr>
-          <w:p>
-            <w:pPr>
-              <w:pStyle w:val="Normal"/>
-              <w:jc w:val="center"/>
-              <w:pBdr>
-                <w:bottom w:val="none" w:sz="0" w:space="0" w:color="000000"/>
-                <w:top w:val="none" w:sz="0" w:space="0" w:color="000000"/>
-                <w:left w:val="none" w:sz="0" w:space="0" w:color="000000"/>
-                <w:right w:val="none" w:sz="0" w:space="0" w:color="000000"/>
-              </w:pBdr>
-              <w:spacing w:after="100" w:before="100" w:line="240"/>
-              <w:ind w:left="100" w:right="100" w:firstLine="0" w:firstLineChars="0"/>
-              <w:rPr>
-                <w:rFonts w:ascii="Times New Roman" w:hAnsi="Times New Roman" w:eastAsia="Times New Roman" w:cs="Times New Roman"/>
-                <w:i w:val="false"/>
-                <w:b w:val="false"/>
-                <w:u w:val="none"/>
-                <w:strike w:val="false"/>
-                <w:sz w:val="18"/>
-                <w:szCs w:val="18"/>
-                <w:color w:val="000000"/>
-              </w:rPr>
-            </w:pPr>
-            <w:r>
-              <w:rPr>
-                <w:rFonts w:ascii="Times New Roman" w:hAnsi="Times New Roman" w:eastAsia="Times New Roman" w:cs="Times New Roman"/>
-                <w:i w:val="false"/>
-                <w:b w:val="false"/>
-                <w:u w:val="none"/>
-                <w:strike w:val="false"/>
-                <w:sz w:val="18"/>
-                <w:szCs w:val="18"/>
-                <w:color w:val="000000"/>
-              </w:rPr>
-              <w:t xml:space="preserve">101 (46.3%)</w:t>
+              <w:t xml:space="preserve">205 (46.7%)</w:t>
+            </w:r>
+          </w:p>
+        </w:tc>
+        <w:tc>
+          <w:tcPr>
+            <w:tcBorders>
+              <w:bottom w:val="none" w:sz="0" w:space="0" w:color="000000"/>
+              <w:top w:val="none" w:sz="0" w:space="0" w:color="000000"/>
+              <w:left w:val="none" w:sz="0" w:space="0" w:color="000000"/>
+              <w:right w:val="none" w:sz="0" w:space="0" w:color="000000"/>
+            </w:tcBorders>
+            <w:shd w:val="clear" w:color="auto" w:fill="FFFFFF"/>
+            <w:tcMar>
+              <w:top w:w="0" w:type="dxa"/>
+              <w:bottom w:w="0" w:type="dxa"/>
+              <w:left w:w="0" w:type="dxa"/>
+              <w:right w:w="0" w:type="dxa"/>
+            </w:tcMar>
+            <w:vAlign w:val="top"/>
+          </w:tcPr>
+          <w:p>
+            <w:pPr>
+              <w:pStyle w:val="Normal"/>
+              <w:jc w:val="center"/>
+              <w:pBdr>
+                <w:bottom w:val="none" w:sz="0" w:space="0" w:color="000000"/>
+                <w:top w:val="none" w:sz="0" w:space="0" w:color="000000"/>
+                <w:left w:val="none" w:sz="0" w:space="0" w:color="000000"/>
+                <w:right w:val="none" w:sz="0" w:space="0" w:color="000000"/>
+              </w:pBdr>
+              <w:spacing w:after="100" w:before="100" w:line="240"/>
+              <w:ind w:left="100" w:right="100" w:firstLine="0" w:firstLineChars="0"/>
+              <w:rPr>
+                <w:rFonts w:ascii="Times New Roman" w:hAnsi="Times New Roman" w:eastAsia="Times New Roman" w:cs="Times New Roman"/>
+                <w:i w:val="false"/>
+                <w:b w:val="false"/>
+                <w:u w:val="none"/>
+                <w:strike w:val="false"/>
+                <w:sz w:val="18"/>
+                <w:szCs w:val="18"/>
+                <w:color w:val="000000"/>
+              </w:rPr>
+            </w:pPr>
+            <w:r>
+              <w:rPr>
+                <w:rFonts w:ascii="Times New Roman" w:hAnsi="Times New Roman" w:eastAsia="Times New Roman" w:cs="Times New Roman"/>
+                <w:i w:val="false"/>
+                <w:b w:val="false"/>
+                <w:u w:val="none"/>
+                <w:strike w:val="false"/>
+                <w:sz w:val="18"/>
+                <w:szCs w:val="18"/>
+                <w:color w:val="000000"/>
+              </w:rPr>
+              <w:t xml:space="preserve">103 (47.0%)</w:t>
+            </w:r>
+          </w:p>
+        </w:tc>
+        <w:tc>
+          <w:tcPr>
+            <w:tcBorders>
+              <w:bottom w:val="none" w:sz="0" w:space="0" w:color="000000"/>
+              <w:top w:val="none" w:sz="0" w:space="0" w:color="000000"/>
+              <w:left w:val="none" w:sz="0" w:space="0" w:color="000000"/>
+              <w:right w:val="none" w:sz="0" w:space="0" w:color="000000"/>
+            </w:tcBorders>
+            <w:shd w:val="clear" w:color="auto" w:fill="FFFFFF"/>
+            <w:tcMar>
+              <w:top w:w="0" w:type="dxa"/>
+              <w:bottom w:w="0" w:type="dxa"/>
+              <w:left w:w="0" w:type="dxa"/>
+              <w:right w:w="0" w:type="dxa"/>
+            </w:tcMar>
+            <w:vAlign w:val="top"/>
+          </w:tcPr>
+          <w:p>
+            <w:pPr>
+              <w:pStyle w:val="Normal"/>
+              <w:jc w:val="center"/>
+              <w:pBdr>
+                <w:bottom w:val="none" w:sz="0" w:space="0" w:color="000000"/>
+                <w:top w:val="none" w:sz="0" w:space="0" w:color="000000"/>
+                <w:left w:val="none" w:sz="0" w:space="0" w:color="000000"/>
+                <w:right w:val="none" w:sz="0" w:space="0" w:color="000000"/>
+              </w:pBdr>
+              <w:spacing w:after="100" w:before="100" w:line="240"/>
+              <w:ind w:left="100" w:right="100" w:firstLine="0" w:firstLineChars="0"/>
+              <w:rPr>
+                <w:rFonts w:ascii="Times New Roman" w:hAnsi="Times New Roman" w:eastAsia="Times New Roman" w:cs="Times New Roman"/>
+                <w:i w:val="false"/>
+                <w:b w:val="false"/>
+                <w:u w:val="none"/>
+                <w:strike w:val="false"/>
+                <w:sz w:val="18"/>
+                <w:szCs w:val="18"/>
+                <w:color w:val="000000"/>
+              </w:rPr>
+            </w:pPr>
+            <w:r>
+              <w:rPr>
+                <w:rFonts w:ascii="Times New Roman" w:hAnsi="Times New Roman" w:eastAsia="Times New Roman" w:cs="Times New Roman"/>
+                <w:i w:val="false"/>
+                <w:b w:val="false"/>
+                <w:u w:val="none"/>
+                <w:strike w:val="false"/>
+                <w:sz w:val="18"/>
+                <w:szCs w:val="18"/>
+                <w:color w:val="000000"/>
+              </w:rPr>
+              <w:t xml:space="preserve">102 (46.4%)</w:t>
             </w:r>
           </w:p>
         </w:tc>
@@ -3743,7 +3743,7 @@
                 <w:szCs w:val="18"/>
                 <w:color w:val="000000"/>
               </w:rPr>
-              <w:t xml:space="preserve">0.017</w:t>
+              <w:t xml:space="preserve">0.014</w:t>
             </w:r>
           </w:p>
         </w:tc>
@@ -3858,7 +3858,7 @@
                 <w:szCs w:val="18"/>
                 <w:color w:val="000000"/>
               </w:rPr>
-              <w:t xml:space="preserve">71 (16.6%)</w:t>
+              <w:t xml:space="preserve">72 (16.7%)</w:t>
             </w:r>
           </w:p>
         </w:tc>
@@ -3968,7 +3968,7 @@
                 <w:szCs w:val="18"/>
                 <w:color w:val="000000"/>
               </w:rPr>
-              <w:t xml:space="preserve">47 (22.3%)</w:t>
+              <w:t xml:space="preserve">48 (22.5%)</w:t>
             </w:r>
           </w:p>
         </w:tc>
@@ -4138,117 +4138,117 @@
                 <w:szCs w:val="18"/>
                 <w:color w:val="000000"/>
               </w:rPr>
-              <w:t xml:space="preserve">169 (39.6%)</w:t>
-            </w:r>
-          </w:p>
-        </w:tc>
-        <w:tc>
-          <w:tcPr>
-            <w:tcBorders>
-              <w:bottom w:val="none" w:sz="0" w:space="0" w:color="000000"/>
-              <w:top w:val="none" w:sz="0" w:space="0" w:color="000000"/>
-              <w:left w:val="none" w:sz="0" w:space="0" w:color="000000"/>
-              <w:right w:val="none" w:sz="0" w:space="0" w:color="000000"/>
-            </w:tcBorders>
-            <w:shd w:val="clear" w:color="auto" w:fill="FFFFFF"/>
-            <w:tcMar>
-              <w:top w:w="0" w:type="dxa"/>
-              <w:bottom w:w="0" w:type="dxa"/>
-              <w:left w:w="0" w:type="dxa"/>
-              <w:right w:w="0" w:type="dxa"/>
-            </w:tcMar>
-            <w:vAlign w:val="top"/>
-          </w:tcPr>
-          <w:p>
-            <w:pPr>
-              <w:pStyle w:val="Normal"/>
-              <w:jc w:val="center"/>
-              <w:pBdr>
-                <w:bottom w:val="none" w:sz="0" w:space="0" w:color="000000"/>
-                <w:top w:val="none" w:sz="0" w:space="0" w:color="000000"/>
-                <w:left w:val="none" w:sz="0" w:space="0" w:color="000000"/>
-                <w:right w:val="none" w:sz="0" w:space="0" w:color="000000"/>
-              </w:pBdr>
-              <w:spacing w:after="100" w:before="100" w:line="240"/>
-              <w:ind w:left="100" w:right="100" w:firstLine="0" w:firstLineChars="0"/>
-              <w:rPr>
-                <w:rFonts w:ascii="Times New Roman" w:hAnsi="Times New Roman" w:eastAsia="Times New Roman" w:cs="Times New Roman"/>
-                <w:i w:val="false"/>
-                <w:b w:val="false"/>
-                <w:u w:val="none"/>
-                <w:strike w:val="false"/>
-                <w:sz w:val="18"/>
-                <w:szCs w:val="18"/>
-                <w:color w:val="000000"/>
-              </w:rPr>
-            </w:pPr>
-            <w:r>
-              <w:rPr>
-                <w:rFonts w:ascii="Times New Roman" w:hAnsi="Times New Roman" w:eastAsia="Times New Roman" w:cs="Times New Roman"/>
-                <w:i w:val="false"/>
-                <w:b w:val="false"/>
-                <w:u w:val="none"/>
-                <w:strike w:val="false"/>
-                <w:sz w:val="18"/>
-                <w:szCs w:val="18"/>
-                <w:color w:val="000000"/>
-              </w:rPr>
-              <w:t xml:space="preserve">93 (43.1%)</w:t>
-            </w:r>
-          </w:p>
-        </w:tc>
-        <w:tc>
-          <w:tcPr>
-            <w:tcBorders>
-              <w:bottom w:val="none" w:sz="0" w:space="0" w:color="000000"/>
-              <w:top w:val="none" w:sz="0" w:space="0" w:color="000000"/>
-              <w:left w:val="none" w:sz="0" w:space="0" w:color="000000"/>
-              <w:right w:val="none" w:sz="0" w:space="0" w:color="000000"/>
-            </w:tcBorders>
-            <w:shd w:val="clear" w:color="auto" w:fill="FFFFFF"/>
-            <w:tcMar>
-              <w:top w:w="0" w:type="dxa"/>
-              <w:bottom w:w="0" w:type="dxa"/>
-              <w:left w:w="0" w:type="dxa"/>
-              <w:right w:w="0" w:type="dxa"/>
-            </w:tcMar>
-            <w:vAlign w:val="top"/>
-          </w:tcPr>
-          <w:p>
-            <w:pPr>
-              <w:pStyle w:val="Normal"/>
-              <w:jc w:val="center"/>
-              <w:pBdr>
-                <w:bottom w:val="none" w:sz="0" w:space="0" w:color="000000"/>
-                <w:top w:val="none" w:sz="0" w:space="0" w:color="000000"/>
-                <w:left w:val="none" w:sz="0" w:space="0" w:color="000000"/>
-                <w:right w:val="none" w:sz="0" w:space="0" w:color="000000"/>
-              </w:pBdr>
-              <w:spacing w:after="100" w:before="100" w:line="240"/>
-              <w:ind w:left="100" w:right="100" w:firstLine="0" w:firstLineChars="0"/>
-              <w:rPr>
-                <w:rFonts w:ascii="Times New Roman" w:hAnsi="Times New Roman" w:eastAsia="Times New Roman" w:cs="Times New Roman"/>
-                <w:i w:val="false"/>
-                <w:b w:val="false"/>
-                <w:u w:val="none"/>
-                <w:strike w:val="false"/>
-                <w:sz w:val="18"/>
-                <w:szCs w:val="18"/>
-                <w:color w:val="000000"/>
-              </w:rPr>
-            </w:pPr>
-            <w:r>
-              <w:rPr>
-                <w:rFonts w:ascii="Times New Roman" w:hAnsi="Times New Roman" w:eastAsia="Times New Roman" w:cs="Times New Roman"/>
-                <w:i w:val="false"/>
-                <w:b w:val="false"/>
-                <w:u w:val="none"/>
-                <w:strike w:val="false"/>
-                <w:sz w:val="18"/>
-                <w:szCs w:val="18"/>
-                <w:color w:val="000000"/>
-              </w:rPr>
-              <w:t xml:space="preserve">76 (36.0%)</w:t>
+              <w:t xml:space="preserve">170 (39.5%)</w:t>
+            </w:r>
+          </w:p>
+        </w:tc>
+        <w:tc>
+          <w:tcPr>
+            <w:tcBorders>
+              <w:bottom w:val="none" w:sz="0" w:space="0" w:color="000000"/>
+              <w:top w:val="none" w:sz="0" w:space="0" w:color="000000"/>
+              <w:left w:val="none" w:sz="0" w:space="0" w:color="000000"/>
+              <w:right w:val="none" w:sz="0" w:space="0" w:color="000000"/>
+            </w:tcBorders>
+            <w:shd w:val="clear" w:color="auto" w:fill="FFFFFF"/>
+            <w:tcMar>
+              <w:top w:w="0" w:type="dxa"/>
+              <w:bottom w:w="0" w:type="dxa"/>
+              <w:left w:w="0" w:type="dxa"/>
+              <w:right w:w="0" w:type="dxa"/>
+            </w:tcMar>
+            <w:vAlign w:val="top"/>
+          </w:tcPr>
+          <w:p>
+            <w:pPr>
+              <w:pStyle w:val="Normal"/>
+              <w:jc w:val="center"/>
+              <w:pBdr>
+                <w:bottom w:val="none" w:sz="0" w:space="0" w:color="000000"/>
+                <w:top w:val="none" w:sz="0" w:space="0" w:color="000000"/>
+                <w:left w:val="none" w:sz="0" w:space="0" w:color="000000"/>
+                <w:right w:val="none" w:sz="0" w:space="0" w:color="000000"/>
+              </w:pBdr>
+              <w:spacing w:after="100" w:before="100" w:line="240"/>
+              <w:ind w:left="100" w:right="100" w:firstLine="0" w:firstLineChars="0"/>
+              <w:rPr>
+                <w:rFonts w:ascii="Times New Roman" w:hAnsi="Times New Roman" w:eastAsia="Times New Roman" w:cs="Times New Roman"/>
+                <w:i w:val="false"/>
+                <w:b w:val="false"/>
+                <w:u w:val="none"/>
+                <w:strike w:val="false"/>
+                <w:sz w:val="18"/>
+                <w:szCs w:val="18"/>
+                <w:color w:val="000000"/>
+              </w:rPr>
+            </w:pPr>
+            <w:r>
+              <w:rPr>
+                <w:rFonts w:ascii="Times New Roman" w:hAnsi="Times New Roman" w:eastAsia="Times New Roman" w:cs="Times New Roman"/>
+                <w:i w:val="false"/>
+                <w:b w:val="false"/>
+                <w:u w:val="none"/>
+                <w:strike w:val="false"/>
+                <w:sz w:val="18"/>
+                <w:szCs w:val="18"/>
+                <w:color w:val="000000"/>
+              </w:rPr>
+              <w:t xml:space="preserve">93 (42.9%)</w:t>
+            </w:r>
+          </w:p>
+        </w:tc>
+        <w:tc>
+          <w:tcPr>
+            <w:tcBorders>
+              <w:bottom w:val="none" w:sz="0" w:space="0" w:color="000000"/>
+              <w:top w:val="none" w:sz="0" w:space="0" w:color="000000"/>
+              <w:left w:val="none" w:sz="0" w:space="0" w:color="000000"/>
+              <w:right w:val="none" w:sz="0" w:space="0" w:color="000000"/>
+            </w:tcBorders>
+            <w:shd w:val="clear" w:color="auto" w:fill="FFFFFF"/>
+            <w:tcMar>
+              <w:top w:w="0" w:type="dxa"/>
+              <w:bottom w:w="0" w:type="dxa"/>
+              <w:left w:w="0" w:type="dxa"/>
+              <w:right w:w="0" w:type="dxa"/>
+            </w:tcMar>
+            <w:vAlign w:val="top"/>
+          </w:tcPr>
+          <w:p>
+            <w:pPr>
+              <w:pStyle w:val="Normal"/>
+              <w:jc w:val="center"/>
+              <w:pBdr>
+                <w:bottom w:val="none" w:sz="0" w:space="0" w:color="000000"/>
+                <w:top w:val="none" w:sz="0" w:space="0" w:color="000000"/>
+                <w:left w:val="none" w:sz="0" w:space="0" w:color="000000"/>
+                <w:right w:val="none" w:sz="0" w:space="0" w:color="000000"/>
+              </w:pBdr>
+              <w:spacing w:after="100" w:before="100" w:line="240"/>
+              <w:ind w:left="100" w:right="100" w:firstLine="0" w:firstLineChars="0"/>
+              <w:rPr>
+                <w:rFonts w:ascii="Times New Roman" w:hAnsi="Times New Roman" w:eastAsia="Times New Roman" w:cs="Times New Roman"/>
+                <w:i w:val="false"/>
+                <w:b w:val="false"/>
+                <w:u w:val="none"/>
+                <w:strike w:val="false"/>
+                <w:sz w:val="18"/>
+                <w:szCs w:val="18"/>
+                <w:color w:val="000000"/>
+              </w:rPr>
+            </w:pPr>
+            <w:r>
+              <w:rPr>
+                <w:rFonts w:ascii="Times New Roman" w:hAnsi="Times New Roman" w:eastAsia="Times New Roman" w:cs="Times New Roman"/>
+                <w:i w:val="false"/>
+                <w:b w:val="false"/>
+                <w:u w:val="none"/>
+                <w:strike w:val="false"/>
+                <w:sz w:val="18"/>
+                <w:szCs w:val="18"/>
+                <w:color w:val="000000"/>
+              </w:rPr>
+              <w:t xml:space="preserve">77 (36.2%)</w:t>
             </w:r>
           </w:p>
         </w:tc>
@@ -4418,117 +4418,117 @@
                 <w:szCs w:val="18"/>
                 <w:color w:val="000000"/>
               </w:rPr>
-              <w:t xml:space="preserve">127 (29.7%)</w:t>
-            </w:r>
-          </w:p>
-        </w:tc>
-        <w:tc>
-          <w:tcPr>
-            <w:tcBorders>
-              <w:bottom w:val="none" w:sz="0" w:space="0" w:color="000000"/>
-              <w:top w:val="none" w:sz="0" w:space="0" w:color="000000"/>
-              <w:left w:val="none" w:sz="0" w:space="0" w:color="000000"/>
-              <w:right w:val="none" w:sz="0" w:space="0" w:color="000000"/>
-            </w:tcBorders>
-            <w:shd w:val="clear" w:color="auto" w:fill="FFFFFF"/>
-            <w:tcMar>
-              <w:top w:w="0" w:type="dxa"/>
-              <w:bottom w:w="0" w:type="dxa"/>
-              <w:left w:w="0" w:type="dxa"/>
-              <w:right w:w="0" w:type="dxa"/>
-            </w:tcMar>
-            <w:vAlign w:val="top"/>
-          </w:tcPr>
-          <w:p>
-            <w:pPr>
-              <w:pStyle w:val="Normal"/>
-              <w:jc w:val="center"/>
-              <w:pBdr>
-                <w:bottom w:val="none" w:sz="0" w:space="0" w:color="000000"/>
-                <w:top w:val="none" w:sz="0" w:space="0" w:color="000000"/>
-                <w:left w:val="none" w:sz="0" w:space="0" w:color="000000"/>
-                <w:right w:val="none" w:sz="0" w:space="0" w:color="000000"/>
-              </w:pBdr>
-              <w:spacing w:after="100" w:before="100" w:line="240"/>
-              <w:ind w:left="100" w:right="100" w:firstLine="0" w:firstLineChars="0"/>
-              <w:rPr>
-                <w:rFonts w:ascii="Times New Roman" w:hAnsi="Times New Roman" w:eastAsia="Times New Roman" w:cs="Times New Roman"/>
-                <w:i w:val="false"/>
-                <w:b w:val="false"/>
-                <w:u w:val="none"/>
-                <w:strike w:val="false"/>
-                <w:sz w:val="18"/>
-                <w:szCs w:val="18"/>
-                <w:color w:val="000000"/>
-              </w:rPr>
-            </w:pPr>
-            <w:r>
-              <w:rPr>
-                <w:rFonts w:ascii="Times New Roman" w:hAnsi="Times New Roman" w:eastAsia="Times New Roman" w:cs="Times New Roman"/>
-                <w:i w:val="false"/>
-                <w:b w:val="false"/>
-                <w:u w:val="none"/>
-                <w:strike w:val="false"/>
-                <w:sz w:val="18"/>
-                <w:szCs w:val="18"/>
-                <w:color w:val="000000"/>
-              </w:rPr>
-              <w:t xml:space="preserve">65 (30.1%)</w:t>
-            </w:r>
-          </w:p>
-        </w:tc>
-        <w:tc>
-          <w:tcPr>
-            <w:tcBorders>
-              <w:bottom w:val="none" w:sz="0" w:space="0" w:color="000000"/>
-              <w:top w:val="none" w:sz="0" w:space="0" w:color="000000"/>
-              <w:left w:val="none" w:sz="0" w:space="0" w:color="000000"/>
-              <w:right w:val="none" w:sz="0" w:space="0" w:color="000000"/>
-            </w:tcBorders>
-            <w:shd w:val="clear" w:color="auto" w:fill="FFFFFF"/>
-            <w:tcMar>
-              <w:top w:w="0" w:type="dxa"/>
-              <w:bottom w:w="0" w:type="dxa"/>
-              <w:left w:w="0" w:type="dxa"/>
-              <w:right w:w="0" w:type="dxa"/>
-            </w:tcMar>
-            <w:vAlign w:val="top"/>
-          </w:tcPr>
-          <w:p>
-            <w:pPr>
-              <w:pStyle w:val="Normal"/>
-              <w:jc w:val="center"/>
-              <w:pBdr>
-                <w:bottom w:val="none" w:sz="0" w:space="0" w:color="000000"/>
-                <w:top w:val="none" w:sz="0" w:space="0" w:color="000000"/>
-                <w:left w:val="none" w:sz="0" w:space="0" w:color="000000"/>
-                <w:right w:val="none" w:sz="0" w:space="0" w:color="000000"/>
-              </w:pBdr>
-              <w:spacing w:after="100" w:before="100" w:line="240"/>
-              <w:ind w:left="100" w:right="100" w:firstLine="0" w:firstLineChars="0"/>
-              <w:rPr>
-                <w:rFonts w:ascii="Times New Roman" w:hAnsi="Times New Roman" w:eastAsia="Times New Roman" w:cs="Times New Roman"/>
-                <w:i w:val="false"/>
-                <w:b w:val="false"/>
-                <w:u w:val="none"/>
-                <w:strike w:val="false"/>
-                <w:sz w:val="18"/>
-                <w:szCs w:val="18"/>
-                <w:color w:val="000000"/>
-              </w:rPr>
-            </w:pPr>
-            <w:r>
-              <w:rPr>
-                <w:rFonts w:ascii="Times New Roman" w:hAnsi="Times New Roman" w:eastAsia="Times New Roman" w:cs="Times New Roman"/>
-                <w:i w:val="false"/>
-                <w:b w:val="false"/>
-                <w:u w:val="none"/>
-                <w:strike w:val="false"/>
-                <w:sz w:val="18"/>
-                <w:szCs w:val="18"/>
-                <w:color w:val="000000"/>
-              </w:rPr>
-              <w:t xml:space="preserve">62 (29.4%)</w:t>
+              <w:t xml:space="preserve">128 (29.8%)</w:t>
+            </w:r>
+          </w:p>
+        </w:tc>
+        <w:tc>
+          <w:tcPr>
+            <w:tcBorders>
+              <w:bottom w:val="none" w:sz="0" w:space="0" w:color="000000"/>
+              <w:top w:val="none" w:sz="0" w:space="0" w:color="000000"/>
+              <w:left w:val="none" w:sz="0" w:space="0" w:color="000000"/>
+              <w:right w:val="none" w:sz="0" w:space="0" w:color="000000"/>
+            </w:tcBorders>
+            <w:shd w:val="clear" w:color="auto" w:fill="FFFFFF"/>
+            <w:tcMar>
+              <w:top w:w="0" w:type="dxa"/>
+              <w:bottom w:w="0" w:type="dxa"/>
+              <w:left w:w="0" w:type="dxa"/>
+              <w:right w:w="0" w:type="dxa"/>
+            </w:tcMar>
+            <w:vAlign w:val="top"/>
+          </w:tcPr>
+          <w:p>
+            <w:pPr>
+              <w:pStyle w:val="Normal"/>
+              <w:jc w:val="center"/>
+              <w:pBdr>
+                <w:bottom w:val="none" w:sz="0" w:space="0" w:color="000000"/>
+                <w:top w:val="none" w:sz="0" w:space="0" w:color="000000"/>
+                <w:left w:val="none" w:sz="0" w:space="0" w:color="000000"/>
+                <w:right w:val="none" w:sz="0" w:space="0" w:color="000000"/>
+              </w:pBdr>
+              <w:spacing w:after="100" w:before="100" w:line="240"/>
+              <w:ind w:left="100" w:right="100" w:firstLine="0" w:firstLineChars="0"/>
+              <w:rPr>
+                <w:rFonts w:ascii="Times New Roman" w:hAnsi="Times New Roman" w:eastAsia="Times New Roman" w:cs="Times New Roman"/>
+                <w:i w:val="false"/>
+                <w:b w:val="false"/>
+                <w:u w:val="none"/>
+                <w:strike w:val="false"/>
+                <w:sz w:val="18"/>
+                <w:szCs w:val="18"/>
+                <w:color w:val="000000"/>
+              </w:rPr>
+            </w:pPr>
+            <w:r>
+              <w:rPr>
+                <w:rFonts w:ascii="Times New Roman" w:hAnsi="Times New Roman" w:eastAsia="Times New Roman" w:cs="Times New Roman"/>
+                <w:i w:val="false"/>
+                <w:b w:val="false"/>
+                <w:u w:val="none"/>
+                <w:strike w:val="false"/>
+                <w:sz w:val="18"/>
+                <w:szCs w:val="18"/>
+                <w:color w:val="000000"/>
+              </w:rPr>
+              <w:t xml:space="preserve">66 (30.4%)</w:t>
+            </w:r>
+          </w:p>
+        </w:tc>
+        <w:tc>
+          <w:tcPr>
+            <w:tcBorders>
+              <w:bottom w:val="none" w:sz="0" w:space="0" w:color="000000"/>
+              <w:top w:val="none" w:sz="0" w:space="0" w:color="000000"/>
+              <w:left w:val="none" w:sz="0" w:space="0" w:color="000000"/>
+              <w:right w:val="none" w:sz="0" w:space="0" w:color="000000"/>
+            </w:tcBorders>
+            <w:shd w:val="clear" w:color="auto" w:fill="FFFFFF"/>
+            <w:tcMar>
+              <w:top w:w="0" w:type="dxa"/>
+              <w:bottom w:w="0" w:type="dxa"/>
+              <w:left w:w="0" w:type="dxa"/>
+              <w:right w:w="0" w:type="dxa"/>
+            </w:tcMar>
+            <w:vAlign w:val="top"/>
+          </w:tcPr>
+          <w:p>
+            <w:pPr>
+              <w:pStyle w:val="Normal"/>
+              <w:jc w:val="center"/>
+              <w:pBdr>
+                <w:bottom w:val="none" w:sz="0" w:space="0" w:color="000000"/>
+                <w:top w:val="none" w:sz="0" w:space="0" w:color="000000"/>
+                <w:left w:val="none" w:sz="0" w:space="0" w:color="000000"/>
+                <w:right w:val="none" w:sz="0" w:space="0" w:color="000000"/>
+              </w:pBdr>
+              <w:spacing w:after="100" w:before="100" w:line="240"/>
+              <w:ind w:left="100" w:right="100" w:firstLine="0" w:firstLineChars="0"/>
+              <w:rPr>
+                <w:rFonts w:ascii="Times New Roman" w:hAnsi="Times New Roman" w:eastAsia="Times New Roman" w:cs="Times New Roman"/>
+                <w:i w:val="false"/>
+                <w:b w:val="false"/>
+                <w:u w:val="none"/>
+                <w:strike w:val="false"/>
+                <w:sz w:val="18"/>
+                <w:szCs w:val="18"/>
+                <w:color w:val="000000"/>
+              </w:rPr>
+            </w:pPr>
+            <w:r>
+              <w:rPr>
+                <w:rFonts w:ascii="Times New Roman" w:hAnsi="Times New Roman" w:eastAsia="Times New Roman" w:cs="Times New Roman"/>
+                <w:i w:val="false"/>
+                <w:b w:val="false"/>
+                <w:u w:val="none"/>
+                <w:strike w:val="false"/>
+                <w:sz w:val="18"/>
+                <w:szCs w:val="18"/>
+                <w:color w:val="000000"/>
+              </w:rPr>
+              <w:t xml:space="preserve">62 (29.1%)</w:t>
             </w:r>
           </w:p>
         </w:tc>
@@ -4698,7 +4698,7 @@
                 <w:szCs w:val="18"/>
                 <w:color w:val="000000"/>
               </w:rPr>
-              <w:t xml:space="preserve">60 (14.1%)</w:t>
+              <w:t xml:space="preserve">60 (14.0%)</w:t>
             </w:r>
           </w:p>
         </w:tc>
@@ -4808,7 +4808,7 @@
                 <w:szCs w:val="18"/>
                 <w:color w:val="000000"/>
               </w:rPr>
-              <w:t xml:space="preserve">26 (12.3%)</w:t>
+              <w:t xml:space="preserve">26 (12.2%)</w:t>
             </w:r>
           </w:p>
         </w:tc>
@@ -5423,7 +5423,7 @@
                 <w:szCs w:val="18"/>
                 <w:color w:val="000000"/>
               </w:rPr>
-              <w:t xml:space="preserve">0.009</w:t>
+              <w:t xml:space="preserve">0.007</w:t>
             </w:r>
           </w:p>
         </w:tc>
@@ -5538,7 +5538,7 @@
                 <w:szCs w:val="18"/>
                 <w:color w:val="000000"/>
               </w:rPr>
-              <w:t xml:space="preserve">12 (2.8%)</w:t>
+              <w:t xml:space="preserve">12 (2.7%)</w:t>
             </w:r>
           </w:p>
         </w:tc>
@@ -5648,7 +5648,7 @@
                 <w:szCs w:val="18"/>
                 <w:color w:val="000000"/>
               </w:rPr>
-              <w:t xml:space="preserve">10 (4.6%)</w:t>
+              <w:t xml:space="preserve">10 (4.5%)</w:t>
             </w:r>
           </w:p>
         </w:tc>
@@ -5818,7 +5818,7 @@
                 <w:szCs w:val="18"/>
                 <w:color w:val="000000"/>
               </w:rPr>
-              <w:t xml:space="preserve">74 (17.0%)</w:t>
+              <w:t xml:space="preserve">75 (17.1%)</w:t>
             </w:r>
           </w:p>
         </w:tc>
@@ -5928,7 +5928,7 @@
                 <w:szCs w:val="18"/>
                 <w:color w:val="000000"/>
               </w:rPr>
-              <w:t xml:space="preserve">46 (21.1%)</w:t>
+              <w:t xml:space="preserve">47 (21.4%)</w:t>
             </w:r>
           </w:p>
         </w:tc>
@@ -6098,117 +6098,117 @@
                 <w:szCs w:val="18"/>
                 <w:color w:val="000000"/>
               </w:rPr>
-              <w:t xml:space="preserve">299 (68.6%)</w:t>
-            </w:r>
-          </w:p>
-        </w:tc>
-        <w:tc>
-          <w:tcPr>
-            <w:tcBorders>
-              <w:bottom w:val="none" w:sz="0" w:space="0" w:color="000000"/>
-              <w:top w:val="none" w:sz="0" w:space="0" w:color="000000"/>
-              <w:left w:val="none" w:sz="0" w:space="0" w:color="000000"/>
-              <w:right w:val="none" w:sz="0" w:space="0" w:color="000000"/>
-            </w:tcBorders>
-            <w:shd w:val="clear" w:color="auto" w:fill="FFFFFF"/>
-            <w:tcMar>
-              <w:top w:w="0" w:type="dxa"/>
-              <w:bottom w:w="0" w:type="dxa"/>
-              <w:left w:w="0" w:type="dxa"/>
-              <w:right w:w="0" w:type="dxa"/>
-            </w:tcMar>
-            <w:vAlign w:val="top"/>
-          </w:tcPr>
-          <w:p>
-            <w:pPr>
-              <w:pStyle w:val="Normal"/>
-              <w:jc w:val="center"/>
-              <w:pBdr>
-                <w:bottom w:val="none" w:sz="0" w:space="0" w:color="000000"/>
-                <w:top w:val="none" w:sz="0" w:space="0" w:color="000000"/>
-                <w:left w:val="none" w:sz="0" w:space="0" w:color="000000"/>
-                <w:right w:val="none" w:sz="0" w:space="0" w:color="000000"/>
-              </w:pBdr>
-              <w:spacing w:after="100" w:before="100" w:line="240"/>
-              <w:ind w:left="100" w:right="100" w:firstLine="0" w:firstLineChars="0"/>
-              <w:rPr>
-                <w:rFonts w:ascii="Times New Roman" w:hAnsi="Times New Roman" w:eastAsia="Times New Roman" w:cs="Times New Roman"/>
-                <w:i w:val="false"/>
-                <w:b w:val="false"/>
-                <w:u w:val="none"/>
-                <w:strike w:val="false"/>
-                <w:sz w:val="18"/>
-                <w:szCs w:val="18"/>
-                <w:color w:val="000000"/>
-              </w:rPr>
-            </w:pPr>
-            <w:r>
-              <w:rPr>
-                <w:rFonts w:ascii="Times New Roman" w:hAnsi="Times New Roman" w:eastAsia="Times New Roman" w:cs="Times New Roman"/>
-                <w:i w:val="false"/>
-                <w:b w:val="false"/>
-                <w:u w:val="none"/>
-                <w:strike w:val="false"/>
-                <w:sz w:val="18"/>
-                <w:szCs w:val="18"/>
-                <w:color w:val="000000"/>
-              </w:rPr>
-              <w:t xml:space="preserve">160 (73.4%)</w:t>
-            </w:r>
-          </w:p>
-        </w:tc>
-        <w:tc>
-          <w:tcPr>
-            <w:tcBorders>
-              <w:bottom w:val="none" w:sz="0" w:space="0" w:color="000000"/>
-              <w:top w:val="none" w:sz="0" w:space="0" w:color="000000"/>
-              <w:left w:val="none" w:sz="0" w:space="0" w:color="000000"/>
-              <w:right w:val="none" w:sz="0" w:space="0" w:color="000000"/>
-            </w:tcBorders>
-            <w:shd w:val="clear" w:color="auto" w:fill="FFFFFF"/>
-            <w:tcMar>
-              <w:top w:w="0" w:type="dxa"/>
-              <w:bottom w:w="0" w:type="dxa"/>
-              <w:left w:w="0" w:type="dxa"/>
-              <w:right w:w="0" w:type="dxa"/>
-            </w:tcMar>
-            <w:vAlign w:val="top"/>
-          </w:tcPr>
-          <w:p>
-            <w:pPr>
-              <w:pStyle w:val="Normal"/>
-              <w:jc w:val="center"/>
-              <w:pBdr>
-                <w:bottom w:val="none" w:sz="0" w:space="0" w:color="000000"/>
-                <w:top w:val="none" w:sz="0" w:space="0" w:color="000000"/>
-                <w:left w:val="none" w:sz="0" w:space="0" w:color="000000"/>
-                <w:right w:val="none" w:sz="0" w:space="0" w:color="000000"/>
-              </w:pBdr>
-              <w:spacing w:after="100" w:before="100" w:line="240"/>
-              <w:ind w:left="100" w:right="100" w:firstLine="0" w:firstLineChars="0"/>
-              <w:rPr>
-                <w:rFonts w:ascii="Times New Roman" w:hAnsi="Times New Roman" w:eastAsia="Times New Roman" w:cs="Times New Roman"/>
-                <w:i w:val="false"/>
-                <w:b w:val="false"/>
-                <w:u w:val="none"/>
-                <w:strike w:val="false"/>
-                <w:sz w:val="18"/>
-                <w:szCs w:val="18"/>
-                <w:color w:val="000000"/>
-              </w:rPr>
-            </w:pPr>
-            <w:r>
-              <w:rPr>
-                <w:rFonts w:ascii="Times New Roman" w:hAnsi="Times New Roman" w:eastAsia="Times New Roman" w:cs="Times New Roman"/>
-                <w:i w:val="false"/>
-                <w:b w:val="false"/>
-                <w:u w:val="none"/>
-                <w:strike w:val="false"/>
-                <w:sz w:val="18"/>
-                <w:szCs w:val="18"/>
-                <w:color w:val="000000"/>
-              </w:rPr>
-              <w:t xml:space="preserve">139 (63.8%)</w:t>
+              <w:t xml:space="preserve">301 (68.6%)</w:t>
+            </w:r>
+          </w:p>
+        </w:tc>
+        <w:tc>
+          <w:tcPr>
+            <w:tcBorders>
+              <w:bottom w:val="none" w:sz="0" w:space="0" w:color="000000"/>
+              <w:top w:val="none" w:sz="0" w:space="0" w:color="000000"/>
+              <w:left w:val="none" w:sz="0" w:space="0" w:color="000000"/>
+              <w:right w:val="none" w:sz="0" w:space="0" w:color="000000"/>
+            </w:tcBorders>
+            <w:shd w:val="clear" w:color="auto" w:fill="FFFFFF"/>
+            <w:tcMar>
+              <w:top w:w="0" w:type="dxa"/>
+              <w:bottom w:w="0" w:type="dxa"/>
+              <w:left w:w="0" w:type="dxa"/>
+              <w:right w:w="0" w:type="dxa"/>
+            </w:tcMar>
+            <w:vAlign w:val="top"/>
+          </w:tcPr>
+          <w:p>
+            <w:pPr>
+              <w:pStyle w:val="Normal"/>
+              <w:jc w:val="center"/>
+              <w:pBdr>
+                <w:bottom w:val="none" w:sz="0" w:space="0" w:color="000000"/>
+                <w:top w:val="none" w:sz="0" w:space="0" w:color="000000"/>
+                <w:left w:val="none" w:sz="0" w:space="0" w:color="000000"/>
+                <w:right w:val="none" w:sz="0" w:space="0" w:color="000000"/>
+              </w:pBdr>
+              <w:spacing w:after="100" w:before="100" w:line="240"/>
+              <w:ind w:left="100" w:right="100" w:firstLine="0" w:firstLineChars="0"/>
+              <w:rPr>
+                <w:rFonts w:ascii="Times New Roman" w:hAnsi="Times New Roman" w:eastAsia="Times New Roman" w:cs="Times New Roman"/>
+                <w:i w:val="false"/>
+                <w:b w:val="false"/>
+                <w:u w:val="none"/>
+                <w:strike w:val="false"/>
+                <w:sz w:val="18"/>
+                <w:szCs w:val="18"/>
+                <w:color w:val="000000"/>
+              </w:rPr>
+            </w:pPr>
+            <w:r>
+              <w:rPr>
+                <w:rFonts w:ascii="Times New Roman" w:hAnsi="Times New Roman" w:eastAsia="Times New Roman" w:cs="Times New Roman"/>
+                <w:i w:val="false"/>
+                <w:b w:val="false"/>
+                <w:u w:val="none"/>
+                <w:strike w:val="false"/>
+                <w:sz w:val="18"/>
+                <w:szCs w:val="18"/>
+                <w:color w:val="000000"/>
+              </w:rPr>
+              <w:t xml:space="preserve">161 (73.5%)</w:t>
+            </w:r>
+          </w:p>
+        </w:tc>
+        <w:tc>
+          <w:tcPr>
+            <w:tcBorders>
+              <w:bottom w:val="none" w:sz="0" w:space="0" w:color="000000"/>
+              <w:top w:val="none" w:sz="0" w:space="0" w:color="000000"/>
+              <w:left w:val="none" w:sz="0" w:space="0" w:color="000000"/>
+              <w:right w:val="none" w:sz="0" w:space="0" w:color="000000"/>
+            </w:tcBorders>
+            <w:shd w:val="clear" w:color="auto" w:fill="FFFFFF"/>
+            <w:tcMar>
+              <w:top w:w="0" w:type="dxa"/>
+              <w:bottom w:w="0" w:type="dxa"/>
+              <w:left w:w="0" w:type="dxa"/>
+              <w:right w:w="0" w:type="dxa"/>
+            </w:tcMar>
+            <w:vAlign w:val="top"/>
+          </w:tcPr>
+          <w:p>
+            <w:pPr>
+              <w:pStyle w:val="Normal"/>
+              <w:jc w:val="center"/>
+              <w:pBdr>
+                <w:bottom w:val="none" w:sz="0" w:space="0" w:color="000000"/>
+                <w:top w:val="none" w:sz="0" w:space="0" w:color="000000"/>
+                <w:left w:val="none" w:sz="0" w:space="0" w:color="000000"/>
+                <w:right w:val="none" w:sz="0" w:space="0" w:color="000000"/>
+              </w:pBdr>
+              <w:spacing w:after="100" w:before="100" w:line="240"/>
+              <w:ind w:left="100" w:right="100" w:firstLine="0" w:firstLineChars="0"/>
+              <w:rPr>
+                <w:rFonts w:ascii="Times New Roman" w:hAnsi="Times New Roman" w:eastAsia="Times New Roman" w:cs="Times New Roman"/>
+                <w:i w:val="false"/>
+                <w:b w:val="false"/>
+                <w:u w:val="none"/>
+                <w:strike w:val="false"/>
+                <w:sz w:val="18"/>
+                <w:szCs w:val="18"/>
+                <w:color w:val="000000"/>
+              </w:rPr>
+            </w:pPr>
+            <w:r>
+              <w:rPr>
+                <w:rFonts w:ascii="Times New Roman" w:hAnsi="Times New Roman" w:eastAsia="Times New Roman" w:cs="Times New Roman"/>
+                <w:i w:val="false"/>
+                <w:b w:val="false"/>
+                <w:u w:val="none"/>
+                <w:strike w:val="false"/>
+                <w:sz w:val="18"/>
+                <w:szCs w:val="18"/>
+                <w:color w:val="000000"/>
+              </w:rPr>
+              <w:t xml:space="preserve">140 (63.6%)</w:t>
             </w:r>
           </w:p>
         </w:tc>
@@ -6378,7 +6378,7 @@
                 <w:szCs w:val="18"/>
                 <w:color w:val="000000"/>
               </w:rPr>
-              <w:t xml:space="preserve">51 (11.7%)</w:t>
+              <w:t xml:space="preserve">51 (11.6%)</w:t>
             </w:r>
           </w:p>
         </w:tc>
@@ -6488,7 +6488,7 @@
                 <w:szCs w:val="18"/>
                 <w:color w:val="000000"/>
               </w:rPr>
-              <w:t xml:space="preserve">23 (10.6%)</w:t>
+              <w:t xml:space="preserve">23 (10.5%)</w:t>
             </w:r>
           </w:p>
         </w:tc>
@@ -7103,7 +7103,7 @@
                 <w:szCs w:val="18"/>
                 <w:color w:val="000000"/>
               </w:rPr>
-              <w:t xml:space="preserve">0.318</w:t>
+              <w:t xml:space="preserve">0.340</w:t>
             </w:r>
           </w:p>
         </w:tc>
@@ -7218,117 +7218,117 @@
                 <w:szCs w:val="18"/>
                 <w:color w:val="000000"/>
               </w:rPr>
-              <w:t xml:space="preserve">256 (58.7%)</w:t>
-            </w:r>
-          </w:p>
-        </w:tc>
-        <w:tc>
-          <w:tcPr>
-            <w:tcBorders>
-              <w:bottom w:val="none" w:sz="0" w:space="0" w:color="000000"/>
-              <w:top w:val="none" w:sz="0" w:space="0" w:color="000000"/>
-              <w:left w:val="none" w:sz="0" w:space="0" w:color="000000"/>
-              <w:right w:val="none" w:sz="0" w:space="0" w:color="000000"/>
-            </w:tcBorders>
-            <w:shd w:val="clear" w:color="auto" w:fill="FFFFFF"/>
-            <w:tcMar>
-              <w:top w:w="0" w:type="dxa"/>
-              <w:bottom w:w="0" w:type="dxa"/>
-              <w:left w:w="0" w:type="dxa"/>
-              <w:right w:w="0" w:type="dxa"/>
-            </w:tcMar>
-            <w:vAlign w:val="top"/>
-          </w:tcPr>
-          <w:p>
-            <w:pPr>
-              <w:pStyle w:val="Normal"/>
-              <w:jc w:val="center"/>
-              <w:pBdr>
-                <w:bottom w:val="none" w:sz="0" w:space="0" w:color="000000"/>
-                <w:top w:val="none" w:sz="0" w:space="0" w:color="000000"/>
-                <w:left w:val="none" w:sz="0" w:space="0" w:color="000000"/>
-                <w:right w:val="none" w:sz="0" w:space="0" w:color="000000"/>
-              </w:pBdr>
-              <w:spacing w:after="100" w:before="100" w:line="240"/>
-              <w:ind w:left="100" w:right="100" w:firstLine="0" w:firstLineChars="0"/>
-              <w:rPr>
-                <w:rFonts w:ascii="Times New Roman" w:hAnsi="Times New Roman" w:eastAsia="Times New Roman" w:cs="Times New Roman"/>
-                <w:i w:val="false"/>
-                <w:b w:val="false"/>
-                <w:u w:val="none"/>
-                <w:strike w:val="false"/>
-                <w:sz w:val="18"/>
-                <w:szCs w:val="18"/>
-                <w:color w:val="000000"/>
-              </w:rPr>
-            </w:pPr>
-            <w:r>
-              <w:rPr>
-                <w:rFonts w:ascii="Times New Roman" w:hAnsi="Times New Roman" w:eastAsia="Times New Roman" w:cs="Times New Roman"/>
-                <w:i w:val="false"/>
-                <w:b w:val="false"/>
-                <w:u w:val="none"/>
-                <w:strike w:val="false"/>
-                <w:sz w:val="18"/>
-                <w:szCs w:val="18"/>
-                <w:color w:val="000000"/>
-              </w:rPr>
-              <w:t xml:space="preserve">126 (57.8%)</w:t>
-            </w:r>
-          </w:p>
-        </w:tc>
-        <w:tc>
-          <w:tcPr>
-            <w:tcBorders>
-              <w:bottom w:val="none" w:sz="0" w:space="0" w:color="000000"/>
-              <w:top w:val="none" w:sz="0" w:space="0" w:color="000000"/>
-              <w:left w:val="none" w:sz="0" w:space="0" w:color="000000"/>
-              <w:right w:val="none" w:sz="0" w:space="0" w:color="000000"/>
-            </w:tcBorders>
-            <w:shd w:val="clear" w:color="auto" w:fill="FFFFFF"/>
-            <w:tcMar>
-              <w:top w:w="0" w:type="dxa"/>
-              <w:bottom w:w="0" w:type="dxa"/>
-              <w:left w:w="0" w:type="dxa"/>
-              <w:right w:w="0" w:type="dxa"/>
-            </w:tcMar>
-            <w:vAlign w:val="top"/>
-          </w:tcPr>
-          <w:p>
-            <w:pPr>
-              <w:pStyle w:val="Normal"/>
-              <w:jc w:val="center"/>
-              <w:pBdr>
-                <w:bottom w:val="none" w:sz="0" w:space="0" w:color="000000"/>
-                <w:top w:val="none" w:sz="0" w:space="0" w:color="000000"/>
-                <w:left w:val="none" w:sz="0" w:space="0" w:color="000000"/>
-                <w:right w:val="none" w:sz="0" w:space="0" w:color="000000"/>
-              </w:pBdr>
-              <w:spacing w:after="100" w:before="100" w:line="240"/>
-              <w:ind w:left="100" w:right="100" w:firstLine="0" w:firstLineChars="0"/>
-              <w:rPr>
-                <w:rFonts w:ascii="Times New Roman" w:hAnsi="Times New Roman" w:eastAsia="Times New Roman" w:cs="Times New Roman"/>
-                <w:i w:val="false"/>
-                <w:b w:val="false"/>
-                <w:u w:val="none"/>
-                <w:strike w:val="false"/>
-                <w:sz w:val="18"/>
-                <w:szCs w:val="18"/>
-                <w:color w:val="000000"/>
-              </w:rPr>
-            </w:pPr>
-            <w:r>
-              <w:rPr>
-                <w:rFonts w:ascii="Times New Roman" w:hAnsi="Times New Roman" w:eastAsia="Times New Roman" w:cs="Times New Roman"/>
-                <w:i w:val="false"/>
-                <w:b w:val="false"/>
-                <w:u w:val="none"/>
-                <w:strike w:val="false"/>
-                <w:sz w:val="18"/>
-                <w:szCs w:val="18"/>
-                <w:color w:val="000000"/>
-              </w:rPr>
-              <w:t xml:space="preserve">130 (59.6%)</w:t>
+              <w:t xml:space="preserve">258 (58.8%)</w:t>
+            </w:r>
+          </w:p>
+        </w:tc>
+        <w:tc>
+          <w:tcPr>
+            <w:tcBorders>
+              <w:bottom w:val="none" w:sz="0" w:space="0" w:color="000000"/>
+              <w:top w:val="none" w:sz="0" w:space="0" w:color="000000"/>
+              <w:left w:val="none" w:sz="0" w:space="0" w:color="000000"/>
+              <w:right w:val="none" w:sz="0" w:space="0" w:color="000000"/>
+            </w:tcBorders>
+            <w:shd w:val="clear" w:color="auto" w:fill="FFFFFF"/>
+            <w:tcMar>
+              <w:top w:w="0" w:type="dxa"/>
+              <w:bottom w:w="0" w:type="dxa"/>
+              <w:left w:w="0" w:type="dxa"/>
+              <w:right w:w="0" w:type="dxa"/>
+            </w:tcMar>
+            <w:vAlign w:val="top"/>
+          </w:tcPr>
+          <w:p>
+            <w:pPr>
+              <w:pStyle w:val="Normal"/>
+              <w:jc w:val="center"/>
+              <w:pBdr>
+                <w:bottom w:val="none" w:sz="0" w:space="0" w:color="000000"/>
+                <w:top w:val="none" w:sz="0" w:space="0" w:color="000000"/>
+                <w:left w:val="none" w:sz="0" w:space="0" w:color="000000"/>
+                <w:right w:val="none" w:sz="0" w:space="0" w:color="000000"/>
+              </w:pBdr>
+              <w:spacing w:after="100" w:before="100" w:line="240"/>
+              <w:ind w:left="100" w:right="100" w:firstLine="0" w:firstLineChars="0"/>
+              <w:rPr>
+                <w:rFonts w:ascii="Times New Roman" w:hAnsi="Times New Roman" w:eastAsia="Times New Roman" w:cs="Times New Roman"/>
+                <w:i w:val="false"/>
+                <w:b w:val="false"/>
+                <w:u w:val="none"/>
+                <w:strike w:val="false"/>
+                <w:sz w:val="18"/>
+                <w:szCs w:val="18"/>
+                <w:color w:val="000000"/>
+              </w:rPr>
+            </w:pPr>
+            <w:r>
+              <w:rPr>
+                <w:rFonts w:ascii="Times New Roman" w:hAnsi="Times New Roman" w:eastAsia="Times New Roman" w:cs="Times New Roman"/>
+                <w:i w:val="false"/>
+                <w:b w:val="false"/>
+                <w:u w:val="none"/>
+                <w:strike w:val="false"/>
+                <w:sz w:val="18"/>
+                <w:szCs w:val="18"/>
+                <w:color w:val="000000"/>
+              </w:rPr>
+              <w:t xml:space="preserve">126 (57.5%)</w:t>
+            </w:r>
+          </w:p>
+        </w:tc>
+        <w:tc>
+          <w:tcPr>
+            <w:tcBorders>
+              <w:bottom w:val="none" w:sz="0" w:space="0" w:color="000000"/>
+              <w:top w:val="none" w:sz="0" w:space="0" w:color="000000"/>
+              <w:left w:val="none" w:sz="0" w:space="0" w:color="000000"/>
+              <w:right w:val="none" w:sz="0" w:space="0" w:color="000000"/>
+            </w:tcBorders>
+            <w:shd w:val="clear" w:color="auto" w:fill="FFFFFF"/>
+            <w:tcMar>
+              <w:top w:w="0" w:type="dxa"/>
+              <w:bottom w:w="0" w:type="dxa"/>
+              <w:left w:w="0" w:type="dxa"/>
+              <w:right w:w="0" w:type="dxa"/>
+            </w:tcMar>
+            <w:vAlign w:val="top"/>
+          </w:tcPr>
+          <w:p>
+            <w:pPr>
+              <w:pStyle w:val="Normal"/>
+              <w:jc w:val="center"/>
+              <w:pBdr>
+                <w:bottom w:val="none" w:sz="0" w:space="0" w:color="000000"/>
+                <w:top w:val="none" w:sz="0" w:space="0" w:color="000000"/>
+                <w:left w:val="none" w:sz="0" w:space="0" w:color="000000"/>
+                <w:right w:val="none" w:sz="0" w:space="0" w:color="000000"/>
+              </w:pBdr>
+              <w:spacing w:after="100" w:before="100" w:line="240"/>
+              <w:ind w:left="100" w:right="100" w:firstLine="0" w:firstLineChars="0"/>
+              <w:rPr>
+                <w:rFonts w:ascii="Times New Roman" w:hAnsi="Times New Roman" w:eastAsia="Times New Roman" w:cs="Times New Roman"/>
+                <w:i w:val="false"/>
+                <w:b w:val="false"/>
+                <w:u w:val="none"/>
+                <w:strike w:val="false"/>
+                <w:sz w:val="18"/>
+                <w:szCs w:val="18"/>
+                <w:color w:val="000000"/>
+              </w:rPr>
+            </w:pPr>
+            <w:r>
+              <w:rPr>
+                <w:rFonts w:ascii="Times New Roman" w:hAnsi="Times New Roman" w:eastAsia="Times New Roman" w:cs="Times New Roman"/>
+                <w:i w:val="false"/>
+                <w:b w:val="false"/>
+                <w:u w:val="none"/>
+                <w:strike w:val="false"/>
+                <w:sz w:val="18"/>
+                <w:szCs w:val="18"/>
+                <w:color w:val="000000"/>
+              </w:rPr>
+              <w:t xml:space="preserve">132 (60.0%)</w:t>
             </w:r>
           </w:p>
         </w:tc>
@@ -7498,117 +7498,117 @@
                 <w:szCs w:val="18"/>
                 <w:color w:val="000000"/>
               </w:rPr>
-              <w:t xml:space="preserve">104 (23.9%)</w:t>
-            </w:r>
-          </w:p>
-        </w:tc>
-        <w:tc>
-          <w:tcPr>
-            <w:tcBorders>
-              <w:bottom w:val="none" w:sz="0" w:space="0" w:color="000000"/>
-              <w:top w:val="none" w:sz="0" w:space="0" w:color="000000"/>
-              <w:left w:val="none" w:sz="0" w:space="0" w:color="000000"/>
-              <w:right w:val="none" w:sz="0" w:space="0" w:color="000000"/>
-            </w:tcBorders>
-            <w:shd w:val="clear" w:color="auto" w:fill="FFFFFF"/>
-            <w:tcMar>
-              <w:top w:w="0" w:type="dxa"/>
-              <w:bottom w:w="0" w:type="dxa"/>
-              <w:left w:w="0" w:type="dxa"/>
-              <w:right w:w="0" w:type="dxa"/>
-            </w:tcMar>
-            <w:vAlign w:val="top"/>
-          </w:tcPr>
-          <w:p>
-            <w:pPr>
-              <w:pStyle w:val="Normal"/>
-              <w:jc w:val="center"/>
-              <w:pBdr>
-                <w:bottom w:val="none" w:sz="0" w:space="0" w:color="000000"/>
-                <w:top w:val="none" w:sz="0" w:space="0" w:color="000000"/>
-                <w:left w:val="none" w:sz="0" w:space="0" w:color="000000"/>
-                <w:right w:val="none" w:sz="0" w:space="0" w:color="000000"/>
-              </w:pBdr>
-              <w:spacing w:after="100" w:before="100" w:line="240"/>
-              <w:ind w:left="100" w:right="100" w:firstLine="0" w:firstLineChars="0"/>
-              <w:rPr>
-                <w:rFonts w:ascii="Times New Roman" w:hAnsi="Times New Roman" w:eastAsia="Times New Roman" w:cs="Times New Roman"/>
-                <w:i w:val="false"/>
-                <w:b w:val="false"/>
-                <w:u w:val="none"/>
-                <w:strike w:val="false"/>
-                <w:sz w:val="18"/>
-                <w:szCs w:val="18"/>
-                <w:color w:val="000000"/>
-              </w:rPr>
-            </w:pPr>
-            <w:r>
-              <w:rPr>
-                <w:rFonts w:ascii="Times New Roman" w:hAnsi="Times New Roman" w:eastAsia="Times New Roman" w:cs="Times New Roman"/>
-                <w:i w:val="false"/>
-                <w:b w:val="false"/>
-                <w:u w:val="none"/>
-                <w:strike w:val="false"/>
-                <w:sz w:val="18"/>
-                <w:szCs w:val="18"/>
-                <w:color w:val="000000"/>
-              </w:rPr>
-              <w:t xml:space="preserve">58 (26.6%)</w:t>
-            </w:r>
-          </w:p>
-        </w:tc>
-        <w:tc>
-          <w:tcPr>
-            <w:tcBorders>
-              <w:bottom w:val="none" w:sz="0" w:space="0" w:color="000000"/>
-              <w:top w:val="none" w:sz="0" w:space="0" w:color="000000"/>
-              <w:left w:val="none" w:sz="0" w:space="0" w:color="000000"/>
-              <w:right w:val="none" w:sz="0" w:space="0" w:color="000000"/>
-            </w:tcBorders>
-            <w:shd w:val="clear" w:color="auto" w:fill="FFFFFF"/>
-            <w:tcMar>
-              <w:top w:w="0" w:type="dxa"/>
-              <w:bottom w:w="0" w:type="dxa"/>
-              <w:left w:w="0" w:type="dxa"/>
-              <w:right w:w="0" w:type="dxa"/>
-            </w:tcMar>
-            <w:vAlign w:val="top"/>
-          </w:tcPr>
-          <w:p>
-            <w:pPr>
-              <w:pStyle w:val="Normal"/>
-              <w:jc w:val="center"/>
-              <w:pBdr>
-                <w:bottom w:val="none" w:sz="0" w:space="0" w:color="000000"/>
-                <w:top w:val="none" w:sz="0" w:space="0" w:color="000000"/>
-                <w:left w:val="none" w:sz="0" w:space="0" w:color="000000"/>
-                <w:right w:val="none" w:sz="0" w:space="0" w:color="000000"/>
-              </w:pBdr>
-              <w:spacing w:after="100" w:before="100" w:line="240"/>
-              <w:ind w:left="100" w:right="100" w:firstLine="0" w:firstLineChars="0"/>
-              <w:rPr>
-                <w:rFonts w:ascii="Times New Roman" w:hAnsi="Times New Roman" w:eastAsia="Times New Roman" w:cs="Times New Roman"/>
-                <w:i w:val="false"/>
-                <w:b w:val="false"/>
-                <w:u w:val="none"/>
-                <w:strike w:val="false"/>
-                <w:sz w:val="18"/>
-                <w:szCs w:val="18"/>
-                <w:color w:val="000000"/>
-              </w:rPr>
-            </w:pPr>
-            <w:r>
-              <w:rPr>
-                <w:rFonts w:ascii="Times New Roman" w:hAnsi="Times New Roman" w:eastAsia="Times New Roman" w:cs="Times New Roman"/>
-                <w:i w:val="false"/>
-                <w:b w:val="false"/>
-                <w:u w:val="none"/>
-                <w:strike w:val="false"/>
-                <w:sz w:val="18"/>
-                <w:szCs w:val="18"/>
-                <w:color w:val="000000"/>
-              </w:rPr>
-              <w:t xml:space="preserve">46 (21.1%)</w:t>
+              <w:t xml:space="preserve">104 (23.7%)</w:t>
+            </w:r>
+          </w:p>
+        </w:tc>
+        <w:tc>
+          <w:tcPr>
+            <w:tcBorders>
+              <w:bottom w:val="none" w:sz="0" w:space="0" w:color="000000"/>
+              <w:top w:val="none" w:sz="0" w:space="0" w:color="000000"/>
+              <w:left w:val="none" w:sz="0" w:space="0" w:color="000000"/>
+              <w:right w:val="none" w:sz="0" w:space="0" w:color="000000"/>
+            </w:tcBorders>
+            <w:shd w:val="clear" w:color="auto" w:fill="FFFFFF"/>
+            <w:tcMar>
+              <w:top w:w="0" w:type="dxa"/>
+              <w:bottom w:w="0" w:type="dxa"/>
+              <w:left w:w="0" w:type="dxa"/>
+              <w:right w:w="0" w:type="dxa"/>
+            </w:tcMar>
+            <w:vAlign w:val="top"/>
+          </w:tcPr>
+          <w:p>
+            <w:pPr>
+              <w:pStyle w:val="Normal"/>
+              <w:jc w:val="center"/>
+              <w:pBdr>
+                <w:bottom w:val="none" w:sz="0" w:space="0" w:color="000000"/>
+                <w:top w:val="none" w:sz="0" w:space="0" w:color="000000"/>
+                <w:left w:val="none" w:sz="0" w:space="0" w:color="000000"/>
+                <w:right w:val="none" w:sz="0" w:space="0" w:color="000000"/>
+              </w:pBdr>
+              <w:spacing w:after="100" w:before="100" w:line="240"/>
+              <w:ind w:left="100" w:right="100" w:firstLine="0" w:firstLineChars="0"/>
+              <w:rPr>
+                <w:rFonts w:ascii="Times New Roman" w:hAnsi="Times New Roman" w:eastAsia="Times New Roman" w:cs="Times New Roman"/>
+                <w:i w:val="false"/>
+                <w:b w:val="false"/>
+                <w:u w:val="none"/>
+                <w:strike w:val="false"/>
+                <w:sz w:val="18"/>
+                <w:szCs w:val="18"/>
+                <w:color w:val="000000"/>
+              </w:rPr>
+            </w:pPr>
+            <w:r>
+              <w:rPr>
+                <w:rFonts w:ascii="Times New Roman" w:hAnsi="Times New Roman" w:eastAsia="Times New Roman" w:cs="Times New Roman"/>
+                <w:i w:val="false"/>
+                <w:b w:val="false"/>
+                <w:u w:val="none"/>
+                <w:strike w:val="false"/>
+                <w:sz w:val="18"/>
+                <w:szCs w:val="18"/>
+                <w:color w:val="000000"/>
+              </w:rPr>
+              <w:t xml:space="preserve">58 (26.5%)</w:t>
+            </w:r>
+          </w:p>
+        </w:tc>
+        <w:tc>
+          <w:tcPr>
+            <w:tcBorders>
+              <w:bottom w:val="none" w:sz="0" w:space="0" w:color="000000"/>
+              <w:top w:val="none" w:sz="0" w:space="0" w:color="000000"/>
+              <w:left w:val="none" w:sz="0" w:space="0" w:color="000000"/>
+              <w:right w:val="none" w:sz="0" w:space="0" w:color="000000"/>
+            </w:tcBorders>
+            <w:shd w:val="clear" w:color="auto" w:fill="FFFFFF"/>
+            <w:tcMar>
+              <w:top w:w="0" w:type="dxa"/>
+              <w:bottom w:w="0" w:type="dxa"/>
+              <w:left w:w="0" w:type="dxa"/>
+              <w:right w:w="0" w:type="dxa"/>
+            </w:tcMar>
+            <w:vAlign w:val="top"/>
+          </w:tcPr>
+          <w:p>
+            <w:pPr>
+              <w:pStyle w:val="Normal"/>
+              <w:jc w:val="center"/>
+              <w:pBdr>
+                <w:bottom w:val="none" w:sz="0" w:space="0" w:color="000000"/>
+                <w:top w:val="none" w:sz="0" w:space="0" w:color="000000"/>
+                <w:left w:val="none" w:sz="0" w:space="0" w:color="000000"/>
+                <w:right w:val="none" w:sz="0" w:space="0" w:color="000000"/>
+              </w:pBdr>
+              <w:spacing w:after="100" w:before="100" w:line="240"/>
+              <w:ind w:left="100" w:right="100" w:firstLine="0" w:firstLineChars="0"/>
+              <w:rPr>
+                <w:rFonts w:ascii="Times New Roman" w:hAnsi="Times New Roman" w:eastAsia="Times New Roman" w:cs="Times New Roman"/>
+                <w:i w:val="false"/>
+                <w:b w:val="false"/>
+                <w:u w:val="none"/>
+                <w:strike w:val="false"/>
+                <w:sz w:val="18"/>
+                <w:szCs w:val="18"/>
+                <w:color w:val="000000"/>
+              </w:rPr>
+            </w:pPr>
+            <w:r>
+              <w:rPr>
+                <w:rFonts w:ascii="Times New Roman" w:hAnsi="Times New Roman" w:eastAsia="Times New Roman" w:cs="Times New Roman"/>
+                <w:i w:val="false"/>
+                <w:b w:val="false"/>
+                <w:u w:val="none"/>
+                <w:strike w:val="false"/>
+                <w:sz w:val="18"/>
+                <w:szCs w:val="18"/>
+                <w:color w:val="000000"/>
+              </w:rPr>
+              <w:t xml:space="preserve">46 (20.9%)</w:t>
             </w:r>
           </w:p>
         </w:tc>
@@ -7778,117 +7778,117 @@
                 <w:szCs w:val="18"/>
                 <w:color w:val="000000"/>
               </w:rPr>
-              <w:t xml:space="preserve">76 (17.4%)</w:t>
-            </w:r>
-          </w:p>
-        </w:tc>
-        <w:tc>
-          <w:tcPr>
-            <w:tcBorders>
-              <w:bottom w:val="none" w:sz="0" w:space="0" w:color="000000"/>
-              <w:top w:val="none" w:sz="0" w:space="0" w:color="000000"/>
-              <w:left w:val="none" w:sz="0" w:space="0" w:color="000000"/>
-              <w:right w:val="none" w:sz="0" w:space="0" w:color="000000"/>
-            </w:tcBorders>
-            <w:shd w:val="clear" w:color="auto" w:fill="FFFFFF"/>
-            <w:tcMar>
-              <w:top w:w="0" w:type="dxa"/>
-              <w:bottom w:w="0" w:type="dxa"/>
-              <w:left w:w="0" w:type="dxa"/>
-              <w:right w:w="0" w:type="dxa"/>
-            </w:tcMar>
-            <w:vAlign w:val="top"/>
-          </w:tcPr>
-          <w:p>
-            <w:pPr>
-              <w:pStyle w:val="Normal"/>
-              <w:jc w:val="center"/>
-              <w:pBdr>
-                <w:bottom w:val="none" w:sz="0" w:space="0" w:color="000000"/>
-                <w:top w:val="none" w:sz="0" w:space="0" w:color="000000"/>
-                <w:left w:val="none" w:sz="0" w:space="0" w:color="000000"/>
-                <w:right w:val="none" w:sz="0" w:space="0" w:color="000000"/>
-              </w:pBdr>
-              <w:spacing w:after="100" w:before="100" w:line="240"/>
-              <w:ind w:left="100" w:right="100" w:firstLine="0" w:firstLineChars="0"/>
-              <w:rPr>
-                <w:rFonts w:ascii="Times New Roman" w:hAnsi="Times New Roman" w:eastAsia="Times New Roman" w:cs="Times New Roman"/>
-                <w:i w:val="false"/>
-                <w:b w:val="false"/>
-                <w:u w:val="none"/>
-                <w:strike w:val="false"/>
-                <w:sz w:val="18"/>
-                <w:szCs w:val="18"/>
-                <w:color w:val="000000"/>
-              </w:rPr>
-            </w:pPr>
-            <w:r>
-              <w:rPr>
-                <w:rFonts w:ascii="Times New Roman" w:hAnsi="Times New Roman" w:eastAsia="Times New Roman" w:cs="Times New Roman"/>
-                <w:i w:val="false"/>
-                <w:b w:val="false"/>
-                <w:u w:val="none"/>
-                <w:strike w:val="false"/>
-                <w:sz w:val="18"/>
-                <w:szCs w:val="18"/>
-                <w:color w:val="000000"/>
-              </w:rPr>
-              <w:t xml:space="preserve">34 (15.6%)</w:t>
-            </w:r>
-          </w:p>
-        </w:tc>
-        <w:tc>
-          <w:tcPr>
-            <w:tcBorders>
-              <w:bottom w:val="none" w:sz="0" w:space="0" w:color="000000"/>
-              <w:top w:val="none" w:sz="0" w:space="0" w:color="000000"/>
-              <w:left w:val="none" w:sz="0" w:space="0" w:color="000000"/>
-              <w:right w:val="none" w:sz="0" w:space="0" w:color="000000"/>
-            </w:tcBorders>
-            <w:shd w:val="clear" w:color="auto" w:fill="FFFFFF"/>
-            <w:tcMar>
-              <w:top w:w="0" w:type="dxa"/>
-              <w:bottom w:w="0" w:type="dxa"/>
-              <w:left w:w="0" w:type="dxa"/>
-              <w:right w:w="0" w:type="dxa"/>
-            </w:tcMar>
-            <w:vAlign w:val="top"/>
-          </w:tcPr>
-          <w:p>
-            <w:pPr>
-              <w:pStyle w:val="Normal"/>
-              <w:jc w:val="center"/>
-              <w:pBdr>
-                <w:bottom w:val="none" w:sz="0" w:space="0" w:color="000000"/>
-                <w:top w:val="none" w:sz="0" w:space="0" w:color="000000"/>
-                <w:left w:val="none" w:sz="0" w:space="0" w:color="000000"/>
-                <w:right w:val="none" w:sz="0" w:space="0" w:color="000000"/>
-              </w:pBdr>
-              <w:spacing w:after="100" w:before="100" w:line="240"/>
-              <w:ind w:left="100" w:right="100" w:firstLine="0" w:firstLineChars="0"/>
-              <w:rPr>
-                <w:rFonts w:ascii="Times New Roman" w:hAnsi="Times New Roman" w:eastAsia="Times New Roman" w:cs="Times New Roman"/>
-                <w:i w:val="false"/>
-                <w:b w:val="false"/>
-                <w:u w:val="none"/>
-                <w:strike w:val="false"/>
-                <w:sz w:val="18"/>
-                <w:szCs w:val="18"/>
-                <w:color w:val="000000"/>
-              </w:rPr>
-            </w:pPr>
-            <w:r>
-              <w:rPr>
-                <w:rFonts w:ascii="Times New Roman" w:hAnsi="Times New Roman" w:eastAsia="Times New Roman" w:cs="Times New Roman"/>
-                <w:i w:val="false"/>
-                <w:b w:val="false"/>
-                <w:u w:val="none"/>
-                <w:strike w:val="false"/>
-                <w:sz w:val="18"/>
-                <w:szCs w:val="18"/>
-                <w:color w:val="000000"/>
-              </w:rPr>
-              <w:t xml:space="preserve">42 (19.3%)</w:t>
+              <w:t xml:space="preserve">77 (17.5%)</w:t>
+            </w:r>
+          </w:p>
+        </w:tc>
+        <w:tc>
+          <w:tcPr>
+            <w:tcBorders>
+              <w:bottom w:val="none" w:sz="0" w:space="0" w:color="000000"/>
+              <w:top w:val="none" w:sz="0" w:space="0" w:color="000000"/>
+              <w:left w:val="none" w:sz="0" w:space="0" w:color="000000"/>
+              <w:right w:val="none" w:sz="0" w:space="0" w:color="000000"/>
+            </w:tcBorders>
+            <w:shd w:val="clear" w:color="auto" w:fill="FFFFFF"/>
+            <w:tcMar>
+              <w:top w:w="0" w:type="dxa"/>
+              <w:bottom w:w="0" w:type="dxa"/>
+              <w:left w:w="0" w:type="dxa"/>
+              <w:right w:w="0" w:type="dxa"/>
+            </w:tcMar>
+            <w:vAlign w:val="top"/>
+          </w:tcPr>
+          <w:p>
+            <w:pPr>
+              <w:pStyle w:val="Normal"/>
+              <w:jc w:val="center"/>
+              <w:pBdr>
+                <w:bottom w:val="none" w:sz="0" w:space="0" w:color="000000"/>
+                <w:top w:val="none" w:sz="0" w:space="0" w:color="000000"/>
+                <w:left w:val="none" w:sz="0" w:space="0" w:color="000000"/>
+                <w:right w:val="none" w:sz="0" w:space="0" w:color="000000"/>
+              </w:pBdr>
+              <w:spacing w:after="100" w:before="100" w:line="240"/>
+              <w:ind w:left="100" w:right="100" w:firstLine="0" w:firstLineChars="0"/>
+              <w:rPr>
+                <w:rFonts w:ascii="Times New Roman" w:hAnsi="Times New Roman" w:eastAsia="Times New Roman" w:cs="Times New Roman"/>
+                <w:i w:val="false"/>
+                <w:b w:val="false"/>
+                <w:u w:val="none"/>
+                <w:strike w:val="false"/>
+                <w:sz w:val="18"/>
+                <w:szCs w:val="18"/>
+                <w:color w:val="000000"/>
+              </w:rPr>
+            </w:pPr>
+            <w:r>
+              <w:rPr>
+                <w:rFonts w:ascii="Times New Roman" w:hAnsi="Times New Roman" w:eastAsia="Times New Roman" w:cs="Times New Roman"/>
+                <w:i w:val="false"/>
+                <w:b w:val="false"/>
+                <w:u w:val="none"/>
+                <w:strike w:val="false"/>
+                <w:sz w:val="18"/>
+                <w:szCs w:val="18"/>
+                <w:color w:val="000000"/>
+              </w:rPr>
+              <w:t xml:space="preserve">35 (16.0%)</w:t>
+            </w:r>
+          </w:p>
+        </w:tc>
+        <w:tc>
+          <w:tcPr>
+            <w:tcBorders>
+              <w:bottom w:val="none" w:sz="0" w:space="0" w:color="000000"/>
+              <w:top w:val="none" w:sz="0" w:space="0" w:color="000000"/>
+              <w:left w:val="none" w:sz="0" w:space="0" w:color="000000"/>
+              <w:right w:val="none" w:sz="0" w:space="0" w:color="000000"/>
+            </w:tcBorders>
+            <w:shd w:val="clear" w:color="auto" w:fill="FFFFFF"/>
+            <w:tcMar>
+              <w:top w:w="0" w:type="dxa"/>
+              <w:bottom w:w="0" w:type="dxa"/>
+              <w:left w:w="0" w:type="dxa"/>
+              <w:right w:w="0" w:type="dxa"/>
+            </w:tcMar>
+            <w:vAlign w:val="top"/>
+          </w:tcPr>
+          <w:p>
+            <w:pPr>
+              <w:pStyle w:val="Normal"/>
+              <w:jc w:val="center"/>
+              <w:pBdr>
+                <w:bottom w:val="none" w:sz="0" w:space="0" w:color="000000"/>
+                <w:top w:val="none" w:sz="0" w:space="0" w:color="000000"/>
+                <w:left w:val="none" w:sz="0" w:space="0" w:color="000000"/>
+                <w:right w:val="none" w:sz="0" w:space="0" w:color="000000"/>
+              </w:pBdr>
+              <w:spacing w:after="100" w:before="100" w:line="240"/>
+              <w:ind w:left="100" w:right="100" w:firstLine="0" w:firstLineChars="0"/>
+              <w:rPr>
+                <w:rFonts w:ascii="Times New Roman" w:hAnsi="Times New Roman" w:eastAsia="Times New Roman" w:cs="Times New Roman"/>
+                <w:i w:val="false"/>
+                <w:b w:val="false"/>
+                <w:u w:val="none"/>
+                <w:strike w:val="false"/>
+                <w:sz w:val="18"/>
+                <w:szCs w:val="18"/>
+                <w:color w:val="000000"/>
+              </w:rPr>
+            </w:pPr>
+            <w:r>
+              <w:rPr>
+                <w:rFonts w:ascii="Times New Roman" w:hAnsi="Times New Roman" w:eastAsia="Times New Roman" w:cs="Times New Roman"/>
+                <w:i w:val="false"/>
+                <w:b w:val="false"/>
+                <w:u w:val="none"/>
+                <w:strike w:val="false"/>
+                <w:sz w:val="18"/>
+                <w:szCs w:val="18"/>
+                <w:color w:val="000000"/>
+              </w:rPr>
+              <w:t xml:space="preserve">42 (19.1%)</w:t>
             </w:r>
           </w:p>
         </w:tc>
@@ -8503,7 +8503,7 @@
                 <w:szCs w:val="18"/>
                 <w:color w:val="000000"/>
               </w:rPr>
-              <w:t xml:space="preserve">0.178</w:t>
+              <w:t xml:space="preserve">0.172</w:t>
             </w:r>
           </w:p>
         </w:tc>
@@ -8618,117 +8618,117 @@
                 <w:szCs w:val="18"/>
                 <w:color w:val="000000"/>
               </w:rPr>
-              <w:t xml:space="preserve">322 (84.3%)</w:t>
-            </w:r>
-          </w:p>
-        </w:tc>
-        <w:tc>
-          <w:tcPr>
-            <w:tcBorders>
-              <w:bottom w:val="none" w:sz="0" w:space="0" w:color="000000"/>
-              <w:top w:val="none" w:sz="0" w:space="0" w:color="000000"/>
-              <w:left w:val="none" w:sz="0" w:space="0" w:color="000000"/>
-              <w:right w:val="none" w:sz="0" w:space="0" w:color="000000"/>
-            </w:tcBorders>
-            <w:shd w:val="clear" w:color="auto" w:fill="FFFFFF"/>
-            <w:tcMar>
-              <w:top w:w="0" w:type="dxa"/>
-              <w:bottom w:w="0" w:type="dxa"/>
-              <w:left w:w="0" w:type="dxa"/>
-              <w:right w:w="0" w:type="dxa"/>
-            </w:tcMar>
-            <w:vAlign w:val="top"/>
-          </w:tcPr>
-          <w:p>
-            <w:pPr>
-              <w:pStyle w:val="Normal"/>
-              <w:jc w:val="center"/>
-              <w:pBdr>
-                <w:bottom w:val="none" w:sz="0" w:space="0" w:color="000000"/>
-                <w:top w:val="none" w:sz="0" w:space="0" w:color="000000"/>
-                <w:left w:val="none" w:sz="0" w:space="0" w:color="000000"/>
-                <w:right w:val="none" w:sz="0" w:space="0" w:color="000000"/>
-              </w:pBdr>
-              <w:spacing w:after="100" w:before="100" w:line="240"/>
-              <w:ind w:left="100" w:right="100" w:firstLine="0" w:firstLineChars="0"/>
-              <w:rPr>
-                <w:rFonts w:ascii="Times New Roman" w:hAnsi="Times New Roman" w:eastAsia="Times New Roman" w:cs="Times New Roman"/>
-                <w:i w:val="false"/>
-                <w:b w:val="false"/>
-                <w:u w:val="none"/>
-                <w:strike w:val="false"/>
-                <w:sz w:val="18"/>
-                <w:szCs w:val="18"/>
-                <w:color w:val="000000"/>
-              </w:rPr>
-            </w:pPr>
-            <w:r>
-              <w:rPr>
-                <w:rFonts w:ascii="Times New Roman" w:hAnsi="Times New Roman" w:eastAsia="Times New Roman" w:cs="Times New Roman"/>
-                <w:i w:val="false"/>
-                <w:b w:val="false"/>
-                <w:u w:val="none"/>
-                <w:strike w:val="false"/>
-                <w:sz w:val="18"/>
-                <w:szCs w:val="18"/>
-                <w:color w:val="000000"/>
-              </w:rPr>
-              <w:t xml:space="preserve">152 (81.7%)</w:t>
-            </w:r>
-          </w:p>
-        </w:tc>
-        <w:tc>
-          <w:tcPr>
-            <w:tcBorders>
-              <w:bottom w:val="none" w:sz="0" w:space="0" w:color="000000"/>
-              <w:top w:val="none" w:sz="0" w:space="0" w:color="000000"/>
-              <w:left w:val="none" w:sz="0" w:space="0" w:color="000000"/>
-              <w:right w:val="none" w:sz="0" w:space="0" w:color="000000"/>
-            </w:tcBorders>
-            <w:shd w:val="clear" w:color="auto" w:fill="FFFFFF"/>
-            <w:tcMar>
-              <w:top w:w="0" w:type="dxa"/>
-              <w:bottom w:w="0" w:type="dxa"/>
-              <w:left w:w="0" w:type="dxa"/>
-              <w:right w:w="0" w:type="dxa"/>
-            </w:tcMar>
-            <w:vAlign w:val="top"/>
-          </w:tcPr>
-          <w:p>
-            <w:pPr>
-              <w:pStyle w:val="Normal"/>
-              <w:jc w:val="center"/>
-              <w:pBdr>
-                <w:bottom w:val="none" w:sz="0" w:space="0" w:color="000000"/>
-                <w:top w:val="none" w:sz="0" w:space="0" w:color="000000"/>
-                <w:left w:val="none" w:sz="0" w:space="0" w:color="000000"/>
-                <w:right w:val="none" w:sz="0" w:space="0" w:color="000000"/>
-              </w:pBdr>
-              <w:spacing w:after="100" w:before="100" w:line="240"/>
-              <w:ind w:left="100" w:right="100" w:firstLine="0" w:firstLineChars="0"/>
-              <w:rPr>
-                <w:rFonts w:ascii="Times New Roman" w:hAnsi="Times New Roman" w:eastAsia="Times New Roman" w:cs="Times New Roman"/>
-                <w:i w:val="false"/>
-                <w:b w:val="false"/>
-                <w:u w:val="none"/>
-                <w:strike w:val="false"/>
-                <w:sz w:val="18"/>
-                <w:szCs w:val="18"/>
-                <w:color w:val="000000"/>
-              </w:rPr>
-            </w:pPr>
-            <w:r>
-              <w:rPr>
-                <w:rFonts w:ascii="Times New Roman" w:hAnsi="Times New Roman" w:eastAsia="Times New Roman" w:cs="Times New Roman"/>
-                <w:i w:val="false"/>
-                <w:b w:val="false"/>
-                <w:u w:val="none"/>
-                <w:strike w:val="false"/>
-                <w:sz w:val="18"/>
-                <w:szCs w:val="18"/>
-                <w:color w:val="000000"/>
-              </w:rPr>
-              <w:t xml:space="preserve">170 (86.7%)</w:t>
+              <w:t xml:space="preserve">325 (84.4%)</w:t>
+            </w:r>
+          </w:p>
+        </w:tc>
+        <w:tc>
+          <w:tcPr>
+            <w:tcBorders>
+              <w:bottom w:val="none" w:sz="0" w:space="0" w:color="000000"/>
+              <w:top w:val="none" w:sz="0" w:space="0" w:color="000000"/>
+              <w:left w:val="none" w:sz="0" w:space="0" w:color="000000"/>
+              <w:right w:val="none" w:sz="0" w:space="0" w:color="000000"/>
+            </w:tcBorders>
+            <w:shd w:val="clear" w:color="auto" w:fill="FFFFFF"/>
+            <w:tcMar>
+              <w:top w:w="0" w:type="dxa"/>
+              <w:bottom w:w="0" w:type="dxa"/>
+              <w:left w:w="0" w:type="dxa"/>
+              <w:right w:w="0" w:type="dxa"/>
+            </w:tcMar>
+            <w:vAlign w:val="top"/>
+          </w:tcPr>
+          <w:p>
+            <w:pPr>
+              <w:pStyle w:val="Normal"/>
+              <w:jc w:val="center"/>
+              <w:pBdr>
+                <w:bottom w:val="none" w:sz="0" w:space="0" w:color="000000"/>
+                <w:top w:val="none" w:sz="0" w:space="0" w:color="000000"/>
+                <w:left w:val="none" w:sz="0" w:space="0" w:color="000000"/>
+                <w:right w:val="none" w:sz="0" w:space="0" w:color="000000"/>
+              </w:pBdr>
+              <w:spacing w:after="100" w:before="100" w:line="240"/>
+              <w:ind w:left="100" w:right="100" w:firstLine="0" w:firstLineChars="0"/>
+              <w:rPr>
+                <w:rFonts w:ascii="Times New Roman" w:hAnsi="Times New Roman" w:eastAsia="Times New Roman" w:cs="Times New Roman"/>
+                <w:i w:val="false"/>
+                <w:b w:val="false"/>
+                <w:u w:val="none"/>
+                <w:strike w:val="false"/>
+                <w:sz w:val="18"/>
+                <w:szCs w:val="18"/>
+                <w:color w:val="000000"/>
+              </w:rPr>
+            </w:pPr>
+            <w:r>
+              <w:rPr>
+                <w:rFonts w:ascii="Times New Roman" w:hAnsi="Times New Roman" w:eastAsia="Times New Roman" w:cs="Times New Roman"/>
+                <w:i w:val="false"/>
+                <w:b w:val="false"/>
+                <w:u w:val="none"/>
+                <w:strike w:val="false"/>
+                <w:sz w:val="18"/>
+                <w:szCs w:val="18"/>
+                <w:color w:val="000000"/>
+              </w:rPr>
+              <w:t xml:space="preserve">153 (81.8%)</w:t>
+            </w:r>
+          </w:p>
+        </w:tc>
+        <w:tc>
+          <w:tcPr>
+            <w:tcBorders>
+              <w:bottom w:val="none" w:sz="0" w:space="0" w:color="000000"/>
+              <w:top w:val="none" w:sz="0" w:space="0" w:color="000000"/>
+              <w:left w:val="none" w:sz="0" w:space="0" w:color="000000"/>
+              <w:right w:val="none" w:sz="0" w:space="0" w:color="000000"/>
+            </w:tcBorders>
+            <w:shd w:val="clear" w:color="auto" w:fill="FFFFFF"/>
+            <w:tcMar>
+              <w:top w:w="0" w:type="dxa"/>
+              <w:bottom w:w="0" w:type="dxa"/>
+              <w:left w:w="0" w:type="dxa"/>
+              <w:right w:w="0" w:type="dxa"/>
+            </w:tcMar>
+            <w:vAlign w:val="top"/>
+          </w:tcPr>
+          <w:p>
+            <w:pPr>
+              <w:pStyle w:val="Normal"/>
+              <w:jc w:val="center"/>
+              <w:pBdr>
+                <w:bottom w:val="none" w:sz="0" w:space="0" w:color="000000"/>
+                <w:top w:val="none" w:sz="0" w:space="0" w:color="000000"/>
+                <w:left w:val="none" w:sz="0" w:space="0" w:color="000000"/>
+                <w:right w:val="none" w:sz="0" w:space="0" w:color="000000"/>
+              </w:pBdr>
+              <w:spacing w:after="100" w:before="100" w:line="240"/>
+              <w:ind w:left="100" w:right="100" w:firstLine="0" w:firstLineChars="0"/>
+              <w:rPr>
+                <w:rFonts w:ascii="Times New Roman" w:hAnsi="Times New Roman" w:eastAsia="Times New Roman" w:cs="Times New Roman"/>
+                <w:i w:val="false"/>
+                <w:b w:val="false"/>
+                <w:u w:val="none"/>
+                <w:strike w:val="false"/>
+                <w:sz w:val="18"/>
+                <w:szCs w:val="18"/>
+                <w:color w:val="000000"/>
+              </w:rPr>
+            </w:pPr>
+            <w:r>
+              <w:rPr>
+                <w:rFonts w:ascii="Times New Roman" w:hAnsi="Times New Roman" w:eastAsia="Times New Roman" w:cs="Times New Roman"/>
+                <w:i w:val="false"/>
+                <w:b w:val="false"/>
+                <w:u w:val="none"/>
+                <w:strike w:val="false"/>
+                <w:sz w:val="18"/>
+                <w:szCs w:val="18"/>
+                <w:color w:val="000000"/>
+              </w:rPr>
+              <w:t xml:space="preserve">172 (86.9%)</w:t>
             </w:r>
           </w:p>
         </w:tc>
@@ -8898,117 +8898,117 @@
                 <w:szCs w:val="18"/>
                 <w:color w:val="000000"/>
               </w:rPr>
-              <w:t xml:space="preserve">60 (15.7%)</w:t>
-            </w:r>
-          </w:p>
-        </w:tc>
-        <w:tc>
-          <w:tcPr>
-            <w:tcBorders>
-              <w:bottom w:val="none" w:sz="0" w:space="0" w:color="000000"/>
-              <w:top w:val="none" w:sz="0" w:space="0" w:color="000000"/>
-              <w:left w:val="none" w:sz="0" w:space="0" w:color="000000"/>
-              <w:right w:val="none" w:sz="0" w:space="0" w:color="000000"/>
-            </w:tcBorders>
-            <w:shd w:val="clear" w:color="auto" w:fill="FFFFFF"/>
-            <w:tcMar>
-              <w:top w:w="0" w:type="dxa"/>
-              <w:bottom w:w="0" w:type="dxa"/>
-              <w:left w:w="0" w:type="dxa"/>
-              <w:right w:w="0" w:type="dxa"/>
-            </w:tcMar>
-            <w:vAlign w:val="top"/>
-          </w:tcPr>
-          <w:p>
-            <w:pPr>
-              <w:pStyle w:val="Normal"/>
-              <w:jc w:val="center"/>
-              <w:pBdr>
-                <w:bottom w:val="none" w:sz="0" w:space="0" w:color="000000"/>
-                <w:top w:val="none" w:sz="0" w:space="0" w:color="000000"/>
-                <w:left w:val="none" w:sz="0" w:space="0" w:color="000000"/>
-                <w:right w:val="none" w:sz="0" w:space="0" w:color="000000"/>
-              </w:pBdr>
-              <w:spacing w:after="100" w:before="100" w:line="240"/>
-              <w:ind w:left="100" w:right="100" w:firstLine="0" w:firstLineChars="0"/>
-              <w:rPr>
-                <w:rFonts w:ascii="Times New Roman" w:hAnsi="Times New Roman" w:eastAsia="Times New Roman" w:cs="Times New Roman"/>
-                <w:i w:val="false"/>
-                <w:b w:val="false"/>
-                <w:u w:val="none"/>
-                <w:strike w:val="false"/>
-                <w:sz w:val="18"/>
-                <w:szCs w:val="18"/>
-                <w:color w:val="000000"/>
-              </w:rPr>
-            </w:pPr>
-            <w:r>
-              <w:rPr>
-                <w:rFonts w:ascii="Times New Roman" w:hAnsi="Times New Roman" w:eastAsia="Times New Roman" w:cs="Times New Roman"/>
-                <w:i w:val="false"/>
-                <w:b w:val="false"/>
-                <w:u w:val="none"/>
-                <w:strike w:val="false"/>
-                <w:sz w:val="18"/>
-                <w:szCs w:val="18"/>
-                <w:color w:val="000000"/>
-              </w:rPr>
-              <w:t xml:space="preserve">34 (18.3%)</w:t>
-            </w:r>
-          </w:p>
-        </w:tc>
-        <w:tc>
-          <w:tcPr>
-            <w:tcBorders>
-              <w:bottom w:val="none" w:sz="0" w:space="0" w:color="000000"/>
-              <w:top w:val="none" w:sz="0" w:space="0" w:color="000000"/>
-              <w:left w:val="none" w:sz="0" w:space="0" w:color="000000"/>
-              <w:right w:val="none" w:sz="0" w:space="0" w:color="000000"/>
-            </w:tcBorders>
-            <w:shd w:val="clear" w:color="auto" w:fill="FFFFFF"/>
-            <w:tcMar>
-              <w:top w:w="0" w:type="dxa"/>
-              <w:bottom w:w="0" w:type="dxa"/>
-              <w:left w:w="0" w:type="dxa"/>
-              <w:right w:w="0" w:type="dxa"/>
-            </w:tcMar>
-            <w:vAlign w:val="top"/>
-          </w:tcPr>
-          <w:p>
-            <w:pPr>
-              <w:pStyle w:val="Normal"/>
-              <w:jc w:val="center"/>
-              <w:pBdr>
-                <w:bottom w:val="none" w:sz="0" w:space="0" w:color="000000"/>
-                <w:top w:val="none" w:sz="0" w:space="0" w:color="000000"/>
-                <w:left w:val="none" w:sz="0" w:space="0" w:color="000000"/>
-                <w:right w:val="none" w:sz="0" w:space="0" w:color="000000"/>
-              </w:pBdr>
-              <w:spacing w:after="100" w:before="100" w:line="240"/>
-              <w:ind w:left="100" w:right="100" w:firstLine="0" w:firstLineChars="0"/>
-              <w:rPr>
-                <w:rFonts w:ascii="Times New Roman" w:hAnsi="Times New Roman" w:eastAsia="Times New Roman" w:cs="Times New Roman"/>
-                <w:i w:val="false"/>
-                <w:b w:val="false"/>
-                <w:u w:val="none"/>
-                <w:strike w:val="false"/>
-                <w:sz w:val="18"/>
-                <w:szCs w:val="18"/>
-                <w:color w:val="000000"/>
-              </w:rPr>
-            </w:pPr>
-            <w:r>
-              <w:rPr>
-                <w:rFonts w:ascii="Times New Roman" w:hAnsi="Times New Roman" w:eastAsia="Times New Roman" w:cs="Times New Roman"/>
-                <w:i w:val="false"/>
-                <w:b w:val="false"/>
-                <w:u w:val="none"/>
-                <w:strike w:val="false"/>
-                <w:sz w:val="18"/>
-                <w:szCs w:val="18"/>
-                <w:color w:val="000000"/>
-              </w:rPr>
-              <w:t xml:space="preserve">26 (13.3%)</w:t>
+              <w:t xml:space="preserve">60 (15.6%)</w:t>
+            </w:r>
+          </w:p>
+        </w:tc>
+        <w:tc>
+          <w:tcPr>
+            <w:tcBorders>
+              <w:bottom w:val="none" w:sz="0" w:space="0" w:color="000000"/>
+              <w:top w:val="none" w:sz="0" w:space="0" w:color="000000"/>
+              <w:left w:val="none" w:sz="0" w:space="0" w:color="000000"/>
+              <w:right w:val="none" w:sz="0" w:space="0" w:color="000000"/>
+            </w:tcBorders>
+            <w:shd w:val="clear" w:color="auto" w:fill="FFFFFF"/>
+            <w:tcMar>
+              <w:top w:w="0" w:type="dxa"/>
+              <w:bottom w:w="0" w:type="dxa"/>
+              <w:left w:w="0" w:type="dxa"/>
+              <w:right w:w="0" w:type="dxa"/>
+            </w:tcMar>
+            <w:vAlign w:val="top"/>
+          </w:tcPr>
+          <w:p>
+            <w:pPr>
+              <w:pStyle w:val="Normal"/>
+              <w:jc w:val="center"/>
+              <w:pBdr>
+                <w:bottom w:val="none" w:sz="0" w:space="0" w:color="000000"/>
+                <w:top w:val="none" w:sz="0" w:space="0" w:color="000000"/>
+                <w:left w:val="none" w:sz="0" w:space="0" w:color="000000"/>
+                <w:right w:val="none" w:sz="0" w:space="0" w:color="000000"/>
+              </w:pBdr>
+              <w:spacing w:after="100" w:before="100" w:line="240"/>
+              <w:ind w:left="100" w:right="100" w:firstLine="0" w:firstLineChars="0"/>
+              <w:rPr>
+                <w:rFonts w:ascii="Times New Roman" w:hAnsi="Times New Roman" w:eastAsia="Times New Roman" w:cs="Times New Roman"/>
+                <w:i w:val="false"/>
+                <w:b w:val="false"/>
+                <w:u w:val="none"/>
+                <w:strike w:val="false"/>
+                <w:sz w:val="18"/>
+                <w:szCs w:val="18"/>
+                <w:color w:val="000000"/>
+              </w:rPr>
+            </w:pPr>
+            <w:r>
+              <w:rPr>
+                <w:rFonts w:ascii="Times New Roman" w:hAnsi="Times New Roman" w:eastAsia="Times New Roman" w:cs="Times New Roman"/>
+                <w:i w:val="false"/>
+                <w:b w:val="false"/>
+                <w:u w:val="none"/>
+                <w:strike w:val="false"/>
+                <w:sz w:val="18"/>
+                <w:szCs w:val="18"/>
+                <w:color w:val="000000"/>
+              </w:rPr>
+              <w:t xml:space="preserve">34 (18.2%)</w:t>
+            </w:r>
+          </w:p>
+        </w:tc>
+        <w:tc>
+          <w:tcPr>
+            <w:tcBorders>
+              <w:bottom w:val="none" w:sz="0" w:space="0" w:color="000000"/>
+              <w:top w:val="none" w:sz="0" w:space="0" w:color="000000"/>
+              <w:left w:val="none" w:sz="0" w:space="0" w:color="000000"/>
+              <w:right w:val="none" w:sz="0" w:space="0" w:color="000000"/>
+            </w:tcBorders>
+            <w:shd w:val="clear" w:color="auto" w:fill="FFFFFF"/>
+            <w:tcMar>
+              <w:top w:w="0" w:type="dxa"/>
+              <w:bottom w:w="0" w:type="dxa"/>
+              <w:left w:w="0" w:type="dxa"/>
+              <w:right w:w="0" w:type="dxa"/>
+            </w:tcMar>
+            <w:vAlign w:val="top"/>
+          </w:tcPr>
+          <w:p>
+            <w:pPr>
+              <w:pStyle w:val="Normal"/>
+              <w:jc w:val="center"/>
+              <w:pBdr>
+                <w:bottom w:val="none" w:sz="0" w:space="0" w:color="000000"/>
+                <w:top w:val="none" w:sz="0" w:space="0" w:color="000000"/>
+                <w:left w:val="none" w:sz="0" w:space="0" w:color="000000"/>
+                <w:right w:val="none" w:sz="0" w:space="0" w:color="000000"/>
+              </w:pBdr>
+              <w:spacing w:after="100" w:before="100" w:line="240"/>
+              <w:ind w:left="100" w:right="100" w:firstLine="0" w:firstLineChars="0"/>
+              <w:rPr>
+                <w:rFonts w:ascii="Times New Roman" w:hAnsi="Times New Roman" w:eastAsia="Times New Roman" w:cs="Times New Roman"/>
+                <w:i w:val="false"/>
+                <w:b w:val="false"/>
+                <w:u w:val="none"/>
+                <w:strike w:val="false"/>
+                <w:sz w:val="18"/>
+                <w:szCs w:val="18"/>
+                <w:color w:val="000000"/>
+              </w:rPr>
+            </w:pPr>
+            <w:r>
+              <w:rPr>
+                <w:rFonts w:ascii="Times New Roman" w:hAnsi="Times New Roman" w:eastAsia="Times New Roman" w:cs="Times New Roman"/>
+                <w:i w:val="false"/>
+                <w:b w:val="false"/>
+                <w:u w:val="none"/>
+                <w:strike w:val="false"/>
+                <w:sz w:val="18"/>
+                <w:szCs w:val="18"/>
+                <w:color w:val="000000"/>
+              </w:rPr>
+              <w:t xml:space="preserve">26 (13.1%)</w:t>
             </w:r>
           </w:p>
         </w:tc>
@@ -9623,7 +9623,7 @@
                 <w:szCs w:val="18"/>
                 <w:color w:val="000000"/>
               </w:rPr>
-              <w:t xml:space="preserve">0.390</w:t>
+              <w:t xml:space="preserve">0.319</w:t>
             </w:r>
           </w:p>
         </w:tc>
@@ -9738,117 +9738,117 @@
                 <w:szCs w:val="18"/>
                 <w:color w:val="000000"/>
               </w:rPr>
-              <w:t xml:space="preserve">240 (56.2%)</w:t>
-            </w:r>
-          </w:p>
-        </w:tc>
-        <w:tc>
-          <w:tcPr>
-            <w:tcBorders>
-              <w:bottom w:val="none" w:sz="0" w:space="0" w:color="000000"/>
-              <w:top w:val="none" w:sz="0" w:space="0" w:color="000000"/>
-              <w:left w:val="none" w:sz="0" w:space="0" w:color="000000"/>
-              <w:right w:val="none" w:sz="0" w:space="0" w:color="000000"/>
-            </w:tcBorders>
-            <w:shd w:val="clear" w:color="auto" w:fill="FFFFFF"/>
-            <w:tcMar>
-              <w:top w:w="0" w:type="dxa"/>
-              <w:bottom w:w="0" w:type="dxa"/>
-              <w:left w:w="0" w:type="dxa"/>
-              <w:right w:w="0" w:type="dxa"/>
-            </w:tcMar>
-            <w:vAlign w:val="top"/>
-          </w:tcPr>
-          <w:p>
-            <w:pPr>
-              <w:pStyle w:val="Normal"/>
-              <w:jc w:val="center"/>
-              <w:pBdr>
-                <w:bottom w:val="none" w:sz="0" w:space="0" w:color="000000"/>
-                <w:top w:val="none" w:sz="0" w:space="0" w:color="000000"/>
-                <w:left w:val="none" w:sz="0" w:space="0" w:color="000000"/>
-                <w:right w:val="none" w:sz="0" w:space="0" w:color="000000"/>
-              </w:pBdr>
-              <w:spacing w:after="100" w:before="100" w:line="240"/>
-              <w:ind w:left="100" w:right="100" w:firstLine="0" w:firstLineChars="0"/>
-              <w:rPr>
-                <w:rFonts w:ascii="Times New Roman" w:hAnsi="Times New Roman" w:eastAsia="Times New Roman" w:cs="Times New Roman"/>
-                <w:i w:val="false"/>
-                <w:b w:val="false"/>
-                <w:u w:val="none"/>
-                <w:strike w:val="false"/>
-                <w:sz w:val="18"/>
-                <w:szCs w:val="18"/>
-                <w:color w:val="000000"/>
-              </w:rPr>
-            </w:pPr>
-            <w:r>
-              <w:rPr>
-                <w:rFonts w:ascii="Times New Roman" w:hAnsi="Times New Roman" w:eastAsia="Times New Roman" w:cs="Times New Roman"/>
-                <w:i w:val="false"/>
-                <w:b w:val="false"/>
-                <w:u w:val="none"/>
-                <w:strike w:val="false"/>
-                <w:sz w:val="18"/>
-                <w:szCs w:val="18"/>
-                <w:color w:val="000000"/>
-              </w:rPr>
-              <w:t xml:space="preserve">117 (54.2%)</w:t>
-            </w:r>
-          </w:p>
-        </w:tc>
-        <w:tc>
-          <w:tcPr>
-            <w:tcBorders>
-              <w:bottom w:val="none" w:sz="0" w:space="0" w:color="000000"/>
-              <w:top w:val="none" w:sz="0" w:space="0" w:color="000000"/>
-              <w:left w:val="none" w:sz="0" w:space="0" w:color="000000"/>
-              <w:right w:val="none" w:sz="0" w:space="0" w:color="000000"/>
-            </w:tcBorders>
-            <w:shd w:val="clear" w:color="auto" w:fill="FFFFFF"/>
-            <w:tcMar>
-              <w:top w:w="0" w:type="dxa"/>
-              <w:bottom w:w="0" w:type="dxa"/>
-              <w:left w:w="0" w:type="dxa"/>
-              <w:right w:w="0" w:type="dxa"/>
-            </w:tcMar>
-            <w:vAlign w:val="top"/>
-          </w:tcPr>
-          <w:p>
-            <w:pPr>
-              <w:pStyle w:val="Normal"/>
-              <w:jc w:val="center"/>
-              <w:pBdr>
-                <w:bottom w:val="none" w:sz="0" w:space="0" w:color="000000"/>
-                <w:top w:val="none" w:sz="0" w:space="0" w:color="000000"/>
-                <w:left w:val="none" w:sz="0" w:space="0" w:color="000000"/>
-                <w:right w:val="none" w:sz="0" w:space="0" w:color="000000"/>
-              </w:pBdr>
-              <w:spacing w:after="100" w:before="100" w:line="240"/>
-              <w:ind w:left="100" w:right="100" w:firstLine="0" w:firstLineChars="0"/>
-              <w:rPr>
-                <w:rFonts w:ascii="Times New Roman" w:hAnsi="Times New Roman" w:eastAsia="Times New Roman" w:cs="Times New Roman"/>
-                <w:i w:val="false"/>
-                <w:b w:val="false"/>
-                <w:u w:val="none"/>
-                <w:strike w:val="false"/>
-                <w:sz w:val="18"/>
-                <w:szCs w:val="18"/>
-                <w:color w:val="000000"/>
-              </w:rPr>
-            </w:pPr>
-            <w:r>
-              <w:rPr>
-                <w:rFonts w:ascii="Times New Roman" w:hAnsi="Times New Roman" w:eastAsia="Times New Roman" w:cs="Times New Roman"/>
-                <w:i w:val="false"/>
-                <w:b w:val="false"/>
-                <w:u w:val="none"/>
-                <w:strike w:val="false"/>
-                <w:sz w:val="18"/>
-                <w:szCs w:val="18"/>
-                <w:color w:val="000000"/>
-              </w:rPr>
-              <w:t xml:space="preserve">123 (58.3%)</w:t>
+              <w:t xml:space="preserve">242 (56.3%)</w:t>
+            </w:r>
+          </w:p>
+        </w:tc>
+        <w:tc>
+          <w:tcPr>
+            <w:tcBorders>
+              <w:bottom w:val="none" w:sz="0" w:space="0" w:color="000000"/>
+              <w:top w:val="none" w:sz="0" w:space="0" w:color="000000"/>
+              <w:left w:val="none" w:sz="0" w:space="0" w:color="000000"/>
+              <w:right w:val="none" w:sz="0" w:space="0" w:color="000000"/>
+            </w:tcBorders>
+            <w:shd w:val="clear" w:color="auto" w:fill="FFFFFF"/>
+            <w:tcMar>
+              <w:top w:w="0" w:type="dxa"/>
+              <w:bottom w:w="0" w:type="dxa"/>
+              <w:left w:w="0" w:type="dxa"/>
+              <w:right w:w="0" w:type="dxa"/>
+            </w:tcMar>
+            <w:vAlign w:val="top"/>
+          </w:tcPr>
+          <w:p>
+            <w:pPr>
+              <w:pStyle w:val="Normal"/>
+              <w:jc w:val="center"/>
+              <w:pBdr>
+                <w:bottom w:val="none" w:sz="0" w:space="0" w:color="000000"/>
+                <w:top w:val="none" w:sz="0" w:space="0" w:color="000000"/>
+                <w:left w:val="none" w:sz="0" w:space="0" w:color="000000"/>
+                <w:right w:val="none" w:sz="0" w:space="0" w:color="000000"/>
+              </w:pBdr>
+              <w:spacing w:after="100" w:before="100" w:line="240"/>
+              <w:ind w:left="100" w:right="100" w:firstLine="0" w:firstLineChars="0"/>
+              <w:rPr>
+                <w:rFonts w:ascii="Times New Roman" w:hAnsi="Times New Roman" w:eastAsia="Times New Roman" w:cs="Times New Roman"/>
+                <w:i w:val="false"/>
+                <w:b w:val="false"/>
+                <w:u w:val="none"/>
+                <w:strike w:val="false"/>
+                <w:sz w:val="18"/>
+                <w:szCs w:val="18"/>
+                <w:color w:val="000000"/>
+              </w:rPr>
+            </w:pPr>
+            <w:r>
+              <w:rPr>
+                <w:rFonts w:ascii="Times New Roman" w:hAnsi="Times New Roman" w:eastAsia="Times New Roman" w:cs="Times New Roman"/>
+                <w:i w:val="false"/>
+                <w:b w:val="false"/>
+                <w:u w:val="none"/>
+                <w:strike w:val="false"/>
+                <w:sz w:val="18"/>
+                <w:szCs w:val="18"/>
+                <w:color w:val="000000"/>
+              </w:rPr>
+              <w:t xml:space="preserve">117 (53.9%)</w:t>
+            </w:r>
+          </w:p>
+        </w:tc>
+        <w:tc>
+          <w:tcPr>
+            <w:tcBorders>
+              <w:bottom w:val="none" w:sz="0" w:space="0" w:color="000000"/>
+              <w:top w:val="none" w:sz="0" w:space="0" w:color="000000"/>
+              <w:left w:val="none" w:sz="0" w:space="0" w:color="000000"/>
+              <w:right w:val="none" w:sz="0" w:space="0" w:color="000000"/>
+            </w:tcBorders>
+            <w:shd w:val="clear" w:color="auto" w:fill="FFFFFF"/>
+            <w:tcMar>
+              <w:top w:w="0" w:type="dxa"/>
+              <w:bottom w:w="0" w:type="dxa"/>
+              <w:left w:w="0" w:type="dxa"/>
+              <w:right w:w="0" w:type="dxa"/>
+            </w:tcMar>
+            <w:vAlign w:val="top"/>
+          </w:tcPr>
+          <w:p>
+            <w:pPr>
+              <w:pStyle w:val="Normal"/>
+              <w:jc w:val="center"/>
+              <w:pBdr>
+                <w:bottom w:val="none" w:sz="0" w:space="0" w:color="000000"/>
+                <w:top w:val="none" w:sz="0" w:space="0" w:color="000000"/>
+                <w:left w:val="none" w:sz="0" w:space="0" w:color="000000"/>
+                <w:right w:val="none" w:sz="0" w:space="0" w:color="000000"/>
+              </w:pBdr>
+              <w:spacing w:after="100" w:before="100" w:line="240"/>
+              <w:ind w:left="100" w:right="100" w:firstLine="0" w:firstLineChars="0"/>
+              <w:rPr>
+                <w:rFonts w:ascii="Times New Roman" w:hAnsi="Times New Roman" w:eastAsia="Times New Roman" w:cs="Times New Roman"/>
+                <w:i w:val="false"/>
+                <w:b w:val="false"/>
+                <w:u w:val="none"/>
+                <w:strike w:val="false"/>
+                <w:sz w:val="18"/>
+                <w:szCs w:val="18"/>
+                <w:color w:val="000000"/>
+              </w:rPr>
+            </w:pPr>
+            <w:r>
+              <w:rPr>
+                <w:rFonts w:ascii="Times New Roman" w:hAnsi="Times New Roman" w:eastAsia="Times New Roman" w:cs="Times New Roman"/>
+                <w:i w:val="false"/>
+                <w:b w:val="false"/>
+                <w:u w:val="none"/>
+                <w:strike w:val="false"/>
+                <w:sz w:val="18"/>
+                <w:szCs w:val="18"/>
+                <w:color w:val="000000"/>
+              </w:rPr>
+              <w:t xml:space="preserve">125 (58.7%)</w:t>
             </w:r>
           </w:p>
         </w:tc>
@@ -10018,117 +10018,117 @@
                 <w:szCs w:val="18"/>
                 <w:color w:val="000000"/>
               </w:rPr>
-              <w:t xml:space="preserve">187 (43.8%)</w:t>
-            </w:r>
-          </w:p>
-        </w:tc>
-        <w:tc>
-          <w:tcPr>
-            <w:tcBorders>
-              <w:bottom w:val="none" w:sz="0" w:space="0" w:color="000000"/>
-              <w:top w:val="none" w:sz="0" w:space="0" w:color="000000"/>
-              <w:left w:val="none" w:sz="0" w:space="0" w:color="000000"/>
-              <w:right w:val="none" w:sz="0" w:space="0" w:color="000000"/>
-            </w:tcBorders>
-            <w:shd w:val="clear" w:color="auto" w:fill="FFFFFF"/>
-            <w:tcMar>
-              <w:top w:w="0" w:type="dxa"/>
-              <w:bottom w:w="0" w:type="dxa"/>
-              <w:left w:w="0" w:type="dxa"/>
-              <w:right w:w="0" w:type="dxa"/>
-            </w:tcMar>
-            <w:vAlign w:val="top"/>
-          </w:tcPr>
-          <w:p>
-            <w:pPr>
-              <w:pStyle w:val="Normal"/>
-              <w:jc w:val="center"/>
-              <w:pBdr>
-                <w:bottom w:val="none" w:sz="0" w:space="0" w:color="000000"/>
-                <w:top w:val="none" w:sz="0" w:space="0" w:color="000000"/>
-                <w:left w:val="none" w:sz="0" w:space="0" w:color="000000"/>
-                <w:right w:val="none" w:sz="0" w:space="0" w:color="000000"/>
-              </w:pBdr>
-              <w:spacing w:after="100" w:before="100" w:line="240"/>
-              <w:ind w:left="100" w:right="100" w:firstLine="0" w:firstLineChars="0"/>
-              <w:rPr>
-                <w:rFonts w:ascii="Times New Roman" w:hAnsi="Times New Roman" w:eastAsia="Times New Roman" w:cs="Times New Roman"/>
-                <w:i w:val="false"/>
-                <w:b w:val="false"/>
-                <w:u w:val="none"/>
-                <w:strike w:val="false"/>
-                <w:sz w:val="18"/>
-                <w:szCs w:val="18"/>
-                <w:color w:val="000000"/>
-              </w:rPr>
-            </w:pPr>
-            <w:r>
-              <w:rPr>
-                <w:rFonts w:ascii="Times New Roman" w:hAnsi="Times New Roman" w:eastAsia="Times New Roman" w:cs="Times New Roman"/>
-                <w:i w:val="false"/>
-                <w:b w:val="false"/>
-                <w:u w:val="none"/>
-                <w:strike w:val="false"/>
-                <w:sz w:val="18"/>
-                <w:szCs w:val="18"/>
-                <w:color w:val="000000"/>
-              </w:rPr>
-              <w:t xml:space="preserve">99 (45.8%)</w:t>
-            </w:r>
-          </w:p>
-        </w:tc>
-        <w:tc>
-          <w:tcPr>
-            <w:tcBorders>
-              <w:bottom w:val="none" w:sz="0" w:space="0" w:color="000000"/>
-              <w:top w:val="none" w:sz="0" w:space="0" w:color="000000"/>
-              <w:left w:val="none" w:sz="0" w:space="0" w:color="000000"/>
-              <w:right w:val="none" w:sz="0" w:space="0" w:color="000000"/>
-            </w:tcBorders>
-            <w:shd w:val="clear" w:color="auto" w:fill="FFFFFF"/>
-            <w:tcMar>
-              <w:top w:w="0" w:type="dxa"/>
-              <w:bottom w:w="0" w:type="dxa"/>
-              <w:left w:w="0" w:type="dxa"/>
-              <w:right w:w="0" w:type="dxa"/>
-            </w:tcMar>
-            <w:vAlign w:val="top"/>
-          </w:tcPr>
-          <w:p>
-            <w:pPr>
-              <w:pStyle w:val="Normal"/>
-              <w:jc w:val="center"/>
-              <w:pBdr>
-                <w:bottom w:val="none" w:sz="0" w:space="0" w:color="000000"/>
-                <w:top w:val="none" w:sz="0" w:space="0" w:color="000000"/>
-                <w:left w:val="none" w:sz="0" w:space="0" w:color="000000"/>
-                <w:right w:val="none" w:sz="0" w:space="0" w:color="000000"/>
-              </w:pBdr>
-              <w:spacing w:after="100" w:before="100" w:line="240"/>
-              <w:ind w:left="100" w:right="100" w:firstLine="0" w:firstLineChars="0"/>
-              <w:rPr>
-                <w:rFonts w:ascii="Times New Roman" w:hAnsi="Times New Roman" w:eastAsia="Times New Roman" w:cs="Times New Roman"/>
-                <w:i w:val="false"/>
-                <w:b w:val="false"/>
-                <w:u w:val="none"/>
-                <w:strike w:val="false"/>
-                <w:sz w:val="18"/>
-                <w:szCs w:val="18"/>
-                <w:color w:val="000000"/>
-              </w:rPr>
-            </w:pPr>
-            <w:r>
-              <w:rPr>
-                <w:rFonts w:ascii="Times New Roman" w:hAnsi="Times New Roman" w:eastAsia="Times New Roman" w:cs="Times New Roman"/>
-                <w:i w:val="false"/>
-                <w:b w:val="false"/>
-                <w:u w:val="none"/>
-                <w:strike w:val="false"/>
-                <w:sz w:val="18"/>
-                <w:szCs w:val="18"/>
-                <w:color w:val="000000"/>
-              </w:rPr>
-              <w:t xml:space="preserve">88 (41.7%)</w:t>
+              <w:t xml:space="preserve">188 (43.7%)</w:t>
+            </w:r>
+          </w:p>
+        </w:tc>
+        <w:tc>
+          <w:tcPr>
+            <w:tcBorders>
+              <w:bottom w:val="none" w:sz="0" w:space="0" w:color="000000"/>
+              <w:top w:val="none" w:sz="0" w:space="0" w:color="000000"/>
+              <w:left w:val="none" w:sz="0" w:space="0" w:color="000000"/>
+              <w:right w:val="none" w:sz="0" w:space="0" w:color="000000"/>
+            </w:tcBorders>
+            <w:shd w:val="clear" w:color="auto" w:fill="FFFFFF"/>
+            <w:tcMar>
+              <w:top w:w="0" w:type="dxa"/>
+              <w:bottom w:w="0" w:type="dxa"/>
+              <w:left w:w="0" w:type="dxa"/>
+              <w:right w:w="0" w:type="dxa"/>
+            </w:tcMar>
+            <w:vAlign w:val="top"/>
+          </w:tcPr>
+          <w:p>
+            <w:pPr>
+              <w:pStyle w:val="Normal"/>
+              <w:jc w:val="center"/>
+              <w:pBdr>
+                <w:bottom w:val="none" w:sz="0" w:space="0" w:color="000000"/>
+                <w:top w:val="none" w:sz="0" w:space="0" w:color="000000"/>
+                <w:left w:val="none" w:sz="0" w:space="0" w:color="000000"/>
+                <w:right w:val="none" w:sz="0" w:space="0" w:color="000000"/>
+              </w:pBdr>
+              <w:spacing w:after="100" w:before="100" w:line="240"/>
+              <w:ind w:left="100" w:right="100" w:firstLine="0" w:firstLineChars="0"/>
+              <w:rPr>
+                <w:rFonts w:ascii="Times New Roman" w:hAnsi="Times New Roman" w:eastAsia="Times New Roman" w:cs="Times New Roman"/>
+                <w:i w:val="false"/>
+                <w:b w:val="false"/>
+                <w:u w:val="none"/>
+                <w:strike w:val="false"/>
+                <w:sz w:val="18"/>
+                <w:szCs w:val="18"/>
+                <w:color w:val="000000"/>
+              </w:rPr>
+            </w:pPr>
+            <w:r>
+              <w:rPr>
+                <w:rFonts w:ascii="Times New Roman" w:hAnsi="Times New Roman" w:eastAsia="Times New Roman" w:cs="Times New Roman"/>
+                <w:i w:val="false"/>
+                <w:b w:val="false"/>
+                <w:u w:val="none"/>
+                <w:strike w:val="false"/>
+                <w:sz w:val="18"/>
+                <w:szCs w:val="18"/>
+                <w:color w:val="000000"/>
+              </w:rPr>
+              <w:t xml:space="preserve">100 (46.1%)</w:t>
+            </w:r>
+          </w:p>
+        </w:tc>
+        <w:tc>
+          <w:tcPr>
+            <w:tcBorders>
+              <w:bottom w:val="none" w:sz="0" w:space="0" w:color="000000"/>
+              <w:top w:val="none" w:sz="0" w:space="0" w:color="000000"/>
+              <w:left w:val="none" w:sz="0" w:space="0" w:color="000000"/>
+              <w:right w:val="none" w:sz="0" w:space="0" w:color="000000"/>
+            </w:tcBorders>
+            <w:shd w:val="clear" w:color="auto" w:fill="FFFFFF"/>
+            <w:tcMar>
+              <w:top w:w="0" w:type="dxa"/>
+              <w:bottom w:w="0" w:type="dxa"/>
+              <w:left w:w="0" w:type="dxa"/>
+              <w:right w:w="0" w:type="dxa"/>
+            </w:tcMar>
+            <w:vAlign w:val="top"/>
+          </w:tcPr>
+          <w:p>
+            <w:pPr>
+              <w:pStyle w:val="Normal"/>
+              <w:jc w:val="center"/>
+              <w:pBdr>
+                <w:bottom w:val="none" w:sz="0" w:space="0" w:color="000000"/>
+                <w:top w:val="none" w:sz="0" w:space="0" w:color="000000"/>
+                <w:left w:val="none" w:sz="0" w:space="0" w:color="000000"/>
+                <w:right w:val="none" w:sz="0" w:space="0" w:color="000000"/>
+              </w:pBdr>
+              <w:spacing w:after="100" w:before="100" w:line="240"/>
+              <w:ind w:left="100" w:right="100" w:firstLine="0" w:firstLineChars="0"/>
+              <w:rPr>
+                <w:rFonts w:ascii="Times New Roman" w:hAnsi="Times New Roman" w:eastAsia="Times New Roman" w:cs="Times New Roman"/>
+                <w:i w:val="false"/>
+                <w:b w:val="false"/>
+                <w:u w:val="none"/>
+                <w:strike w:val="false"/>
+                <w:sz w:val="18"/>
+                <w:szCs w:val="18"/>
+                <w:color w:val="000000"/>
+              </w:rPr>
+            </w:pPr>
+            <w:r>
+              <w:rPr>
+                <w:rFonts w:ascii="Times New Roman" w:hAnsi="Times New Roman" w:eastAsia="Times New Roman" w:cs="Times New Roman"/>
+                <w:i w:val="false"/>
+                <w:b w:val="false"/>
+                <w:u w:val="none"/>
+                <w:strike w:val="false"/>
+                <w:sz w:val="18"/>
+                <w:szCs w:val="18"/>
+                <w:color w:val="000000"/>
+              </w:rPr>
+              <w:t xml:space="preserve">88 (41.3%)</w:t>
             </w:r>
           </w:p>
         </w:tc>
@@ -10743,7 +10743,7 @@
                 <w:szCs w:val="18"/>
                 <w:color w:val="000000"/>
               </w:rPr>
-              <w:t xml:space="preserve">0.808</w:t>
+              <w:t xml:space="preserve">0.812</w:t>
             </w:r>
           </w:p>
         </w:tc>
@@ -10858,117 +10858,117 @@
                 <w:szCs w:val="18"/>
                 <w:color w:val="000000"/>
               </w:rPr>
-              <w:t xml:space="preserve">179 (64.9%)</w:t>
-            </w:r>
-          </w:p>
-        </w:tc>
-        <w:tc>
-          <w:tcPr>
-            <w:tcBorders>
-              <w:bottom w:val="none" w:sz="0" w:space="0" w:color="000000"/>
-              <w:top w:val="none" w:sz="0" w:space="0" w:color="000000"/>
-              <w:left w:val="none" w:sz="0" w:space="0" w:color="000000"/>
-              <w:right w:val="none" w:sz="0" w:space="0" w:color="000000"/>
-            </w:tcBorders>
-            <w:shd w:val="clear" w:color="auto" w:fill="FFFFFF"/>
-            <w:tcMar>
-              <w:top w:w="0" w:type="dxa"/>
-              <w:bottom w:w="0" w:type="dxa"/>
-              <w:left w:w="0" w:type="dxa"/>
-              <w:right w:w="0" w:type="dxa"/>
-            </w:tcMar>
-            <w:vAlign w:val="top"/>
-          </w:tcPr>
-          <w:p>
-            <w:pPr>
-              <w:pStyle w:val="Normal"/>
-              <w:jc w:val="center"/>
-              <w:pBdr>
-                <w:bottom w:val="none" w:sz="0" w:space="0" w:color="000000"/>
-                <w:top w:val="none" w:sz="0" w:space="0" w:color="000000"/>
-                <w:left w:val="none" w:sz="0" w:space="0" w:color="000000"/>
-                <w:right w:val="none" w:sz="0" w:space="0" w:color="000000"/>
-              </w:pBdr>
-              <w:spacing w:after="100" w:before="100" w:line="240"/>
-              <w:ind w:left="100" w:right="100" w:firstLine="0" w:firstLineChars="0"/>
-              <w:rPr>
-                <w:rFonts w:ascii="Times New Roman" w:hAnsi="Times New Roman" w:eastAsia="Times New Roman" w:cs="Times New Roman"/>
-                <w:i w:val="false"/>
-                <w:b w:val="false"/>
-                <w:u w:val="none"/>
-                <w:strike w:val="false"/>
-                <w:sz w:val="18"/>
-                <w:szCs w:val="18"/>
-                <w:color w:val="000000"/>
-              </w:rPr>
-            </w:pPr>
-            <w:r>
-              <w:rPr>
-                <w:rFonts w:ascii="Times New Roman" w:hAnsi="Times New Roman" w:eastAsia="Times New Roman" w:cs="Times New Roman"/>
-                <w:i w:val="false"/>
-                <w:b w:val="false"/>
-                <w:u w:val="none"/>
-                <w:strike w:val="false"/>
-                <w:sz w:val="18"/>
-                <w:szCs w:val="18"/>
-                <w:color w:val="000000"/>
-              </w:rPr>
-              <w:t xml:space="preserve">84 (64.1%)</w:t>
-            </w:r>
-          </w:p>
-        </w:tc>
-        <w:tc>
-          <w:tcPr>
-            <w:tcBorders>
-              <w:bottom w:val="none" w:sz="0" w:space="0" w:color="000000"/>
-              <w:top w:val="none" w:sz="0" w:space="0" w:color="000000"/>
-              <w:left w:val="none" w:sz="0" w:space="0" w:color="000000"/>
-              <w:right w:val="none" w:sz="0" w:space="0" w:color="000000"/>
-            </w:tcBorders>
-            <w:shd w:val="clear" w:color="auto" w:fill="FFFFFF"/>
-            <w:tcMar>
-              <w:top w:w="0" w:type="dxa"/>
-              <w:bottom w:w="0" w:type="dxa"/>
-              <w:left w:w="0" w:type="dxa"/>
-              <w:right w:w="0" w:type="dxa"/>
-            </w:tcMar>
-            <w:vAlign w:val="top"/>
-          </w:tcPr>
-          <w:p>
-            <w:pPr>
-              <w:pStyle w:val="Normal"/>
-              <w:jc w:val="center"/>
-              <w:pBdr>
-                <w:bottom w:val="none" w:sz="0" w:space="0" w:color="000000"/>
-                <w:top w:val="none" w:sz="0" w:space="0" w:color="000000"/>
-                <w:left w:val="none" w:sz="0" w:space="0" w:color="000000"/>
-                <w:right w:val="none" w:sz="0" w:space="0" w:color="000000"/>
-              </w:pBdr>
-              <w:spacing w:after="100" w:before="100" w:line="240"/>
-              <w:ind w:left="100" w:right="100" w:firstLine="0" w:firstLineChars="0"/>
-              <w:rPr>
-                <w:rFonts w:ascii="Times New Roman" w:hAnsi="Times New Roman" w:eastAsia="Times New Roman" w:cs="Times New Roman"/>
-                <w:i w:val="false"/>
-                <w:b w:val="false"/>
-                <w:u w:val="none"/>
-                <w:strike w:val="false"/>
-                <w:sz w:val="18"/>
-                <w:szCs w:val="18"/>
-                <w:color w:val="000000"/>
-              </w:rPr>
-            </w:pPr>
-            <w:r>
-              <w:rPr>
-                <w:rFonts w:ascii="Times New Roman" w:hAnsi="Times New Roman" w:eastAsia="Times New Roman" w:cs="Times New Roman"/>
-                <w:i w:val="false"/>
-                <w:b w:val="false"/>
-                <w:u w:val="none"/>
-                <w:strike w:val="false"/>
-                <w:sz w:val="18"/>
-                <w:szCs w:val="18"/>
-                <w:color w:val="000000"/>
-              </w:rPr>
-              <w:t xml:space="preserve">95 (65.5%)</w:t>
+              <w:t xml:space="preserve">181 (65.1%)</w:t>
+            </w:r>
+          </w:p>
+        </w:tc>
+        <w:tc>
+          <w:tcPr>
+            <w:tcBorders>
+              <w:bottom w:val="none" w:sz="0" w:space="0" w:color="000000"/>
+              <w:top w:val="none" w:sz="0" w:space="0" w:color="000000"/>
+              <w:left w:val="none" w:sz="0" w:space="0" w:color="000000"/>
+              <w:right w:val="none" w:sz="0" w:space="0" w:color="000000"/>
+            </w:tcBorders>
+            <w:shd w:val="clear" w:color="auto" w:fill="FFFFFF"/>
+            <w:tcMar>
+              <w:top w:w="0" w:type="dxa"/>
+              <w:bottom w:w="0" w:type="dxa"/>
+              <w:left w:w="0" w:type="dxa"/>
+              <w:right w:w="0" w:type="dxa"/>
+            </w:tcMar>
+            <w:vAlign w:val="top"/>
+          </w:tcPr>
+          <w:p>
+            <w:pPr>
+              <w:pStyle w:val="Normal"/>
+              <w:jc w:val="center"/>
+              <w:pBdr>
+                <w:bottom w:val="none" w:sz="0" w:space="0" w:color="000000"/>
+                <w:top w:val="none" w:sz="0" w:space="0" w:color="000000"/>
+                <w:left w:val="none" w:sz="0" w:space="0" w:color="000000"/>
+                <w:right w:val="none" w:sz="0" w:space="0" w:color="000000"/>
+              </w:pBdr>
+              <w:spacing w:after="100" w:before="100" w:line="240"/>
+              <w:ind w:left="100" w:right="100" w:firstLine="0" w:firstLineChars="0"/>
+              <w:rPr>
+                <w:rFonts w:ascii="Times New Roman" w:hAnsi="Times New Roman" w:eastAsia="Times New Roman" w:cs="Times New Roman"/>
+                <w:i w:val="false"/>
+                <w:b w:val="false"/>
+                <w:u w:val="none"/>
+                <w:strike w:val="false"/>
+                <w:sz w:val="18"/>
+                <w:szCs w:val="18"/>
+                <w:color w:val="000000"/>
+              </w:rPr>
+            </w:pPr>
+            <w:r>
+              <w:rPr>
+                <w:rFonts w:ascii="Times New Roman" w:hAnsi="Times New Roman" w:eastAsia="Times New Roman" w:cs="Times New Roman"/>
+                <w:i w:val="false"/>
+                <w:b w:val="false"/>
+                <w:u w:val="none"/>
+                <w:strike w:val="false"/>
+                <w:sz w:val="18"/>
+                <w:szCs w:val="18"/>
+                <w:color w:val="000000"/>
+              </w:rPr>
+              <w:t xml:space="preserve">85 (64.4%)</w:t>
+            </w:r>
+          </w:p>
+        </w:tc>
+        <w:tc>
+          <w:tcPr>
+            <w:tcBorders>
+              <w:bottom w:val="none" w:sz="0" w:space="0" w:color="000000"/>
+              <w:top w:val="none" w:sz="0" w:space="0" w:color="000000"/>
+              <w:left w:val="none" w:sz="0" w:space="0" w:color="000000"/>
+              <w:right w:val="none" w:sz="0" w:space="0" w:color="000000"/>
+            </w:tcBorders>
+            <w:shd w:val="clear" w:color="auto" w:fill="FFFFFF"/>
+            <w:tcMar>
+              <w:top w:w="0" w:type="dxa"/>
+              <w:bottom w:w="0" w:type="dxa"/>
+              <w:left w:w="0" w:type="dxa"/>
+              <w:right w:w="0" w:type="dxa"/>
+            </w:tcMar>
+            <w:vAlign w:val="top"/>
+          </w:tcPr>
+          <w:p>
+            <w:pPr>
+              <w:pStyle w:val="Normal"/>
+              <w:jc w:val="center"/>
+              <w:pBdr>
+                <w:bottom w:val="none" w:sz="0" w:space="0" w:color="000000"/>
+                <w:top w:val="none" w:sz="0" w:space="0" w:color="000000"/>
+                <w:left w:val="none" w:sz="0" w:space="0" w:color="000000"/>
+                <w:right w:val="none" w:sz="0" w:space="0" w:color="000000"/>
+              </w:pBdr>
+              <w:spacing w:after="100" w:before="100" w:line="240"/>
+              <w:ind w:left="100" w:right="100" w:firstLine="0" w:firstLineChars="0"/>
+              <w:rPr>
+                <w:rFonts w:ascii="Times New Roman" w:hAnsi="Times New Roman" w:eastAsia="Times New Roman" w:cs="Times New Roman"/>
+                <w:i w:val="false"/>
+                <w:b w:val="false"/>
+                <w:u w:val="none"/>
+                <w:strike w:val="false"/>
+                <w:sz w:val="18"/>
+                <w:szCs w:val="18"/>
+                <w:color w:val="000000"/>
+              </w:rPr>
+            </w:pPr>
+            <w:r>
+              <w:rPr>
+                <w:rFonts w:ascii="Times New Roman" w:hAnsi="Times New Roman" w:eastAsia="Times New Roman" w:cs="Times New Roman"/>
+                <w:i w:val="false"/>
+                <w:b w:val="false"/>
+                <w:u w:val="none"/>
+                <w:strike w:val="false"/>
+                <w:sz w:val="18"/>
+                <w:szCs w:val="18"/>
+                <w:color w:val="000000"/>
+              </w:rPr>
+              <w:t xml:space="preserve">96 (65.8%)</w:t>
             </w:r>
           </w:p>
         </w:tc>
@@ -11138,117 +11138,117 @@
                 <w:szCs w:val="18"/>
                 <w:color w:val="000000"/>
               </w:rPr>
-              <w:t xml:space="preserve">97 (35.1%)</w:t>
-            </w:r>
-          </w:p>
-        </w:tc>
-        <w:tc>
-          <w:tcPr>
-            <w:tcBorders>
-              <w:bottom w:val="none" w:sz="0" w:space="0" w:color="000000"/>
-              <w:top w:val="none" w:sz="0" w:space="0" w:color="000000"/>
-              <w:left w:val="none" w:sz="0" w:space="0" w:color="000000"/>
-              <w:right w:val="none" w:sz="0" w:space="0" w:color="000000"/>
-            </w:tcBorders>
-            <w:shd w:val="clear" w:color="auto" w:fill="FFFFFF"/>
-            <w:tcMar>
-              <w:top w:w="0" w:type="dxa"/>
-              <w:bottom w:w="0" w:type="dxa"/>
-              <w:left w:w="0" w:type="dxa"/>
-              <w:right w:w="0" w:type="dxa"/>
-            </w:tcMar>
-            <w:vAlign w:val="top"/>
-          </w:tcPr>
-          <w:p>
-            <w:pPr>
-              <w:pStyle w:val="Normal"/>
-              <w:jc w:val="center"/>
-              <w:pBdr>
-                <w:bottom w:val="none" w:sz="0" w:space="0" w:color="000000"/>
-                <w:top w:val="none" w:sz="0" w:space="0" w:color="000000"/>
-                <w:left w:val="none" w:sz="0" w:space="0" w:color="000000"/>
-                <w:right w:val="none" w:sz="0" w:space="0" w:color="000000"/>
-              </w:pBdr>
-              <w:spacing w:after="100" w:before="100" w:line="240"/>
-              <w:ind w:left="100" w:right="100" w:firstLine="0" w:firstLineChars="0"/>
-              <w:rPr>
-                <w:rFonts w:ascii="Times New Roman" w:hAnsi="Times New Roman" w:eastAsia="Times New Roman" w:cs="Times New Roman"/>
-                <w:i w:val="false"/>
-                <w:b w:val="false"/>
-                <w:u w:val="none"/>
-                <w:strike w:val="false"/>
-                <w:sz w:val="18"/>
-                <w:szCs w:val="18"/>
-                <w:color w:val="000000"/>
-              </w:rPr>
-            </w:pPr>
-            <w:r>
-              <w:rPr>
-                <w:rFonts w:ascii="Times New Roman" w:hAnsi="Times New Roman" w:eastAsia="Times New Roman" w:cs="Times New Roman"/>
-                <w:i w:val="false"/>
-                <w:b w:val="false"/>
-                <w:u w:val="none"/>
-                <w:strike w:val="false"/>
-                <w:sz w:val="18"/>
-                <w:szCs w:val="18"/>
-                <w:color w:val="000000"/>
-              </w:rPr>
-              <w:t xml:space="preserve">47 (35.9%)</w:t>
-            </w:r>
-          </w:p>
-        </w:tc>
-        <w:tc>
-          <w:tcPr>
-            <w:tcBorders>
-              <w:bottom w:val="none" w:sz="0" w:space="0" w:color="000000"/>
-              <w:top w:val="none" w:sz="0" w:space="0" w:color="000000"/>
-              <w:left w:val="none" w:sz="0" w:space="0" w:color="000000"/>
-              <w:right w:val="none" w:sz="0" w:space="0" w:color="000000"/>
-            </w:tcBorders>
-            <w:shd w:val="clear" w:color="auto" w:fill="FFFFFF"/>
-            <w:tcMar>
-              <w:top w:w="0" w:type="dxa"/>
-              <w:bottom w:w="0" w:type="dxa"/>
-              <w:left w:w="0" w:type="dxa"/>
-              <w:right w:w="0" w:type="dxa"/>
-            </w:tcMar>
-            <w:vAlign w:val="top"/>
-          </w:tcPr>
-          <w:p>
-            <w:pPr>
-              <w:pStyle w:val="Normal"/>
-              <w:jc w:val="center"/>
-              <w:pBdr>
-                <w:bottom w:val="none" w:sz="0" w:space="0" w:color="000000"/>
-                <w:top w:val="none" w:sz="0" w:space="0" w:color="000000"/>
-                <w:left w:val="none" w:sz="0" w:space="0" w:color="000000"/>
-                <w:right w:val="none" w:sz="0" w:space="0" w:color="000000"/>
-              </w:pBdr>
-              <w:spacing w:after="100" w:before="100" w:line="240"/>
-              <w:ind w:left="100" w:right="100" w:firstLine="0" w:firstLineChars="0"/>
-              <w:rPr>
-                <w:rFonts w:ascii="Times New Roman" w:hAnsi="Times New Roman" w:eastAsia="Times New Roman" w:cs="Times New Roman"/>
-                <w:i w:val="false"/>
-                <w:b w:val="false"/>
-                <w:u w:val="none"/>
-                <w:strike w:val="false"/>
-                <w:sz w:val="18"/>
-                <w:szCs w:val="18"/>
-                <w:color w:val="000000"/>
-              </w:rPr>
-            </w:pPr>
-            <w:r>
-              <w:rPr>
-                <w:rFonts w:ascii="Times New Roman" w:hAnsi="Times New Roman" w:eastAsia="Times New Roman" w:cs="Times New Roman"/>
-                <w:i w:val="false"/>
-                <w:b w:val="false"/>
-                <w:u w:val="none"/>
-                <w:strike w:val="false"/>
-                <w:sz w:val="18"/>
-                <w:szCs w:val="18"/>
-                <w:color w:val="000000"/>
-              </w:rPr>
-              <w:t xml:space="preserve">50 (34.5%)</w:t>
+              <w:t xml:space="preserve">97 (34.9%)</w:t>
+            </w:r>
+          </w:p>
+        </w:tc>
+        <w:tc>
+          <w:tcPr>
+            <w:tcBorders>
+              <w:bottom w:val="none" w:sz="0" w:space="0" w:color="000000"/>
+              <w:top w:val="none" w:sz="0" w:space="0" w:color="000000"/>
+              <w:left w:val="none" w:sz="0" w:space="0" w:color="000000"/>
+              <w:right w:val="none" w:sz="0" w:space="0" w:color="000000"/>
+            </w:tcBorders>
+            <w:shd w:val="clear" w:color="auto" w:fill="FFFFFF"/>
+            <w:tcMar>
+              <w:top w:w="0" w:type="dxa"/>
+              <w:bottom w:w="0" w:type="dxa"/>
+              <w:left w:w="0" w:type="dxa"/>
+              <w:right w:w="0" w:type="dxa"/>
+            </w:tcMar>
+            <w:vAlign w:val="top"/>
+          </w:tcPr>
+          <w:p>
+            <w:pPr>
+              <w:pStyle w:val="Normal"/>
+              <w:jc w:val="center"/>
+              <w:pBdr>
+                <w:bottom w:val="none" w:sz="0" w:space="0" w:color="000000"/>
+                <w:top w:val="none" w:sz="0" w:space="0" w:color="000000"/>
+                <w:left w:val="none" w:sz="0" w:space="0" w:color="000000"/>
+                <w:right w:val="none" w:sz="0" w:space="0" w:color="000000"/>
+              </w:pBdr>
+              <w:spacing w:after="100" w:before="100" w:line="240"/>
+              <w:ind w:left="100" w:right="100" w:firstLine="0" w:firstLineChars="0"/>
+              <w:rPr>
+                <w:rFonts w:ascii="Times New Roman" w:hAnsi="Times New Roman" w:eastAsia="Times New Roman" w:cs="Times New Roman"/>
+                <w:i w:val="false"/>
+                <w:b w:val="false"/>
+                <w:u w:val="none"/>
+                <w:strike w:val="false"/>
+                <w:sz w:val="18"/>
+                <w:szCs w:val="18"/>
+                <w:color w:val="000000"/>
+              </w:rPr>
+            </w:pPr>
+            <w:r>
+              <w:rPr>
+                <w:rFonts w:ascii="Times New Roman" w:hAnsi="Times New Roman" w:eastAsia="Times New Roman" w:cs="Times New Roman"/>
+                <w:i w:val="false"/>
+                <w:b w:val="false"/>
+                <w:u w:val="none"/>
+                <w:strike w:val="false"/>
+                <w:sz w:val="18"/>
+                <w:szCs w:val="18"/>
+                <w:color w:val="000000"/>
+              </w:rPr>
+              <w:t xml:space="preserve">47 (35.6%)</w:t>
+            </w:r>
+          </w:p>
+        </w:tc>
+        <w:tc>
+          <w:tcPr>
+            <w:tcBorders>
+              <w:bottom w:val="none" w:sz="0" w:space="0" w:color="000000"/>
+              <w:top w:val="none" w:sz="0" w:space="0" w:color="000000"/>
+              <w:left w:val="none" w:sz="0" w:space="0" w:color="000000"/>
+              <w:right w:val="none" w:sz="0" w:space="0" w:color="000000"/>
+            </w:tcBorders>
+            <w:shd w:val="clear" w:color="auto" w:fill="FFFFFF"/>
+            <w:tcMar>
+              <w:top w:w="0" w:type="dxa"/>
+              <w:bottom w:w="0" w:type="dxa"/>
+              <w:left w:w="0" w:type="dxa"/>
+              <w:right w:w="0" w:type="dxa"/>
+            </w:tcMar>
+            <w:vAlign w:val="top"/>
+          </w:tcPr>
+          <w:p>
+            <w:pPr>
+              <w:pStyle w:val="Normal"/>
+              <w:jc w:val="center"/>
+              <w:pBdr>
+                <w:bottom w:val="none" w:sz="0" w:space="0" w:color="000000"/>
+                <w:top w:val="none" w:sz="0" w:space="0" w:color="000000"/>
+                <w:left w:val="none" w:sz="0" w:space="0" w:color="000000"/>
+                <w:right w:val="none" w:sz="0" w:space="0" w:color="000000"/>
+              </w:pBdr>
+              <w:spacing w:after="100" w:before="100" w:line="240"/>
+              <w:ind w:left="100" w:right="100" w:firstLine="0" w:firstLineChars="0"/>
+              <w:rPr>
+                <w:rFonts w:ascii="Times New Roman" w:hAnsi="Times New Roman" w:eastAsia="Times New Roman" w:cs="Times New Roman"/>
+                <w:i w:val="false"/>
+                <w:b w:val="false"/>
+                <w:u w:val="none"/>
+                <w:strike w:val="false"/>
+                <w:sz w:val="18"/>
+                <w:szCs w:val="18"/>
+                <w:color w:val="000000"/>
+              </w:rPr>
+            </w:pPr>
+            <w:r>
+              <w:rPr>
+                <w:rFonts w:ascii="Times New Roman" w:hAnsi="Times New Roman" w:eastAsia="Times New Roman" w:cs="Times New Roman"/>
+                <w:i w:val="false"/>
+                <w:b w:val="false"/>
+                <w:u w:val="none"/>
+                <w:strike w:val="false"/>
+                <w:sz w:val="18"/>
+                <w:szCs w:val="18"/>
+                <w:color w:val="000000"/>
+              </w:rPr>
+              <w:t xml:space="preserve">50 (34.2%)</w:t>
             </w:r>
           </w:p>
         </w:tc>
@@ -11418,7 +11418,7 @@
                 <w:szCs w:val="18"/>
                 <w:color w:val="000000"/>
               </w:rPr>
-              <w:t xml:space="preserve">161</w:t>
+              <w:t xml:space="preserve">162</w:t>
             </w:r>
           </w:p>
         </w:tc>
@@ -11528,7 +11528,7 @@
                 <w:szCs w:val="18"/>
                 <w:color w:val="000000"/>
               </w:rPr>
-              <w:t xml:space="preserve">73</w:t>
+              <w:t xml:space="preserve">74</w:t>
             </w:r>
           </w:p>
         </w:tc>
@@ -11863,7 +11863,7 @@
                 <w:szCs w:val="18"/>
                 <w:color w:val="000000"/>
               </w:rPr>
-              <w:t xml:space="preserve">0.098</w:t>
+              <w:t xml:space="preserve">0.107</w:t>
             </w:r>
           </w:p>
         </w:tc>
@@ -11978,117 +11978,117 @@
                 <w:szCs w:val="18"/>
                 <w:color w:val="000000"/>
               </w:rPr>
-              <w:t xml:space="preserve">241 (61.5%)</w:t>
-            </w:r>
-          </w:p>
-        </w:tc>
-        <w:tc>
-          <w:tcPr>
-            <w:tcBorders>
-              <w:bottom w:val="none" w:sz="0" w:space="0" w:color="000000"/>
-              <w:top w:val="none" w:sz="0" w:space="0" w:color="000000"/>
-              <w:left w:val="none" w:sz="0" w:space="0" w:color="000000"/>
-              <w:right w:val="none" w:sz="0" w:space="0" w:color="000000"/>
-            </w:tcBorders>
-            <w:shd w:val="clear" w:color="auto" w:fill="FFFFFF"/>
-            <w:tcMar>
-              <w:top w:w="0" w:type="dxa"/>
-              <w:bottom w:w="0" w:type="dxa"/>
-              <w:left w:w="0" w:type="dxa"/>
-              <w:right w:w="0" w:type="dxa"/>
-            </w:tcMar>
-            <w:vAlign w:val="top"/>
-          </w:tcPr>
-          <w:p>
-            <w:pPr>
-              <w:pStyle w:val="Normal"/>
-              <w:jc w:val="center"/>
-              <w:pBdr>
-                <w:bottom w:val="none" w:sz="0" w:space="0" w:color="000000"/>
-                <w:top w:val="none" w:sz="0" w:space="0" w:color="000000"/>
-                <w:left w:val="none" w:sz="0" w:space="0" w:color="000000"/>
-                <w:right w:val="none" w:sz="0" w:space="0" w:color="000000"/>
-              </w:pBdr>
-              <w:spacing w:after="100" w:before="100" w:line="240"/>
-              <w:ind w:left="100" w:right="100" w:firstLine="0" w:firstLineChars="0"/>
-              <w:rPr>
-                <w:rFonts w:ascii="Times New Roman" w:hAnsi="Times New Roman" w:eastAsia="Times New Roman" w:cs="Times New Roman"/>
-                <w:i w:val="false"/>
-                <w:b w:val="false"/>
-                <w:u w:val="none"/>
-                <w:strike w:val="false"/>
-                <w:sz w:val="18"/>
-                <w:szCs w:val="18"/>
-                <w:color w:val="000000"/>
-              </w:rPr>
-            </w:pPr>
-            <w:r>
-              <w:rPr>
-                <w:rFonts w:ascii="Times New Roman" w:hAnsi="Times New Roman" w:eastAsia="Times New Roman" w:cs="Times New Roman"/>
-                <w:i w:val="false"/>
-                <w:b w:val="false"/>
-                <w:u w:val="none"/>
-                <w:strike w:val="false"/>
-                <w:sz w:val="18"/>
-                <w:szCs w:val="18"/>
-                <w:color w:val="000000"/>
-              </w:rPr>
-              <w:t xml:space="preserve">126 (65.6%)</w:t>
-            </w:r>
-          </w:p>
-        </w:tc>
-        <w:tc>
-          <w:tcPr>
-            <w:tcBorders>
-              <w:bottom w:val="none" w:sz="0" w:space="0" w:color="000000"/>
-              <w:top w:val="none" w:sz="0" w:space="0" w:color="000000"/>
-              <w:left w:val="none" w:sz="0" w:space="0" w:color="000000"/>
-              <w:right w:val="none" w:sz="0" w:space="0" w:color="000000"/>
-            </w:tcBorders>
-            <w:shd w:val="clear" w:color="auto" w:fill="FFFFFF"/>
-            <w:tcMar>
-              <w:top w:w="0" w:type="dxa"/>
-              <w:bottom w:w="0" w:type="dxa"/>
-              <w:left w:w="0" w:type="dxa"/>
-              <w:right w:w="0" w:type="dxa"/>
-            </w:tcMar>
-            <w:vAlign w:val="top"/>
-          </w:tcPr>
-          <w:p>
-            <w:pPr>
-              <w:pStyle w:val="Normal"/>
-              <w:jc w:val="center"/>
-              <w:pBdr>
-                <w:bottom w:val="none" w:sz="0" w:space="0" w:color="000000"/>
-                <w:top w:val="none" w:sz="0" w:space="0" w:color="000000"/>
-                <w:left w:val="none" w:sz="0" w:space="0" w:color="000000"/>
-                <w:right w:val="none" w:sz="0" w:space="0" w:color="000000"/>
-              </w:pBdr>
-              <w:spacing w:after="100" w:before="100" w:line="240"/>
-              <w:ind w:left="100" w:right="100" w:firstLine="0" w:firstLineChars="0"/>
-              <w:rPr>
-                <w:rFonts w:ascii="Times New Roman" w:hAnsi="Times New Roman" w:eastAsia="Times New Roman" w:cs="Times New Roman"/>
-                <w:i w:val="false"/>
-                <w:b w:val="false"/>
-                <w:u w:val="none"/>
-                <w:strike w:val="false"/>
-                <w:sz w:val="18"/>
-                <w:szCs w:val="18"/>
-                <w:color w:val="000000"/>
-              </w:rPr>
-            </w:pPr>
-            <w:r>
-              <w:rPr>
-                <w:rFonts w:ascii="Times New Roman" w:hAnsi="Times New Roman" w:eastAsia="Times New Roman" w:cs="Times New Roman"/>
-                <w:i w:val="false"/>
-                <w:b w:val="false"/>
-                <w:u w:val="none"/>
-                <w:strike w:val="false"/>
-                <w:sz w:val="18"/>
-                <w:szCs w:val="18"/>
-                <w:color w:val="000000"/>
-              </w:rPr>
-              <w:t xml:space="preserve">115 (57.5%)</w:t>
+              <w:t xml:space="preserve">244 (61.8%)</w:t>
+            </w:r>
+          </w:p>
+        </w:tc>
+        <w:tc>
+          <w:tcPr>
+            <w:tcBorders>
+              <w:bottom w:val="none" w:sz="0" w:space="0" w:color="000000"/>
+              <w:top w:val="none" w:sz="0" w:space="0" w:color="000000"/>
+              <w:left w:val="none" w:sz="0" w:space="0" w:color="000000"/>
+              <w:right w:val="none" w:sz="0" w:space="0" w:color="000000"/>
+            </w:tcBorders>
+            <w:shd w:val="clear" w:color="auto" w:fill="FFFFFF"/>
+            <w:tcMar>
+              <w:top w:w="0" w:type="dxa"/>
+              <w:bottom w:w="0" w:type="dxa"/>
+              <w:left w:w="0" w:type="dxa"/>
+              <w:right w:w="0" w:type="dxa"/>
+            </w:tcMar>
+            <w:vAlign w:val="top"/>
+          </w:tcPr>
+          <w:p>
+            <w:pPr>
+              <w:pStyle w:val="Normal"/>
+              <w:jc w:val="center"/>
+              <w:pBdr>
+                <w:bottom w:val="none" w:sz="0" w:space="0" w:color="000000"/>
+                <w:top w:val="none" w:sz="0" w:space="0" w:color="000000"/>
+                <w:left w:val="none" w:sz="0" w:space="0" w:color="000000"/>
+                <w:right w:val="none" w:sz="0" w:space="0" w:color="000000"/>
+              </w:pBdr>
+              <w:spacing w:after="100" w:before="100" w:line="240"/>
+              <w:ind w:left="100" w:right="100" w:firstLine="0" w:firstLineChars="0"/>
+              <w:rPr>
+                <w:rFonts w:ascii="Times New Roman" w:hAnsi="Times New Roman" w:eastAsia="Times New Roman" w:cs="Times New Roman"/>
+                <w:i w:val="false"/>
+                <w:b w:val="false"/>
+                <w:u w:val="none"/>
+                <w:strike w:val="false"/>
+                <w:sz w:val="18"/>
+                <w:szCs w:val="18"/>
+                <w:color w:val="000000"/>
+              </w:rPr>
+            </w:pPr>
+            <w:r>
+              <w:rPr>
+                <w:rFonts w:ascii="Times New Roman" w:hAnsi="Times New Roman" w:eastAsia="Times New Roman" w:cs="Times New Roman"/>
+                <w:i w:val="false"/>
+                <w:b w:val="false"/>
+                <w:u w:val="none"/>
+                <w:strike w:val="false"/>
+                <w:sz w:val="18"/>
+                <w:szCs w:val="18"/>
+                <w:color w:val="000000"/>
+              </w:rPr>
+              <w:t xml:space="preserve">127 (65.8%)</w:t>
+            </w:r>
+          </w:p>
+        </w:tc>
+        <w:tc>
+          <w:tcPr>
+            <w:tcBorders>
+              <w:bottom w:val="none" w:sz="0" w:space="0" w:color="000000"/>
+              <w:top w:val="none" w:sz="0" w:space="0" w:color="000000"/>
+              <w:left w:val="none" w:sz="0" w:space="0" w:color="000000"/>
+              <w:right w:val="none" w:sz="0" w:space="0" w:color="000000"/>
+            </w:tcBorders>
+            <w:shd w:val="clear" w:color="auto" w:fill="FFFFFF"/>
+            <w:tcMar>
+              <w:top w:w="0" w:type="dxa"/>
+              <w:bottom w:w="0" w:type="dxa"/>
+              <w:left w:w="0" w:type="dxa"/>
+              <w:right w:w="0" w:type="dxa"/>
+            </w:tcMar>
+            <w:vAlign w:val="top"/>
+          </w:tcPr>
+          <w:p>
+            <w:pPr>
+              <w:pStyle w:val="Normal"/>
+              <w:jc w:val="center"/>
+              <w:pBdr>
+                <w:bottom w:val="none" w:sz="0" w:space="0" w:color="000000"/>
+                <w:top w:val="none" w:sz="0" w:space="0" w:color="000000"/>
+                <w:left w:val="none" w:sz="0" w:space="0" w:color="000000"/>
+                <w:right w:val="none" w:sz="0" w:space="0" w:color="000000"/>
+              </w:pBdr>
+              <w:spacing w:after="100" w:before="100" w:line="240"/>
+              <w:ind w:left="100" w:right="100" w:firstLine="0" w:firstLineChars="0"/>
+              <w:rPr>
+                <w:rFonts w:ascii="Times New Roman" w:hAnsi="Times New Roman" w:eastAsia="Times New Roman" w:cs="Times New Roman"/>
+                <w:i w:val="false"/>
+                <w:b w:val="false"/>
+                <w:u w:val="none"/>
+                <w:strike w:val="false"/>
+                <w:sz w:val="18"/>
+                <w:szCs w:val="18"/>
+                <w:color w:val="000000"/>
+              </w:rPr>
+            </w:pPr>
+            <w:r>
+              <w:rPr>
+                <w:rFonts w:ascii="Times New Roman" w:hAnsi="Times New Roman" w:eastAsia="Times New Roman" w:cs="Times New Roman"/>
+                <w:i w:val="false"/>
+                <w:b w:val="false"/>
+                <w:u w:val="none"/>
+                <w:strike w:val="false"/>
+                <w:sz w:val="18"/>
+                <w:szCs w:val="18"/>
+                <w:color w:val="000000"/>
+              </w:rPr>
+              <w:t xml:space="preserve">117 (57.9%)</w:t>
             </w:r>
           </w:p>
         </w:tc>
@@ -12258,117 +12258,117 @@
                 <w:szCs w:val="18"/>
                 <w:color w:val="000000"/>
               </w:rPr>
-              <w:t xml:space="preserve">151 (38.5%)</w:t>
-            </w:r>
-          </w:p>
-        </w:tc>
-        <w:tc>
-          <w:tcPr>
-            <w:tcBorders>
-              <w:bottom w:val="none" w:sz="0" w:space="0" w:color="000000"/>
-              <w:top w:val="none" w:sz="0" w:space="0" w:color="000000"/>
-              <w:left w:val="none" w:sz="0" w:space="0" w:color="000000"/>
-              <w:right w:val="none" w:sz="0" w:space="0" w:color="000000"/>
-            </w:tcBorders>
-            <w:shd w:val="clear" w:color="auto" w:fill="FFFFFF"/>
-            <w:tcMar>
-              <w:top w:w="0" w:type="dxa"/>
-              <w:bottom w:w="0" w:type="dxa"/>
-              <w:left w:w="0" w:type="dxa"/>
-              <w:right w:w="0" w:type="dxa"/>
-            </w:tcMar>
-            <w:vAlign w:val="top"/>
-          </w:tcPr>
-          <w:p>
-            <w:pPr>
-              <w:pStyle w:val="Normal"/>
-              <w:jc w:val="center"/>
-              <w:pBdr>
-                <w:bottom w:val="none" w:sz="0" w:space="0" w:color="000000"/>
-                <w:top w:val="none" w:sz="0" w:space="0" w:color="000000"/>
-                <w:left w:val="none" w:sz="0" w:space="0" w:color="000000"/>
-                <w:right w:val="none" w:sz="0" w:space="0" w:color="000000"/>
-              </w:pBdr>
-              <w:spacing w:after="100" w:before="100" w:line="240"/>
-              <w:ind w:left="100" w:right="100" w:firstLine="0" w:firstLineChars="0"/>
-              <w:rPr>
-                <w:rFonts w:ascii="Times New Roman" w:hAnsi="Times New Roman" w:eastAsia="Times New Roman" w:cs="Times New Roman"/>
-                <w:i w:val="false"/>
-                <w:b w:val="false"/>
-                <w:u w:val="none"/>
-                <w:strike w:val="false"/>
-                <w:sz w:val="18"/>
-                <w:szCs w:val="18"/>
-                <w:color w:val="000000"/>
-              </w:rPr>
-            </w:pPr>
-            <w:r>
-              <w:rPr>
-                <w:rFonts w:ascii="Times New Roman" w:hAnsi="Times New Roman" w:eastAsia="Times New Roman" w:cs="Times New Roman"/>
-                <w:i w:val="false"/>
-                <w:b w:val="false"/>
-                <w:u w:val="none"/>
-                <w:strike w:val="false"/>
-                <w:sz w:val="18"/>
-                <w:szCs w:val="18"/>
-                <w:color w:val="000000"/>
-              </w:rPr>
-              <w:t xml:space="preserve">66 (34.4%)</w:t>
-            </w:r>
-          </w:p>
-        </w:tc>
-        <w:tc>
-          <w:tcPr>
-            <w:tcBorders>
-              <w:bottom w:val="none" w:sz="0" w:space="0" w:color="000000"/>
-              <w:top w:val="none" w:sz="0" w:space="0" w:color="000000"/>
-              <w:left w:val="none" w:sz="0" w:space="0" w:color="000000"/>
-              <w:right w:val="none" w:sz="0" w:space="0" w:color="000000"/>
-            </w:tcBorders>
-            <w:shd w:val="clear" w:color="auto" w:fill="FFFFFF"/>
-            <w:tcMar>
-              <w:top w:w="0" w:type="dxa"/>
-              <w:bottom w:w="0" w:type="dxa"/>
-              <w:left w:w="0" w:type="dxa"/>
-              <w:right w:w="0" w:type="dxa"/>
-            </w:tcMar>
-            <w:vAlign w:val="top"/>
-          </w:tcPr>
-          <w:p>
-            <w:pPr>
-              <w:pStyle w:val="Normal"/>
-              <w:jc w:val="center"/>
-              <w:pBdr>
-                <w:bottom w:val="none" w:sz="0" w:space="0" w:color="000000"/>
-                <w:top w:val="none" w:sz="0" w:space="0" w:color="000000"/>
-                <w:left w:val="none" w:sz="0" w:space="0" w:color="000000"/>
-                <w:right w:val="none" w:sz="0" w:space="0" w:color="000000"/>
-              </w:pBdr>
-              <w:spacing w:after="100" w:before="100" w:line="240"/>
-              <w:ind w:left="100" w:right="100" w:firstLine="0" w:firstLineChars="0"/>
-              <w:rPr>
-                <w:rFonts w:ascii="Times New Roman" w:hAnsi="Times New Roman" w:eastAsia="Times New Roman" w:cs="Times New Roman"/>
-                <w:i w:val="false"/>
-                <w:b w:val="false"/>
-                <w:u w:val="none"/>
-                <w:strike w:val="false"/>
-                <w:sz w:val="18"/>
-                <w:szCs w:val="18"/>
-                <w:color w:val="000000"/>
-              </w:rPr>
-            </w:pPr>
-            <w:r>
-              <w:rPr>
-                <w:rFonts w:ascii="Times New Roman" w:hAnsi="Times New Roman" w:eastAsia="Times New Roman" w:cs="Times New Roman"/>
-                <w:i w:val="false"/>
-                <w:b w:val="false"/>
-                <w:u w:val="none"/>
-                <w:strike w:val="false"/>
-                <w:sz w:val="18"/>
-                <w:szCs w:val="18"/>
-                <w:color w:val="000000"/>
-              </w:rPr>
-              <w:t xml:space="preserve">85 (42.5%)</w:t>
+              <w:t xml:space="preserve">151 (38.2%)</w:t>
+            </w:r>
+          </w:p>
+        </w:tc>
+        <w:tc>
+          <w:tcPr>
+            <w:tcBorders>
+              <w:bottom w:val="none" w:sz="0" w:space="0" w:color="000000"/>
+              <w:top w:val="none" w:sz="0" w:space="0" w:color="000000"/>
+              <w:left w:val="none" w:sz="0" w:space="0" w:color="000000"/>
+              <w:right w:val="none" w:sz="0" w:space="0" w:color="000000"/>
+            </w:tcBorders>
+            <w:shd w:val="clear" w:color="auto" w:fill="FFFFFF"/>
+            <w:tcMar>
+              <w:top w:w="0" w:type="dxa"/>
+              <w:bottom w:w="0" w:type="dxa"/>
+              <w:left w:w="0" w:type="dxa"/>
+              <w:right w:w="0" w:type="dxa"/>
+            </w:tcMar>
+            <w:vAlign w:val="top"/>
+          </w:tcPr>
+          <w:p>
+            <w:pPr>
+              <w:pStyle w:val="Normal"/>
+              <w:jc w:val="center"/>
+              <w:pBdr>
+                <w:bottom w:val="none" w:sz="0" w:space="0" w:color="000000"/>
+                <w:top w:val="none" w:sz="0" w:space="0" w:color="000000"/>
+                <w:left w:val="none" w:sz="0" w:space="0" w:color="000000"/>
+                <w:right w:val="none" w:sz="0" w:space="0" w:color="000000"/>
+              </w:pBdr>
+              <w:spacing w:after="100" w:before="100" w:line="240"/>
+              <w:ind w:left="100" w:right="100" w:firstLine="0" w:firstLineChars="0"/>
+              <w:rPr>
+                <w:rFonts w:ascii="Times New Roman" w:hAnsi="Times New Roman" w:eastAsia="Times New Roman" w:cs="Times New Roman"/>
+                <w:i w:val="false"/>
+                <w:b w:val="false"/>
+                <w:u w:val="none"/>
+                <w:strike w:val="false"/>
+                <w:sz w:val="18"/>
+                <w:szCs w:val="18"/>
+                <w:color w:val="000000"/>
+              </w:rPr>
+            </w:pPr>
+            <w:r>
+              <w:rPr>
+                <w:rFonts w:ascii="Times New Roman" w:hAnsi="Times New Roman" w:eastAsia="Times New Roman" w:cs="Times New Roman"/>
+                <w:i w:val="false"/>
+                <w:b w:val="false"/>
+                <w:u w:val="none"/>
+                <w:strike w:val="false"/>
+                <w:sz w:val="18"/>
+                <w:szCs w:val="18"/>
+                <w:color w:val="000000"/>
+              </w:rPr>
+              <w:t xml:space="preserve">66 (34.2%)</w:t>
+            </w:r>
+          </w:p>
+        </w:tc>
+        <w:tc>
+          <w:tcPr>
+            <w:tcBorders>
+              <w:bottom w:val="none" w:sz="0" w:space="0" w:color="000000"/>
+              <w:top w:val="none" w:sz="0" w:space="0" w:color="000000"/>
+              <w:left w:val="none" w:sz="0" w:space="0" w:color="000000"/>
+              <w:right w:val="none" w:sz="0" w:space="0" w:color="000000"/>
+            </w:tcBorders>
+            <w:shd w:val="clear" w:color="auto" w:fill="FFFFFF"/>
+            <w:tcMar>
+              <w:top w:w="0" w:type="dxa"/>
+              <w:bottom w:w="0" w:type="dxa"/>
+              <w:left w:w="0" w:type="dxa"/>
+              <w:right w:w="0" w:type="dxa"/>
+            </w:tcMar>
+            <w:vAlign w:val="top"/>
+          </w:tcPr>
+          <w:p>
+            <w:pPr>
+              <w:pStyle w:val="Normal"/>
+              <w:jc w:val="center"/>
+              <w:pBdr>
+                <w:bottom w:val="none" w:sz="0" w:space="0" w:color="000000"/>
+                <w:top w:val="none" w:sz="0" w:space="0" w:color="000000"/>
+                <w:left w:val="none" w:sz="0" w:space="0" w:color="000000"/>
+                <w:right w:val="none" w:sz="0" w:space="0" w:color="000000"/>
+              </w:pBdr>
+              <w:spacing w:after="100" w:before="100" w:line="240"/>
+              <w:ind w:left="100" w:right="100" w:firstLine="0" w:firstLineChars="0"/>
+              <w:rPr>
+                <w:rFonts w:ascii="Times New Roman" w:hAnsi="Times New Roman" w:eastAsia="Times New Roman" w:cs="Times New Roman"/>
+                <w:i w:val="false"/>
+                <w:b w:val="false"/>
+                <w:u w:val="none"/>
+                <w:strike w:val="false"/>
+                <w:sz w:val="18"/>
+                <w:szCs w:val="18"/>
+                <w:color w:val="000000"/>
+              </w:rPr>
+            </w:pPr>
+            <w:r>
+              <w:rPr>
+                <w:rFonts w:ascii="Times New Roman" w:hAnsi="Times New Roman" w:eastAsia="Times New Roman" w:cs="Times New Roman"/>
+                <w:i w:val="false"/>
+                <w:b w:val="false"/>
+                <w:u w:val="none"/>
+                <w:strike w:val="false"/>
+                <w:sz w:val="18"/>
+                <w:szCs w:val="18"/>
+                <w:color w:val="000000"/>
+              </w:rPr>
+              <w:t xml:space="preserve">85 (42.1%)</w:t>
             </w:r>
           </w:p>
         </w:tc>
@@ -12983,7 +12983,7 @@
                 <w:szCs w:val="18"/>
                 <w:color w:val="000000"/>
               </w:rPr>
-              <w:t xml:space="preserve">0.412</w:t>
+              <w:t xml:space="preserve">0.429</w:t>
             </w:r>
           </w:p>
         </w:tc>
@@ -13098,117 +13098,117 @@
                 <w:szCs w:val="18"/>
                 <w:color w:val="000000"/>
               </w:rPr>
-              <w:t xml:space="preserve">288 (76.4%)</w:t>
-            </w:r>
-          </w:p>
-        </w:tc>
-        <w:tc>
-          <w:tcPr>
-            <w:tcBorders>
-              <w:bottom w:val="none" w:sz="0" w:space="0" w:color="000000"/>
-              <w:top w:val="none" w:sz="0" w:space="0" w:color="000000"/>
-              <w:left w:val="none" w:sz="0" w:space="0" w:color="000000"/>
-              <w:right w:val="none" w:sz="0" w:space="0" w:color="000000"/>
-            </w:tcBorders>
-            <w:shd w:val="clear" w:color="auto" w:fill="FFFFFF"/>
-            <w:tcMar>
-              <w:top w:w="0" w:type="dxa"/>
-              <w:bottom w:w="0" w:type="dxa"/>
-              <w:left w:w="0" w:type="dxa"/>
-              <w:right w:w="0" w:type="dxa"/>
-            </w:tcMar>
-            <w:vAlign w:val="top"/>
-          </w:tcPr>
-          <w:p>
-            <w:pPr>
-              <w:pStyle w:val="Normal"/>
-              <w:jc w:val="center"/>
-              <w:pBdr>
-                <w:bottom w:val="none" w:sz="0" w:space="0" w:color="000000"/>
-                <w:top w:val="none" w:sz="0" w:space="0" w:color="000000"/>
-                <w:left w:val="none" w:sz="0" w:space="0" w:color="000000"/>
-                <w:right w:val="none" w:sz="0" w:space="0" w:color="000000"/>
-              </w:pBdr>
-              <w:spacing w:after="100" w:before="100" w:line="240"/>
-              <w:ind w:left="100" w:right="100" w:firstLine="0" w:firstLineChars="0"/>
-              <w:rPr>
-                <w:rFonts w:ascii="Times New Roman" w:hAnsi="Times New Roman" w:eastAsia="Times New Roman" w:cs="Times New Roman"/>
-                <w:i w:val="false"/>
-                <w:b w:val="false"/>
-                <w:u w:val="none"/>
-                <w:strike w:val="false"/>
-                <w:sz w:val="18"/>
-                <w:szCs w:val="18"/>
-                <w:color w:val="000000"/>
-              </w:rPr>
-            </w:pPr>
-            <w:r>
-              <w:rPr>
-                <w:rFonts w:ascii="Times New Roman" w:hAnsi="Times New Roman" w:eastAsia="Times New Roman" w:cs="Times New Roman"/>
-                <w:i w:val="false"/>
-                <w:b w:val="false"/>
-                <w:u w:val="none"/>
-                <w:strike w:val="false"/>
-                <w:sz w:val="18"/>
-                <w:szCs w:val="18"/>
-                <w:color w:val="000000"/>
-              </w:rPr>
-              <w:t xml:space="preserve">147 (78.2%)</w:t>
-            </w:r>
-          </w:p>
-        </w:tc>
-        <w:tc>
-          <w:tcPr>
-            <w:tcBorders>
-              <w:bottom w:val="none" w:sz="0" w:space="0" w:color="000000"/>
-              <w:top w:val="none" w:sz="0" w:space="0" w:color="000000"/>
-              <w:left w:val="none" w:sz="0" w:space="0" w:color="000000"/>
-              <w:right w:val="none" w:sz="0" w:space="0" w:color="000000"/>
-            </w:tcBorders>
-            <w:shd w:val="clear" w:color="auto" w:fill="FFFFFF"/>
-            <w:tcMar>
-              <w:top w:w="0" w:type="dxa"/>
-              <w:bottom w:w="0" w:type="dxa"/>
-              <w:left w:w="0" w:type="dxa"/>
-              <w:right w:w="0" w:type="dxa"/>
-            </w:tcMar>
-            <w:vAlign w:val="top"/>
-          </w:tcPr>
-          <w:p>
-            <w:pPr>
-              <w:pStyle w:val="Normal"/>
-              <w:jc w:val="center"/>
-              <w:pBdr>
-                <w:bottom w:val="none" w:sz="0" w:space="0" w:color="000000"/>
-                <w:top w:val="none" w:sz="0" w:space="0" w:color="000000"/>
-                <w:left w:val="none" w:sz="0" w:space="0" w:color="000000"/>
-                <w:right w:val="none" w:sz="0" w:space="0" w:color="000000"/>
-              </w:pBdr>
-              <w:spacing w:after="100" w:before="100" w:line="240"/>
-              <w:ind w:left="100" w:right="100" w:firstLine="0" w:firstLineChars="0"/>
-              <w:rPr>
-                <w:rFonts w:ascii="Times New Roman" w:hAnsi="Times New Roman" w:eastAsia="Times New Roman" w:cs="Times New Roman"/>
-                <w:i w:val="false"/>
-                <w:b w:val="false"/>
-                <w:u w:val="none"/>
-                <w:strike w:val="false"/>
-                <w:sz w:val="18"/>
-                <w:szCs w:val="18"/>
-                <w:color w:val="000000"/>
-              </w:rPr>
-            </w:pPr>
-            <w:r>
-              <w:rPr>
-                <w:rFonts w:ascii="Times New Roman" w:hAnsi="Times New Roman" w:eastAsia="Times New Roman" w:cs="Times New Roman"/>
-                <w:i w:val="false"/>
-                <w:b w:val="false"/>
-                <w:u w:val="none"/>
-                <w:strike w:val="false"/>
-                <w:sz w:val="18"/>
-                <w:szCs w:val="18"/>
-                <w:color w:val="000000"/>
-              </w:rPr>
-              <w:t xml:space="preserve">141 (74.6%)</w:t>
+              <w:t xml:space="preserve">291 (76.6%)</w:t>
+            </w:r>
+          </w:p>
+        </w:tc>
+        <w:tc>
+          <w:tcPr>
+            <w:tcBorders>
+              <w:bottom w:val="none" w:sz="0" w:space="0" w:color="000000"/>
+              <w:top w:val="none" w:sz="0" w:space="0" w:color="000000"/>
+              <w:left w:val="none" w:sz="0" w:space="0" w:color="000000"/>
+              <w:right w:val="none" w:sz="0" w:space="0" w:color="000000"/>
+            </w:tcBorders>
+            <w:shd w:val="clear" w:color="auto" w:fill="FFFFFF"/>
+            <w:tcMar>
+              <w:top w:w="0" w:type="dxa"/>
+              <w:bottom w:w="0" w:type="dxa"/>
+              <w:left w:w="0" w:type="dxa"/>
+              <w:right w:w="0" w:type="dxa"/>
+            </w:tcMar>
+            <w:vAlign w:val="top"/>
+          </w:tcPr>
+          <w:p>
+            <w:pPr>
+              <w:pStyle w:val="Normal"/>
+              <w:jc w:val="center"/>
+              <w:pBdr>
+                <w:bottom w:val="none" w:sz="0" w:space="0" w:color="000000"/>
+                <w:top w:val="none" w:sz="0" w:space="0" w:color="000000"/>
+                <w:left w:val="none" w:sz="0" w:space="0" w:color="000000"/>
+                <w:right w:val="none" w:sz="0" w:space="0" w:color="000000"/>
+              </w:pBdr>
+              <w:spacing w:after="100" w:before="100" w:line="240"/>
+              <w:ind w:left="100" w:right="100" w:firstLine="0" w:firstLineChars="0"/>
+              <w:rPr>
+                <w:rFonts w:ascii="Times New Roman" w:hAnsi="Times New Roman" w:eastAsia="Times New Roman" w:cs="Times New Roman"/>
+                <w:i w:val="false"/>
+                <w:b w:val="false"/>
+                <w:u w:val="none"/>
+                <w:strike w:val="false"/>
+                <w:sz w:val="18"/>
+                <w:szCs w:val="18"/>
+                <w:color w:val="000000"/>
+              </w:rPr>
+            </w:pPr>
+            <w:r>
+              <w:rPr>
+                <w:rFonts w:ascii="Times New Roman" w:hAnsi="Times New Roman" w:eastAsia="Times New Roman" w:cs="Times New Roman"/>
+                <w:i w:val="false"/>
+                <w:b w:val="false"/>
+                <w:u w:val="none"/>
+                <w:strike w:val="false"/>
+                <w:sz w:val="18"/>
+                <w:szCs w:val="18"/>
+                <w:color w:val="000000"/>
+              </w:rPr>
+              <w:t xml:space="preserve">148 (78.3%)</w:t>
+            </w:r>
+          </w:p>
+        </w:tc>
+        <w:tc>
+          <w:tcPr>
+            <w:tcBorders>
+              <w:bottom w:val="none" w:sz="0" w:space="0" w:color="000000"/>
+              <w:top w:val="none" w:sz="0" w:space="0" w:color="000000"/>
+              <w:left w:val="none" w:sz="0" w:space="0" w:color="000000"/>
+              <w:right w:val="none" w:sz="0" w:space="0" w:color="000000"/>
+            </w:tcBorders>
+            <w:shd w:val="clear" w:color="auto" w:fill="FFFFFF"/>
+            <w:tcMar>
+              <w:top w:w="0" w:type="dxa"/>
+              <w:bottom w:w="0" w:type="dxa"/>
+              <w:left w:w="0" w:type="dxa"/>
+              <w:right w:w="0" w:type="dxa"/>
+            </w:tcMar>
+            <w:vAlign w:val="top"/>
+          </w:tcPr>
+          <w:p>
+            <w:pPr>
+              <w:pStyle w:val="Normal"/>
+              <w:jc w:val="center"/>
+              <w:pBdr>
+                <w:bottom w:val="none" w:sz="0" w:space="0" w:color="000000"/>
+                <w:top w:val="none" w:sz="0" w:space="0" w:color="000000"/>
+                <w:left w:val="none" w:sz="0" w:space="0" w:color="000000"/>
+                <w:right w:val="none" w:sz="0" w:space="0" w:color="000000"/>
+              </w:pBdr>
+              <w:spacing w:after="100" w:before="100" w:line="240"/>
+              <w:ind w:left="100" w:right="100" w:firstLine="0" w:firstLineChars="0"/>
+              <w:rPr>
+                <w:rFonts w:ascii="Times New Roman" w:hAnsi="Times New Roman" w:eastAsia="Times New Roman" w:cs="Times New Roman"/>
+                <w:i w:val="false"/>
+                <w:b w:val="false"/>
+                <w:u w:val="none"/>
+                <w:strike w:val="false"/>
+                <w:sz w:val="18"/>
+                <w:szCs w:val="18"/>
+                <w:color w:val="000000"/>
+              </w:rPr>
+            </w:pPr>
+            <w:r>
+              <w:rPr>
+                <w:rFonts w:ascii="Times New Roman" w:hAnsi="Times New Roman" w:eastAsia="Times New Roman" w:cs="Times New Roman"/>
+                <w:i w:val="false"/>
+                <w:b w:val="false"/>
+                <w:u w:val="none"/>
+                <w:strike w:val="false"/>
+                <w:sz w:val="18"/>
+                <w:szCs w:val="18"/>
+                <w:color w:val="000000"/>
+              </w:rPr>
+              <w:t xml:space="preserve">143 (74.9%)</w:t>
             </w:r>
           </w:p>
         </w:tc>
@@ -13378,117 +13378,117 @@
                 <w:szCs w:val="18"/>
                 <w:color w:val="000000"/>
               </w:rPr>
-              <w:t xml:space="preserve">89 (23.6%)</w:t>
-            </w:r>
-          </w:p>
-        </w:tc>
-        <w:tc>
-          <w:tcPr>
-            <w:tcBorders>
-              <w:bottom w:val="none" w:sz="0" w:space="0" w:color="000000"/>
-              <w:top w:val="none" w:sz="0" w:space="0" w:color="000000"/>
-              <w:left w:val="none" w:sz="0" w:space="0" w:color="000000"/>
-              <w:right w:val="none" w:sz="0" w:space="0" w:color="000000"/>
-            </w:tcBorders>
-            <w:shd w:val="clear" w:color="auto" w:fill="FFFFFF"/>
-            <w:tcMar>
-              <w:top w:w="0" w:type="dxa"/>
-              <w:bottom w:w="0" w:type="dxa"/>
-              <w:left w:w="0" w:type="dxa"/>
-              <w:right w:w="0" w:type="dxa"/>
-            </w:tcMar>
-            <w:vAlign w:val="top"/>
-          </w:tcPr>
-          <w:p>
-            <w:pPr>
-              <w:pStyle w:val="Normal"/>
-              <w:jc w:val="center"/>
-              <w:pBdr>
-                <w:bottom w:val="none" w:sz="0" w:space="0" w:color="000000"/>
-                <w:top w:val="none" w:sz="0" w:space="0" w:color="000000"/>
-                <w:left w:val="none" w:sz="0" w:space="0" w:color="000000"/>
-                <w:right w:val="none" w:sz="0" w:space="0" w:color="000000"/>
-              </w:pBdr>
-              <w:spacing w:after="100" w:before="100" w:line="240"/>
-              <w:ind w:left="100" w:right="100" w:firstLine="0" w:firstLineChars="0"/>
-              <w:rPr>
-                <w:rFonts w:ascii="Times New Roman" w:hAnsi="Times New Roman" w:eastAsia="Times New Roman" w:cs="Times New Roman"/>
-                <w:i w:val="false"/>
-                <w:b w:val="false"/>
-                <w:u w:val="none"/>
-                <w:strike w:val="false"/>
-                <w:sz w:val="18"/>
-                <w:szCs w:val="18"/>
-                <w:color w:val="000000"/>
-              </w:rPr>
-            </w:pPr>
-            <w:r>
-              <w:rPr>
-                <w:rFonts w:ascii="Times New Roman" w:hAnsi="Times New Roman" w:eastAsia="Times New Roman" w:cs="Times New Roman"/>
-                <w:i w:val="false"/>
-                <w:b w:val="false"/>
-                <w:u w:val="none"/>
-                <w:strike w:val="false"/>
-                <w:sz w:val="18"/>
-                <w:szCs w:val="18"/>
-                <w:color w:val="000000"/>
-              </w:rPr>
-              <w:t xml:space="preserve">41 (21.8%)</w:t>
-            </w:r>
-          </w:p>
-        </w:tc>
-        <w:tc>
-          <w:tcPr>
-            <w:tcBorders>
-              <w:bottom w:val="none" w:sz="0" w:space="0" w:color="000000"/>
-              <w:top w:val="none" w:sz="0" w:space="0" w:color="000000"/>
-              <w:left w:val="none" w:sz="0" w:space="0" w:color="000000"/>
-              <w:right w:val="none" w:sz="0" w:space="0" w:color="000000"/>
-            </w:tcBorders>
-            <w:shd w:val="clear" w:color="auto" w:fill="FFFFFF"/>
-            <w:tcMar>
-              <w:top w:w="0" w:type="dxa"/>
-              <w:bottom w:w="0" w:type="dxa"/>
-              <w:left w:w="0" w:type="dxa"/>
-              <w:right w:w="0" w:type="dxa"/>
-            </w:tcMar>
-            <w:vAlign w:val="top"/>
-          </w:tcPr>
-          <w:p>
-            <w:pPr>
-              <w:pStyle w:val="Normal"/>
-              <w:jc w:val="center"/>
-              <w:pBdr>
-                <w:bottom w:val="none" w:sz="0" w:space="0" w:color="000000"/>
-                <w:top w:val="none" w:sz="0" w:space="0" w:color="000000"/>
-                <w:left w:val="none" w:sz="0" w:space="0" w:color="000000"/>
-                <w:right w:val="none" w:sz="0" w:space="0" w:color="000000"/>
-              </w:pBdr>
-              <w:spacing w:after="100" w:before="100" w:line="240"/>
-              <w:ind w:left="100" w:right="100" w:firstLine="0" w:firstLineChars="0"/>
-              <w:rPr>
-                <w:rFonts w:ascii="Times New Roman" w:hAnsi="Times New Roman" w:eastAsia="Times New Roman" w:cs="Times New Roman"/>
-                <w:i w:val="false"/>
-                <w:b w:val="false"/>
-                <w:u w:val="none"/>
-                <w:strike w:val="false"/>
-                <w:sz w:val="18"/>
-                <w:szCs w:val="18"/>
-                <w:color w:val="000000"/>
-              </w:rPr>
-            </w:pPr>
-            <w:r>
-              <w:rPr>
-                <w:rFonts w:ascii="Times New Roman" w:hAnsi="Times New Roman" w:eastAsia="Times New Roman" w:cs="Times New Roman"/>
-                <w:i w:val="false"/>
-                <w:b w:val="false"/>
-                <w:u w:val="none"/>
-                <w:strike w:val="false"/>
-                <w:sz w:val="18"/>
-                <w:szCs w:val="18"/>
-                <w:color w:val="000000"/>
-              </w:rPr>
-              <w:t xml:space="preserve">48 (25.4%)</w:t>
+              <w:t xml:space="preserve">89 (23.4%)</w:t>
+            </w:r>
+          </w:p>
+        </w:tc>
+        <w:tc>
+          <w:tcPr>
+            <w:tcBorders>
+              <w:bottom w:val="none" w:sz="0" w:space="0" w:color="000000"/>
+              <w:top w:val="none" w:sz="0" w:space="0" w:color="000000"/>
+              <w:left w:val="none" w:sz="0" w:space="0" w:color="000000"/>
+              <w:right w:val="none" w:sz="0" w:space="0" w:color="000000"/>
+            </w:tcBorders>
+            <w:shd w:val="clear" w:color="auto" w:fill="FFFFFF"/>
+            <w:tcMar>
+              <w:top w:w="0" w:type="dxa"/>
+              <w:bottom w:w="0" w:type="dxa"/>
+              <w:left w:w="0" w:type="dxa"/>
+              <w:right w:w="0" w:type="dxa"/>
+            </w:tcMar>
+            <w:vAlign w:val="top"/>
+          </w:tcPr>
+          <w:p>
+            <w:pPr>
+              <w:pStyle w:val="Normal"/>
+              <w:jc w:val="center"/>
+              <w:pBdr>
+                <w:bottom w:val="none" w:sz="0" w:space="0" w:color="000000"/>
+                <w:top w:val="none" w:sz="0" w:space="0" w:color="000000"/>
+                <w:left w:val="none" w:sz="0" w:space="0" w:color="000000"/>
+                <w:right w:val="none" w:sz="0" w:space="0" w:color="000000"/>
+              </w:pBdr>
+              <w:spacing w:after="100" w:before="100" w:line="240"/>
+              <w:ind w:left="100" w:right="100" w:firstLine="0" w:firstLineChars="0"/>
+              <w:rPr>
+                <w:rFonts w:ascii="Times New Roman" w:hAnsi="Times New Roman" w:eastAsia="Times New Roman" w:cs="Times New Roman"/>
+                <w:i w:val="false"/>
+                <w:b w:val="false"/>
+                <w:u w:val="none"/>
+                <w:strike w:val="false"/>
+                <w:sz w:val="18"/>
+                <w:szCs w:val="18"/>
+                <w:color w:val="000000"/>
+              </w:rPr>
+            </w:pPr>
+            <w:r>
+              <w:rPr>
+                <w:rFonts w:ascii="Times New Roman" w:hAnsi="Times New Roman" w:eastAsia="Times New Roman" w:cs="Times New Roman"/>
+                <w:i w:val="false"/>
+                <w:b w:val="false"/>
+                <w:u w:val="none"/>
+                <w:strike w:val="false"/>
+                <w:sz w:val="18"/>
+                <w:szCs w:val="18"/>
+                <w:color w:val="000000"/>
+              </w:rPr>
+              <w:t xml:space="preserve">41 (21.7%)</w:t>
+            </w:r>
+          </w:p>
+        </w:tc>
+        <w:tc>
+          <w:tcPr>
+            <w:tcBorders>
+              <w:bottom w:val="none" w:sz="0" w:space="0" w:color="000000"/>
+              <w:top w:val="none" w:sz="0" w:space="0" w:color="000000"/>
+              <w:left w:val="none" w:sz="0" w:space="0" w:color="000000"/>
+              <w:right w:val="none" w:sz="0" w:space="0" w:color="000000"/>
+            </w:tcBorders>
+            <w:shd w:val="clear" w:color="auto" w:fill="FFFFFF"/>
+            <w:tcMar>
+              <w:top w:w="0" w:type="dxa"/>
+              <w:bottom w:w="0" w:type="dxa"/>
+              <w:left w:w="0" w:type="dxa"/>
+              <w:right w:w="0" w:type="dxa"/>
+            </w:tcMar>
+            <w:vAlign w:val="top"/>
+          </w:tcPr>
+          <w:p>
+            <w:pPr>
+              <w:pStyle w:val="Normal"/>
+              <w:jc w:val="center"/>
+              <w:pBdr>
+                <w:bottom w:val="none" w:sz="0" w:space="0" w:color="000000"/>
+                <w:top w:val="none" w:sz="0" w:space="0" w:color="000000"/>
+                <w:left w:val="none" w:sz="0" w:space="0" w:color="000000"/>
+                <w:right w:val="none" w:sz="0" w:space="0" w:color="000000"/>
+              </w:pBdr>
+              <w:spacing w:after="100" w:before="100" w:line="240"/>
+              <w:ind w:left="100" w:right="100" w:firstLine="0" w:firstLineChars="0"/>
+              <w:rPr>
+                <w:rFonts w:ascii="Times New Roman" w:hAnsi="Times New Roman" w:eastAsia="Times New Roman" w:cs="Times New Roman"/>
+                <w:i w:val="false"/>
+                <w:b w:val="false"/>
+                <w:u w:val="none"/>
+                <w:strike w:val="false"/>
+                <w:sz w:val="18"/>
+                <w:szCs w:val="18"/>
+                <w:color w:val="000000"/>
+              </w:rPr>
+            </w:pPr>
+            <w:r>
+              <w:rPr>
+                <w:rFonts w:ascii="Times New Roman" w:hAnsi="Times New Roman" w:eastAsia="Times New Roman" w:cs="Times New Roman"/>
+                <w:i w:val="false"/>
+                <w:b w:val="false"/>
+                <w:u w:val="none"/>
+                <w:strike w:val="false"/>
+                <w:sz w:val="18"/>
+                <w:szCs w:val="18"/>
+                <w:color w:val="000000"/>
+              </w:rPr>
+              <w:t xml:space="preserve">48 (25.1%)</w:t>
             </w:r>
           </w:p>
         </w:tc>
@@ -14103,7 +14103,7 @@
                 <w:szCs w:val="18"/>
                 <w:color w:val="000000"/>
               </w:rPr>
-              <w:t xml:space="preserve">0.285</w:t>
+              <w:t xml:space="preserve">0.278</w:t>
             </w:r>
           </w:p>
         </w:tc>
@@ -14218,7 +14218,7 @@
                 <w:szCs w:val="18"/>
                 <w:color w:val="000000"/>
               </w:rPr>
-              <w:t xml:space="preserve">316 (86.8%)</w:t>
+              <w:t xml:space="preserve">318 (86.9%)</w:t>
             </w:r>
           </w:p>
         </w:tc>
@@ -14328,7 +14328,7 @@
                 <w:szCs w:val="18"/>
                 <w:color w:val="000000"/>
               </w:rPr>
-              <w:t xml:space="preserve">168 (88.9%)</w:t>
+              <w:t xml:space="preserve">170 (89.0%)</w:t>
             </w:r>
           </w:p>
         </w:tc>
@@ -14778,7 +14778,7 @@
                 <w:szCs w:val="18"/>
                 <w:color w:val="000000"/>
               </w:rPr>
-              <w:t xml:space="preserve">21 (5.8%)</w:t>
+              <w:t xml:space="preserve">21 (5.7%)</w:t>
             </w:r>
           </w:p>
         </w:tc>
@@ -14888,7 +14888,7 @@
                 <w:szCs w:val="18"/>
                 <w:color w:val="000000"/>
               </w:rPr>
-              <w:t xml:space="preserve">10 (5.3%)</w:t>
+              <w:t xml:space="preserve">10 (5.2%)</w:t>
             </w:r>
           </w:p>
         </w:tc>
@@ -15338,62 +15338,62 @@
                 <w:szCs w:val="18"/>
                 <w:color w:val="000000"/>
               </w:rPr>
-              <w:t xml:space="preserve">73</w:t>
-            </w:r>
-          </w:p>
-        </w:tc>
-        <w:tc>
-          <w:tcPr>
-            <w:tcBorders>
-              <w:bottom w:val="none" w:sz="0" w:space="0" w:color="000000"/>
-              <w:top w:val="none" w:sz="0" w:space="0" w:color="000000"/>
-              <w:left w:val="none" w:sz="0" w:space="0" w:color="000000"/>
-              <w:right w:val="none" w:sz="0" w:space="0" w:color="000000"/>
-            </w:tcBorders>
-            <w:shd w:val="clear" w:color="auto" w:fill="FFFFFF"/>
-            <w:tcMar>
-              <w:top w:w="0" w:type="dxa"/>
-              <w:bottom w:w="0" w:type="dxa"/>
-              <w:left w:w="0" w:type="dxa"/>
-              <w:right w:w="0" w:type="dxa"/>
-            </w:tcMar>
-            <w:vAlign w:val="top"/>
-          </w:tcPr>
-          <w:p>
-            <w:pPr>
-              <w:pStyle w:val="Normal"/>
-              <w:jc w:val="center"/>
-              <w:pBdr>
-                <w:bottom w:val="none" w:sz="0" w:space="0" w:color="000000"/>
-                <w:top w:val="none" w:sz="0" w:space="0" w:color="000000"/>
-                <w:left w:val="none" w:sz="0" w:space="0" w:color="000000"/>
-                <w:right w:val="none" w:sz="0" w:space="0" w:color="000000"/>
-              </w:pBdr>
-              <w:spacing w:after="100" w:before="100" w:line="240"/>
-              <w:ind w:left="100" w:right="100" w:firstLine="0" w:firstLineChars="0"/>
-              <w:rPr>
-                <w:rFonts w:ascii="Times New Roman" w:hAnsi="Times New Roman" w:eastAsia="Times New Roman" w:cs="Times New Roman"/>
-                <w:i w:val="false"/>
-                <w:b w:val="false"/>
-                <w:u w:val="none"/>
-                <w:strike w:val="false"/>
-                <w:sz w:val="18"/>
-                <w:szCs w:val="18"/>
-                <w:color w:val="000000"/>
-              </w:rPr>
-            </w:pPr>
-            <w:r>
-              <w:rPr>
-                <w:rFonts w:ascii="Times New Roman" w:hAnsi="Times New Roman" w:eastAsia="Times New Roman" w:cs="Times New Roman"/>
-                <w:i w:val="false"/>
-                <w:b w:val="false"/>
-                <w:u w:val="none"/>
-                <w:strike w:val="false"/>
-                <w:sz w:val="18"/>
-                <w:szCs w:val="18"/>
-                <w:color w:val="000000"/>
-              </w:rPr>
-              <w:t xml:space="preserve">44</w:t>
+              <w:t xml:space="preserve">74</w:t>
+            </w:r>
+          </w:p>
+        </w:tc>
+        <w:tc>
+          <w:tcPr>
+            <w:tcBorders>
+              <w:bottom w:val="none" w:sz="0" w:space="0" w:color="000000"/>
+              <w:top w:val="none" w:sz="0" w:space="0" w:color="000000"/>
+              <w:left w:val="none" w:sz="0" w:space="0" w:color="000000"/>
+              <w:right w:val="none" w:sz="0" w:space="0" w:color="000000"/>
+            </w:tcBorders>
+            <w:shd w:val="clear" w:color="auto" w:fill="FFFFFF"/>
+            <w:tcMar>
+              <w:top w:w="0" w:type="dxa"/>
+              <w:bottom w:w="0" w:type="dxa"/>
+              <w:left w:w="0" w:type="dxa"/>
+              <w:right w:w="0" w:type="dxa"/>
+            </w:tcMar>
+            <w:vAlign w:val="top"/>
+          </w:tcPr>
+          <w:p>
+            <w:pPr>
+              <w:pStyle w:val="Normal"/>
+              <w:jc w:val="center"/>
+              <w:pBdr>
+                <w:bottom w:val="none" w:sz="0" w:space="0" w:color="000000"/>
+                <w:top w:val="none" w:sz="0" w:space="0" w:color="000000"/>
+                <w:left w:val="none" w:sz="0" w:space="0" w:color="000000"/>
+                <w:right w:val="none" w:sz="0" w:space="0" w:color="000000"/>
+              </w:pBdr>
+              <w:spacing w:after="100" w:before="100" w:line="240"/>
+              <w:ind w:left="100" w:right="100" w:firstLine="0" w:firstLineChars="0"/>
+              <w:rPr>
+                <w:rFonts w:ascii="Times New Roman" w:hAnsi="Times New Roman" w:eastAsia="Times New Roman" w:cs="Times New Roman"/>
+                <w:i w:val="false"/>
+                <w:b w:val="false"/>
+                <w:u w:val="none"/>
+                <w:strike w:val="false"/>
+                <w:sz w:val="18"/>
+                <w:szCs w:val="18"/>
+                <w:color w:val="000000"/>
+              </w:rPr>
+            </w:pPr>
+            <w:r>
+              <w:rPr>
+                <w:rFonts w:ascii="Times New Roman" w:hAnsi="Times New Roman" w:eastAsia="Times New Roman" w:cs="Times New Roman"/>
+                <w:i w:val="false"/>
+                <w:b w:val="false"/>
+                <w:u w:val="none"/>
+                <w:strike w:val="false"/>
+                <w:sz w:val="18"/>
+                <w:szCs w:val="18"/>
+                <w:color w:val="000000"/>
+              </w:rPr>
+              <w:t xml:space="preserve">45</w:t>
             </w:r>
           </w:p>
         </w:tc>
@@ -15783,7 +15783,7 @@
                 <w:szCs w:val="18"/>
                 <w:color w:val="000000"/>
               </w:rPr>
-              <w:t xml:space="preserve">0.087</w:t>
+              <w:t xml:space="preserve">0.088</w:t>
             </w:r>
           </w:p>
         </w:tc>
@@ -15898,117 +15898,117 @@
                 <w:szCs w:val="18"/>
                 <w:color w:val="000000"/>
               </w:rPr>
-              <w:t xml:space="preserve">373 (86.5%)</w:t>
-            </w:r>
-          </w:p>
-        </w:tc>
-        <w:tc>
-          <w:tcPr>
-            <w:tcBorders>
-              <w:bottom w:val="none" w:sz="0" w:space="0" w:color="000000"/>
-              <w:top w:val="none" w:sz="0" w:space="0" w:color="000000"/>
-              <w:left w:val="none" w:sz="0" w:space="0" w:color="000000"/>
-              <w:right w:val="none" w:sz="0" w:space="0" w:color="000000"/>
-            </w:tcBorders>
-            <w:shd w:val="clear" w:color="auto" w:fill="FFFFFF"/>
-            <w:tcMar>
-              <w:top w:w="0" w:type="dxa"/>
-              <w:bottom w:w="0" w:type="dxa"/>
-              <w:left w:w="0" w:type="dxa"/>
-              <w:right w:w="0" w:type="dxa"/>
-            </w:tcMar>
-            <w:vAlign w:val="top"/>
-          </w:tcPr>
-          <w:p>
-            <w:pPr>
-              <w:pStyle w:val="Normal"/>
-              <w:jc w:val="center"/>
-              <w:pBdr>
-                <w:bottom w:val="none" w:sz="0" w:space="0" w:color="000000"/>
-                <w:top w:val="none" w:sz="0" w:space="0" w:color="000000"/>
-                <w:left w:val="none" w:sz="0" w:space="0" w:color="000000"/>
-                <w:right w:val="none" w:sz="0" w:space="0" w:color="000000"/>
-              </w:pBdr>
-              <w:spacing w:after="100" w:before="100" w:line="240"/>
-              <w:ind w:left="100" w:right="100" w:firstLine="0" w:firstLineChars="0"/>
-              <w:rPr>
-                <w:rFonts w:ascii="Times New Roman" w:hAnsi="Times New Roman" w:eastAsia="Times New Roman" w:cs="Times New Roman"/>
-                <w:i w:val="false"/>
-                <w:b w:val="false"/>
-                <w:u w:val="none"/>
-                <w:strike w:val="false"/>
-                <w:sz w:val="18"/>
-                <w:szCs w:val="18"/>
-                <w:color w:val="000000"/>
-              </w:rPr>
-            </w:pPr>
-            <w:r>
-              <w:rPr>
-                <w:rFonts w:ascii="Times New Roman" w:hAnsi="Times New Roman" w:eastAsia="Times New Roman" w:cs="Times New Roman"/>
-                <w:i w:val="false"/>
-                <w:b w:val="false"/>
-                <w:u w:val="none"/>
-                <w:strike w:val="false"/>
-                <w:sz w:val="18"/>
-                <w:szCs w:val="18"/>
-                <w:color w:val="000000"/>
-              </w:rPr>
-              <w:t xml:space="preserve">180 (83.7%)</w:t>
-            </w:r>
-          </w:p>
-        </w:tc>
-        <w:tc>
-          <w:tcPr>
-            <w:tcBorders>
-              <w:bottom w:val="none" w:sz="0" w:space="0" w:color="000000"/>
-              <w:top w:val="none" w:sz="0" w:space="0" w:color="000000"/>
-              <w:left w:val="none" w:sz="0" w:space="0" w:color="000000"/>
-              <w:right w:val="none" w:sz="0" w:space="0" w:color="000000"/>
-            </w:tcBorders>
-            <w:shd w:val="clear" w:color="auto" w:fill="FFFFFF"/>
-            <w:tcMar>
-              <w:top w:w="0" w:type="dxa"/>
-              <w:bottom w:w="0" w:type="dxa"/>
-              <w:left w:w="0" w:type="dxa"/>
-              <w:right w:w="0" w:type="dxa"/>
-            </w:tcMar>
-            <w:vAlign w:val="top"/>
-          </w:tcPr>
-          <w:p>
-            <w:pPr>
-              <w:pStyle w:val="Normal"/>
-              <w:jc w:val="center"/>
-              <w:pBdr>
-                <w:bottom w:val="none" w:sz="0" w:space="0" w:color="000000"/>
-                <w:top w:val="none" w:sz="0" w:space="0" w:color="000000"/>
-                <w:left w:val="none" w:sz="0" w:space="0" w:color="000000"/>
-                <w:right w:val="none" w:sz="0" w:space="0" w:color="000000"/>
-              </w:pBdr>
-              <w:spacing w:after="100" w:before="100" w:line="240"/>
-              <w:ind w:left="100" w:right="100" w:firstLine="0" w:firstLineChars="0"/>
-              <w:rPr>
-                <w:rFonts w:ascii="Times New Roman" w:hAnsi="Times New Roman" w:eastAsia="Times New Roman" w:cs="Times New Roman"/>
-                <w:i w:val="false"/>
-                <w:b w:val="false"/>
-                <w:u w:val="none"/>
-                <w:strike w:val="false"/>
-                <w:sz w:val="18"/>
-                <w:szCs w:val="18"/>
-                <w:color w:val="000000"/>
-              </w:rPr>
-            </w:pPr>
-            <w:r>
-              <w:rPr>
-                <w:rFonts w:ascii="Times New Roman" w:hAnsi="Times New Roman" w:eastAsia="Times New Roman" w:cs="Times New Roman"/>
-                <w:i w:val="false"/>
-                <w:b w:val="false"/>
-                <w:u w:val="none"/>
-                <w:strike w:val="false"/>
-                <w:sz w:val="18"/>
-                <w:szCs w:val="18"/>
-                <w:color w:val="000000"/>
-              </w:rPr>
-              <w:t xml:space="preserve">193 (89.4%)</w:t>
+              <w:t xml:space="preserve">374 (86.2%)</w:t>
+            </w:r>
+          </w:p>
+        </w:tc>
+        <w:tc>
+          <w:tcPr>
+            <w:tcBorders>
+              <w:bottom w:val="none" w:sz="0" w:space="0" w:color="000000"/>
+              <w:top w:val="none" w:sz="0" w:space="0" w:color="000000"/>
+              <w:left w:val="none" w:sz="0" w:space="0" w:color="000000"/>
+              <w:right w:val="none" w:sz="0" w:space="0" w:color="000000"/>
+            </w:tcBorders>
+            <w:shd w:val="clear" w:color="auto" w:fill="FFFFFF"/>
+            <w:tcMar>
+              <w:top w:w="0" w:type="dxa"/>
+              <w:bottom w:w="0" w:type="dxa"/>
+              <w:left w:w="0" w:type="dxa"/>
+              <w:right w:w="0" w:type="dxa"/>
+            </w:tcMar>
+            <w:vAlign w:val="top"/>
+          </w:tcPr>
+          <w:p>
+            <w:pPr>
+              <w:pStyle w:val="Normal"/>
+              <w:jc w:val="center"/>
+              <w:pBdr>
+                <w:bottom w:val="none" w:sz="0" w:space="0" w:color="000000"/>
+                <w:top w:val="none" w:sz="0" w:space="0" w:color="000000"/>
+                <w:left w:val="none" w:sz="0" w:space="0" w:color="000000"/>
+                <w:right w:val="none" w:sz="0" w:space="0" w:color="000000"/>
+              </w:pBdr>
+              <w:spacing w:after="100" w:before="100" w:line="240"/>
+              <w:ind w:left="100" w:right="100" w:firstLine="0" w:firstLineChars="0"/>
+              <w:rPr>
+                <w:rFonts w:ascii="Times New Roman" w:hAnsi="Times New Roman" w:eastAsia="Times New Roman" w:cs="Times New Roman"/>
+                <w:i w:val="false"/>
+                <w:b w:val="false"/>
+                <w:u w:val="none"/>
+                <w:strike w:val="false"/>
+                <w:sz w:val="18"/>
+                <w:szCs w:val="18"/>
+                <w:color w:val="000000"/>
+              </w:rPr>
+            </w:pPr>
+            <w:r>
+              <w:rPr>
+                <w:rFonts w:ascii="Times New Roman" w:hAnsi="Times New Roman" w:eastAsia="Times New Roman" w:cs="Times New Roman"/>
+                <w:i w:val="false"/>
+                <w:b w:val="false"/>
+                <w:u w:val="none"/>
+                <w:strike w:val="false"/>
+                <w:sz w:val="18"/>
+                <w:szCs w:val="18"/>
+                <w:color w:val="000000"/>
+              </w:rPr>
+              <w:t xml:space="preserve">180 (83.3%)</w:t>
+            </w:r>
+          </w:p>
+        </w:tc>
+        <w:tc>
+          <w:tcPr>
+            <w:tcBorders>
+              <w:bottom w:val="none" w:sz="0" w:space="0" w:color="000000"/>
+              <w:top w:val="none" w:sz="0" w:space="0" w:color="000000"/>
+              <w:left w:val="none" w:sz="0" w:space="0" w:color="000000"/>
+              <w:right w:val="none" w:sz="0" w:space="0" w:color="000000"/>
+            </w:tcBorders>
+            <w:shd w:val="clear" w:color="auto" w:fill="FFFFFF"/>
+            <w:tcMar>
+              <w:top w:w="0" w:type="dxa"/>
+              <w:bottom w:w="0" w:type="dxa"/>
+              <w:left w:w="0" w:type="dxa"/>
+              <w:right w:w="0" w:type="dxa"/>
+            </w:tcMar>
+            <w:vAlign w:val="top"/>
+          </w:tcPr>
+          <w:p>
+            <w:pPr>
+              <w:pStyle w:val="Normal"/>
+              <w:jc w:val="center"/>
+              <w:pBdr>
+                <w:bottom w:val="none" w:sz="0" w:space="0" w:color="000000"/>
+                <w:top w:val="none" w:sz="0" w:space="0" w:color="000000"/>
+                <w:left w:val="none" w:sz="0" w:space="0" w:color="000000"/>
+                <w:right w:val="none" w:sz="0" w:space="0" w:color="000000"/>
+              </w:pBdr>
+              <w:spacing w:after="100" w:before="100" w:line="240"/>
+              <w:ind w:left="100" w:right="100" w:firstLine="0" w:firstLineChars="0"/>
+              <w:rPr>
+                <w:rFonts w:ascii="Times New Roman" w:hAnsi="Times New Roman" w:eastAsia="Times New Roman" w:cs="Times New Roman"/>
+                <w:i w:val="false"/>
+                <w:b w:val="false"/>
+                <w:u w:val="none"/>
+                <w:strike w:val="false"/>
+                <w:sz w:val="18"/>
+                <w:szCs w:val="18"/>
+                <w:color w:val="000000"/>
+              </w:rPr>
+            </w:pPr>
+            <w:r>
+              <w:rPr>
+                <w:rFonts w:ascii="Times New Roman" w:hAnsi="Times New Roman" w:eastAsia="Times New Roman" w:cs="Times New Roman"/>
+                <w:i w:val="false"/>
+                <w:b w:val="false"/>
+                <w:u w:val="none"/>
+                <w:strike w:val="false"/>
+                <w:sz w:val="18"/>
+                <w:szCs w:val="18"/>
+                <w:color w:val="000000"/>
+              </w:rPr>
+              <w:t xml:space="preserve">194 (89.0%)</w:t>
             </w:r>
           </w:p>
         </w:tc>
@@ -16178,117 +16178,117 @@
                 <w:szCs w:val="18"/>
                 <w:color w:val="000000"/>
               </w:rPr>
-              <w:t xml:space="preserve">58 (13.5%)</w:t>
-            </w:r>
-          </w:p>
-        </w:tc>
-        <w:tc>
-          <w:tcPr>
-            <w:tcBorders>
-              <w:bottom w:val="none" w:sz="0" w:space="0" w:color="000000"/>
-              <w:top w:val="none" w:sz="0" w:space="0" w:color="000000"/>
-              <w:left w:val="none" w:sz="0" w:space="0" w:color="000000"/>
-              <w:right w:val="none" w:sz="0" w:space="0" w:color="000000"/>
-            </w:tcBorders>
-            <w:shd w:val="clear" w:color="auto" w:fill="FFFFFF"/>
-            <w:tcMar>
-              <w:top w:w="0" w:type="dxa"/>
-              <w:bottom w:w="0" w:type="dxa"/>
-              <w:left w:w="0" w:type="dxa"/>
-              <w:right w:w="0" w:type="dxa"/>
-            </w:tcMar>
-            <w:vAlign w:val="top"/>
-          </w:tcPr>
-          <w:p>
-            <w:pPr>
-              <w:pStyle w:val="Normal"/>
-              <w:jc w:val="center"/>
-              <w:pBdr>
-                <w:bottom w:val="none" w:sz="0" w:space="0" w:color="000000"/>
-                <w:top w:val="none" w:sz="0" w:space="0" w:color="000000"/>
-                <w:left w:val="none" w:sz="0" w:space="0" w:color="000000"/>
-                <w:right w:val="none" w:sz="0" w:space="0" w:color="000000"/>
-              </w:pBdr>
-              <w:spacing w:after="100" w:before="100" w:line="240"/>
-              <w:ind w:left="100" w:right="100" w:firstLine="0" w:firstLineChars="0"/>
-              <w:rPr>
-                <w:rFonts w:ascii="Times New Roman" w:hAnsi="Times New Roman" w:eastAsia="Times New Roman" w:cs="Times New Roman"/>
-                <w:i w:val="false"/>
-                <w:b w:val="false"/>
-                <w:u w:val="none"/>
-                <w:strike w:val="false"/>
-                <w:sz w:val="18"/>
-                <w:szCs w:val="18"/>
-                <w:color w:val="000000"/>
-              </w:rPr>
-            </w:pPr>
-            <w:r>
-              <w:rPr>
-                <w:rFonts w:ascii="Times New Roman" w:hAnsi="Times New Roman" w:eastAsia="Times New Roman" w:cs="Times New Roman"/>
-                <w:i w:val="false"/>
-                <w:b w:val="false"/>
-                <w:u w:val="none"/>
-                <w:strike w:val="false"/>
-                <w:sz w:val="18"/>
-                <w:szCs w:val="18"/>
-                <w:color w:val="000000"/>
-              </w:rPr>
-              <w:t xml:space="preserve">35 (16.3%)</w:t>
-            </w:r>
-          </w:p>
-        </w:tc>
-        <w:tc>
-          <w:tcPr>
-            <w:tcBorders>
-              <w:bottom w:val="none" w:sz="0" w:space="0" w:color="000000"/>
-              <w:top w:val="none" w:sz="0" w:space="0" w:color="000000"/>
-              <w:left w:val="none" w:sz="0" w:space="0" w:color="000000"/>
-              <w:right w:val="none" w:sz="0" w:space="0" w:color="000000"/>
-            </w:tcBorders>
-            <w:shd w:val="clear" w:color="auto" w:fill="FFFFFF"/>
-            <w:tcMar>
-              <w:top w:w="0" w:type="dxa"/>
-              <w:bottom w:w="0" w:type="dxa"/>
-              <w:left w:w="0" w:type="dxa"/>
-              <w:right w:w="0" w:type="dxa"/>
-            </w:tcMar>
-            <w:vAlign w:val="top"/>
-          </w:tcPr>
-          <w:p>
-            <w:pPr>
-              <w:pStyle w:val="Normal"/>
-              <w:jc w:val="center"/>
-              <w:pBdr>
-                <w:bottom w:val="none" w:sz="0" w:space="0" w:color="000000"/>
-                <w:top w:val="none" w:sz="0" w:space="0" w:color="000000"/>
-                <w:left w:val="none" w:sz="0" w:space="0" w:color="000000"/>
-                <w:right w:val="none" w:sz="0" w:space="0" w:color="000000"/>
-              </w:pBdr>
-              <w:spacing w:after="100" w:before="100" w:line="240"/>
-              <w:ind w:left="100" w:right="100" w:firstLine="0" w:firstLineChars="0"/>
-              <w:rPr>
-                <w:rFonts w:ascii="Times New Roman" w:hAnsi="Times New Roman" w:eastAsia="Times New Roman" w:cs="Times New Roman"/>
-                <w:i w:val="false"/>
-                <w:b w:val="false"/>
-                <w:u w:val="none"/>
-                <w:strike w:val="false"/>
-                <w:sz w:val="18"/>
-                <w:szCs w:val="18"/>
-                <w:color w:val="000000"/>
-              </w:rPr>
-            </w:pPr>
-            <w:r>
-              <w:rPr>
-                <w:rFonts w:ascii="Times New Roman" w:hAnsi="Times New Roman" w:eastAsia="Times New Roman" w:cs="Times New Roman"/>
-                <w:i w:val="false"/>
-                <w:b w:val="false"/>
-                <w:u w:val="none"/>
-                <w:strike w:val="false"/>
-                <w:sz w:val="18"/>
-                <w:szCs w:val="18"/>
-                <w:color w:val="000000"/>
-              </w:rPr>
-              <w:t xml:space="preserve">23 (10.6%)</w:t>
+              <w:t xml:space="preserve">60 (13.8%)</w:t>
+            </w:r>
+          </w:p>
+        </w:tc>
+        <w:tc>
+          <w:tcPr>
+            <w:tcBorders>
+              <w:bottom w:val="none" w:sz="0" w:space="0" w:color="000000"/>
+              <w:top w:val="none" w:sz="0" w:space="0" w:color="000000"/>
+              <w:left w:val="none" w:sz="0" w:space="0" w:color="000000"/>
+              <w:right w:val="none" w:sz="0" w:space="0" w:color="000000"/>
+            </w:tcBorders>
+            <w:shd w:val="clear" w:color="auto" w:fill="FFFFFF"/>
+            <w:tcMar>
+              <w:top w:w="0" w:type="dxa"/>
+              <w:bottom w:w="0" w:type="dxa"/>
+              <w:left w:w="0" w:type="dxa"/>
+              <w:right w:w="0" w:type="dxa"/>
+            </w:tcMar>
+            <w:vAlign w:val="top"/>
+          </w:tcPr>
+          <w:p>
+            <w:pPr>
+              <w:pStyle w:val="Normal"/>
+              <w:jc w:val="center"/>
+              <w:pBdr>
+                <w:bottom w:val="none" w:sz="0" w:space="0" w:color="000000"/>
+                <w:top w:val="none" w:sz="0" w:space="0" w:color="000000"/>
+                <w:left w:val="none" w:sz="0" w:space="0" w:color="000000"/>
+                <w:right w:val="none" w:sz="0" w:space="0" w:color="000000"/>
+              </w:pBdr>
+              <w:spacing w:after="100" w:before="100" w:line="240"/>
+              <w:ind w:left="100" w:right="100" w:firstLine="0" w:firstLineChars="0"/>
+              <w:rPr>
+                <w:rFonts w:ascii="Times New Roman" w:hAnsi="Times New Roman" w:eastAsia="Times New Roman" w:cs="Times New Roman"/>
+                <w:i w:val="false"/>
+                <w:b w:val="false"/>
+                <w:u w:val="none"/>
+                <w:strike w:val="false"/>
+                <w:sz w:val="18"/>
+                <w:szCs w:val="18"/>
+                <w:color w:val="000000"/>
+              </w:rPr>
+            </w:pPr>
+            <w:r>
+              <w:rPr>
+                <w:rFonts w:ascii="Times New Roman" w:hAnsi="Times New Roman" w:eastAsia="Times New Roman" w:cs="Times New Roman"/>
+                <w:i w:val="false"/>
+                <w:b w:val="false"/>
+                <w:u w:val="none"/>
+                <w:strike w:val="false"/>
+                <w:sz w:val="18"/>
+                <w:szCs w:val="18"/>
+                <w:color w:val="000000"/>
+              </w:rPr>
+              <w:t xml:space="preserve">36 (16.7%)</w:t>
+            </w:r>
+          </w:p>
+        </w:tc>
+        <w:tc>
+          <w:tcPr>
+            <w:tcBorders>
+              <w:bottom w:val="none" w:sz="0" w:space="0" w:color="000000"/>
+              <w:top w:val="none" w:sz="0" w:space="0" w:color="000000"/>
+              <w:left w:val="none" w:sz="0" w:space="0" w:color="000000"/>
+              <w:right w:val="none" w:sz="0" w:space="0" w:color="000000"/>
+            </w:tcBorders>
+            <w:shd w:val="clear" w:color="auto" w:fill="FFFFFF"/>
+            <w:tcMar>
+              <w:top w:w="0" w:type="dxa"/>
+              <w:bottom w:w="0" w:type="dxa"/>
+              <w:left w:w="0" w:type="dxa"/>
+              <w:right w:w="0" w:type="dxa"/>
+            </w:tcMar>
+            <w:vAlign w:val="top"/>
+          </w:tcPr>
+          <w:p>
+            <w:pPr>
+              <w:pStyle w:val="Normal"/>
+              <w:jc w:val="center"/>
+              <w:pBdr>
+                <w:bottom w:val="none" w:sz="0" w:space="0" w:color="000000"/>
+                <w:top w:val="none" w:sz="0" w:space="0" w:color="000000"/>
+                <w:left w:val="none" w:sz="0" w:space="0" w:color="000000"/>
+                <w:right w:val="none" w:sz="0" w:space="0" w:color="000000"/>
+              </w:pBdr>
+              <w:spacing w:after="100" w:before="100" w:line="240"/>
+              <w:ind w:left="100" w:right="100" w:firstLine="0" w:firstLineChars="0"/>
+              <w:rPr>
+                <w:rFonts w:ascii="Times New Roman" w:hAnsi="Times New Roman" w:eastAsia="Times New Roman" w:cs="Times New Roman"/>
+                <w:i w:val="false"/>
+                <w:b w:val="false"/>
+                <w:u w:val="none"/>
+                <w:strike w:val="false"/>
+                <w:sz w:val="18"/>
+                <w:szCs w:val="18"/>
+                <w:color w:val="000000"/>
+              </w:rPr>
+            </w:pPr>
+            <w:r>
+              <w:rPr>
+                <w:rFonts w:ascii="Times New Roman" w:hAnsi="Times New Roman" w:eastAsia="Times New Roman" w:cs="Times New Roman"/>
+                <w:i w:val="false"/>
+                <w:b w:val="false"/>
+                <w:u w:val="none"/>
+                <w:strike w:val="false"/>
+                <w:sz w:val="18"/>
+                <w:szCs w:val="18"/>
+                <w:color w:val="000000"/>
+              </w:rPr>
+              <w:t xml:space="preserve">24 (11.0%)</w:t>
             </w:r>
           </w:p>
         </w:tc>
@@ -16903,7 +16903,7 @@
                 <w:szCs w:val="18"/>
                 <w:color w:val="000000"/>
               </w:rPr>
-              <w:t xml:space="preserve">0.438</w:t>
+              <w:t xml:space="preserve">0.412</w:t>
             </w:r>
           </w:p>
         </w:tc>
@@ -17018,117 +17018,117 @@
                 <w:szCs w:val="18"/>
                 <w:color w:val="000000"/>
               </w:rPr>
-              <w:t xml:space="preserve">83 (19.8%)</w:t>
-            </w:r>
-          </w:p>
-        </w:tc>
-        <w:tc>
-          <w:tcPr>
-            <w:tcBorders>
-              <w:bottom w:val="none" w:sz="0" w:space="0" w:color="000000"/>
-              <w:top w:val="none" w:sz="0" w:space="0" w:color="000000"/>
-              <w:left w:val="none" w:sz="0" w:space="0" w:color="000000"/>
-              <w:right w:val="none" w:sz="0" w:space="0" w:color="000000"/>
-            </w:tcBorders>
-            <w:shd w:val="clear" w:color="auto" w:fill="FFFFFF"/>
-            <w:tcMar>
-              <w:top w:w="0" w:type="dxa"/>
-              <w:bottom w:w="0" w:type="dxa"/>
-              <w:left w:w="0" w:type="dxa"/>
-              <w:right w:w="0" w:type="dxa"/>
-            </w:tcMar>
-            <w:vAlign w:val="top"/>
-          </w:tcPr>
-          <w:p>
-            <w:pPr>
-              <w:pStyle w:val="Normal"/>
-              <w:jc w:val="center"/>
-              <w:pBdr>
-                <w:bottom w:val="none" w:sz="0" w:space="0" w:color="000000"/>
-                <w:top w:val="none" w:sz="0" w:space="0" w:color="000000"/>
-                <w:left w:val="none" w:sz="0" w:space="0" w:color="000000"/>
-                <w:right w:val="none" w:sz="0" w:space="0" w:color="000000"/>
-              </w:pBdr>
-              <w:spacing w:after="100" w:before="100" w:line="240"/>
-              <w:ind w:left="100" w:right="100" w:firstLine="0" w:firstLineChars="0"/>
-              <w:rPr>
-                <w:rFonts w:ascii="Times New Roman" w:hAnsi="Times New Roman" w:eastAsia="Times New Roman" w:cs="Times New Roman"/>
-                <w:i w:val="false"/>
-                <w:b w:val="false"/>
-                <w:u w:val="none"/>
-                <w:strike w:val="false"/>
-                <w:sz w:val="18"/>
-                <w:szCs w:val="18"/>
-                <w:color w:val="000000"/>
-              </w:rPr>
-            </w:pPr>
-            <w:r>
-              <w:rPr>
-                <w:rFonts w:ascii="Times New Roman" w:hAnsi="Times New Roman" w:eastAsia="Times New Roman" w:cs="Times New Roman"/>
-                <w:i w:val="false"/>
-                <w:b w:val="false"/>
-                <w:u w:val="none"/>
-                <w:strike w:val="false"/>
-                <w:sz w:val="18"/>
-                <w:szCs w:val="18"/>
-                <w:color w:val="000000"/>
-              </w:rPr>
-              <w:t xml:space="preserve">39 (18.7%)</w:t>
-            </w:r>
-          </w:p>
-        </w:tc>
-        <w:tc>
-          <w:tcPr>
-            <w:tcBorders>
-              <w:bottom w:val="none" w:sz="0" w:space="0" w:color="000000"/>
-              <w:top w:val="none" w:sz="0" w:space="0" w:color="000000"/>
-              <w:left w:val="none" w:sz="0" w:space="0" w:color="000000"/>
-              <w:right w:val="none" w:sz="0" w:space="0" w:color="000000"/>
-            </w:tcBorders>
-            <w:shd w:val="clear" w:color="auto" w:fill="FFFFFF"/>
-            <w:tcMar>
-              <w:top w:w="0" w:type="dxa"/>
-              <w:bottom w:w="0" w:type="dxa"/>
-              <w:left w:w="0" w:type="dxa"/>
-              <w:right w:w="0" w:type="dxa"/>
-            </w:tcMar>
-            <w:vAlign w:val="top"/>
-          </w:tcPr>
-          <w:p>
-            <w:pPr>
-              <w:pStyle w:val="Normal"/>
-              <w:jc w:val="center"/>
-              <w:pBdr>
-                <w:bottom w:val="none" w:sz="0" w:space="0" w:color="000000"/>
-                <w:top w:val="none" w:sz="0" w:space="0" w:color="000000"/>
-                <w:left w:val="none" w:sz="0" w:space="0" w:color="000000"/>
-                <w:right w:val="none" w:sz="0" w:space="0" w:color="000000"/>
-              </w:pBdr>
-              <w:spacing w:after="100" w:before="100" w:line="240"/>
-              <w:ind w:left="100" w:right="100" w:firstLine="0" w:firstLineChars="0"/>
-              <w:rPr>
-                <w:rFonts w:ascii="Times New Roman" w:hAnsi="Times New Roman" w:eastAsia="Times New Roman" w:cs="Times New Roman"/>
-                <w:i w:val="false"/>
-                <w:b w:val="false"/>
-                <w:u w:val="none"/>
-                <w:strike w:val="false"/>
-                <w:sz w:val="18"/>
-                <w:szCs w:val="18"/>
-                <w:color w:val="000000"/>
-              </w:rPr>
-            </w:pPr>
-            <w:r>
-              <w:rPr>
-                <w:rFonts w:ascii="Times New Roman" w:hAnsi="Times New Roman" w:eastAsia="Times New Roman" w:cs="Times New Roman"/>
-                <w:i w:val="false"/>
-                <w:b w:val="false"/>
-                <w:u w:val="none"/>
-                <w:strike w:val="false"/>
-                <w:sz w:val="18"/>
-                <w:szCs w:val="18"/>
-                <w:color w:val="000000"/>
-              </w:rPr>
-              <w:t xml:space="preserve">44 (20.9%)</w:t>
+              <w:t xml:space="preserve">85 (20.1%)</w:t>
+            </w:r>
+          </w:p>
+        </w:tc>
+        <w:tc>
+          <w:tcPr>
+            <w:tcBorders>
+              <w:bottom w:val="none" w:sz="0" w:space="0" w:color="000000"/>
+              <w:top w:val="none" w:sz="0" w:space="0" w:color="000000"/>
+              <w:left w:val="none" w:sz="0" w:space="0" w:color="000000"/>
+              <w:right w:val="none" w:sz="0" w:space="0" w:color="000000"/>
+            </w:tcBorders>
+            <w:shd w:val="clear" w:color="auto" w:fill="FFFFFF"/>
+            <w:tcMar>
+              <w:top w:w="0" w:type="dxa"/>
+              <w:bottom w:w="0" w:type="dxa"/>
+              <w:left w:w="0" w:type="dxa"/>
+              <w:right w:w="0" w:type="dxa"/>
+            </w:tcMar>
+            <w:vAlign w:val="top"/>
+          </w:tcPr>
+          <w:p>
+            <w:pPr>
+              <w:pStyle w:val="Normal"/>
+              <w:jc w:val="center"/>
+              <w:pBdr>
+                <w:bottom w:val="none" w:sz="0" w:space="0" w:color="000000"/>
+                <w:top w:val="none" w:sz="0" w:space="0" w:color="000000"/>
+                <w:left w:val="none" w:sz="0" w:space="0" w:color="000000"/>
+                <w:right w:val="none" w:sz="0" w:space="0" w:color="000000"/>
+              </w:pBdr>
+              <w:spacing w:after="100" w:before="100" w:line="240"/>
+              <w:ind w:left="100" w:right="100" w:firstLine="0" w:firstLineChars="0"/>
+              <w:rPr>
+                <w:rFonts w:ascii="Times New Roman" w:hAnsi="Times New Roman" w:eastAsia="Times New Roman" w:cs="Times New Roman"/>
+                <w:i w:val="false"/>
+                <w:b w:val="false"/>
+                <w:u w:val="none"/>
+                <w:strike w:val="false"/>
+                <w:sz w:val="18"/>
+                <w:szCs w:val="18"/>
+                <w:color w:val="000000"/>
+              </w:rPr>
+            </w:pPr>
+            <w:r>
+              <w:rPr>
+                <w:rFonts w:ascii="Times New Roman" w:hAnsi="Times New Roman" w:eastAsia="Times New Roman" w:cs="Times New Roman"/>
+                <w:i w:val="false"/>
+                <w:b w:val="false"/>
+                <w:u w:val="none"/>
+                <w:strike w:val="false"/>
+                <w:sz w:val="18"/>
+                <w:szCs w:val="18"/>
+                <w:color w:val="000000"/>
+              </w:rPr>
+              <w:t xml:space="preserve">40 (19.0%)</w:t>
+            </w:r>
+          </w:p>
+        </w:tc>
+        <w:tc>
+          <w:tcPr>
+            <w:tcBorders>
+              <w:bottom w:val="none" w:sz="0" w:space="0" w:color="000000"/>
+              <w:top w:val="none" w:sz="0" w:space="0" w:color="000000"/>
+              <w:left w:val="none" w:sz="0" w:space="0" w:color="000000"/>
+              <w:right w:val="none" w:sz="0" w:space="0" w:color="000000"/>
+            </w:tcBorders>
+            <w:shd w:val="clear" w:color="auto" w:fill="FFFFFF"/>
+            <w:tcMar>
+              <w:top w:w="0" w:type="dxa"/>
+              <w:bottom w:w="0" w:type="dxa"/>
+              <w:left w:w="0" w:type="dxa"/>
+              <w:right w:w="0" w:type="dxa"/>
+            </w:tcMar>
+            <w:vAlign w:val="top"/>
+          </w:tcPr>
+          <w:p>
+            <w:pPr>
+              <w:pStyle w:val="Normal"/>
+              <w:jc w:val="center"/>
+              <w:pBdr>
+                <w:bottom w:val="none" w:sz="0" w:space="0" w:color="000000"/>
+                <w:top w:val="none" w:sz="0" w:space="0" w:color="000000"/>
+                <w:left w:val="none" w:sz="0" w:space="0" w:color="000000"/>
+                <w:right w:val="none" w:sz="0" w:space="0" w:color="000000"/>
+              </w:pBdr>
+              <w:spacing w:after="100" w:before="100" w:line="240"/>
+              <w:ind w:left="100" w:right="100" w:firstLine="0" w:firstLineChars="0"/>
+              <w:rPr>
+                <w:rFonts w:ascii="Times New Roman" w:hAnsi="Times New Roman" w:eastAsia="Times New Roman" w:cs="Times New Roman"/>
+                <w:i w:val="false"/>
+                <w:b w:val="false"/>
+                <w:u w:val="none"/>
+                <w:strike w:val="false"/>
+                <w:sz w:val="18"/>
+                <w:szCs w:val="18"/>
+                <w:color w:val="000000"/>
+              </w:rPr>
+            </w:pPr>
+            <w:r>
+              <w:rPr>
+                <w:rFonts w:ascii="Times New Roman" w:hAnsi="Times New Roman" w:eastAsia="Times New Roman" w:cs="Times New Roman"/>
+                <w:i w:val="false"/>
+                <w:b w:val="false"/>
+                <w:u w:val="none"/>
+                <w:strike w:val="false"/>
+                <w:sz w:val="18"/>
+                <w:szCs w:val="18"/>
+                <w:color w:val="000000"/>
+              </w:rPr>
+              <w:t xml:space="preserve">45 (21.1%)</w:t>
             </w:r>
           </w:p>
         </w:tc>
@@ -17298,117 +17298,117 @@
                 <w:szCs w:val="18"/>
                 <w:color w:val="000000"/>
               </w:rPr>
-              <w:t xml:space="preserve">101 (24.0%)</w:t>
-            </w:r>
-          </w:p>
-        </w:tc>
-        <w:tc>
-          <w:tcPr>
-            <w:tcBorders>
-              <w:bottom w:val="none" w:sz="0" w:space="0" w:color="000000"/>
-              <w:top w:val="none" w:sz="0" w:space="0" w:color="000000"/>
-              <w:left w:val="none" w:sz="0" w:space="0" w:color="000000"/>
-              <w:right w:val="none" w:sz="0" w:space="0" w:color="000000"/>
-            </w:tcBorders>
-            <w:shd w:val="clear" w:color="auto" w:fill="FFFFFF"/>
-            <w:tcMar>
-              <w:top w:w="0" w:type="dxa"/>
-              <w:bottom w:w="0" w:type="dxa"/>
-              <w:left w:w="0" w:type="dxa"/>
-              <w:right w:w="0" w:type="dxa"/>
-            </w:tcMar>
-            <w:vAlign w:val="top"/>
-          </w:tcPr>
-          <w:p>
-            <w:pPr>
-              <w:pStyle w:val="Normal"/>
-              <w:jc w:val="center"/>
-              <w:pBdr>
-                <w:bottom w:val="none" w:sz="0" w:space="0" w:color="000000"/>
-                <w:top w:val="none" w:sz="0" w:space="0" w:color="000000"/>
-                <w:left w:val="none" w:sz="0" w:space="0" w:color="000000"/>
-                <w:right w:val="none" w:sz="0" w:space="0" w:color="000000"/>
-              </w:pBdr>
-              <w:spacing w:after="100" w:before="100" w:line="240"/>
-              <w:ind w:left="100" w:right="100" w:firstLine="0" w:firstLineChars="0"/>
-              <w:rPr>
-                <w:rFonts w:ascii="Times New Roman" w:hAnsi="Times New Roman" w:eastAsia="Times New Roman" w:cs="Times New Roman"/>
-                <w:i w:val="false"/>
-                <w:b w:val="false"/>
-                <w:u w:val="none"/>
-                <w:strike w:val="false"/>
-                <w:sz w:val="18"/>
-                <w:szCs w:val="18"/>
-                <w:color w:val="000000"/>
-              </w:rPr>
-            </w:pPr>
-            <w:r>
-              <w:rPr>
-                <w:rFonts w:ascii="Times New Roman" w:hAnsi="Times New Roman" w:eastAsia="Times New Roman" w:cs="Times New Roman"/>
-                <w:i w:val="false"/>
-                <w:b w:val="false"/>
-                <w:u w:val="none"/>
-                <w:strike w:val="false"/>
-                <w:sz w:val="18"/>
-                <w:szCs w:val="18"/>
-                <w:color w:val="000000"/>
-              </w:rPr>
-              <w:t xml:space="preserve">44 (21.1%)</w:t>
-            </w:r>
-          </w:p>
-        </w:tc>
-        <w:tc>
-          <w:tcPr>
-            <w:tcBorders>
-              <w:bottom w:val="none" w:sz="0" w:space="0" w:color="000000"/>
-              <w:top w:val="none" w:sz="0" w:space="0" w:color="000000"/>
-              <w:left w:val="none" w:sz="0" w:space="0" w:color="000000"/>
-              <w:right w:val="none" w:sz="0" w:space="0" w:color="000000"/>
-            </w:tcBorders>
-            <w:shd w:val="clear" w:color="auto" w:fill="FFFFFF"/>
-            <w:tcMar>
-              <w:top w:w="0" w:type="dxa"/>
-              <w:bottom w:w="0" w:type="dxa"/>
-              <w:left w:w="0" w:type="dxa"/>
-              <w:right w:w="0" w:type="dxa"/>
-            </w:tcMar>
-            <w:vAlign w:val="top"/>
-          </w:tcPr>
-          <w:p>
-            <w:pPr>
-              <w:pStyle w:val="Normal"/>
-              <w:jc w:val="center"/>
-              <w:pBdr>
-                <w:bottom w:val="none" w:sz="0" w:space="0" w:color="000000"/>
-                <w:top w:val="none" w:sz="0" w:space="0" w:color="000000"/>
-                <w:left w:val="none" w:sz="0" w:space="0" w:color="000000"/>
-                <w:right w:val="none" w:sz="0" w:space="0" w:color="000000"/>
-              </w:pBdr>
-              <w:spacing w:after="100" w:before="100" w:line="240"/>
-              <w:ind w:left="100" w:right="100" w:firstLine="0" w:firstLineChars="0"/>
-              <w:rPr>
-                <w:rFonts w:ascii="Times New Roman" w:hAnsi="Times New Roman" w:eastAsia="Times New Roman" w:cs="Times New Roman"/>
-                <w:i w:val="false"/>
-                <w:b w:val="false"/>
-                <w:u w:val="none"/>
-                <w:strike w:val="false"/>
-                <w:sz w:val="18"/>
-                <w:szCs w:val="18"/>
-                <w:color w:val="000000"/>
-              </w:rPr>
-            </w:pPr>
-            <w:r>
-              <w:rPr>
-                <w:rFonts w:ascii="Times New Roman" w:hAnsi="Times New Roman" w:eastAsia="Times New Roman" w:cs="Times New Roman"/>
-                <w:i w:val="false"/>
-                <w:b w:val="false"/>
-                <w:u w:val="none"/>
-                <w:strike w:val="false"/>
-                <w:sz w:val="18"/>
-                <w:szCs w:val="18"/>
-                <w:color w:val="000000"/>
-              </w:rPr>
-              <w:t xml:space="preserve">57 (27.0%)</w:t>
+              <w:t xml:space="preserve">102 (24.1%)</w:t>
+            </w:r>
+          </w:p>
+        </w:tc>
+        <w:tc>
+          <w:tcPr>
+            <w:tcBorders>
+              <w:bottom w:val="none" w:sz="0" w:space="0" w:color="000000"/>
+              <w:top w:val="none" w:sz="0" w:space="0" w:color="000000"/>
+              <w:left w:val="none" w:sz="0" w:space="0" w:color="000000"/>
+              <w:right w:val="none" w:sz="0" w:space="0" w:color="000000"/>
+            </w:tcBorders>
+            <w:shd w:val="clear" w:color="auto" w:fill="FFFFFF"/>
+            <w:tcMar>
+              <w:top w:w="0" w:type="dxa"/>
+              <w:bottom w:w="0" w:type="dxa"/>
+              <w:left w:w="0" w:type="dxa"/>
+              <w:right w:w="0" w:type="dxa"/>
+            </w:tcMar>
+            <w:vAlign w:val="top"/>
+          </w:tcPr>
+          <w:p>
+            <w:pPr>
+              <w:pStyle w:val="Normal"/>
+              <w:jc w:val="center"/>
+              <w:pBdr>
+                <w:bottom w:val="none" w:sz="0" w:space="0" w:color="000000"/>
+                <w:top w:val="none" w:sz="0" w:space="0" w:color="000000"/>
+                <w:left w:val="none" w:sz="0" w:space="0" w:color="000000"/>
+                <w:right w:val="none" w:sz="0" w:space="0" w:color="000000"/>
+              </w:pBdr>
+              <w:spacing w:after="100" w:before="100" w:line="240"/>
+              <w:ind w:left="100" w:right="100" w:firstLine="0" w:firstLineChars="0"/>
+              <w:rPr>
+                <w:rFonts w:ascii="Times New Roman" w:hAnsi="Times New Roman" w:eastAsia="Times New Roman" w:cs="Times New Roman"/>
+                <w:i w:val="false"/>
+                <w:b w:val="false"/>
+                <w:u w:val="none"/>
+                <w:strike w:val="false"/>
+                <w:sz w:val="18"/>
+                <w:szCs w:val="18"/>
+                <w:color w:val="000000"/>
+              </w:rPr>
+            </w:pPr>
+            <w:r>
+              <w:rPr>
+                <w:rFonts w:ascii="Times New Roman" w:hAnsi="Times New Roman" w:eastAsia="Times New Roman" w:cs="Times New Roman"/>
+                <w:i w:val="false"/>
+                <w:b w:val="false"/>
+                <w:u w:val="none"/>
+                <w:strike w:val="false"/>
+                <w:sz w:val="18"/>
+                <w:szCs w:val="18"/>
+                <w:color w:val="000000"/>
+              </w:rPr>
+              <w:t xml:space="preserve">44 (21.0%)</w:t>
+            </w:r>
+          </w:p>
+        </w:tc>
+        <w:tc>
+          <w:tcPr>
+            <w:tcBorders>
+              <w:bottom w:val="none" w:sz="0" w:space="0" w:color="000000"/>
+              <w:top w:val="none" w:sz="0" w:space="0" w:color="000000"/>
+              <w:left w:val="none" w:sz="0" w:space="0" w:color="000000"/>
+              <w:right w:val="none" w:sz="0" w:space="0" w:color="000000"/>
+            </w:tcBorders>
+            <w:shd w:val="clear" w:color="auto" w:fill="FFFFFF"/>
+            <w:tcMar>
+              <w:top w:w="0" w:type="dxa"/>
+              <w:bottom w:w="0" w:type="dxa"/>
+              <w:left w:w="0" w:type="dxa"/>
+              <w:right w:w="0" w:type="dxa"/>
+            </w:tcMar>
+            <w:vAlign w:val="top"/>
+          </w:tcPr>
+          <w:p>
+            <w:pPr>
+              <w:pStyle w:val="Normal"/>
+              <w:jc w:val="center"/>
+              <w:pBdr>
+                <w:bottom w:val="none" w:sz="0" w:space="0" w:color="000000"/>
+                <w:top w:val="none" w:sz="0" w:space="0" w:color="000000"/>
+                <w:left w:val="none" w:sz="0" w:space="0" w:color="000000"/>
+                <w:right w:val="none" w:sz="0" w:space="0" w:color="000000"/>
+              </w:pBdr>
+              <w:spacing w:after="100" w:before="100" w:line="240"/>
+              <w:ind w:left="100" w:right="100" w:firstLine="0" w:firstLineChars="0"/>
+              <w:rPr>
+                <w:rFonts w:ascii="Times New Roman" w:hAnsi="Times New Roman" w:eastAsia="Times New Roman" w:cs="Times New Roman"/>
+                <w:i w:val="false"/>
+                <w:b w:val="false"/>
+                <w:u w:val="none"/>
+                <w:strike w:val="false"/>
+                <w:sz w:val="18"/>
+                <w:szCs w:val="18"/>
+                <w:color w:val="000000"/>
+              </w:rPr>
+            </w:pPr>
+            <w:r>
+              <w:rPr>
+                <w:rFonts w:ascii="Times New Roman" w:hAnsi="Times New Roman" w:eastAsia="Times New Roman" w:cs="Times New Roman"/>
+                <w:i w:val="false"/>
+                <w:b w:val="false"/>
+                <w:u w:val="none"/>
+                <w:strike w:val="false"/>
+                <w:sz w:val="18"/>
+                <w:szCs w:val="18"/>
+                <w:color w:val="000000"/>
+              </w:rPr>
+              <w:t xml:space="preserve">58 (27.2%)</w:t>
             </w:r>
           </w:p>
         </w:tc>
@@ -17633,7 +17633,7 @@
                 <w:szCs w:val="18"/>
                 <w:color w:val="000000"/>
               </w:rPr>
-              <w:t xml:space="preserve">11 (5.3%)</w:t>
+              <w:t xml:space="preserve">11 (5.2%)</w:t>
             </w:r>
           </w:p>
         </w:tc>
@@ -17968,7 +17968,7 @@
                 <w:szCs w:val="18"/>
                 <w:color w:val="000000"/>
               </w:rPr>
-              <w:t xml:space="preserve">15 (7.1%)</w:t>
+              <w:t xml:space="preserve">15 (7.0%)</w:t>
             </w:r>
           </w:p>
         </w:tc>
@@ -18418,117 +18418,117 @@
                 <w:szCs w:val="18"/>
                 <w:color w:val="000000"/>
               </w:rPr>
-              <w:t xml:space="preserve">144 (34.3%)</w:t>
-            </w:r>
-          </w:p>
-        </w:tc>
-        <w:tc>
-          <w:tcPr>
-            <w:tcBorders>
-              <w:bottom w:val="none" w:sz="0" w:space="0" w:color="000000"/>
-              <w:top w:val="none" w:sz="0" w:space="0" w:color="000000"/>
-              <w:left w:val="none" w:sz="0" w:space="0" w:color="000000"/>
-              <w:right w:val="none" w:sz="0" w:space="0" w:color="000000"/>
-            </w:tcBorders>
-            <w:shd w:val="clear" w:color="auto" w:fill="FFFFFF"/>
-            <w:tcMar>
-              <w:top w:w="0" w:type="dxa"/>
-              <w:bottom w:w="0" w:type="dxa"/>
-              <w:left w:w="0" w:type="dxa"/>
-              <w:right w:w="0" w:type="dxa"/>
-            </w:tcMar>
-            <w:vAlign w:val="top"/>
-          </w:tcPr>
-          <w:p>
-            <w:pPr>
-              <w:pStyle w:val="Normal"/>
-              <w:jc w:val="center"/>
-              <w:pBdr>
-                <w:bottom w:val="none" w:sz="0" w:space="0" w:color="000000"/>
-                <w:top w:val="none" w:sz="0" w:space="0" w:color="000000"/>
-                <w:left w:val="none" w:sz="0" w:space="0" w:color="000000"/>
-                <w:right w:val="none" w:sz="0" w:space="0" w:color="000000"/>
-              </w:pBdr>
-              <w:spacing w:after="100" w:before="100" w:line="240"/>
-              <w:ind w:left="100" w:right="100" w:firstLine="0" w:firstLineChars="0"/>
-              <w:rPr>
-                <w:rFonts w:ascii="Times New Roman" w:hAnsi="Times New Roman" w:eastAsia="Times New Roman" w:cs="Times New Roman"/>
-                <w:i w:val="false"/>
-                <w:b w:val="false"/>
-                <w:u w:val="none"/>
-                <w:strike w:val="false"/>
-                <w:sz w:val="18"/>
-                <w:szCs w:val="18"/>
-                <w:color w:val="000000"/>
-              </w:rPr>
-            </w:pPr>
-            <w:r>
-              <w:rPr>
-                <w:rFonts w:ascii="Times New Roman" w:hAnsi="Times New Roman" w:eastAsia="Times New Roman" w:cs="Times New Roman"/>
-                <w:i w:val="false"/>
-                <w:b w:val="false"/>
-                <w:u w:val="none"/>
-                <w:strike w:val="false"/>
-                <w:sz w:val="18"/>
-                <w:szCs w:val="18"/>
-                <w:color w:val="000000"/>
-              </w:rPr>
-              <w:t xml:space="preserve">80 (38.3%)</w:t>
-            </w:r>
-          </w:p>
-        </w:tc>
-        <w:tc>
-          <w:tcPr>
-            <w:tcBorders>
-              <w:bottom w:val="none" w:sz="0" w:space="0" w:color="000000"/>
-              <w:top w:val="none" w:sz="0" w:space="0" w:color="000000"/>
-              <w:left w:val="none" w:sz="0" w:space="0" w:color="000000"/>
-              <w:right w:val="none" w:sz="0" w:space="0" w:color="000000"/>
-            </w:tcBorders>
-            <w:shd w:val="clear" w:color="auto" w:fill="FFFFFF"/>
-            <w:tcMar>
-              <w:top w:w="0" w:type="dxa"/>
-              <w:bottom w:w="0" w:type="dxa"/>
-              <w:left w:w="0" w:type="dxa"/>
-              <w:right w:w="0" w:type="dxa"/>
-            </w:tcMar>
-            <w:vAlign w:val="top"/>
-          </w:tcPr>
-          <w:p>
-            <w:pPr>
-              <w:pStyle w:val="Normal"/>
-              <w:jc w:val="center"/>
-              <w:pBdr>
-                <w:bottom w:val="none" w:sz="0" w:space="0" w:color="000000"/>
-                <w:top w:val="none" w:sz="0" w:space="0" w:color="000000"/>
-                <w:left w:val="none" w:sz="0" w:space="0" w:color="000000"/>
-                <w:right w:val="none" w:sz="0" w:space="0" w:color="000000"/>
-              </w:pBdr>
-              <w:spacing w:after="100" w:before="100" w:line="240"/>
-              <w:ind w:left="100" w:right="100" w:firstLine="0" w:firstLineChars="0"/>
-              <w:rPr>
-                <w:rFonts w:ascii="Times New Roman" w:hAnsi="Times New Roman" w:eastAsia="Times New Roman" w:cs="Times New Roman"/>
-                <w:i w:val="false"/>
-                <w:b w:val="false"/>
-                <w:u w:val="none"/>
-                <w:strike w:val="false"/>
-                <w:sz w:val="18"/>
-                <w:szCs w:val="18"/>
-                <w:color w:val="000000"/>
-              </w:rPr>
-            </w:pPr>
-            <w:r>
-              <w:rPr>
-                <w:rFonts w:ascii="Times New Roman" w:hAnsi="Times New Roman" w:eastAsia="Times New Roman" w:cs="Times New Roman"/>
-                <w:i w:val="false"/>
-                <w:b w:val="false"/>
-                <w:u w:val="none"/>
-                <w:strike w:val="false"/>
-                <w:sz w:val="18"/>
-                <w:szCs w:val="18"/>
-                <w:color w:val="000000"/>
-              </w:rPr>
-              <w:t xml:space="preserve">64 (30.3%)</w:t>
+              <w:t xml:space="preserve">144 (34.0%)</w:t>
+            </w:r>
+          </w:p>
+        </w:tc>
+        <w:tc>
+          <w:tcPr>
+            <w:tcBorders>
+              <w:bottom w:val="none" w:sz="0" w:space="0" w:color="000000"/>
+              <w:top w:val="none" w:sz="0" w:space="0" w:color="000000"/>
+              <w:left w:val="none" w:sz="0" w:space="0" w:color="000000"/>
+              <w:right w:val="none" w:sz="0" w:space="0" w:color="000000"/>
+            </w:tcBorders>
+            <w:shd w:val="clear" w:color="auto" w:fill="FFFFFF"/>
+            <w:tcMar>
+              <w:top w:w="0" w:type="dxa"/>
+              <w:bottom w:w="0" w:type="dxa"/>
+              <w:left w:w="0" w:type="dxa"/>
+              <w:right w:w="0" w:type="dxa"/>
+            </w:tcMar>
+            <w:vAlign w:val="top"/>
+          </w:tcPr>
+          <w:p>
+            <w:pPr>
+              <w:pStyle w:val="Normal"/>
+              <w:jc w:val="center"/>
+              <w:pBdr>
+                <w:bottom w:val="none" w:sz="0" w:space="0" w:color="000000"/>
+                <w:top w:val="none" w:sz="0" w:space="0" w:color="000000"/>
+                <w:left w:val="none" w:sz="0" w:space="0" w:color="000000"/>
+                <w:right w:val="none" w:sz="0" w:space="0" w:color="000000"/>
+              </w:pBdr>
+              <w:spacing w:after="100" w:before="100" w:line="240"/>
+              <w:ind w:left="100" w:right="100" w:firstLine="0" w:firstLineChars="0"/>
+              <w:rPr>
+                <w:rFonts w:ascii="Times New Roman" w:hAnsi="Times New Roman" w:eastAsia="Times New Roman" w:cs="Times New Roman"/>
+                <w:i w:val="false"/>
+                <w:b w:val="false"/>
+                <w:u w:val="none"/>
+                <w:strike w:val="false"/>
+                <w:sz w:val="18"/>
+                <w:szCs w:val="18"/>
+                <w:color w:val="000000"/>
+              </w:rPr>
+            </w:pPr>
+            <w:r>
+              <w:rPr>
+                <w:rFonts w:ascii="Times New Roman" w:hAnsi="Times New Roman" w:eastAsia="Times New Roman" w:cs="Times New Roman"/>
+                <w:i w:val="false"/>
+                <w:b w:val="false"/>
+                <w:u w:val="none"/>
+                <w:strike w:val="false"/>
+                <w:sz w:val="18"/>
+                <w:szCs w:val="18"/>
+                <w:color w:val="000000"/>
+              </w:rPr>
+              <w:t xml:space="preserve">80 (38.1%)</w:t>
+            </w:r>
+          </w:p>
+        </w:tc>
+        <w:tc>
+          <w:tcPr>
+            <w:tcBorders>
+              <w:bottom w:val="none" w:sz="0" w:space="0" w:color="000000"/>
+              <w:top w:val="none" w:sz="0" w:space="0" w:color="000000"/>
+              <w:left w:val="none" w:sz="0" w:space="0" w:color="000000"/>
+              <w:right w:val="none" w:sz="0" w:space="0" w:color="000000"/>
+            </w:tcBorders>
+            <w:shd w:val="clear" w:color="auto" w:fill="FFFFFF"/>
+            <w:tcMar>
+              <w:top w:w="0" w:type="dxa"/>
+              <w:bottom w:w="0" w:type="dxa"/>
+              <w:left w:w="0" w:type="dxa"/>
+              <w:right w:w="0" w:type="dxa"/>
+            </w:tcMar>
+            <w:vAlign w:val="top"/>
+          </w:tcPr>
+          <w:p>
+            <w:pPr>
+              <w:pStyle w:val="Normal"/>
+              <w:jc w:val="center"/>
+              <w:pBdr>
+                <w:bottom w:val="none" w:sz="0" w:space="0" w:color="000000"/>
+                <w:top w:val="none" w:sz="0" w:space="0" w:color="000000"/>
+                <w:left w:val="none" w:sz="0" w:space="0" w:color="000000"/>
+                <w:right w:val="none" w:sz="0" w:space="0" w:color="000000"/>
+              </w:pBdr>
+              <w:spacing w:after="100" w:before="100" w:line="240"/>
+              <w:ind w:left="100" w:right="100" w:firstLine="0" w:firstLineChars="0"/>
+              <w:rPr>
+                <w:rFonts w:ascii="Times New Roman" w:hAnsi="Times New Roman" w:eastAsia="Times New Roman" w:cs="Times New Roman"/>
+                <w:i w:val="false"/>
+                <w:b w:val="false"/>
+                <w:u w:val="none"/>
+                <w:strike w:val="false"/>
+                <w:sz w:val="18"/>
+                <w:szCs w:val="18"/>
+                <w:color w:val="000000"/>
+              </w:rPr>
+            </w:pPr>
+            <w:r>
+              <w:rPr>
+                <w:rFonts w:ascii="Times New Roman" w:hAnsi="Times New Roman" w:eastAsia="Times New Roman" w:cs="Times New Roman"/>
+                <w:i w:val="false"/>
+                <w:b w:val="false"/>
+                <w:u w:val="none"/>
+                <w:strike w:val="false"/>
+                <w:sz w:val="18"/>
+                <w:szCs w:val="18"/>
+                <w:color w:val="000000"/>
+              </w:rPr>
+              <w:t xml:space="preserve">64 (30.0%)</w:t>
             </w:r>
           </w:p>
         </w:tc>
@@ -19088,7 +19088,7 @@
                 <w:szCs w:val="18"/>
                 <w:color w:val="000000"/>
               </w:rPr>
-              <w:t xml:space="preserve">20 (9.5%)</w:t>
+              <w:t xml:space="preserve">20 (9.4%)</w:t>
             </w:r>
           </w:p>
         </w:tc>
@@ -19703,7 +19703,7 @@
                 <w:szCs w:val="18"/>
                 <w:color w:val="000000"/>
               </w:rPr>
-              <w:t xml:space="preserve">0.575</w:t>
+              <w:t xml:space="preserve">0.549</w:t>
             </w:r>
           </w:p>
         </w:tc>
@@ -19818,117 +19818,117 @@
                 <w:szCs w:val="18"/>
                 <w:color w:val="000000"/>
               </w:rPr>
-              <w:t xml:space="preserve">196 (50.1%)</w:t>
-            </w:r>
-          </w:p>
-        </w:tc>
-        <w:tc>
-          <w:tcPr>
-            <w:tcBorders>
-              <w:bottom w:val="none" w:sz="0" w:space="0" w:color="000000"/>
-              <w:top w:val="none" w:sz="0" w:space="0" w:color="000000"/>
-              <w:left w:val="none" w:sz="0" w:space="0" w:color="000000"/>
-              <w:right w:val="none" w:sz="0" w:space="0" w:color="000000"/>
-            </w:tcBorders>
-            <w:shd w:val="clear" w:color="auto" w:fill="FFFFFF"/>
-            <w:tcMar>
-              <w:top w:w="0" w:type="dxa"/>
-              <w:bottom w:w="0" w:type="dxa"/>
-              <w:left w:w="0" w:type="dxa"/>
-              <w:right w:w="0" w:type="dxa"/>
-            </w:tcMar>
-            <w:vAlign w:val="top"/>
-          </w:tcPr>
-          <w:p>
-            <w:pPr>
-              <w:pStyle w:val="Normal"/>
-              <w:jc w:val="center"/>
-              <w:pBdr>
-                <w:bottom w:val="none" w:sz="0" w:space="0" w:color="000000"/>
-                <w:top w:val="none" w:sz="0" w:space="0" w:color="000000"/>
-                <w:left w:val="none" w:sz="0" w:space="0" w:color="000000"/>
-                <w:right w:val="none" w:sz="0" w:space="0" w:color="000000"/>
-              </w:pBdr>
-              <w:spacing w:after="100" w:before="100" w:line="240"/>
-              <w:ind w:left="100" w:right="100" w:firstLine="0" w:firstLineChars="0"/>
-              <w:rPr>
-                <w:rFonts w:ascii="Times New Roman" w:hAnsi="Times New Roman" w:eastAsia="Times New Roman" w:cs="Times New Roman"/>
-                <w:i w:val="false"/>
-                <w:b w:val="false"/>
-                <w:u w:val="none"/>
-                <w:strike w:val="false"/>
-                <w:sz w:val="18"/>
-                <w:szCs w:val="18"/>
-                <w:color w:val="000000"/>
-              </w:rPr>
-            </w:pPr>
-            <w:r>
-              <w:rPr>
-                <w:rFonts w:ascii="Times New Roman" w:hAnsi="Times New Roman" w:eastAsia="Times New Roman" w:cs="Times New Roman"/>
-                <w:i w:val="false"/>
-                <w:b w:val="false"/>
-                <w:u w:val="none"/>
-                <w:strike w:val="false"/>
-                <w:sz w:val="18"/>
-                <w:szCs w:val="18"/>
-                <w:color w:val="000000"/>
-              </w:rPr>
-              <w:t xml:space="preserve">95 (51.6%)</w:t>
-            </w:r>
-          </w:p>
-        </w:tc>
-        <w:tc>
-          <w:tcPr>
-            <w:tcBorders>
-              <w:bottom w:val="none" w:sz="0" w:space="0" w:color="000000"/>
-              <w:top w:val="none" w:sz="0" w:space="0" w:color="000000"/>
-              <w:left w:val="none" w:sz="0" w:space="0" w:color="000000"/>
-              <w:right w:val="none" w:sz="0" w:space="0" w:color="000000"/>
-            </w:tcBorders>
-            <w:shd w:val="clear" w:color="auto" w:fill="FFFFFF"/>
-            <w:tcMar>
-              <w:top w:w="0" w:type="dxa"/>
-              <w:bottom w:w="0" w:type="dxa"/>
-              <w:left w:w="0" w:type="dxa"/>
-              <w:right w:w="0" w:type="dxa"/>
-            </w:tcMar>
-            <w:vAlign w:val="top"/>
-          </w:tcPr>
-          <w:p>
-            <w:pPr>
-              <w:pStyle w:val="Normal"/>
-              <w:jc w:val="center"/>
-              <w:pBdr>
-                <w:bottom w:val="none" w:sz="0" w:space="0" w:color="000000"/>
-                <w:top w:val="none" w:sz="0" w:space="0" w:color="000000"/>
-                <w:left w:val="none" w:sz="0" w:space="0" w:color="000000"/>
-                <w:right w:val="none" w:sz="0" w:space="0" w:color="000000"/>
-              </w:pBdr>
-              <w:spacing w:after="100" w:before="100" w:line="240"/>
-              <w:ind w:left="100" w:right="100" w:firstLine="0" w:firstLineChars="0"/>
-              <w:rPr>
-                <w:rFonts w:ascii="Times New Roman" w:hAnsi="Times New Roman" w:eastAsia="Times New Roman" w:cs="Times New Roman"/>
-                <w:i w:val="false"/>
-                <w:b w:val="false"/>
-                <w:u w:val="none"/>
-                <w:strike w:val="false"/>
-                <w:sz w:val="18"/>
-                <w:szCs w:val="18"/>
-                <w:color w:val="000000"/>
-              </w:rPr>
-            </w:pPr>
-            <w:r>
-              <w:rPr>
-                <w:rFonts w:ascii="Times New Roman" w:hAnsi="Times New Roman" w:eastAsia="Times New Roman" w:cs="Times New Roman"/>
-                <w:i w:val="false"/>
-                <w:b w:val="false"/>
-                <w:u w:val="none"/>
-                <w:strike w:val="false"/>
-                <w:sz w:val="18"/>
-                <w:szCs w:val="18"/>
-                <w:color w:val="000000"/>
-              </w:rPr>
-              <w:t xml:space="preserve">101 (48.8%)</w:t>
+              <w:t xml:space="preserve">196 (49.7%)</w:t>
+            </w:r>
+          </w:p>
+        </w:tc>
+        <w:tc>
+          <w:tcPr>
+            <w:tcBorders>
+              <w:bottom w:val="none" w:sz="0" w:space="0" w:color="000000"/>
+              <w:top w:val="none" w:sz="0" w:space="0" w:color="000000"/>
+              <w:left w:val="none" w:sz="0" w:space="0" w:color="000000"/>
+              <w:right w:val="none" w:sz="0" w:space="0" w:color="000000"/>
+            </w:tcBorders>
+            <w:shd w:val="clear" w:color="auto" w:fill="FFFFFF"/>
+            <w:tcMar>
+              <w:top w:w="0" w:type="dxa"/>
+              <w:bottom w:w="0" w:type="dxa"/>
+              <w:left w:w="0" w:type="dxa"/>
+              <w:right w:w="0" w:type="dxa"/>
+            </w:tcMar>
+            <w:vAlign w:val="top"/>
+          </w:tcPr>
+          <w:p>
+            <w:pPr>
+              <w:pStyle w:val="Normal"/>
+              <w:jc w:val="center"/>
+              <w:pBdr>
+                <w:bottom w:val="none" w:sz="0" w:space="0" w:color="000000"/>
+                <w:top w:val="none" w:sz="0" w:space="0" w:color="000000"/>
+                <w:left w:val="none" w:sz="0" w:space="0" w:color="000000"/>
+                <w:right w:val="none" w:sz="0" w:space="0" w:color="000000"/>
+              </w:pBdr>
+              <w:spacing w:after="100" w:before="100" w:line="240"/>
+              <w:ind w:left="100" w:right="100" w:firstLine="0" w:firstLineChars="0"/>
+              <w:rPr>
+                <w:rFonts w:ascii="Times New Roman" w:hAnsi="Times New Roman" w:eastAsia="Times New Roman" w:cs="Times New Roman"/>
+                <w:i w:val="false"/>
+                <w:b w:val="false"/>
+                <w:u w:val="none"/>
+                <w:strike w:val="false"/>
+                <w:sz w:val="18"/>
+                <w:szCs w:val="18"/>
+                <w:color w:val="000000"/>
+              </w:rPr>
+            </w:pPr>
+            <w:r>
+              <w:rPr>
+                <w:rFonts w:ascii="Times New Roman" w:hAnsi="Times New Roman" w:eastAsia="Times New Roman" w:cs="Times New Roman"/>
+                <w:i w:val="false"/>
+                <w:b w:val="false"/>
+                <w:u w:val="none"/>
+                <w:strike w:val="false"/>
+                <w:sz w:val="18"/>
+                <w:szCs w:val="18"/>
+                <w:color w:val="000000"/>
+              </w:rPr>
+              <w:t xml:space="preserve">95 (51.4%)</w:t>
+            </w:r>
+          </w:p>
+        </w:tc>
+        <w:tc>
+          <w:tcPr>
+            <w:tcBorders>
+              <w:bottom w:val="none" w:sz="0" w:space="0" w:color="000000"/>
+              <w:top w:val="none" w:sz="0" w:space="0" w:color="000000"/>
+              <w:left w:val="none" w:sz="0" w:space="0" w:color="000000"/>
+              <w:right w:val="none" w:sz="0" w:space="0" w:color="000000"/>
+            </w:tcBorders>
+            <w:shd w:val="clear" w:color="auto" w:fill="FFFFFF"/>
+            <w:tcMar>
+              <w:top w:w="0" w:type="dxa"/>
+              <w:bottom w:w="0" w:type="dxa"/>
+              <w:left w:w="0" w:type="dxa"/>
+              <w:right w:w="0" w:type="dxa"/>
+            </w:tcMar>
+            <w:vAlign w:val="top"/>
+          </w:tcPr>
+          <w:p>
+            <w:pPr>
+              <w:pStyle w:val="Normal"/>
+              <w:jc w:val="center"/>
+              <w:pBdr>
+                <w:bottom w:val="none" w:sz="0" w:space="0" w:color="000000"/>
+                <w:top w:val="none" w:sz="0" w:space="0" w:color="000000"/>
+                <w:left w:val="none" w:sz="0" w:space="0" w:color="000000"/>
+                <w:right w:val="none" w:sz="0" w:space="0" w:color="000000"/>
+              </w:pBdr>
+              <w:spacing w:after="100" w:before="100" w:line="240"/>
+              <w:ind w:left="100" w:right="100" w:firstLine="0" w:firstLineChars="0"/>
+              <w:rPr>
+                <w:rFonts w:ascii="Times New Roman" w:hAnsi="Times New Roman" w:eastAsia="Times New Roman" w:cs="Times New Roman"/>
+                <w:i w:val="false"/>
+                <w:b w:val="false"/>
+                <w:u w:val="none"/>
+                <w:strike w:val="false"/>
+                <w:sz w:val="18"/>
+                <w:szCs w:val="18"/>
+                <w:color w:val="000000"/>
+              </w:rPr>
+            </w:pPr>
+            <w:r>
+              <w:rPr>
+                <w:rFonts w:ascii="Times New Roman" w:hAnsi="Times New Roman" w:eastAsia="Times New Roman" w:cs="Times New Roman"/>
+                <w:i w:val="false"/>
+                <w:b w:val="false"/>
+                <w:u w:val="none"/>
+                <w:strike w:val="false"/>
+                <w:sz w:val="18"/>
+                <w:szCs w:val="18"/>
+                <w:color w:val="000000"/>
+              </w:rPr>
+              <w:t xml:space="preserve">101 (48.3%)</w:t>
             </w:r>
           </w:p>
         </w:tc>
@@ -20098,117 +20098,117 @@
                 <w:szCs w:val="18"/>
                 <w:color w:val="000000"/>
               </w:rPr>
-              <w:t xml:space="preserve">195 (49.9%)</w:t>
-            </w:r>
-          </w:p>
-        </w:tc>
-        <w:tc>
-          <w:tcPr>
-            <w:tcBorders>
-              <w:bottom w:val="none" w:sz="0" w:space="0" w:color="000000"/>
-              <w:top w:val="none" w:sz="0" w:space="0" w:color="000000"/>
-              <w:left w:val="none" w:sz="0" w:space="0" w:color="000000"/>
-              <w:right w:val="none" w:sz="0" w:space="0" w:color="000000"/>
-            </w:tcBorders>
-            <w:shd w:val="clear" w:color="auto" w:fill="FFFFFF"/>
-            <w:tcMar>
-              <w:top w:w="0" w:type="dxa"/>
-              <w:bottom w:w="0" w:type="dxa"/>
-              <w:left w:w="0" w:type="dxa"/>
-              <w:right w:w="0" w:type="dxa"/>
-            </w:tcMar>
-            <w:vAlign w:val="top"/>
-          </w:tcPr>
-          <w:p>
-            <w:pPr>
-              <w:pStyle w:val="Normal"/>
-              <w:jc w:val="center"/>
-              <w:pBdr>
-                <w:bottom w:val="none" w:sz="0" w:space="0" w:color="000000"/>
-                <w:top w:val="none" w:sz="0" w:space="0" w:color="000000"/>
-                <w:left w:val="none" w:sz="0" w:space="0" w:color="000000"/>
-                <w:right w:val="none" w:sz="0" w:space="0" w:color="000000"/>
-              </w:pBdr>
-              <w:spacing w:after="100" w:before="100" w:line="240"/>
-              <w:ind w:left="100" w:right="100" w:firstLine="0" w:firstLineChars="0"/>
-              <w:rPr>
-                <w:rFonts w:ascii="Times New Roman" w:hAnsi="Times New Roman" w:eastAsia="Times New Roman" w:cs="Times New Roman"/>
-                <w:i w:val="false"/>
-                <w:b w:val="false"/>
-                <w:u w:val="none"/>
-                <w:strike w:val="false"/>
-                <w:sz w:val="18"/>
-                <w:szCs w:val="18"/>
-                <w:color w:val="000000"/>
-              </w:rPr>
-            </w:pPr>
-            <w:r>
-              <w:rPr>
-                <w:rFonts w:ascii="Times New Roman" w:hAnsi="Times New Roman" w:eastAsia="Times New Roman" w:cs="Times New Roman"/>
-                <w:i w:val="false"/>
-                <w:b w:val="false"/>
-                <w:u w:val="none"/>
-                <w:strike w:val="false"/>
-                <w:sz w:val="18"/>
-                <w:szCs w:val="18"/>
-                <w:color w:val="000000"/>
-              </w:rPr>
-              <w:t xml:space="preserve">89 (48.4%)</w:t>
-            </w:r>
-          </w:p>
-        </w:tc>
-        <w:tc>
-          <w:tcPr>
-            <w:tcBorders>
-              <w:bottom w:val="none" w:sz="0" w:space="0" w:color="000000"/>
-              <w:top w:val="none" w:sz="0" w:space="0" w:color="000000"/>
-              <w:left w:val="none" w:sz="0" w:space="0" w:color="000000"/>
-              <w:right w:val="none" w:sz="0" w:space="0" w:color="000000"/>
-            </w:tcBorders>
-            <w:shd w:val="clear" w:color="auto" w:fill="FFFFFF"/>
-            <w:tcMar>
-              <w:top w:w="0" w:type="dxa"/>
-              <w:bottom w:w="0" w:type="dxa"/>
-              <w:left w:w="0" w:type="dxa"/>
-              <w:right w:w="0" w:type="dxa"/>
-            </w:tcMar>
-            <w:vAlign w:val="top"/>
-          </w:tcPr>
-          <w:p>
-            <w:pPr>
-              <w:pStyle w:val="Normal"/>
-              <w:jc w:val="center"/>
-              <w:pBdr>
-                <w:bottom w:val="none" w:sz="0" w:space="0" w:color="000000"/>
-                <w:top w:val="none" w:sz="0" w:space="0" w:color="000000"/>
-                <w:left w:val="none" w:sz="0" w:space="0" w:color="000000"/>
-                <w:right w:val="none" w:sz="0" w:space="0" w:color="000000"/>
-              </w:pBdr>
-              <w:spacing w:after="100" w:before="100" w:line="240"/>
-              <w:ind w:left="100" w:right="100" w:firstLine="0" w:firstLineChars="0"/>
-              <w:rPr>
-                <w:rFonts w:ascii="Times New Roman" w:hAnsi="Times New Roman" w:eastAsia="Times New Roman" w:cs="Times New Roman"/>
-                <w:i w:val="false"/>
-                <w:b w:val="false"/>
-                <w:u w:val="none"/>
-                <w:strike w:val="false"/>
-                <w:sz w:val="18"/>
-                <w:szCs w:val="18"/>
-                <w:color w:val="000000"/>
-              </w:rPr>
-            </w:pPr>
-            <w:r>
-              <w:rPr>
-                <w:rFonts w:ascii="Times New Roman" w:hAnsi="Times New Roman" w:eastAsia="Times New Roman" w:cs="Times New Roman"/>
-                <w:i w:val="false"/>
-                <w:b w:val="false"/>
-                <w:u w:val="none"/>
-                <w:strike w:val="false"/>
-                <w:sz w:val="18"/>
-                <w:szCs w:val="18"/>
-                <w:color w:val="000000"/>
-              </w:rPr>
-              <w:t xml:space="preserve">106 (51.2%)</w:t>
+              <w:t xml:space="preserve">198 (50.3%)</w:t>
+            </w:r>
+          </w:p>
+        </w:tc>
+        <w:tc>
+          <w:tcPr>
+            <w:tcBorders>
+              <w:bottom w:val="none" w:sz="0" w:space="0" w:color="000000"/>
+              <w:top w:val="none" w:sz="0" w:space="0" w:color="000000"/>
+              <w:left w:val="none" w:sz="0" w:space="0" w:color="000000"/>
+              <w:right w:val="none" w:sz="0" w:space="0" w:color="000000"/>
+            </w:tcBorders>
+            <w:shd w:val="clear" w:color="auto" w:fill="FFFFFF"/>
+            <w:tcMar>
+              <w:top w:w="0" w:type="dxa"/>
+              <w:bottom w:w="0" w:type="dxa"/>
+              <w:left w:w="0" w:type="dxa"/>
+              <w:right w:w="0" w:type="dxa"/>
+            </w:tcMar>
+            <w:vAlign w:val="top"/>
+          </w:tcPr>
+          <w:p>
+            <w:pPr>
+              <w:pStyle w:val="Normal"/>
+              <w:jc w:val="center"/>
+              <w:pBdr>
+                <w:bottom w:val="none" w:sz="0" w:space="0" w:color="000000"/>
+                <w:top w:val="none" w:sz="0" w:space="0" w:color="000000"/>
+                <w:left w:val="none" w:sz="0" w:space="0" w:color="000000"/>
+                <w:right w:val="none" w:sz="0" w:space="0" w:color="000000"/>
+              </w:pBdr>
+              <w:spacing w:after="100" w:before="100" w:line="240"/>
+              <w:ind w:left="100" w:right="100" w:firstLine="0" w:firstLineChars="0"/>
+              <w:rPr>
+                <w:rFonts w:ascii="Times New Roman" w:hAnsi="Times New Roman" w:eastAsia="Times New Roman" w:cs="Times New Roman"/>
+                <w:i w:val="false"/>
+                <w:b w:val="false"/>
+                <w:u w:val="none"/>
+                <w:strike w:val="false"/>
+                <w:sz w:val="18"/>
+                <w:szCs w:val="18"/>
+                <w:color w:val="000000"/>
+              </w:rPr>
+            </w:pPr>
+            <w:r>
+              <w:rPr>
+                <w:rFonts w:ascii="Times New Roman" w:hAnsi="Times New Roman" w:eastAsia="Times New Roman" w:cs="Times New Roman"/>
+                <w:i w:val="false"/>
+                <w:b w:val="false"/>
+                <w:u w:val="none"/>
+                <w:strike w:val="false"/>
+                <w:sz w:val="18"/>
+                <w:szCs w:val="18"/>
+                <w:color w:val="000000"/>
+              </w:rPr>
+              <w:t xml:space="preserve">90 (48.6%)</w:t>
+            </w:r>
+          </w:p>
+        </w:tc>
+        <w:tc>
+          <w:tcPr>
+            <w:tcBorders>
+              <w:bottom w:val="none" w:sz="0" w:space="0" w:color="000000"/>
+              <w:top w:val="none" w:sz="0" w:space="0" w:color="000000"/>
+              <w:left w:val="none" w:sz="0" w:space="0" w:color="000000"/>
+              <w:right w:val="none" w:sz="0" w:space="0" w:color="000000"/>
+            </w:tcBorders>
+            <w:shd w:val="clear" w:color="auto" w:fill="FFFFFF"/>
+            <w:tcMar>
+              <w:top w:w="0" w:type="dxa"/>
+              <w:bottom w:w="0" w:type="dxa"/>
+              <w:left w:w="0" w:type="dxa"/>
+              <w:right w:w="0" w:type="dxa"/>
+            </w:tcMar>
+            <w:vAlign w:val="top"/>
+          </w:tcPr>
+          <w:p>
+            <w:pPr>
+              <w:pStyle w:val="Normal"/>
+              <w:jc w:val="center"/>
+              <w:pBdr>
+                <w:bottom w:val="none" w:sz="0" w:space="0" w:color="000000"/>
+                <w:top w:val="none" w:sz="0" w:space="0" w:color="000000"/>
+                <w:left w:val="none" w:sz="0" w:space="0" w:color="000000"/>
+                <w:right w:val="none" w:sz="0" w:space="0" w:color="000000"/>
+              </w:pBdr>
+              <w:spacing w:after="100" w:before="100" w:line="240"/>
+              <w:ind w:left="100" w:right="100" w:firstLine="0" w:firstLineChars="0"/>
+              <w:rPr>
+                <w:rFonts w:ascii="Times New Roman" w:hAnsi="Times New Roman" w:eastAsia="Times New Roman" w:cs="Times New Roman"/>
+                <w:i w:val="false"/>
+                <w:b w:val="false"/>
+                <w:u w:val="none"/>
+                <w:strike w:val="false"/>
+                <w:sz w:val="18"/>
+                <w:szCs w:val="18"/>
+                <w:color w:val="000000"/>
+              </w:rPr>
+            </w:pPr>
+            <w:r>
+              <w:rPr>
+                <w:rFonts w:ascii="Times New Roman" w:hAnsi="Times New Roman" w:eastAsia="Times New Roman" w:cs="Times New Roman"/>
+                <w:i w:val="false"/>
+                <w:b w:val="false"/>
+                <w:u w:val="none"/>
+                <w:strike w:val="false"/>
+                <w:sz w:val="18"/>
+                <w:szCs w:val="18"/>
+                <w:color w:val="000000"/>
+              </w:rPr>
+              <w:t xml:space="preserve">108 (51.7%)</w:t>
             </w:r>
           </w:p>
         </w:tc>
